--- a/C_codespace/2 kurs/3-rd senester/programming languages/laboratory work/3-rd lab/Vlad/Отчёт 3 лаба.docx
+++ b/C_codespace/2 kurs/3-rd senester/programming languages/laboratory work/3-rd lab/Vlad/Отчёт 3 лаба.docx
@@ -1,6 +1,6 @@
 
 <file path=word/document.xml><?xml version="1.0" encoding="utf-8"?>
-<w:document xmlns:wpc="http://schemas.microsoft.com/office/word/2010/wordprocessingCanvas" xmlns:mc="http://schemas.openxmlformats.org/markup-compatibility/2006" xmlns:o="urn:schemas-microsoft-com:office:office" xmlns:r="http://schemas.openxmlformats.org/officeDocument/2006/relationships" xmlns:m="http://schemas.openxmlformats.org/officeDocument/2006/math" xmlns:v="urn:schemas-microsoft-com:vml" xmlns:wp14="http://schemas.microsoft.com/office/word/2010/wordprocessingDrawing" xmlns:wp="http://schemas.openxmlformats.org/drawingml/2006/wordprocessingDrawing" xmlns:w10="urn:schemas-microsoft-com:office:word" xmlns:w="http://schemas.openxmlformats.org/wordprocessingml/2006/main" xmlns:w14="http://schemas.microsoft.com/office/word/2010/wordml" xmlns:w15="http://schemas.microsoft.com/office/word/2012/wordml" xmlns:wpg="http://schemas.microsoft.com/office/word/2010/wordprocessingGroup" xmlns:wpi="http://schemas.microsoft.com/office/word/2010/wordprocessingInk" xmlns:wne="http://schemas.microsoft.com/office/word/2006/wordml" xmlns:wps="http://schemas.microsoft.com/office/word/2010/wordprocessingShape" mc:Ignorable="w14 w15 wp14">
+<w:document xmlns:wpc="http://schemas.microsoft.com/office/word/2010/wordprocessingCanvas" xmlns:cx="http://schemas.microsoft.com/office/drawing/2014/chartex" xmlns:cx1="http://schemas.microsoft.com/office/drawing/2015/9/8/chartex" xmlns:cx2="http://schemas.microsoft.com/office/drawing/2015/10/21/chartex" xmlns:cx3="http://schemas.microsoft.com/office/drawing/2016/5/9/chartex" xmlns:cx4="http://schemas.microsoft.com/office/drawing/2016/5/10/chartex" xmlns:cx5="http://schemas.microsoft.com/office/drawing/2016/5/11/chartex" xmlns:cx6="http://schemas.microsoft.com/office/drawing/2016/5/12/chartex" xmlns:cx7="http://schemas.microsoft.com/office/drawing/2016/5/13/chartex" xmlns:cx8="http://schemas.microsoft.com/office/drawing/2016/5/14/chartex" xmlns:mc="http://schemas.openxmlformats.org/markup-compatibility/2006" xmlns:aink="http://schemas.microsoft.com/office/drawing/2016/ink" xmlns:am3d="http://schemas.microsoft.com/office/drawing/2017/model3d" xmlns:o="urn:schemas-microsoft-com:office:office" xmlns:oel="http://schemas.microsoft.com/office/2019/extlst" xmlns:r="http://schemas.openxmlformats.org/officeDocument/2006/relationships" xmlns:m="http://schemas.openxmlformats.org/officeDocument/2006/math" xmlns:v="urn:schemas-microsoft-com:vml" xmlns:wp14="http://schemas.microsoft.com/office/word/2010/wordprocessingDrawing" xmlns:wp="http://schemas.openxmlformats.org/drawingml/2006/wordprocessingDrawing" xmlns:w10="urn:schemas-microsoft-com:office:word" xmlns:w="http://schemas.openxmlformats.org/wordprocessingml/2006/main" xmlns:w14="http://schemas.microsoft.com/office/word/2010/wordml" xmlns:w15="http://schemas.microsoft.com/office/word/2012/wordml" xmlns:w16cex="http://schemas.microsoft.com/office/word/2018/wordml/cex" xmlns:w16cid="http://schemas.microsoft.com/office/word/2016/wordml/cid" xmlns:w16="http://schemas.microsoft.com/office/word/2018/wordml" xmlns:w16du="http://schemas.microsoft.com/office/word/2023/wordml/word16du" xmlns:w16sdtdh="http://schemas.microsoft.com/office/word/2020/wordml/sdtdatahash" xmlns:w16sdtfl="http://schemas.microsoft.com/office/word/2024/wordml/sdtformatlock" xmlns:w16se="http://schemas.microsoft.com/office/word/2015/wordml/symex" xmlns:wpg="http://schemas.microsoft.com/office/word/2010/wordprocessingGroup" xmlns:wpi="http://schemas.microsoft.com/office/word/2010/wordprocessingInk" xmlns:wne="http://schemas.microsoft.com/office/word/2006/wordml" xmlns:wps="http://schemas.microsoft.com/office/word/2010/wordprocessingShape" mc:Ignorable="w14 w15 w16se w16cid w16 w16cex w16sdtdh w16sdtfl w16du wp14">
   <w:body>
     <w:p>
       <w:pPr>
@@ -452,7 +452,6 @@
         </w:rPr>
         <w:tab/>
       </w:r>
-      <w:proofErr w:type="gramStart"/>
       <w:r>
         <w:rPr>
           <w:szCs w:val="28"/>
@@ -478,15 +477,7 @@
           <w:szCs w:val="28"/>
           <w:u w:val="single"/>
         </w:rPr>
-        <w:t>.</w:t>
-      </w:r>
-      <w:proofErr w:type="gramEnd"/>
-      <w:r>
-        <w:rPr>
-          <w:szCs w:val="28"/>
-          <w:u w:val="single"/>
-        </w:rPr>
-        <w:t> </w:t>
+        <w:t>. </w:t>
       </w:r>
       <w:r>
         <w:rPr>
@@ -568,7 +559,6 @@
           <w:u w:val="single"/>
         </w:rPr>
       </w:pPr>
-      <w:proofErr w:type="gramStart"/>
       <w:r>
         <w:rPr>
           <w:szCs w:val="28"/>
@@ -593,15 +583,7 @@
           <w:szCs w:val="28"/>
           <w:u w:val="single"/>
         </w:rPr>
-        <w:t>ПИ</w:t>
-      </w:r>
-      <w:proofErr w:type="gramEnd"/>
-      <w:r>
-        <w:rPr>
-          <w:szCs w:val="28"/>
-          <w:u w:val="single"/>
-        </w:rPr>
-        <w:t>2</w:t>
+        <w:t>ПИ2</w:t>
       </w:r>
       <w:r>
         <w:rPr>
@@ -900,23 +882,7 @@
     </w:p>
     <w:p>
       <w:r>
-        <w:t xml:space="preserve">(при нехватке заданий вариант задания вычисляется как </w:t>
-      </w:r>
-      <w:proofErr w:type="spellStart"/>
-      <w:r>
-        <w:t>номер_в_списке_группы</w:t>
-      </w:r>
-      <w:proofErr w:type="spellEnd"/>
-      <w:r>
-        <w:t xml:space="preserve"> - </w:t>
-      </w:r>
-      <w:proofErr w:type="spellStart"/>
-      <w:r>
-        <w:t>количество_заданий</w:t>
-      </w:r>
-      <w:proofErr w:type="spellEnd"/>
-      <w:r>
-        <w:t xml:space="preserve">).  </w:t>
+        <w:t xml:space="preserve">(при нехватке заданий вариант задания вычисляется как номер_в_списке_группы - количество_заданий).  </w:t>
       </w:r>
     </w:p>
     <w:p>
@@ -1044,15 +1010,7 @@
         </w:numPr>
       </w:pPr>
       <w:r>
-        <w:t xml:space="preserve">Реализовать конструкторы класса: - по </w:t>
-      </w:r>
-      <w:proofErr w:type="gramStart"/>
-      <w:r>
-        <w:t>умолчанию;  -</w:t>
-      </w:r>
-      <w:proofErr w:type="gramEnd"/>
-      <w:r>
-        <w:t xml:space="preserve"> копирования (получающий параметр «ссылка на класс») Реализовать деструктор класса. </w:t>
+        <w:t xml:space="preserve">Реализовать конструкторы класса: - по умолчанию;  - копирования (получающий параметр «ссылка на класс») Реализовать деструктор класса. </w:t>
       </w:r>
     </w:p>
     <w:p>
@@ -1115,15 +1073,7 @@
         </w:numPr>
       </w:pPr>
       <w:r>
-        <w:t xml:space="preserve">Реализовать перегрузку </w:t>
-      </w:r>
-      <w:proofErr w:type="gramStart"/>
-      <w:r>
-        <w:t>операций &gt;</w:t>
-      </w:r>
-      <w:proofErr w:type="gramEnd"/>
-      <w:r>
-        <w:t xml:space="preserve">&gt; и &lt;&lt; с использованием методов для ввода и вывода значений полей. </w:t>
+        <w:t xml:space="preserve">Реализовать перегрузку операций &gt;&gt; и &lt;&lt; с использованием методов для ввода и вывода значений полей. </w:t>
       </w:r>
     </w:p>
     <w:p>
@@ -1137,14 +1087,12 @@
       <w:r>
         <w:t xml:space="preserve">В функции </w:t>
       </w:r>
-      <w:proofErr w:type="spellStart"/>
       <w:r>
         <w:rPr>
           <w:b/>
         </w:rPr>
         <w:t>main</w:t>
       </w:r>
-      <w:proofErr w:type="spellEnd"/>
       <w:r>
         <w:t xml:space="preserve"> заполнять объект шаблона с помощью текстового файла. Выводить данные также в файл.</w:t>
       </w:r>
@@ -1175,21 +1123,14 @@
       <w:r>
         <w:t xml:space="preserve">Написать метод </w:t>
       </w:r>
-      <w:proofErr w:type="spellStart"/>
-      <w:proofErr w:type="gramStart"/>
       <w:r>
         <w:rPr>
           <w:b/>
         </w:rPr>
         <w:t>GenerateRandomValues</w:t>
       </w:r>
-      <w:proofErr w:type="spellEnd"/>
-      <w:r>
-        <w:t>(</w:t>
-      </w:r>
-      <w:proofErr w:type="gramEnd"/>
-      <w:r>
-        <w:t xml:space="preserve">) для генерации случайных данных в полях. </w:t>
+      <w:r>
+        <w:t xml:space="preserve">() для генерации случайных данных в полях. </w:t>
       </w:r>
     </w:p>
     <w:p>
@@ -1227,21 +1168,14 @@
       <w:r>
         <w:t xml:space="preserve">при помощи метода </w:t>
       </w:r>
-      <w:proofErr w:type="spellStart"/>
-      <w:proofErr w:type="gramStart"/>
       <w:r>
         <w:rPr>
           <w:b/>
         </w:rPr>
         <w:t>SetRandomValue</w:t>
       </w:r>
-      <w:proofErr w:type="spellEnd"/>
-      <w:r>
-        <w:t>(</w:t>
-      </w:r>
-      <w:proofErr w:type="gramEnd"/>
-      <w:r>
-        <w:t xml:space="preserve">), генерирующего случайное значение. </w:t>
+      <w:r>
+        <w:t xml:space="preserve">(), генерирующего случайное значение. </w:t>
       </w:r>
     </w:p>
     <w:p>
@@ -1276,14 +1210,12 @@
       <w:r>
         <w:t xml:space="preserve">Напишите программу, в которой создайте шаблонный класс </w:t>
       </w:r>
-      <w:proofErr w:type="spellStart"/>
       <w:r>
         <w:rPr>
           <w:b/>
         </w:rPr>
         <w:t>TMatrix</w:t>
       </w:r>
-      <w:proofErr w:type="spellEnd"/>
       <w:r>
         <w:t xml:space="preserve">, реализующий динамический двумерный массив и функции-методы:  </w:t>
       </w:r>
@@ -1317,14 +1249,12 @@
         <w:lastRenderedPageBreak/>
         <w:t xml:space="preserve">Протестируйте вашу программу для работы с массивами различных типов: </w:t>
       </w:r>
-      <w:proofErr w:type="spellStart"/>
       <w:r>
         <w:rPr>
           <w:b/>
         </w:rPr>
         <w:t>float</w:t>
       </w:r>
-      <w:proofErr w:type="spellEnd"/>
       <w:r>
         <w:t xml:space="preserve">, класса </w:t>
       </w:r>
@@ -1373,7 +1303,6 @@
       <w:r>
         <w:t xml:space="preserve">Файл </w:t>
       </w:r>
-      <w:proofErr w:type="spellStart"/>
       <w:r>
         <w:rPr>
           <w:b/>
@@ -1382,7 +1311,6 @@
         </w:rPr>
         <w:t>TMatrix</w:t>
       </w:r>
-      <w:proofErr w:type="spellEnd"/>
       <w:r>
         <w:rPr>
           <w:b/>
@@ -1414,6 +1342,9 @@
         <w:jc w:val="center"/>
       </w:pPr>
       <w:r>
+        <w:rPr>
+          <w:noProof/>
+        </w:rPr>
         <w:lastRenderedPageBreak/>
         <w:drawing>
           <wp:inline distT="0" distB="0" distL="0" distR="0" wp14:anchorId="334AE7EA" wp14:editId="5BAFC2F7">
@@ -1452,6 +1383,9 @@
         </w:drawing>
       </w:r>
       <w:r>
+        <w:rPr>
+          <w:noProof/>
+        </w:rPr>
         <w:lastRenderedPageBreak/>
         <w:drawing>
           <wp:inline distT="0" distB="0" distL="0" distR="0" wp14:anchorId="36C64C84" wp14:editId="707235EC">
@@ -1490,6 +1424,9 @@
         </w:drawing>
       </w:r>
       <w:r>
+        <w:rPr>
+          <w:noProof/>
+        </w:rPr>
         <w:lastRenderedPageBreak/>
         <w:drawing>
           <wp:inline distT="0" distB="0" distL="0" distR="0" wp14:anchorId="1794687A" wp14:editId="3378D7CE">
@@ -1528,6 +1465,9 @@
         </w:drawing>
       </w:r>
       <w:r>
+        <w:rPr>
+          <w:noProof/>
+        </w:rPr>
         <w:lastRenderedPageBreak/>
         <w:drawing>
           <wp:inline distT="0" distB="0" distL="0" distR="0" wp14:anchorId="61BF9520" wp14:editId="0DC8D24E">
@@ -1566,6 +1506,9 @@
         </w:drawing>
       </w:r>
       <w:r>
+        <w:rPr>
+          <w:noProof/>
+        </w:rPr>
         <w:lastRenderedPageBreak/>
         <w:drawing>
           <wp:inline distT="0" distB="0" distL="0" distR="0" wp14:anchorId="1E642841" wp14:editId="036919E9">
@@ -1604,6 +1547,9 @@
         </w:drawing>
       </w:r>
       <w:r>
+        <w:rPr>
+          <w:noProof/>
+        </w:rPr>
         <w:lastRenderedPageBreak/>
         <w:drawing>
           <wp:inline distT="0" distB="0" distL="0" distR="0" wp14:anchorId="74AE4F90" wp14:editId="5E2F42F1">
@@ -1642,6 +1588,9 @@
         </w:drawing>
       </w:r>
       <w:r>
+        <w:rPr>
+          <w:noProof/>
+        </w:rPr>
         <w:lastRenderedPageBreak/>
         <w:drawing>
           <wp:inline distT="0" distB="0" distL="0" distR="0" wp14:anchorId="7CB0B2B9" wp14:editId="21C54F8E">
@@ -1684,7 +1633,6 @@
       <w:r>
         <w:t xml:space="preserve">Файл </w:t>
       </w:r>
-      <w:proofErr w:type="spellStart"/>
       <w:r>
         <w:rPr>
           <w:b/>
@@ -1693,7 +1641,6 @@
         </w:rPr>
         <w:t>Fraction.h</w:t>
       </w:r>
-      <w:proofErr w:type="spellEnd"/>
       <w:r>
         <w:rPr>
           <w:lang w:val="en-US"/>
@@ -1707,6 +1654,9 @@
         <w:jc w:val="center"/>
       </w:pPr>
       <w:r>
+        <w:rPr>
+          <w:noProof/>
+        </w:rPr>
         <w:lastRenderedPageBreak/>
         <w:drawing>
           <wp:inline distT="0" distB="0" distL="0" distR="0" wp14:anchorId="19D19911" wp14:editId="18E9F0FA">
@@ -1745,6 +1695,9 @@
         </w:drawing>
       </w:r>
       <w:r>
+        <w:rPr>
+          <w:noProof/>
+        </w:rPr>
         <w:lastRenderedPageBreak/>
         <w:drawing>
           <wp:inline distT="0" distB="0" distL="0" distR="0" wp14:anchorId="7728154A" wp14:editId="2FE6D29D">
@@ -1783,6 +1736,9 @@
         </w:drawing>
       </w:r>
       <w:r>
+        <w:rPr>
+          <w:noProof/>
+        </w:rPr>
         <w:lastRenderedPageBreak/>
         <w:drawing>
           <wp:inline distT="0" distB="0" distL="0" distR="0" wp14:anchorId="3FA91A41" wp14:editId="5560FBE4">
@@ -1821,6 +1777,9 @@
         </w:drawing>
       </w:r>
       <w:r>
+        <w:rPr>
+          <w:noProof/>
+        </w:rPr>
         <w:lastRenderedPageBreak/>
         <w:drawing>
           <wp:inline distT="0" distB="0" distL="0" distR="0" wp14:anchorId="77FD9078" wp14:editId="559C30AC">
@@ -1859,6 +1818,9 @@
         </w:drawing>
       </w:r>
       <w:r>
+        <w:rPr>
+          <w:noProof/>
+        </w:rPr>
         <w:lastRenderedPageBreak/>
         <w:drawing>
           <wp:inline distT="0" distB="0" distL="0" distR="0" wp14:anchorId="4003E7B9" wp14:editId="70DD7B92">
@@ -1922,6 +1884,9 @@
         <w:jc w:val="center"/>
       </w:pPr>
       <w:r>
+        <w:rPr>
+          <w:noProof/>
+        </w:rPr>
         <w:lastRenderedPageBreak/>
         <w:drawing>
           <wp:inline distT="0" distB="0" distL="0" distR="0" wp14:anchorId="17F925E4" wp14:editId="346B35BF">
@@ -1960,6 +1925,9 @@
         </w:drawing>
       </w:r>
       <w:r>
+        <w:rPr>
+          <w:noProof/>
+        </w:rPr>
         <w:lastRenderedPageBreak/>
         <w:drawing>
           <wp:inline distT="0" distB="0" distL="0" distR="0" wp14:anchorId="783278EF" wp14:editId="43566A3A">
@@ -1998,6 +1966,9 @@
         </w:drawing>
       </w:r>
       <w:r>
+        <w:rPr>
+          <w:noProof/>
+        </w:rPr>
         <w:lastRenderedPageBreak/>
         <w:drawing>
           <wp:inline distT="0" distB="0" distL="0" distR="0" wp14:anchorId="0B527280" wp14:editId="675ECE4D">
@@ -2056,6 +2027,9 @@
         <w:jc w:val="center"/>
       </w:pPr>
       <w:r>
+        <w:rPr>
+          <w:noProof/>
+        </w:rPr>
         <w:lastRenderedPageBreak/>
         <w:drawing>
           <wp:inline distT="0" distB="0" distL="0" distR="0" wp14:anchorId="00E4B0CE" wp14:editId="605F73EC">
@@ -2106,6 +2080,9 @@
         <w:jc w:val="center"/>
       </w:pPr>
       <w:r>
+        <w:rPr>
+          <w:noProof/>
+        </w:rPr>
         <w:drawing>
           <wp:inline distT="0" distB="0" distL="0" distR="0" wp14:anchorId="57AA2574" wp14:editId="356BB573">
             <wp:extent cx="1505160" cy="590632"/>
@@ -2157,6 +2134,9 @@
         <w:jc w:val="center"/>
       </w:pPr>
       <w:r>
+        <w:rPr>
+          <w:noProof/>
+        </w:rPr>
         <w:drawing>
           <wp:inline distT="0" distB="0" distL="0" distR="0" wp14:anchorId="0D269AB8" wp14:editId="1D0A3BB2">
             <wp:extent cx="2857899" cy="2829320"/>
@@ -2206,6 +2186,9 @@
         <w:jc w:val="center"/>
       </w:pPr>
       <w:r>
+        <w:rPr>
+          <w:noProof/>
+        </w:rPr>
         <w:drawing>
           <wp:inline distT="0" distB="0" distL="0" distR="0" wp14:anchorId="3FD780AE" wp14:editId="497064F5">
             <wp:extent cx="2867425" cy="2838846"/>
@@ -2254,6 +2237,9 @@
         <w:jc w:val="center"/>
       </w:pPr>
       <w:r>
+        <w:rPr>
+          <w:noProof/>
+        </w:rPr>
         <w:drawing>
           <wp:inline distT="0" distB="0" distL="0" distR="0" wp14:anchorId="44C09127" wp14:editId="2A8D6C7F">
             <wp:extent cx="2896004" cy="2972215"/>
@@ -2302,6 +2288,9 @@
         <w:jc w:val="center"/>
       </w:pPr>
       <w:r>
+        <w:rPr>
+          <w:noProof/>
+        </w:rPr>
         <w:drawing>
           <wp:inline distT="0" distB="0" distL="0" distR="0" wp14:anchorId="58B0BC43" wp14:editId="0F332EE9">
             <wp:extent cx="1514686" cy="581106"/>
@@ -2363,6 +2352,9 @@
         <w:jc w:val="center"/>
       </w:pPr>
       <w:r>
+        <w:rPr>
+          <w:noProof/>
+        </w:rPr>
         <w:drawing>
           <wp:inline distT="0" distB="0" distL="0" distR="0" wp14:anchorId="3CCE49FD" wp14:editId="50F932F2">
             <wp:extent cx="2867425" cy="3115110"/>
@@ -2406,6 +2398,9 @@
         <w:jc w:val="center"/>
       </w:pPr>
       <w:r>
+        <w:rPr>
+          <w:noProof/>
+        </w:rPr>
         <w:drawing>
           <wp:inline distT="0" distB="0" distL="0" distR="0" wp14:anchorId="27F7914C" wp14:editId="5F8DC941">
             <wp:extent cx="1543265" cy="552527"/>
@@ -2457,6 +2452,9 @@
         <w:jc w:val="center"/>
       </w:pPr>
       <w:r>
+        <w:rPr>
+          <w:noProof/>
+        </w:rPr>
         <w:drawing>
           <wp:inline distT="0" distB="0" distL="0" distR="0" wp14:anchorId="4801E161" wp14:editId="0B301178">
             <wp:extent cx="2857899" cy="3048425"/>
@@ -2506,6 +2504,9 @@
         <w:jc w:val="center"/>
       </w:pPr>
       <w:r>
+        <w:rPr>
+          <w:noProof/>
+        </w:rPr>
         <w:drawing>
           <wp:inline distT="0" distB="0" distL="0" distR="0" wp14:anchorId="13D75FF5" wp14:editId="4888EBE8">
             <wp:extent cx="1428949" cy="600159"/>
@@ -2567,6 +2568,9 @@
         <w:jc w:val="center"/>
       </w:pPr>
       <w:r>
+        <w:rPr>
+          <w:noProof/>
+        </w:rPr>
         <w:drawing>
           <wp:inline distT="0" distB="0" distL="0" distR="0" wp14:anchorId="2535537C" wp14:editId="09D07AFE">
             <wp:extent cx="2905530" cy="3715268"/>
@@ -2618,6 +2622,9 @@
         </w:rPr>
       </w:pPr>
       <w:r>
+        <w:rPr>
+          <w:noProof/>
+        </w:rPr>
         <w:drawing>
           <wp:inline distT="0" distB="0" distL="0" distR="0" wp14:anchorId="5F60E18E" wp14:editId="22B9E818">
             <wp:extent cx="2867425" cy="2867425"/>
@@ -2665,6 +2672,7 @@
       </w:pPr>
       <w:r>
         <w:rPr>
+          <w:noProof/>
           <w:lang w:val="en-US"/>
         </w:rPr>
         <w:drawing>
@@ -2730,6 +2738,9 @@
         <w:jc w:val="center"/>
       </w:pPr>
       <w:r>
+        <w:rPr>
+          <w:noProof/>
+        </w:rPr>
         <w:drawing>
           <wp:inline distT="0" distB="0" distL="0" distR="0" wp14:anchorId="4EB7ED25" wp14:editId="011179CA">
             <wp:extent cx="2905530" cy="4296375"/>
@@ -2777,6 +2788,9 @@
         <w:jc w:val="center"/>
       </w:pPr>
       <w:r>
+        <w:rPr>
+          <w:noProof/>
+        </w:rPr>
         <w:drawing>
           <wp:inline distT="0" distB="0" distL="0" distR="0" wp14:anchorId="3EA32C25" wp14:editId="14E15093">
             <wp:extent cx="2896004" cy="2896004"/>
@@ -2824,6 +2838,9 @@
         <w:jc w:val="center"/>
       </w:pPr>
       <w:r>
+        <w:rPr>
+          <w:noProof/>
+        </w:rPr>
         <w:drawing>
           <wp:inline distT="0" distB="0" distL="0" distR="0" wp14:anchorId="2C18C058" wp14:editId="4C97C8E8">
             <wp:extent cx="1476581" cy="714475"/>
@@ -2873,10 +2890,7 @@
     <w:p>
       <w:r>
         <w:lastRenderedPageBreak/>
-        <w:t xml:space="preserve">Счёт положительных элементов </w:t>
-      </w:r>
-      <w:r>
-        <w:t>ниже среднего арифметического значения строки и сумма отрицательных элементов матрицы:</w:t>
+        <w:t>Счёт положительных элементов ниже среднего арифметического значения строки и сумма отрицательных элементов матрицы:</w:t>
       </w:r>
     </w:p>
     <w:p>
@@ -2884,6 +2898,9 @@
         <w:jc w:val="center"/>
       </w:pPr>
       <w:r>
+        <w:rPr>
+          <w:noProof/>
+        </w:rPr>
         <w:drawing>
           <wp:inline distT="0" distB="0" distL="0" distR="0" wp14:anchorId="4BB5424F" wp14:editId="03BDA4D9">
             <wp:extent cx="2753109" cy="219106"/>
@@ -2926,6 +2943,9 @@
         <w:jc w:val="center"/>
       </w:pPr>
       <w:r>
+        <w:rPr>
+          <w:noProof/>
+        </w:rPr>
         <w:drawing>
           <wp:inline distT="0" distB="0" distL="0" distR="0" wp14:anchorId="42510BC9" wp14:editId="3A3DEB92">
             <wp:extent cx="2057687" cy="247685"/>
@@ -2965,15 +2985,7 @@
     </w:p>
     <w:p>
       <w:r>
-        <w:t xml:space="preserve">Изменения элемента матрицы при вводе </w:t>
-      </w:r>
-      <w:proofErr w:type="gramStart"/>
-      <w:r>
-        <w:t>с консоли</w:t>
-      </w:r>
-      <w:proofErr w:type="gramEnd"/>
-      <w:r>
-        <w:t xml:space="preserve"> и рандомизация элемента матрицы:</w:t>
+        <w:t>Изменения элемента матрицы при вводе с консоли и рандомизация элемента матрицы:</w:t>
       </w:r>
     </w:p>
     <w:p>
@@ -2985,6 +2997,9 @@
         </w:rPr>
       </w:pPr>
       <w:r>
+        <w:rPr>
+          <w:noProof/>
+        </w:rPr>
         <w:drawing>
           <wp:inline distT="0" distB="0" distL="0" distR="0" wp14:anchorId="3BE09BBF" wp14:editId="32C3CB86">
             <wp:extent cx="2915057" cy="2905530"/>
@@ -3038,6 +3053,9 @@
         </w:rPr>
       </w:pPr>
       <w:r>
+        <w:rPr>
+          <w:noProof/>
+        </w:rPr>
         <w:drawing>
           <wp:inline distT="0" distB="0" distL="0" distR="0" wp14:anchorId="105EADEB" wp14:editId="1B42C4E6">
             <wp:extent cx="2905530" cy="3162741"/>
@@ -3080,6 +3098,9 @@
         <w:jc w:val="center"/>
       </w:pPr>
       <w:r>
+        <w:rPr>
+          <w:noProof/>
+        </w:rPr>
         <w:drawing>
           <wp:inline distT="0" distB="0" distL="0" distR="0" wp14:anchorId="45719205" wp14:editId="30FBB138">
             <wp:extent cx="1581371" cy="581106"/>
@@ -3131,14 +3152,15 @@
         <w:lastRenderedPageBreak/>
         <w:t>Рандомизация всех элементов матрицы:</w:t>
       </w:r>
-      <w:bookmarkStart w:id="3" w:name="_GoBack"/>
-      <w:bookmarkEnd w:id="3"/>
     </w:p>
     <w:p>
       <w:pPr>
         <w:jc w:val="center"/>
       </w:pPr>
       <w:r>
+        <w:rPr>
+          <w:noProof/>
+        </w:rPr>
         <w:drawing>
           <wp:inline distT="0" distB="0" distL="0" distR="0" wp14:anchorId="64A0D0F8" wp14:editId="087DB188">
             <wp:extent cx="2896004" cy="3029373"/>
@@ -3181,6 +3203,9 @@
         <w:jc w:val="center"/>
       </w:pPr>
       <w:r>
+        <w:rPr>
+          <w:noProof/>
+        </w:rPr>
         <w:drawing>
           <wp:inline distT="0" distB="0" distL="0" distR="0" wp14:anchorId="3B315232" wp14:editId="6E2B157D">
             <wp:extent cx="1533739" cy="638264"/>
@@ -3233,212 +3258,22 @@
     </w:p>
     <w:p>
       <w:pPr>
-        <w:rPr>
-          <w:b/>
-          <w:bCs/>
-        </w:rPr>
-      </w:pPr>
-      <w:r>
-        <w:rPr>
-          <w:b/>
-          <w:bCs/>
-        </w:rPr>
-        <w:t xml:space="preserve">1. В чем состоит сущность механизма наследования как принципа ООП? </w:t>
-      </w:r>
-    </w:p>
-    <w:p>
-      <w:r>
-        <w:t>Механизм наследования позволяет создавать новые классы на основе уже существующих</w:t>
-      </w:r>
-      <w:r>
-        <w:t xml:space="preserve">, </w:t>
-      </w:r>
-      <w:r>
-        <w:t>при этом производный класс автоматически получает все поля, методы и свойства базового класса (если они доступны</w:t>
-      </w:r>
-      <w:r>
-        <w:t>).</w:t>
-      </w:r>
-    </w:p>
-    <w:p>
-      <w:pPr>
-        <w:rPr>
-          <w:b/>
-          <w:bCs/>
-        </w:rPr>
-      </w:pPr>
-      <w:r>
-        <w:rPr>
-          <w:b/>
-          <w:bCs/>
-        </w:rPr>
-        <w:t>2. Как объявляется производный класс?</w:t>
-      </w:r>
-    </w:p>
-    <w:p>
-      <w:proofErr w:type="gramStart"/>
-      <w:r>
-        <w:rPr>
-          <w:lang w:val="en-US"/>
-        </w:rPr>
-        <w:t>class</w:t>
-      </w:r>
-      <w:proofErr w:type="gramEnd"/>
-      <w:r>
-        <w:t xml:space="preserve"> </w:t>
-      </w:r>
-      <w:r>
-        <w:rPr>
-          <w:lang w:val="en-US"/>
-        </w:rPr>
-        <w:t>Derived</w:t>
-      </w:r>
-      <w:r>
-        <w:t xml:space="preserve"> : </w:t>
-      </w:r>
-      <w:r>
-        <w:rPr>
-          <w:lang w:val="en-US"/>
-        </w:rPr>
-        <w:t>public</w:t>
-      </w:r>
-      <w:r>
-        <w:t xml:space="preserve"> </w:t>
-      </w:r>
-      <w:r>
-        <w:rPr>
-          <w:lang w:val="en-US"/>
-        </w:rPr>
-        <w:t>Base</w:t>
-      </w:r>
-      <w:r>
-        <w:t xml:space="preserve"> {</w:t>
-      </w:r>
-      <w:r>
-        <w:t>тело</w:t>
-      </w:r>
-      <w:r>
-        <w:t xml:space="preserve"> </w:t>
-      </w:r>
-      <w:r>
-        <w:t>класса</w:t>
-      </w:r>
-      <w:r>
-        <w:t>};</w:t>
-      </w:r>
-    </w:p>
-    <w:p>
-      <w:pPr>
-        <w:rPr>
-          <w:b/>
-          <w:bCs/>
-        </w:rPr>
-      </w:pPr>
-      <w:r>
-        <w:rPr>
-          <w:b/>
-          <w:bCs/>
-        </w:rPr>
-        <w:t xml:space="preserve">3. Как осуществляется доступ к элементам базового класса из производного при наследовании? </w:t>
-      </w:r>
-    </w:p>
-    <w:p>
-      <w:r>
-        <w:t>Доступ зависит от типа наследования:</w:t>
-      </w:r>
-    </w:p>
-    <w:p>
-      <w:pPr>
         <w:pStyle w:val="a"/>
         <w:numPr>
           <w:ilvl w:val="0"/>
-          <w:numId w:val="23"/>
+          <w:numId w:val="44"/>
         </w:numPr>
-      </w:pPr>
-      <w:proofErr w:type="spellStart"/>
-      <w:r>
-        <w:t>Public</w:t>
-      </w:r>
-      <w:proofErr w:type="spellEnd"/>
-      <w:r>
-        <w:t xml:space="preserve"> наследование:</w:t>
-      </w:r>
-    </w:p>
-    <w:p>
-      <w:pPr>
-        <w:pStyle w:val="a"/>
-        <w:numPr>
-          <w:ilvl w:val="1"/>
-          <w:numId w:val="23"/>
-        </w:numPr>
-      </w:pPr>
-      <w:proofErr w:type="spellStart"/>
-      <w:r>
-        <w:t>public</w:t>
-      </w:r>
-      <w:proofErr w:type="spellEnd"/>
-      <w:r>
-        <w:t xml:space="preserve"> члены остаются </w:t>
-      </w:r>
-      <w:proofErr w:type="spellStart"/>
-      <w:r>
-        <w:t>public</w:t>
-      </w:r>
-      <w:proofErr w:type="spellEnd"/>
-    </w:p>
-    <w:p>
-      <w:pPr>
-        <w:pStyle w:val="a"/>
-        <w:numPr>
-          <w:ilvl w:val="1"/>
-          <w:numId w:val="23"/>
-        </w:numPr>
-      </w:pPr>
-      <w:proofErr w:type="spellStart"/>
-      <w:r>
-        <w:t>protected</w:t>
-      </w:r>
-      <w:proofErr w:type="spellEnd"/>
-      <w:r>
-        <w:t xml:space="preserve"> члены остаются </w:t>
-      </w:r>
-      <w:proofErr w:type="spellStart"/>
-      <w:r>
-        <w:t>protected</w:t>
-      </w:r>
-      <w:proofErr w:type="spellEnd"/>
-    </w:p>
-    <w:p>
-      <w:pPr>
-        <w:pStyle w:val="a"/>
-        <w:numPr>
-          <w:ilvl w:val="1"/>
-          <w:numId w:val="23"/>
-        </w:numPr>
-      </w:pPr>
-      <w:proofErr w:type="spellStart"/>
-      <w:r>
-        <w:t>private</w:t>
-      </w:r>
-      <w:proofErr w:type="spellEnd"/>
-      <w:r>
-        <w:t xml:space="preserve"> члены недоступны напрямую, но могут быть доступны через </w:t>
-      </w:r>
-      <w:proofErr w:type="spellStart"/>
-      <w:r>
-        <w:t>public</w:t>
-      </w:r>
-      <w:proofErr w:type="spellEnd"/>
-      <w:r>
-        <w:t>/</w:t>
-      </w:r>
-      <w:proofErr w:type="spellStart"/>
-      <w:r>
-        <w:t>protected</w:t>
-      </w:r>
-      <w:proofErr w:type="spellEnd"/>
-      <w:r>
-        <w:t xml:space="preserve"> методы базового класса</w:t>
+        <w:rPr>
+          <w:b/>
+          <w:bCs/>
+        </w:rPr>
+      </w:pPr>
+      <w:r>
+        <w:rPr>
+          <w:b/>
+          <w:bCs/>
+        </w:rPr>
+        <w:t>Какой принцип ООП реализуется с помощью шаблонных функций и классов?</w:t>
       </w:r>
     </w:p>
     <w:p>
@@ -3446,69 +3281,12 @@
         <w:pStyle w:val="a"/>
         <w:numPr>
           <w:ilvl w:val="0"/>
-          <w:numId w:val="23"/>
+          <w:numId w:val="0"/>
         </w:numPr>
-      </w:pPr>
-      <w:proofErr w:type="spellStart"/>
-      <w:r>
-        <w:t>Protected</w:t>
-      </w:r>
-      <w:proofErr w:type="spellEnd"/>
-      <w:r>
-        <w:t xml:space="preserve"> наследование:</w:t>
-      </w:r>
-    </w:p>
-    <w:p>
-      <w:pPr>
-        <w:pStyle w:val="a"/>
-        <w:numPr>
-          <w:ilvl w:val="1"/>
-          <w:numId w:val="23"/>
-        </w:numPr>
-        <w:rPr>
-          <w:lang w:val="en-US"/>
-        </w:rPr>
-      </w:pPr>
-      <w:r>
-        <w:rPr>
-          <w:lang w:val="en-US"/>
-        </w:rPr>
-        <w:t xml:space="preserve">public </w:t>
-      </w:r>
-      <w:r>
-        <w:t>и</w:t>
-      </w:r>
-      <w:r>
-        <w:rPr>
-          <w:lang w:val="en-US"/>
-        </w:rPr>
-        <w:t xml:space="preserve"> protected </w:t>
-      </w:r>
-      <w:r>
-        <w:t>становятся</w:t>
-      </w:r>
-      <w:r>
-        <w:rPr>
-          <w:lang w:val="en-US"/>
-        </w:rPr>
-        <w:t xml:space="preserve"> protected</w:t>
-      </w:r>
-    </w:p>
-    <w:p>
-      <w:pPr>
-        <w:pStyle w:val="a"/>
-        <w:numPr>
-          <w:ilvl w:val="1"/>
-          <w:numId w:val="23"/>
-        </w:numPr>
-      </w:pPr>
-      <w:proofErr w:type="spellStart"/>
-      <w:r>
-        <w:t>private</w:t>
-      </w:r>
-      <w:proofErr w:type="spellEnd"/>
-      <w:r>
-        <w:t xml:space="preserve"> недоступны</w:t>
+        <w:ind w:left="720"/>
+      </w:pPr>
+      <w:r>
+        <w:t>Обобщение (Generics) — возможность создания кода, работающего с разными типами данных, без дублирования.</w:t>
       </w:r>
     </w:p>
     <w:p>
@@ -3516,37 +3294,8 @@
         <w:pStyle w:val="a"/>
         <w:numPr>
           <w:ilvl w:val="0"/>
-          <w:numId w:val="23"/>
+          <w:numId w:val="44"/>
         </w:numPr>
-      </w:pPr>
-      <w:proofErr w:type="spellStart"/>
-      <w:r>
-        <w:t>Private</w:t>
-      </w:r>
-      <w:proofErr w:type="spellEnd"/>
-      <w:r>
-        <w:t xml:space="preserve"> наследование:</w:t>
-      </w:r>
-    </w:p>
-    <w:p>
-      <w:pPr>
-        <w:pStyle w:val="a"/>
-        <w:numPr>
-          <w:ilvl w:val="1"/>
-          <w:numId w:val="23"/>
-        </w:numPr>
-      </w:pPr>
-      <w:r>
-        <w:t xml:space="preserve">Все члены становятся </w:t>
-      </w:r>
-      <w:proofErr w:type="spellStart"/>
-      <w:r>
-        <w:t>private</w:t>
-      </w:r>
-      <w:proofErr w:type="spellEnd"/>
-    </w:p>
-    <w:p>
-      <w:pPr>
         <w:rPr>
           <w:b/>
           <w:bCs/>
@@ -3557,7 +3306,7 @@
           <w:b/>
           <w:bCs/>
         </w:rPr>
-        <w:t xml:space="preserve">4. Что производный класс наследует из базового класса?  </w:t>
+        <w:t>Когда целесообразно использовать шаблоны функций?</w:t>
       </w:r>
     </w:p>
     <w:p>
@@ -3565,17 +3314,12 @@
         <w:pStyle w:val="a"/>
         <w:numPr>
           <w:ilvl w:val="0"/>
-          <w:numId w:val="24"/>
+          <w:numId w:val="0"/>
         </w:numPr>
-      </w:pPr>
-      <w:r>
-        <w:t xml:space="preserve">Элементы всех полей, кроме </w:t>
-      </w:r>
-      <w:r>
-        <w:rPr>
-          <w:lang w:val="en-US"/>
-        </w:rPr>
-        <w:t>private</w:t>
+        <w:ind w:left="720"/>
+      </w:pPr>
+      <w:r>
+        <w:t>Когда нужно выполнить одинаковую логику над данными разных типов</w:t>
       </w:r>
       <w:r>
         <w:t>.</w:t>
@@ -3586,15 +3330,8 @@
         <w:pStyle w:val="a"/>
         <w:numPr>
           <w:ilvl w:val="0"/>
-          <w:numId w:val="24"/>
+          <w:numId w:val="44"/>
         </w:numPr>
-      </w:pPr>
-      <w:r>
-        <w:t>Конструкторы, но неявно – их необходимо определять вручную.</w:t>
-      </w:r>
-    </w:p>
-    <w:p>
-      <w:pPr>
         <w:rPr>
           <w:b/>
           <w:bCs/>
@@ -3605,7 +3342,7 @@
           <w:b/>
           <w:bCs/>
         </w:rPr>
-        <w:t xml:space="preserve">5. Что производный класс не наследует из базового класса?  </w:t>
+        <w:t>Каков общий вид объявления шаблона функции?</w:t>
       </w:r>
     </w:p>
     <w:p>
@@ -3613,24 +3350,16 @@
         <w:pStyle w:val="a"/>
         <w:numPr>
           <w:ilvl w:val="0"/>
-          <w:numId w:val="25"/>
+          <w:numId w:val="0"/>
         </w:numPr>
+        <w:ind w:left="720"/>
         <w:rPr>
           <w:b/>
           <w:bCs/>
         </w:rPr>
       </w:pPr>
       <w:r>
-        <w:t xml:space="preserve">Элементы </w:t>
-      </w:r>
-      <w:r>
-        <w:rPr>
-          <w:lang w:val="en-US"/>
-        </w:rPr>
-        <w:t xml:space="preserve">private </w:t>
-      </w:r>
-      <w:r>
-        <w:t>поля.</w:t>
+        <w:t>template&lt;typename T&gt; тип_возврата имя_функции(параметры)</w:t>
       </w:r>
     </w:p>
     <w:p>
@@ -3638,7 +3367,7 @@
         <w:pStyle w:val="a"/>
         <w:numPr>
           <w:ilvl w:val="0"/>
-          <w:numId w:val="25"/>
+          <w:numId w:val="44"/>
         </w:numPr>
         <w:rPr>
           <w:b/>
@@ -3646,7 +3375,11 @@
         </w:rPr>
       </w:pPr>
       <w:r>
-        <w:t>Операторы присваивания</w:t>
+        <w:rPr>
+          <w:b/>
+          <w:bCs/>
+        </w:rPr>
+        <w:t>Каков синтаксис объявления шаблонного класса?</w:t>
       </w:r>
     </w:p>
     <w:p>
@@ -3654,15 +3387,27 @@
         <w:pStyle w:val="a"/>
         <w:numPr>
           <w:ilvl w:val="0"/>
-          <w:numId w:val="25"/>
+          <w:numId w:val="0"/>
         </w:numPr>
-        <w:rPr>
-          <w:b/>
-          <w:bCs/>
-        </w:rPr>
-      </w:pPr>
-      <w:r>
-        <w:t>Дружественные функции</w:t>
+        <w:ind w:left="720"/>
+        <w:rPr>
+          <w:lang w:val="en-US"/>
+        </w:rPr>
+      </w:pPr>
+      <w:r>
+        <w:rPr>
+          <w:lang w:val="en-US"/>
+        </w:rPr>
+        <w:t xml:space="preserve">template&lt;typename T&gt; class </w:t>
+      </w:r>
+      <w:r>
+        <w:t>ИмяКласса</w:t>
+      </w:r>
+      <w:r>
+        <w:rPr>
+          <w:lang w:val="en-US"/>
+        </w:rPr>
+        <w:t xml:space="preserve"> { ... };</w:t>
       </w:r>
     </w:p>
     <w:p>
@@ -3670,7 +3415,7 @@
         <w:pStyle w:val="a"/>
         <w:numPr>
           <w:ilvl w:val="0"/>
-          <w:numId w:val="25"/>
+          <w:numId w:val="44"/>
         </w:numPr>
         <w:rPr>
           <w:b/>
@@ -3678,71 +3423,11 @@
         </w:rPr>
       </w:pPr>
       <w:r>
-        <w:t>Статические члены</w:t>
-      </w:r>
-    </w:p>
-    <w:p>
-      <w:pPr>
         <w:rPr>
           <w:b/>
           <w:bCs/>
         </w:rPr>
-      </w:pPr>
-      <w:r>
-        <w:rPr>
-          <w:b/>
-          <w:bCs/>
-        </w:rPr>
-        <w:t xml:space="preserve">6. Каким образом выполняется инициализация наследуемых элементов?  </w:t>
-      </w:r>
-    </w:p>
-    <w:p>
-      <w:r>
-        <w:t>Ч</w:t>
-      </w:r>
-      <w:r>
-        <w:t>ерез вызов конструктора базового класса в списке инициализации конструктора производного класса.</w:t>
-      </w:r>
-    </w:p>
-    <w:p>
-      <w:pPr>
-        <w:rPr>
-          <w:b/>
-          <w:bCs/>
-        </w:rPr>
-      </w:pPr>
-      <w:r>
-        <w:rPr>
-          <w:b/>
-          <w:bCs/>
-        </w:rPr>
-        <w:t xml:space="preserve">7. Что такое множественное наследование? Как выполняются конструкторы базовых классов при множественном наследовании?  </w:t>
-      </w:r>
-    </w:p>
-    <w:p>
-      <w:r>
-        <w:t>Множественное наследование — это возможность производного класса наследовать сразу от нескольких базовых классов.</w:t>
-      </w:r>
-      <w:r>
-        <w:t xml:space="preserve"> Конструкторы базовых классов в</w:t>
-      </w:r>
-      <w:r>
-        <w:t>ызываются в порядке объявления базовых классов в списке наследования.</w:t>
-      </w:r>
-    </w:p>
-    <w:p>
-      <w:pPr>
-        <w:rPr>
-          <w:b/>
-          <w:bCs/>
-        </w:rPr>
-      </w:pPr>
-      <w:r>
-        <w:rPr>
-          <w:b/>
-          <w:bCs/>
-        </w:rPr>
-        <w:t xml:space="preserve">8. В каком порядке вызываются конструкторы и деструкторы класса при создании и удалении объекта производного класса?  </w:t>
+        <w:t>В чём особенности определения шаблонного класса?</w:t>
       </w:r>
     </w:p>
     <w:p>
@@ -3750,34 +3435,16 @@
         <w:pStyle w:val="a"/>
         <w:numPr>
           <w:ilvl w:val="0"/>
-          <w:numId w:val="29"/>
+          <w:numId w:val="0"/>
         </w:numPr>
-      </w:pPr>
-      <w:r>
-        <w:t>При создании объекта:</w:t>
-      </w:r>
-    </w:p>
-    <w:p>
-      <w:pPr>
-        <w:numPr>
-          <w:ilvl w:val="1"/>
-          <w:numId w:val="29"/>
-        </w:numPr>
-      </w:pPr>
-      <w:r>
-        <w:lastRenderedPageBreak/>
-        <w:t>Сначала вызываются конструкторы базовых классов в порядке их объявления (слева направо).</w:t>
-      </w:r>
-    </w:p>
-    <w:p>
-      <w:pPr>
-        <w:numPr>
-          <w:ilvl w:val="1"/>
-          <w:numId w:val="29"/>
-        </w:numPr>
-      </w:pPr>
-      <w:r>
-        <w:t>Затем — конструктор производного класса.</w:t>
+        <w:ind w:left="720"/>
+        <w:rPr>
+          <w:b/>
+          <w:bCs/>
+        </w:rPr>
+      </w:pPr>
+      <w:r>
+        <w:t>Все методы и операторы внутри класса также становятся шаблонами.</w:t>
       </w:r>
     </w:p>
     <w:p>
@@ -3785,37 +3452,8 @@
         <w:pStyle w:val="a"/>
         <w:numPr>
           <w:ilvl w:val="0"/>
-          <w:numId w:val="29"/>
+          <w:numId w:val="44"/>
         </w:numPr>
-      </w:pPr>
-      <w:r>
-        <w:t>При удалении объекта:</w:t>
-      </w:r>
-    </w:p>
-    <w:p>
-      <w:pPr>
-        <w:numPr>
-          <w:ilvl w:val="1"/>
-          <w:numId w:val="29"/>
-        </w:numPr>
-      </w:pPr>
-      <w:r>
-        <w:t>Сначала вызывается деструктор производного класса.</w:t>
-      </w:r>
-    </w:p>
-    <w:p>
-      <w:pPr>
-        <w:numPr>
-          <w:ilvl w:val="1"/>
-          <w:numId w:val="29"/>
-        </w:numPr>
-      </w:pPr>
-      <w:r>
-        <w:t>Затем — деструкторы базовых классов в обратном порядке объявления.</w:t>
-      </w:r>
-    </w:p>
-    <w:p>
-      <w:pPr>
         <w:rPr>
           <w:b/>
           <w:bCs/>
@@ -3826,27 +3464,7 @@
           <w:b/>
           <w:bCs/>
         </w:rPr>
-        <w:t xml:space="preserve">9. Какой принцип ООП реализует механизм виртуальных функций?  </w:t>
-      </w:r>
-    </w:p>
-    <w:p>
-      <w:r>
-        <w:t>Механизм виртуальных функций реализует принцип полиморфизма — способность объектов разных классов (связанных наследованием) обрабатывать одинаковые сообщения (вызовы методов) по-разному.</w:t>
-      </w:r>
-    </w:p>
-    <w:p>
-      <w:pPr>
-        <w:rPr>
-          <w:b/>
-          <w:bCs/>
-        </w:rPr>
-      </w:pPr>
-      <w:r>
-        <w:rPr>
-          <w:b/>
-          <w:bCs/>
-        </w:rPr>
-        <w:t>10. Когда следует использовать механизм виртуальных функций в программе?</w:t>
+        <w:t>В чём особенности определения метода шаблонного класса вне класса?</w:t>
       </w:r>
     </w:p>
     <w:p>
@@ -3854,20 +3472,12 @@
         <w:pStyle w:val="a"/>
         <w:numPr>
           <w:ilvl w:val="0"/>
-          <w:numId w:val="31"/>
+          <w:numId w:val="0"/>
         </w:numPr>
-      </w:pPr>
-      <w:r>
-        <w:t>Когда</w:t>
-      </w:r>
-      <w:r>
-        <w:t xml:space="preserve"> нужно динамическое связывание</w:t>
-      </w:r>
-      <w:r>
-        <w:t xml:space="preserve">: </w:t>
-      </w:r>
-      <w:r>
-        <w:t>вызов нужной версии метода в зависимости от типа объекта во время выполнения.</w:t>
+        <w:ind w:left="720"/>
+      </w:pPr>
+      <w:r>
+        <w:t>Перед определением метода нужно снова указать template&lt;typename T&gt; (или template&lt;class T&gt;). Сигнатура метода включает имя шаблонного класса с параметром:</w:t>
       </w:r>
     </w:p>
     <w:p>
@@ -3875,14 +3485,48 @@
         <w:pStyle w:val="a"/>
         <w:numPr>
           <w:ilvl w:val="0"/>
-          <w:numId w:val="31"/>
+          <w:numId w:val="0"/>
         </w:numPr>
-      </w:pPr>
-      <w:r>
-        <w:t>Когда</w:t>
-      </w:r>
-      <w:r>
-        <w:t xml:space="preserve"> есть иерархия классов, где производные классы должны переопределять поведение базового класса.</w:t>
+        <w:ind w:left="720"/>
+        <w:rPr>
+          <w:b/>
+          <w:bCs/>
+          <w:lang w:val="en-US"/>
+        </w:rPr>
+      </w:pPr>
+      <w:r>
+        <w:rPr>
+          <w:lang w:val="en-US"/>
+        </w:rPr>
+        <w:t xml:space="preserve">template&lt;typename T&gt; void </w:t>
+      </w:r>
+      <w:proofErr w:type="spellStart"/>
+      <w:r>
+        <w:rPr>
+          <w:lang w:val="en-US"/>
+        </w:rPr>
+        <w:t>TClassName</w:t>
+      </w:r>
+      <w:proofErr w:type="spellEnd"/>
+      <w:r>
+        <w:rPr>
+          <w:lang w:val="en-US"/>
+        </w:rPr>
+        <w:t>&lt;T&gt;::</w:t>
+      </w:r>
+      <w:proofErr w:type="spellStart"/>
+      <w:r>
+        <w:rPr>
+          <w:lang w:val="en-US"/>
+        </w:rPr>
+        <w:t>methodName</w:t>
+      </w:r>
+      <w:proofErr w:type="spellEnd"/>
+      <w:r>
+        <w:rPr>
+          <w:lang w:val="en-US"/>
+        </w:rPr>
+        <w:t>(...) { ... }.</w:t>
       </w:r>
     </w:p>
     <w:p>
@@ -3890,18 +3534,8 @@
         <w:pStyle w:val="a"/>
         <w:numPr>
           <w:ilvl w:val="0"/>
-          <w:numId w:val="31"/>
+          <w:numId w:val="44"/>
         </w:numPr>
-      </w:pPr>
-      <w:r>
-        <w:t>Когда требуется</w:t>
-      </w:r>
-      <w:r>
-        <w:t xml:space="preserve"> использовать полиморфизм — работать с объектами разных классов через единый интерфейс (базовый класс).</w:t>
-      </w:r>
-    </w:p>
-    <w:p>
-      <w:pPr>
         <w:rPr>
           <w:b/>
           <w:bCs/>
@@ -3912,62 +3546,7 @@
           <w:b/>
           <w:bCs/>
         </w:rPr>
-        <w:t>11. В чем состоит сущность метода динамического связывания?</w:t>
-      </w:r>
-    </w:p>
-    <w:p>
-      <w:r>
-        <w:t xml:space="preserve">Динамическое связывание — это </w:t>
-      </w:r>
-      <w:r>
-        <w:t>метод</w:t>
-      </w:r>
-      <w:r>
-        <w:t>, при котором выбор конкретной версии метода</w:t>
-      </w:r>
-      <w:r>
-        <w:t xml:space="preserve"> класса, в зависимости от типа объекта,</w:t>
-      </w:r>
-      <w:r>
-        <w:t xml:space="preserve"> происходит во время выполнения программы, а не на этапе компиляции.</w:t>
-      </w:r>
-    </w:p>
-    <w:p>
-      <w:pPr>
-        <w:rPr>
-          <w:b/>
-          <w:bCs/>
-        </w:rPr>
-      </w:pPr>
-      <w:r>
-        <w:rPr>
-          <w:b/>
-          <w:bCs/>
-        </w:rPr>
-        <w:t>12. В чем смысл идеи «один интерфейс – множество методов»?</w:t>
-      </w:r>
-    </w:p>
-    <w:p>
-      <w:r>
-        <w:t>Э</w:t>
-      </w:r>
-      <w:r>
-        <w:t>то основная идея полиморфизма: один и тот же интерфейс может иметь разные реализации в разных классах.</w:t>
-      </w:r>
-    </w:p>
-    <w:p>
-      <w:pPr>
-        <w:rPr>
-          <w:b/>
-          <w:bCs/>
-        </w:rPr>
-      </w:pPr>
-      <w:r>
-        <w:rPr>
-          <w:b/>
-          <w:bCs/>
-        </w:rPr>
-        <w:t>13. Когда может быть проигнорирован механизм виртуальных функций?</w:t>
+        <w:t>Что такое специализация шаблона?</w:t>
       </w:r>
     </w:p>
     <w:p>
@@ -3975,17 +3554,16 @@
         <w:pStyle w:val="a"/>
         <w:numPr>
           <w:ilvl w:val="0"/>
-          <w:numId w:val="33"/>
+          <w:numId w:val="0"/>
         </w:numPr>
-      </w:pPr>
-      <w:r>
-        <w:t>Вызов метода происходит через объект, а не через указатель/ссылку на</w:t>
-      </w:r>
-      <w:r>
-        <w:t xml:space="preserve"> </w:t>
-      </w:r>
-      <w:r>
-        <w:t>базовый класс.</w:t>
+        <w:ind w:left="720"/>
+        <w:rPr>
+          <w:b/>
+          <w:bCs/>
+        </w:rPr>
+      </w:pPr>
+      <w:r>
+        <w:t>Это частичная или полная замена параметра шаблона конкретным типом, чтобы предоставить особую реализацию для этого типа.</w:t>
       </w:r>
     </w:p>
     <w:p>
@@ -3993,11 +3571,19 @@
         <w:pStyle w:val="a"/>
         <w:numPr>
           <w:ilvl w:val="0"/>
-          <w:numId w:val="33"/>
+          <w:numId w:val="44"/>
         </w:numPr>
-      </w:pPr>
-      <w:r>
-        <w:t>Метод не является виртуальным — тогда вызов жёстко привязан к типу переменной.</w:t>
+        <w:rPr>
+          <w:b/>
+          <w:bCs/>
+        </w:rPr>
+      </w:pPr>
+      <w:r>
+        <w:rPr>
+          <w:b/>
+          <w:bCs/>
+        </w:rPr>
+        <w:t>Как объявить объект шаблонного класса?</w:t>
       </w:r>
     </w:p>
     <w:p>
@@ -4005,84 +3591,95 @@
         <w:pStyle w:val="a"/>
         <w:numPr>
           <w:ilvl w:val="0"/>
-          <w:numId w:val="33"/>
+          <w:numId w:val="0"/>
         </w:numPr>
-      </w:pPr>
-      <w:r>
-        <w:t xml:space="preserve">Используется прямой вызов метода базового класса через </w:t>
-      </w:r>
-      <w:proofErr w:type="spellStart"/>
-      <w:proofErr w:type="gramStart"/>
-      <w:r>
-        <w:t>Base</w:t>
-      </w:r>
-      <w:proofErr w:type="spellEnd"/>
-      <w:r>
-        <w:t>::</w:t>
-      </w:r>
-      <w:proofErr w:type="spellStart"/>
-      <w:proofErr w:type="gramEnd"/>
-      <w:r>
-        <w:t>method</w:t>
-      </w:r>
-      <w:proofErr w:type="spellEnd"/>
-      <w:r>
-        <w:t>(), что</w:t>
-      </w:r>
-      <w:r>
-        <w:t xml:space="preserve"> обходит полиморфизм.</w:t>
-      </w:r>
-    </w:p>
-    <w:p>
-      <w:pPr>
+        <w:ind w:left="720"/>
         <w:rPr>
           <w:b/>
           <w:bCs/>
         </w:rPr>
       </w:pPr>
       <w:r>
+        <w:t>ИмяКласса&lt;конкретный_тип&gt; имя_объекта; (например, TMatrix&lt;int&gt; intMatrix;).</w:t>
+      </w:r>
+    </w:p>
+    <w:p>
+      <w:pPr>
+        <w:pStyle w:val="a"/>
+        <w:numPr>
+          <w:ilvl w:val="0"/>
+          <w:numId w:val="44"/>
+        </w:numPr>
         <w:rPr>
           <w:b/>
           <w:bCs/>
         </w:rPr>
-        <w:t>14. Что такое абстрактный класс? Можно ли создавать объекты абстрактных классов?</w:t>
-      </w:r>
-    </w:p>
-    <w:p>
-      <w:r>
-        <w:t xml:space="preserve">Абстрактный класс — это класс, который содержит хотя бы одну чисто виртуальную функцию (в C++ — </w:t>
-      </w:r>
-      <w:proofErr w:type="spellStart"/>
-      <w:r>
-        <w:t>virtual</w:t>
-      </w:r>
-      <w:proofErr w:type="spellEnd"/>
-      <w:r>
-        <w:t xml:space="preserve"> </w:t>
-      </w:r>
-      <w:proofErr w:type="spellStart"/>
-      <w:r>
-        <w:t>void</w:t>
-      </w:r>
-      <w:proofErr w:type="spellEnd"/>
-      <w:r>
-        <w:t xml:space="preserve"> </w:t>
-      </w:r>
-      <w:proofErr w:type="gramStart"/>
-      <w:r>
-        <w:t>f(</w:t>
-      </w:r>
-      <w:proofErr w:type="gramEnd"/>
-      <w:r>
-        <w:t xml:space="preserve">) = 0;). Такой класс не может быть </w:t>
-      </w:r>
-      <w:proofErr w:type="spellStart"/>
-      <w:r>
-        <w:t>инстанцирован</w:t>
-      </w:r>
-      <w:proofErr w:type="spellEnd"/>
-      <w:r>
-        <w:t xml:space="preserve"> напрямую — нельзя создать объект абстрактного класса.</w:t>
+      </w:pPr>
+      <w:r>
+        <w:rPr>
+          <w:b/>
+          <w:bCs/>
+        </w:rPr>
+        <w:t>Что такое инстанцирование?</w:t>
+      </w:r>
+    </w:p>
+    <w:p>
+      <w:pPr>
+        <w:pStyle w:val="a"/>
+        <w:numPr>
+          <w:ilvl w:val="0"/>
+          <w:numId w:val="0"/>
+        </w:numPr>
+        <w:ind w:left="720"/>
+        <w:rPr>
+          <w:b/>
+          <w:bCs/>
+        </w:rPr>
+      </w:pPr>
+      <w:r>
+        <w:t>Процесс создания конкретной версии шаблона (функции или класса) для определенного типа компилятором.</w:t>
+      </w:r>
+    </w:p>
+    <w:p>
+      <w:pPr>
+        <w:pStyle w:val="a"/>
+        <w:numPr>
+          <w:ilvl w:val="0"/>
+          <w:numId w:val="44"/>
+        </w:numPr>
+        <w:rPr>
+          <w:b/>
+          <w:bCs/>
+        </w:rPr>
+      </w:pPr>
+      <w:r>
+        <w:rPr>
+          <w:b/>
+          <w:bCs/>
+        </w:rPr>
+        <w:t>Чем в строке template&lt;class T&gt; может быть T?</w:t>
+      </w:r>
+    </w:p>
+    <w:p>
+      <w:pPr>
+        <w:pStyle w:val="a"/>
+        <w:numPr>
+          <w:ilvl w:val="0"/>
+          <w:numId w:val="0"/>
+        </w:numPr>
+        <w:ind w:left="720"/>
+      </w:pPr>
+      <w:r>
+        <w:t>d) T может быть любым типом – как встроенным в язык С++, так и определ</w:t>
+      </w:r>
+      <w:r>
+        <w:t>ё</w:t>
+      </w:r>
+      <w:r>
+        <w:t xml:space="preserve">нным </w:t>
+      </w:r>
+      <w:r>
+        <w:t>в коде программы.</w:t>
       </w:r>
     </w:p>
     <w:p>
@@ -4107,22 +3704,14 @@
           <w:rFonts w:cs="Liberation Serif"/>
           <w:szCs w:val="28"/>
         </w:rPr>
-        <w:t xml:space="preserve">Я изучил принципы механизмов наследования и полиморфизма и научился применять их при разработке программ на языке </w:t>
+        <w:t xml:space="preserve">Я </w:t>
       </w:r>
       <w:r>
         <w:rPr>
           <w:rFonts w:cs="Liberation Serif"/>
           <w:szCs w:val="28"/>
-          <w:lang w:val="en-US"/>
-        </w:rPr>
-        <w:t>C</w:t>
-      </w:r>
-      <w:r>
-        <w:rPr>
-          <w:rFonts w:cs="Liberation Serif"/>
-          <w:szCs w:val="28"/>
-        </w:rPr>
-        <w:t>++</w:t>
+        </w:rPr>
+        <w:t>получил практические навыки разработки и отладки программ с использованием шаблонов функций и классов на языке С++</w:t>
       </w:r>
       <w:r>
         <w:rPr>
@@ -4144,7 +3733,7 @@
 </file>
 
 <file path=word/endnotes.xml><?xml version="1.0" encoding="utf-8"?>
-<w:endnotes xmlns:wpc="http://schemas.microsoft.com/office/word/2010/wordprocessingCanvas" xmlns:mc="http://schemas.openxmlformats.org/markup-compatibility/2006" xmlns:o="urn:schemas-microsoft-com:office:office" xmlns:r="http://schemas.openxmlformats.org/officeDocument/2006/relationships" xmlns:m="http://schemas.openxmlformats.org/officeDocument/2006/math" xmlns:v="urn:schemas-microsoft-com:vml" xmlns:wp14="http://schemas.microsoft.com/office/word/2010/wordprocessingDrawing" xmlns:wp="http://schemas.openxmlformats.org/drawingml/2006/wordprocessingDrawing" xmlns:w10="urn:schemas-microsoft-com:office:word" xmlns:w="http://schemas.openxmlformats.org/wordprocessingml/2006/main" xmlns:w14="http://schemas.microsoft.com/office/word/2010/wordml" xmlns:w15="http://schemas.microsoft.com/office/word/2012/wordml" xmlns:wpg="http://schemas.microsoft.com/office/word/2010/wordprocessingGroup" xmlns:wpi="http://schemas.microsoft.com/office/word/2010/wordprocessingInk" xmlns:wne="http://schemas.microsoft.com/office/word/2006/wordml" xmlns:wps="http://schemas.microsoft.com/office/word/2010/wordprocessingShape" mc:Ignorable="w14 w15 wp14">
+<w:endnotes xmlns:wpc="http://schemas.microsoft.com/office/word/2010/wordprocessingCanvas" xmlns:cx="http://schemas.microsoft.com/office/drawing/2014/chartex" xmlns:cx1="http://schemas.microsoft.com/office/drawing/2015/9/8/chartex" xmlns:cx2="http://schemas.microsoft.com/office/drawing/2015/10/21/chartex" xmlns:cx3="http://schemas.microsoft.com/office/drawing/2016/5/9/chartex" xmlns:cx4="http://schemas.microsoft.com/office/drawing/2016/5/10/chartex" xmlns:cx5="http://schemas.microsoft.com/office/drawing/2016/5/11/chartex" xmlns:cx6="http://schemas.microsoft.com/office/drawing/2016/5/12/chartex" xmlns:cx7="http://schemas.microsoft.com/office/drawing/2016/5/13/chartex" xmlns:cx8="http://schemas.microsoft.com/office/drawing/2016/5/14/chartex" xmlns:mc="http://schemas.openxmlformats.org/markup-compatibility/2006" xmlns:aink="http://schemas.microsoft.com/office/drawing/2016/ink" xmlns:am3d="http://schemas.microsoft.com/office/drawing/2017/model3d" xmlns:o="urn:schemas-microsoft-com:office:office" xmlns:oel="http://schemas.microsoft.com/office/2019/extlst" xmlns:r="http://schemas.openxmlformats.org/officeDocument/2006/relationships" xmlns:m="http://schemas.openxmlformats.org/officeDocument/2006/math" xmlns:v="urn:schemas-microsoft-com:vml" xmlns:wp14="http://schemas.microsoft.com/office/word/2010/wordprocessingDrawing" xmlns:wp="http://schemas.openxmlformats.org/drawingml/2006/wordprocessingDrawing" xmlns:w10="urn:schemas-microsoft-com:office:word" xmlns:w="http://schemas.openxmlformats.org/wordprocessingml/2006/main" xmlns:w14="http://schemas.microsoft.com/office/word/2010/wordml" xmlns:w15="http://schemas.microsoft.com/office/word/2012/wordml" xmlns:w16cex="http://schemas.microsoft.com/office/word/2018/wordml/cex" xmlns:w16cid="http://schemas.microsoft.com/office/word/2016/wordml/cid" xmlns:w16="http://schemas.microsoft.com/office/word/2018/wordml" xmlns:w16du="http://schemas.microsoft.com/office/word/2023/wordml/word16du" xmlns:w16sdtdh="http://schemas.microsoft.com/office/word/2020/wordml/sdtdatahash" xmlns:w16sdtfl="http://schemas.microsoft.com/office/word/2024/wordml/sdtformatlock" xmlns:w16se="http://schemas.microsoft.com/office/word/2015/wordml/symex" xmlns:wpg="http://schemas.microsoft.com/office/word/2010/wordprocessingGroup" xmlns:wpi="http://schemas.microsoft.com/office/word/2010/wordprocessingInk" xmlns:wne="http://schemas.microsoft.com/office/word/2006/wordml" xmlns:wps="http://schemas.microsoft.com/office/word/2010/wordprocessingShape" mc:Ignorable="w14 w15 w16se w16cid w16 w16cex w16sdtdh w16sdtfl w16du wp14">
   <w:endnote w:type="separator" w:id="-1">
     <w:p>
       <w:r>
@@ -4163,7 +3752,7 @@
 </file>
 
 <file path=word/footer1.xml><?xml version="1.0" encoding="utf-8"?>
-<w:ftr xmlns:wpc="http://schemas.microsoft.com/office/word/2010/wordprocessingCanvas" xmlns:mc="http://schemas.openxmlformats.org/markup-compatibility/2006" xmlns:o="urn:schemas-microsoft-com:office:office" xmlns:r="http://schemas.openxmlformats.org/officeDocument/2006/relationships" xmlns:m="http://schemas.openxmlformats.org/officeDocument/2006/math" xmlns:v="urn:schemas-microsoft-com:vml" xmlns:wp14="http://schemas.microsoft.com/office/word/2010/wordprocessingDrawing" xmlns:wp="http://schemas.openxmlformats.org/drawingml/2006/wordprocessingDrawing" xmlns:w10="urn:schemas-microsoft-com:office:word" xmlns:w="http://schemas.openxmlformats.org/wordprocessingml/2006/main" xmlns:w14="http://schemas.microsoft.com/office/word/2010/wordml" xmlns:w15="http://schemas.microsoft.com/office/word/2012/wordml" xmlns:wpg="http://schemas.microsoft.com/office/word/2010/wordprocessingGroup" xmlns:wpi="http://schemas.microsoft.com/office/word/2010/wordprocessingInk" xmlns:wne="http://schemas.microsoft.com/office/word/2006/wordml" xmlns:wps="http://schemas.microsoft.com/office/word/2010/wordprocessingShape" mc:Ignorable="w14 w15 wp14">
+<w:ftr xmlns:wpc="http://schemas.microsoft.com/office/word/2010/wordprocessingCanvas" xmlns:cx="http://schemas.microsoft.com/office/drawing/2014/chartex" xmlns:cx1="http://schemas.microsoft.com/office/drawing/2015/9/8/chartex" xmlns:cx2="http://schemas.microsoft.com/office/drawing/2015/10/21/chartex" xmlns:cx3="http://schemas.microsoft.com/office/drawing/2016/5/9/chartex" xmlns:cx4="http://schemas.microsoft.com/office/drawing/2016/5/10/chartex" xmlns:cx5="http://schemas.microsoft.com/office/drawing/2016/5/11/chartex" xmlns:cx6="http://schemas.microsoft.com/office/drawing/2016/5/12/chartex" xmlns:cx7="http://schemas.microsoft.com/office/drawing/2016/5/13/chartex" xmlns:cx8="http://schemas.microsoft.com/office/drawing/2016/5/14/chartex" xmlns:mc="http://schemas.openxmlformats.org/markup-compatibility/2006" xmlns:aink="http://schemas.microsoft.com/office/drawing/2016/ink" xmlns:am3d="http://schemas.microsoft.com/office/drawing/2017/model3d" xmlns:o="urn:schemas-microsoft-com:office:office" xmlns:oel="http://schemas.microsoft.com/office/2019/extlst" xmlns:r="http://schemas.openxmlformats.org/officeDocument/2006/relationships" xmlns:m="http://schemas.openxmlformats.org/officeDocument/2006/math" xmlns:v="urn:schemas-microsoft-com:vml" xmlns:wp14="http://schemas.microsoft.com/office/word/2010/wordprocessingDrawing" xmlns:wp="http://schemas.openxmlformats.org/drawingml/2006/wordprocessingDrawing" xmlns:w10="urn:schemas-microsoft-com:office:word" xmlns:w="http://schemas.openxmlformats.org/wordprocessingml/2006/main" xmlns:w14="http://schemas.microsoft.com/office/word/2010/wordml" xmlns:w15="http://schemas.microsoft.com/office/word/2012/wordml" xmlns:w16cex="http://schemas.microsoft.com/office/word/2018/wordml/cex" xmlns:w16cid="http://schemas.microsoft.com/office/word/2016/wordml/cid" xmlns:w16="http://schemas.microsoft.com/office/word/2018/wordml" xmlns:w16du="http://schemas.microsoft.com/office/word/2023/wordml/word16du" xmlns:w16sdtdh="http://schemas.microsoft.com/office/word/2020/wordml/sdtdatahash" xmlns:w16sdtfl="http://schemas.microsoft.com/office/word/2024/wordml/sdtformatlock" xmlns:w16se="http://schemas.microsoft.com/office/word/2015/wordml/symex" xmlns:wpg="http://schemas.microsoft.com/office/word/2010/wordprocessingGroup" xmlns:wpi="http://schemas.microsoft.com/office/word/2010/wordprocessingInk" xmlns:wne="http://schemas.microsoft.com/office/word/2006/wordml" xmlns:wps="http://schemas.microsoft.com/office/word/2010/wordprocessingShape" mc:Ignorable="w14 w15 w16se w16cid w16 w16cex w16sdtdh w16sdtfl w16du wp14">
   <w:p>
     <w:pPr>
       <w:pStyle w:val="aff1"/>
@@ -4214,7 +3803,7 @@
 </file>
 
 <file path=word/footer2.xml><?xml version="1.0" encoding="utf-8"?>
-<w:ftr xmlns:wpc="http://schemas.microsoft.com/office/word/2010/wordprocessingCanvas" xmlns:mc="http://schemas.openxmlformats.org/markup-compatibility/2006" xmlns:o="urn:schemas-microsoft-com:office:office" xmlns:r="http://schemas.openxmlformats.org/officeDocument/2006/relationships" xmlns:m="http://schemas.openxmlformats.org/officeDocument/2006/math" xmlns:v="urn:schemas-microsoft-com:vml" xmlns:wp14="http://schemas.microsoft.com/office/word/2010/wordprocessingDrawing" xmlns:wp="http://schemas.openxmlformats.org/drawingml/2006/wordprocessingDrawing" xmlns:w10="urn:schemas-microsoft-com:office:word" xmlns:w="http://schemas.openxmlformats.org/wordprocessingml/2006/main" xmlns:w14="http://schemas.microsoft.com/office/word/2010/wordml" xmlns:w15="http://schemas.microsoft.com/office/word/2012/wordml" xmlns:wpg="http://schemas.microsoft.com/office/word/2010/wordprocessingGroup" xmlns:wpi="http://schemas.microsoft.com/office/word/2010/wordprocessingInk" xmlns:wne="http://schemas.microsoft.com/office/word/2006/wordml" xmlns:wps="http://schemas.microsoft.com/office/word/2010/wordprocessingShape" mc:Ignorable="w14 w15 wp14">
+<w:ftr xmlns:wpc="http://schemas.microsoft.com/office/word/2010/wordprocessingCanvas" xmlns:cx="http://schemas.microsoft.com/office/drawing/2014/chartex" xmlns:cx1="http://schemas.microsoft.com/office/drawing/2015/9/8/chartex" xmlns:cx2="http://schemas.microsoft.com/office/drawing/2015/10/21/chartex" xmlns:cx3="http://schemas.microsoft.com/office/drawing/2016/5/9/chartex" xmlns:cx4="http://schemas.microsoft.com/office/drawing/2016/5/10/chartex" xmlns:cx5="http://schemas.microsoft.com/office/drawing/2016/5/11/chartex" xmlns:cx6="http://schemas.microsoft.com/office/drawing/2016/5/12/chartex" xmlns:cx7="http://schemas.microsoft.com/office/drawing/2016/5/13/chartex" xmlns:cx8="http://schemas.microsoft.com/office/drawing/2016/5/14/chartex" xmlns:mc="http://schemas.openxmlformats.org/markup-compatibility/2006" xmlns:aink="http://schemas.microsoft.com/office/drawing/2016/ink" xmlns:am3d="http://schemas.microsoft.com/office/drawing/2017/model3d" xmlns:o="urn:schemas-microsoft-com:office:office" xmlns:oel="http://schemas.microsoft.com/office/2019/extlst" xmlns:r="http://schemas.openxmlformats.org/officeDocument/2006/relationships" xmlns:m="http://schemas.openxmlformats.org/officeDocument/2006/math" xmlns:v="urn:schemas-microsoft-com:vml" xmlns:wp14="http://schemas.microsoft.com/office/word/2010/wordprocessingDrawing" xmlns:wp="http://schemas.openxmlformats.org/drawingml/2006/wordprocessingDrawing" xmlns:w10="urn:schemas-microsoft-com:office:word" xmlns:w="http://schemas.openxmlformats.org/wordprocessingml/2006/main" xmlns:w14="http://schemas.microsoft.com/office/word/2010/wordml" xmlns:w15="http://schemas.microsoft.com/office/word/2012/wordml" xmlns:w16cex="http://schemas.microsoft.com/office/word/2018/wordml/cex" xmlns:w16cid="http://schemas.microsoft.com/office/word/2016/wordml/cid" xmlns:w16="http://schemas.microsoft.com/office/word/2018/wordml" xmlns:w16du="http://schemas.microsoft.com/office/word/2023/wordml/word16du" xmlns:w16sdtdh="http://schemas.microsoft.com/office/word/2020/wordml/sdtdatahash" xmlns:w16sdtfl="http://schemas.microsoft.com/office/word/2024/wordml/sdtformatlock" xmlns:w16se="http://schemas.microsoft.com/office/word/2015/wordml/symex" xmlns:wpg="http://schemas.microsoft.com/office/word/2010/wordprocessingGroup" xmlns:wpi="http://schemas.microsoft.com/office/word/2010/wordprocessingInk" xmlns:wne="http://schemas.microsoft.com/office/word/2006/wordml" xmlns:wps="http://schemas.microsoft.com/office/word/2010/wordprocessingShape" mc:Ignorable="w14 w15 w16se w16cid w16 w16cex w16sdtdh w16sdtfl w16du wp14">
   <w:p>
     <w:pPr>
       <w:pStyle w:val="aff1"/>
@@ -4243,7 +3832,7 @@
 </file>
 
 <file path=word/footnotes.xml><?xml version="1.0" encoding="utf-8"?>
-<w:footnotes xmlns:wpc="http://schemas.microsoft.com/office/word/2010/wordprocessingCanvas" xmlns:mc="http://schemas.openxmlformats.org/markup-compatibility/2006" xmlns:o="urn:schemas-microsoft-com:office:office" xmlns:r="http://schemas.openxmlformats.org/officeDocument/2006/relationships" xmlns:m="http://schemas.openxmlformats.org/officeDocument/2006/math" xmlns:v="urn:schemas-microsoft-com:vml" xmlns:wp14="http://schemas.microsoft.com/office/word/2010/wordprocessingDrawing" xmlns:wp="http://schemas.openxmlformats.org/drawingml/2006/wordprocessingDrawing" xmlns:w10="urn:schemas-microsoft-com:office:word" xmlns:w="http://schemas.openxmlformats.org/wordprocessingml/2006/main" xmlns:w14="http://schemas.microsoft.com/office/word/2010/wordml" xmlns:w15="http://schemas.microsoft.com/office/word/2012/wordml" xmlns:wpg="http://schemas.microsoft.com/office/word/2010/wordprocessingGroup" xmlns:wpi="http://schemas.microsoft.com/office/word/2010/wordprocessingInk" xmlns:wne="http://schemas.microsoft.com/office/word/2006/wordml" xmlns:wps="http://schemas.microsoft.com/office/word/2010/wordprocessingShape" mc:Ignorable="w14 w15 wp14">
+<w:footnotes xmlns:wpc="http://schemas.microsoft.com/office/word/2010/wordprocessingCanvas" xmlns:cx="http://schemas.microsoft.com/office/drawing/2014/chartex" xmlns:cx1="http://schemas.microsoft.com/office/drawing/2015/9/8/chartex" xmlns:cx2="http://schemas.microsoft.com/office/drawing/2015/10/21/chartex" xmlns:cx3="http://schemas.microsoft.com/office/drawing/2016/5/9/chartex" xmlns:cx4="http://schemas.microsoft.com/office/drawing/2016/5/10/chartex" xmlns:cx5="http://schemas.microsoft.com/office/drawing/2016/5/11/chartex" xmlns:cx6="http://schemas.microsoft.com/office/drawing/2016/5/12/chartex" xmlns:cx7="http://schemas.microsoft.com/office/drawing/2016/5/13/chartex" xmlns:cx8="http://schemas.microsoft.com/office/drawing/2016/5/14/chartex" xmlns:mc="http://schemas.openxmlformats.org/markup-compatibility/2006" xmlns:aink="http://schemas.microsoft.com/office/drawing/2016/ink" xmlns:am3d="http://schemas.microsoft.com/office/drawing/2017/model3d" xmlns:o="urn:schemas-microsoft-com:office:office" xmlns:oel="http://schemas.microsoft.com/office/2019/extlst" xmlns:r="http://schemas.openxmlformats.org/officeDocument/2006/relationships" xmlns:m="http://schemas.openxmlformats.org/officeDocument/2006/math" xmlns:v="urn:schemas-microsoft-com:vml" xmlns:wp14="http://schemas.microsoft.com/office/word/2010/wordprocessingDrawing" xmlns:wp="http://schemas.openxmlformats.org/drawingml/2006/wordprocessingDrawing" xmlns:w10="urn:schemas-microsoft-com:office:word" xmlns:w="http://schemas.openxmlformats.org/wordprocessingml/2006/main" xmlns:w14="http://schemas.microsoft.com/office/word/2010/wordml" xmlns:w15="http://schemas.microsoft.com/office/word/2012/wordml" xmlns:w16cex="http://schemas.microsoft.com/office/word/2018/wordml/cex" xmlns:w16cid="http://schemas.microsoft.com/office/word/2016/wordml/cid" xmlns:w16="http://schemas.microsoft.com/office/word/2018/wordml" xmlns:w16du="http://schemas.microsoft.com/office/word/2023/wordml/word16du" xmlns:w16sdtdh="http://schemas.microsoft.com/office/word/2020/wordml/sdtdatahash" xmlns:w16sdtfl="http://schemas.microsoft.com/office/word/2024/wordml/sdtformatlock" xmlns:w16se="http://schemas.microsoft.com/office/word/2015/wordml/symex" xmlns:wpg="http://schemas.microsoft.com/office/word/2010/wordprocessingGroup" xmlns:wpi="http://schemas.microsoft.com/office/word/2010/wordprocessingInk" xmlns:wne="http://schemas.microsoft.com/office/word/2006/wordml" xmlns:wps="http://schemas.microsoft.com/office/word/2010/wordprocessingShape" mc:Ignorable="w14 w15 w16se w16cid w16 w16cex w16sdtdh w16sdtfl w16du wp14">
   <w:footnote w:type="separator" w:id="-1">
     <w:p>
       <w:r>
@@ -4262,8 +3851,8 @@
 </file>
 
 <file path=word/numbering.xml><?xml version="1.0" encoding="utf-8"?>
-<w:numbering xmlns:wpc="http://schemas.microsoft.com/office/word/2010/wordprocessingCanvas" xmlns:mc="http://schemas.openxmlformats.org/markup-compatibility/2006" xmlns:o="urn:schemas-microsoft-com:office:office" xmlns:r="http://schemas.openxmlformats.org/officeDocument/2006/relationships" xmlns:m="http://schemas.openxmlformats.org/officeDocument/2006/math" xmlns:v="urn:schemas-microsoft-com:vml" xmlns:wp14="http://schemas.microsoft.com/office/word/2010/wordprocessingDrawing" xmlns:wp="http://schemas.openxmlformats.org/drawingml/2006/wordprocessingDrawing" xmlns:w10="urn:schemas-microsoft-com:office:word" xmlns:w="http://schemas.openxmlformats.org/wordprocessingml/2006/main" xmlns:w14="http://schemas.microsoft.com/office/word/2010/wordml" xmlns:w15="http://schemas.microsoft.com/office/word/2012/wordml" xmlns:wpg="http://schemas.microsoft.com/office/word/2010/wordprocessingGroup" xmlns:wpi="http://schemas.microsoft.com/office/word/2010/wordprocessingInk" xmlns:wne="http://schemas.microsoft.com/office/word/2006/wordml" xmlns:wps="http://schemas.microsoft.com/office/word/2010/wordprocessingShape" mc:Ignorable="w14 w15 wp14">
-  <w:abstractNum w:abstractNumId="0">
+<w:numbering xmlns:wpc="http://schemas.microsoft.com/office/word/2010/wordprocessingCanvas" xmlns:cx="http://schemas.microsoft.com/office/drawing/2014/chartex" xmlns:cx1="http://schemas.microsoft.com/office/drawing/2015/9/8/chartex" xmlns:cx2="http://schemas.microsoft.com/office/drawing/2015/10/21/chartex" xmlns:cx3="http://schemas.microsoft.com/office/drawing/2016/5/9/chartex" xmlns:cx4="http://schemas.microsoft.com/office/drawing/2016/5/10/chartex" xmlns:cx5="http://schemas.microsoft.com/office/drawing/2016/5/11/chartex" xmlns:cx6="http://schemas.microsoft.com/office/drawing/2016/5/12/chartex" xmlns:cx7="http://schemas.microsoft.com/office/drawing/2016/5/13/chartex" xmlns:cx8="http://schemas.microsoft.com/office/drawing/2016/5/14/chartex" xmlns:mc="http://schemas.openxmlformats.org/markup-compatibility/2006" xmlns:aink="http://schemas.microsoft.com/office/drawing/2016/ink" xmlns:am3d="http://schemas.microsoft.com/office/drawing/2017/model3d" xmlns:o="urn:schemas-microsoft-com:office:office" xmlns:oel="http://schemas.microsoft.com/office/2019/extlst" xmlns:r="http://schemas.openxmlformats.org/officeDocument/2006/relationships" xmlns:m="http://schemas.openxmlformats.org/officeDocument/2006/math" xmlns:v="urn:schemas-microsoft-com:vml" xmlns:wp14="http://schemas.microsoft.com/office/word/2010/wordprocessingDrawing" xmlns:wp="http://schemas.openxmlformats.org/drawingml/2006/wordprocessingDrawing" xmlns:w10="urn:schemas-microsoft-com:office:word" xmlns:w="http://schemas.openxmlformats.org/wordprocessingml/2006/main" xmlns:w14="http://schemas.microsoft.com/office/word/2010/wordml" xmlns:w15="http://schemas.microsoft.com/office/word/2012/wordml" xmlns:w16cex="http://schemas.microsoft.com/office/word/2018/wordml/cex" xmlns:w16cid="http://schemas.microsoft.com/office/word/2016/wordml/cid" xmlns:w16="http://schemas.microsoft.com/office/word/2018/wordml" xmlns:w16du="http://schemas.microsoft.com/office/word/2023/wordml/word16du" xmlns:w16sdtdh="http://schemas.microsoft.com/office/word/2020/wordml/sdtdatahash" xmlns:w16sdtfl="http://schemas.microsoft.com/office/word/2024/wordml/sdtformatlock" xmlns:w16se="http://schemas.microsoft.com/office/word/2015/wordml/symex" xmlns:wpg="http://schemas.microsoft.com/office/word/2010/wordprocessingGroup" xmlns:wpi="http://schemas.microsoft.com/office/word/2010/wordprocessingInk" xmlns:wne="http://schemas.microsoft.com/office/word/2006/wordml" xmlns:wps="http://schemas.microsoft.com/office/word/2010/wordprocessingShape" mc:Ignorable="w14 w15 w16se w16cid w16 w16cex w16sdtdh w16sdtfl w16du wp14">
+  <w:abstractNum w:abstractNumId="0" w15:restartNumberingAfterBreak="0">
     <w:nsid w:val="01432263"/>
     <w:multiLevelType w:val="hybridMultilevel"/>
     <w:tmpl w:val="4DEA9F98"/>
@@ -4378,7 +3967,7 @@
       </w:rPr>
     </w:lvl>
   </w:abstractNum>
-  <w:abstractNum w:abstractNumId="1">
+  <w:abstractNum w:abstractNumId="1" w15:restartNumberingAfterBreak="0">
     <w:nsid w:val="05FD7AD6"/>
     <w:multiLevelType w:val="hybridMultilevel"/>
     <w:tmpl w:val="5D46E15E"/>
@@ -4470,7 +4059,7 @@
       </w:pPr>
     </w:lvl>
   </w:abstractNum>
-  <w:abstractNum w:abstractNumId="2">
+  <w:abstractNum w:abstractNumId="2" w15:restartNumberingAfterBreak="0">
     <w:nsid w:val="078A7989"/>
     <w:multiLevelType w:val="hybridMultilevel"/>
     <w:tmpl w:val="9B6E4B8A"/>
@@ -4556,7 +4145,7 @@
       </w:pPr>
     </w:lvl>
   </w:abstractNum>
-  <w:abstractNum w:abstractNumId="3">
+  <w:abstractNum w:abstractNumId="3" w15:restartNumberingAfterBreak="0">
     <w:nsid w:val="087358AA"/>
     <w:multiLevelType w:val="hybridMultilevel"/>
     <w:tmpl w:val="8CC4D438"/>
@@ -4669,7 +4258,7 @@
       </w:rPr>
     </w:lvl>
   </w:abstractNum>
-  <w:abstractNum w:abstractNumId="4">
+  <w:abstractNum w:abstractNumId="4" w15:restartNumberingAfterBreak="0">
     <w:nsid w:val="186C1308"/>
     <w:multiLevelType w:val="hybridMultilevel"/>
     <w:tmpl w:val="BDEA5A12"/>
@@ -4782,7 +4371,7 @@
       </w:rPr>
     </w:lvl>
   </w:abstractNum>
-  <w:abstractNum w:abstractNumId="5">
+  <w:abstractNum w:abstractNumId="5" w15:restartNumberingAfterBreak="0">
     <w:nsid w:val="1C3E27C6"/>
     <w:multiLevelType w:val="hybridMultilevel"/>
     <w:tmpl w:val="13DA117E"/>
@@ -4895,7 +4484,7 @@
       </w:rPr>
     </w:lvl>
   </w:abstractNum>
-  <w:abstractNum w:abstractNumId="6">
+  <w:abstractNum w:abstractNumId="6" w15:restartNumberingAfterBreak="0">
     <w:nsid w:val="1D1A2D99"/>
     <w:multiLevelType w:val="hybridMultilevel"/>
     <w:tmpl w:val="192AC8BE"/>
@@ -5008,7 +4597,7 @@
       </w:rPr>
     </w:lvl>
   </w:abstractNum>
-  <w:abstractNum w:abstractNumId="7">
+  <w:abstractNum w:abstractNumId="7" w15:restartNumberingAfterBreak="0">
     <w:nsid w:val="21347C4F"/>
     <w:multiLevelType w:val="hybridMultilevel"/>
     <w:tmpl w:val="6A1054C0"/>
@@ -5100,7 +4689,7 @@
       </w:pPr>
     </w:lvl>
   </w:abstractNum>
-  <w:abstractNum w:abstractNumId="8">
+  <w:abstractNum w:abstractNumId="8" w15:restartNumberingAfterBreak="0">
     <w:nsid w:val="221404D1"/>
     <w:multiLevelType w:val="multilevel"/>
     <w:tmpl w:val="DC4845BC"/>
@@ -5213,7 +4802,7 @@
       </w:pPr>
     </w:lvl>
   </w:abstractNum>
-  <w:abstractNum w:abstractNumId="9">
+  <w:abstractNum w:abstractNumId="9" w15:restartNumberingAfterBreak="0">
     <w:nsid w:val="26AE2CC3"/>
     <w:multiLevelType w:val="hybridMultilevel"/>
     <w:tmpl w:val="C270EBE2"/>
@@ -5326,7 +4915,7 @@
       </w:rPr>
     </w:lvl>
   </w:abstractNum>
-  <w:abstractNum w:abstractNumId="10">
+  <w:abstractNum w:abstractNumId="10" w15:restartNumberingAfterBreak="0">
     <w:nsid w:val="33C25D98"/>
     <w:multiLevelType w:val="hybridMultilevel"/>
     <w:tmpl w:val="CC02F1CA"/>
@@ -5418,7 +5007,124 @@
       </w:pPr>
     </w:lvl>
   </w:abstractNum>
-  <w:abstractNum w:abstractNumId="11">
+  <w:abstractNum w:abstractNumId="11" w15:restartNumberingAfterBreak="0">
+    <w:nsid w:val="3B241870"/>
+    <w:multiLevelType w:val="multilevel"/>
+    <w:tmpl w:val="9728551E"/>
+    <w:lvl w:ilvl="0">
+      <w:start w:val="1"/>
+      <w:numFmt w:val="decimal"/>
+      <w:lvlText w:val="%1."/>
+      <w:lvlJc w:val="left"/>
+      <w:pPr>
+        <w:tabs>
+          <w:tab w:val="num" w:pos="720"/>
+        </w:tabs>
+        <w:ind w:left="720" w:hanging="360"/>
+      </w:pPr>
+    </w:lvl>
+    <w:lvl w:ilvl="1">
+      <w:start w:val="1"/>
+      <w:numFmt w:val="bullet"/>
+      <w:lvlText w:val=""/>
+      <w:lvlJc w:val="left"/>
+      <w:pPr>
+        <w:tabs>
+          <w:tab w:val="num" w:pos="1440"/>
+        </w:tabs>
+        <w:ind w:left="1440" w:hanging="360"/>
+      </w:pPr>
+      <w:rPr>
+        <w:rFonts w:ascii="Symbol" w:hAnsi="Symbol" w:hint="default"/>
+        <w:sz w:val="20"/>
+      </w:rPr>
+    </w:lvl>
+    <w:lvl w:ilvl="2" w:tentative="1">
+      <w:start w:val="1"/>
+      <w:numFmt w:val="decimal"/>
+      <w:lvlText w:val="%3."/>
+      <w:lvlJc w:val="left"/>
+      <w:pPr>
+        <w:tabs>
+          <w:tab w:val="num" w:pos="2160"/>
+        </w:tabs>
+        <w:ind w:left="2160" w:hanging="360"/>
+      </w:pPr>
+    </w:lvl>
+    <w:lvl w:ilvl="3" w:tentative="1">
+      <w:start w:val="1"/>
+      <w:numFmt w:val="decimal"/>
+      <w:lvlText w:val="%4."/>
+      <w:lvlJc w:val="left"/>
+      <w:pPr>
+        <w:tabs>
+          <w:tab w:val="num" w:pos="2880"/>
+        </w:tabs>
+        <w:ind w:left="2880" w:hanging="360"/>
+      </w:pPr>
+    </w:lvl>
+    <w:lvl w:ilvl="4" w:tentative="1">
+      <w:start w:val="1"/>
+      <w:numFmt w:val="decimal"/>
+      <w:lvlText w:val="%5."/>
+      <w:lvlJc w:val="left"/>
+      <w:pPr>
+        <w:tabs>
+          <w:tab w:val="num" w:pos="3600"/>
+        </w:tabs>
+        <w:ind w:left="3600" w:hanging="360"/>
+      </w:pPr>
+    </w:lvl>
+    <w:lvl w:ilvl="5" w:tentative="1">
+      <w:start w:val="1"/>
+      <w:numFmt w:val="decimal"/>
+      <w:lvlText w:val="%6."/>
+      <w:lvlJc w:val="left"/>
+      <w:pPr>
+        <w:tabs>
+          <w:tab w:val="num" w:pos="4320"/>
+        </w:tabs>
+        <w:ind w:left="4320" w:hanging="360"/>
+      </w:pPr>
+    </w:lvl>
+    <w:lvl w:ilvl="6" w:tentative="1">
+      <w:start w:val="1"/>
+      <w:numFmt w:val="decimal"/>
+      <w:lvlText w:val="%7."/>
+      <w:lvlJc w:val="left"/>
+      <w:pPr>
+        <w:tabs>
+          <w:tab w:val="num" w:pos="5040"/>
+        </w:tabs>
+        <w:ind w:left="5040" w:hanging="360"/>
+      </w:pPr>
+    </w:lvl>
+    <w:lvl w:ilvl="7" w:tentative="1">
+      <w:start w:val="1"/>
+      <w:numFmt w:val="decimal"/>
+      <w:lvlText w:val="%8."/>
+      <w:lvlJc w:val="left"/>
+      <w:pPr>
+        <w:tabs>
+          <w:tab w:val="num" w:pos="5760"/>
+        </w:tabs>
+        <w:ind w:left="5760" w:hanging="360"/>
+      </w:pPr>
+    </w:lvl>
+    <w:lvl w:ilvl="8" w:tentative="1">
+      <w:start w:val="1"/>
+      <w:numFmt w:val="decimal"/>
+      <w:lvlText w:val="%9."/>
+      <w:lvlJc w:val="left"/>
+      <w:pPr>
+        <w:tabs>
+          <w:tab w:val="num" w:pos="6480"/>
+        </w:tabs>
+        <w:ind w:left="6480" w:hanging="360"/>
+      </w:pPr>
+    </w:lvl>
+  </w:abstractNum>
+  <w:abstractNum w:abstractNumId="12" w15:restartNumberingAfterBreak="0">
     <w:nsid w:val="3E8A71F6"/>
     <w:multiLevelType w:val="hybridMultilevel"/>
     <w:tmpl w:val="97F66398"/>
@@ -5531,7 +5237,7 @@
       </w:rPr>
     </w:lvl>
   </w:abstractNum>
-  <w:abstractNum w:abstractNumId="12">
+  <w:abstractNum w:abstractNumId="13" w15:restartNumberingAfterBreak="0">
     <w:nsid w:val="3EB02739"/>
     <w:multiLevelType w:val="hybridMultilevel"/>
     <w:tmpl w:val="FE26A98E"/>
@@ -5644,7 +5350,7 @@
       </w:rPr>
     </w:lvl>
   </w:abstractNum>
-  <w:abstractNum w:abstractNumId="13">
+  <w:abstractNum w:abstractNumId="14" w15:restartNumberingAfterBreak="0">
     <w:nsid w:val="3FB532D4"/>
     <w:multiLevelType w:val="multilevel"/>
     <w:tmpl w:val="331C1E02"/>
@@ -5793,7 +5499,7 @@
       </w:rPr>
     </w:lvl>
   </w:abstractNum>
-  <w:abstractNum w:abstractNumId="14">
+  <w:abstractNum w:abstractNumId="15" w15:restartNumberingAfterBreak="0">
     <w:nsid w:val="44B2225A"/>
     <w:multiLevelType w:val="hybridMultilevel"/>
     <w:tmpl w:val="27AEAE8E"/>
@@ -5906,7 +5612,7 @@
       </w:rPr>
     </w:lvl>
   </w:abstractNum>
-  <w:abstractNum w:abstractNumId="15">
+  <w:abstractNum w:abstractNumId="16" w15:restartNumberingAfterBreak="0">
     <w:nsid w:val="4CE54459"/>
     <w:multiLevelType w:val="hybridMultilevel"/>
     <w:tmpl w:val="84ECEAC4"/>
@@ -6019,7 +5725,7 @@
       </w:rPr>
     </w:lvl>
   </w:abstractNum>
-  <w:abstractNum w:abstractNumId="16">
+  <w:abstractNum w:abstractNumId="17" w15:restartNumberingAfterBreak="0">
     <w:nsid w:val="51A570D9"/>
     <w:multiLevelType w:val="hybridMultilevel"/>
     <w:tmpl w:val="0D7A50D0"/>
@@ -6132,7 +5838,7 @@
       </w:rPr>
     </w:lvl>
   </w:abstractNum>
-  <w:abstractNum w:abstractNumId="17">
+  <w:abstractNum w:abstractNumId="18" w15:restartNumberingAfterBreak="0">
     <w:nsid w:val="52315A58"/>
     <w:multiLevelType w:val="hybridMultilevel"/>
     <w:tmpl w:val="6C3A688E"/>
@@ -6221,7 +5927,7 @@
       </w:pPr>
     </w:lvl>
   </w:abstractNum>
-  <w:abstractNum w:abstractNumId="18">
+  <w:abstractNum w:abstractNumId="19" w15:restartNumberingAfterBreak="0">
     <w:nsid w:val="537735A8"/>
     <w:multiLevelType w:val="multilevel"/>
     <w:tmpl w:val="7420516C"/>
@@ -6370,7 +6076,7 @@
       </w:rPr>
     </w:lvl>
   </w:abstractNum>
-  <w:abstractNum w:abstractNumId="19">
+  <w:abstractNum w:abstractNumId="20" w15:restartNumberingAfterBreak="0">
     <w:nsid w:val="5469767A"/>
     <w:multiLevelType w:val="hybridMultilevel"/>
     <w:tmpl w:val="CD7CC6F4"/>
@@ -6483,7 +6189,7 @@
       </w:rPr>
     </w:lvl>
   </w:abstractNum>
-  <w:abstractNum w:abstractNumId="20">
+  <w:abstractNum w:abstractNumId="21" w15:restartNumberingAfterBreak="0">
     <w:nsid w:val="5D375675"/>
     <w:multiLevelType w:val="hybridMultilevel"/>
     <w:tmpl w:val="218093F2"/>
@@ -6599,7 +6305,93 @@
       </w:rPr>
     </w:lvl>
   </w:abstractNum>
-  <w:abstractNum w:abstractNumId="21">
+  <w:abstractNum w:abstractNumId="22" w15:restartNumberingAfterBreak="0">
+    <w:nsid w:val="5E6A5272"/>
+    <w:multiLevelType w:val="hybridMultilevel"/>
+    <w:tmpl w:val="3844F684"/>
+    <w:lvl w:ilvl="0" w:tplc="0419000F">
+      <w:start w:val="1"/>
+      <w:numFmt w:val="decimal"/>
+      <w:lvlText w:val="%1."/>
+      <w:lvlJc w:val="left"/>
+      <w:pPr>
+        <w:ind w:left="720" w:hanging="360"/>
+      </w:pPr>
+    </w:lvl>
+    <w:lvl w:ilvl="1" w:tplc="04190019">
+      <w:start w:val="1"/>
+      <w:numFmt w:val="lowerLetter"/>
+      <w:lvlText w:val="%2."/>
+      <w:lvlJc w:val="left"/>
+      <w:pPr>
+        <w:ind w:left="1440" w:hanging="360"/>
+      </w:pPr>
+    </w:lvl>
+    <w:lvl w:ilvl="2" w:tplc="0419001B" w:tentative="1">
+      <w:start w:val="1"/>
+      <w:numFmt w:val="lowerRoman"/>
+      <w:lvlText w:val="%3."/>
+      <w:lvlJc w:val="right"/>
+      <w:pPr>
+        <w:ind w:left="2160" w:hanging="180"/>
+      </w:pPr>
+    </w:lvl>
+    <w:lvl w:ilvl="3" w:tplc="0419000F" w:tentative="1">
+      <w:start w:val="1"/>
+      <w:numFmt w:val="decimal"/>
+      <w:lvlText w:val="%4."/>
+      <w:lvlJc w:val="left"/>
+      <w:pPr>
+        <w:ind w:left="2880" w:hanging="360"/>
+      </w:pPr>
+    </w:lvl>
+    <w:lvl w:ilvl="4" w:tplc="04190019" w:tentative="1">
+      <w:start w:val="1"/>
+      <w:numFmt w:val="lowerLetter"/>
+      <w:lvlText w:val="%5."/>
+      <w:lvlJc w:val="left"/>
+      <w:pPr>
+        <w:ind w:left="3600" w:hanging="360"/>
+      </w:pPr>
+    </w:lvl>
+    <w:lvl w:ilvl="5" w:tplc="0419001B" w:tentative="1">
+      <w:start w:val="1"/>
+      <w:numFmt w:val="lowerRoman"/>
+      <w:lvlText w:val="%6."/>
+      <w:lvlJc w:val="right"/>
+      <w:pPr>
+        <w:ind w:left="4320" w:hanging="180"/>
+      </w:pPr>
+    </w:lvl>
+    <w:lvl w:ilvl="6" w:tplc="0419000F" w:tentative="1">
+      <w:start w:val="1"/>
+      <w:numFmt w:val="decimal"/>
+      <w:lvlText w:val="%7."/>
+      <w:lvlJc w:val="left"/>
+      <w:pPr>
+        <w:ind w:left="5040" w:hanging="360"/>
+      </w:pPr>
+    </w:lvl>
+    <w:lvl w:ilvl="7" w:tplc="04190019" w:tentative="1">
+      <w:start w:val="1"/>
+      <w:numFmt w:val="lowerLetter"/>
+      <w:lvlText w:val="%8."/>
+      <w:lvlJc w:val="left"/>
+      <w:pPr>
+        <w:ind w:left="5760" w:hanging="360"/>
+      </w:pPr>
+    </w:lvl>
+    <w:lvl w:ilvl="8" w:tplc="0419001B" w:tentative="1">
+      <w:start w:val="1"/>
+      <w:numFmt w:val="lowerRoman"/>
+      <w:lvlText w:val="%9."/>
+      <w:lvlJc w:val="right"/>
+      <w:pPr>
+        <w:ind w:left="6480" w:hanging="180"/>
+      </w:pPr>
+    </w:lvl>
+  </w:abstractNum>
+  <w:abstractNum w:abstractNumId="23" w15:restartNumberingAfterBreak="0">
     <w:nsid w:val="5F867490"/>
     <w:multiLevelType w:val="multilevel"/>
     <w:tmpl w:val="32F89E0E"/>
@@ -6712,7 +6504,210 @@
       </w:rPr>
     </w:lvl>
   </w:abstractNum>
-  <w:abstractNum w:abstractNumId="22">
+  <w:abstractNum w:abstractNumId="24" w15:restartNumberingAfterBreak="0">
+    <w:nsid w:val="647A5DFE"/>
+    <w:multiLevelType w:val="hybridMultilevel"/>
+    <w:tmpl w:val="33107AFE"/>
+    <w:lvl w:ilvl="0" w:tplc="0419000F">
+      <w:start w:val="1"/>
+      <w:numFmt w:val="decimal"/>
+      <w:lvlText w:val="%1."/>
+      <w:lvlJc w:val="left"/>
+      <w:pPr>
+        <w:ind w:left="720" w:hanging="360"/>
+      </w:pPr>
+    </w:lvl>
+    <w:lvl w:ilvl="1" w:tplc="04190019">
+      <w:start w:val="1"/>
+      <w:numFmt w:val="lowerLetter"/>
+      <w:lvlText w:val="%2."/>
+      <w:lvlJc w:val="left"/>
+      <w:pPr>
+        <w:ind w:left="1440" w:hanging="360"/>
+      </w:pPr>
+    </w:lvl>
+    <w:lvl w:ilvl="2" w:tplc="0419001B" w:tentative="1">
+      <w:start w:val="1"/>
+      <w:numFmt w:val="lowerRoman"/>
+      <w:lvlText w:val="%3."/>
+      <w:lvlJc w:val="right"/>
+      <w:pPr>
+        <w:ind w:left="2160" w:hanging="180"/>
+      </w:pPr>
+    </w:lvl>
+    <w:lvl w:ilvl="3" w:tplc="0419000F" w:tentative="1">
+      <w:start w:val="1"/>
+      <w:numFmt w:val="decimal"/>
+      <w:lvlText w:val="%4."/>
+      <w:lvlJc w:val="left"/>
+      <w:pPr>
+        <w:ind w:left="2880" w:hanging="360"/>
+      </w:pPr>
+    </w:lvl>
+    <w:lvl w:ilvl="4" w:tplc="04190019" w:tentative="1">
+      <w:start w:val="1"/>
+      <w:numFmt w:val="lowerLetter"/>
+      <w:lvlText w:val="%5."/>
+      <w:lvlJc w:val="left"/>
+      <w:pPr>
+        <w:ind w:left="3600" w:hanging="360"/>
+      </w:pPr>
+    </w:lvl>
+    <w:lvl w:ilvl="5" w:tplc="0419001B" w:tentative="1">
+      <w:start w:val="1"/>
+      <w:numFmt w:val="lowerRoman"/>
+      <w:lvlText w:val="%6."/>
+      <w:lvlJc w:val="right"/>
+      <w:pPr>
+        <w:ind w:left="4320" w:hanging="180"/>
+      </w:pPr>
+    </w:lvl>
+    <w:lvl w:ilvl="6" w:tplc="0419000F" w:tentative="1">
+      <w:start w:val="1"/>
+      <w:numFmt w:val="decimal"/>
+      <w:lvlText w:val="%7."/>
+      <w:lvlJc w:val="left"/>
+      <w:pPr>
+        <w:ind w:left="5040" w:hanging="360"/>
+      </w:pPr>
+    </w:lvl>
+    <w:lvl w:ilvl="7" w:tplc="04190019" w:tentative="1">
+      <w:start w:val="1"/>
+      <w:numFmt w:val="lowerLetter"/>
+      <w:lvlText w:val="%8."/>
+      <w:lvlJc w:val="left"/>
+      <w:pPr>
+        <w:ind w:left="5760" w:hanging="360"/>
+      </w:pPr>
+    </w:lvl>
+    <w:lvl w:ilvl="8" w:tplc="0419001B" w:tentative="1">
+      <w:start w:val="1"/>
+      <w:numFmt w:val="lowerRoman"/>
+      <w:lvlText w:val="%9."/>
+      <w:lvlJc w:val="right"/>
+      <w:pPr>
+        <w:ind w:left="6480" w:hanging="180"/>
+      </w:pPr>
+    </w:lvl>
+  </w:abstractNum>
+  <w:abstractNum w:abstractNumId="25" w15:restartNumberingAfterBreak="0">
+    <w:nsid w:val="68612A81"/>
+    <w:multiLevelType w:val="multilevel"/>
+    <w:tmpl w:val="9728551E"/>
+    <w:lvl w:ilvl="0">
+      <w:start w:val="1"/>
+      <w:numFmt w:val="decimal"/>
+      <w:lvlText w:val="%1."/>
+      <w:lvlJc w:val="left"/>
+      <w:pPr>
+        <w:tabs>
+          <w:tab w:val="num" w:pos="720"/>
+        </w:tabs>
+        <w:ind w:left="720" w:hanging="360"/>
+      </w:pPr>
+    </w:lvl>
+    <w:lvl w:ilvl="1">
+      <w:start w:val="1"/>
+      <w:numFmt w:val="bullet"/>
+      <w:lvlText w:val=""/>
+      <w:lvlJc w:val="left"/>
+      <w:pPr>
+        <w:tabs>
+          <w:tab w:val="num" w:pos="1440"/>
+        </w:tabs>
+        <w:ind w:left="1440" w:hanging="360"/>
+      </w:pPr>
+      <w:rPr>
+        <w:rFonts w:ascii="Symbol" w:hAnsi="Symbol" w:hint="default"/>
+        <w:sz w:val="20"/>
+      </w:rPr>
+    </w:lvl>
+    <w:lvl w:ilvl="2" w:tentative="1">
+      <w:start w:val="1"/>
+      <w:numFmt w:val="decimal"/>
+      <w:lvlText w:val="%3."/>
+      <w:lvlJc w:val="left"/>
+      <w:pPr>
+        <w:tabs>
+          <w:tab w:val="num" w:pos="2160"/>
+        </w:tabs>
+        <w:ind w:left="2160" w:hanging="360"/>
+      </w:pPr>
+    </w:lvl>
+    <w:lvl w:ilvl="3" w:tentative="1">
+      <w:start w:val="1"/>
+      <w:numFmt w:val="decimal"/>
+      <w:lvlText w:val="%4."/>
+      <w:lvlJc w:val="left"/>
+      <w:pPr>
+        <w:tabs>
+          <w:tab w:val="num" w:pos="2880"/>
+        </w:tabs>
+        <w:ind w:left="2880" w:hanging="360"/>
+      </w:pPr>
+    </w:lvl>
+    <w:lvl w:ilvl="4" w:tentative="1">
+      <w:start w:val="1"/>
+      <w:numFmt w:val="decimal"/>
+      <w:lvlText w:val="%5."/>
+      <w:lvlJc w:val="left"/>
+      <w:pPr>
+        <w:tabs>
+          <w:tab w:val="num" w:pos="3600"/>
+        </w:tabs>
+        <w:ind w:left="3600" w:hanging="360"/>
+      </w:pPr>
+    </w:lvl>
+    <w:lvl w:ilvl="5" w:tentative="1">
+      <w:start w:val="1"/>
+      <w:numFmt w:val="decimal"/>
+      <w:lvlText w:val="%6."/>
+      <w:lvlJc w:val="left"/>
+      <w:pPr>
+        <w:tabs>
+          <w:tab w:val="num" w:pos="4320"/>
+        </w:tabs>
+        <w:ind w:left="4320" w:hanging="360"/>
+      </w:pPr>
+    </w:lvl>
+    <w:lvl w:ilvl="6" w:tentative="1">
+      <w:start w:val="1"/>
+      <w:numFmt w:val="decimal"/>
+      <w:lvlText w:val="%7."/>
+      <w:lvlJc w:val="left"/>
+      <w:pPr>
+        <w:tabs>
+          <w:tab w:val="num" w:pos="5040"/>
+        </w:tabs>
+        <w:ind w:left="5040" w:hanging="360"/>
+      </w:pPr>
+    </w:lvl>
+    <w:lvl w:ilvl="7" w:tentative="1">
+      <w:start w:val="1"/>
+      <w:numFmt w:val="decimal"/>
+      <w:lvlText w:val="%8."/>
+      <w:lvlJc w:val="left"/>
+      <w:pPr>
+        <w:tabs>
+          <w:tab w:val="num" w:pos="5760"/>
+        </w:tabs>
+        <w:ind w:left="5760" w:hanging="360"/>
+      </w:pPr>
+    </w:lvl>
+    <w:lvl w:ilvl="8" w:tentative="1">
+      <w:start w:val="1"/>
+      <w:numFmt w:val="decimal"/>
+      <w:lvlText w:val="%9."/>
+      <w:lvlJc w:val="left"/>
+      <w:pPr>
+        <w:tabs>
+          <w:tab w:val="num" w:pos="6480"/>
+        </w:tabs>
+        <w:ind w:left="6480" w:hanging="360"/>
+      </w:pPr>
+    </w:lvl>
+  </w:abstractNum>
+  <w:abstractNum w:abstractNumId="26" w15:restartNumberingAfterBreak="0">
     <w:nsid w:val="70E84302"/>
     <w:multiLevelType w:val="hybridMultilevel"/>
     <w:tmpl w:val="CD885CF8"/>
@@ -6825,7 +6820,7 @@
       </w:rPr>
     </w:lvl>
   </w:abstractNum>
-  <w:abstractNum w:abstractNumId="23">
+  <w:abstractNum w:abstractNumId="27" w15:restartNumberingAfterBreak="0">
     <w:nsid w:val="71BA4369"/>
     <w:multiLevelType w:val="hybridMultilevel"/>
     <w:tmpl w:val="CED69704"/>
@@ -6938,7 +6933,7 @@
       </w:rPr>
     </w:lvl>
   </w:abstractNum>
-  <w:abstractNum w:abstractNumId="24">
+  <w:abstractNum w:abstractNumId="28" w15:restartNumberingAfterBreak="0">
     <w:nsid w:val="72380BC4"/>
     <w:multiLevelType w:val="multilevel"/>
     <w:tmpl w:val="AEF8DF96"/>
@@ -7025,7 +7020,7 @@
       </w:pPr>
     </w:lvl>
   </w:abstractNum>
-  <w:abstractNum w:abstractNumId="25">
+  <w:abstractNum w:abstractNumId="29" w15:restartNumberingAfterBreak="0">
     <w:nsid w:val="740F3FB1"/>
     <w:multiLevelType w:val="hybridMultilevel"/>
     <w:tmpl w:val="6016AFB0"/>
@@ -7138,7 +7133,7 @@
       </w:rPr>
     </w:lvl>
   </w:abstractNum>
-  <w:abstractNum w:abstractNumId="26">
+  <w:abstractNum w:abstractNumId="30" w15:restartNumberingAfterBreak="0">
     <w:nsid w:val="796B639D"/>
     <w:multiLevelType w:val="multilevel"/>
     <w:tmpl w:val="8C006EFA"/>
@@ -7251,7 +7246,7 @@
       </w:pPr>
     </w:lvl>
   </w:abstractNum>
-  <w:abstractNum w:abstractNumId="27">
+  <w:abstractNum w:abstractNumId="31" w15:restartNumberingAfterBreak="0">
     <w:nsid w:val="7A805190"/>
     <w:multiLevelType w:val="hybridMultilevel"/>
     <w:tmpl w:val="7B18CD0E"/>
@@ -7364,7 +7359,7 @@
       </w:rPr>
     </w:lvl>
   </w:abstractNum>
-  <w:abstractNum w:abstractNumId="28">
+  <w:abstractNum w:abstractNumId="32" w15:restartNumberingAfterBreak="0">
     <w:nsid w:val="7B8F016E"/>
     <w:multiLevelType w:val="multilevel"/>
     <w:tmpl w:val="07E42FEC"/>
@@ -7513,7 +7508,7 @@
       </w:rPr>
     </w:lvl>
   </w:abstractNum>
-  <w:abstractNum w:abstractNumId="29">
+  <w:abstractNum w:abstractNumId="33" w15:restartNumberingAfterBreak="0">
     <w:nsid w:val="7E747F67"/>
     <w:multiLevelType w:val="hybridMultilevel"/>
     <w:tmpl w:val="C018F60E"/>
@@ -7602,65 +7597,65 @@
       </w:pPr>
     </w:lvl>
   </w:abstractNum>
-  <w:num w:numId="1">
-    <w:abstractNumId w:val="19"/>
+  <w:num w:numId="1" w16cid:durableId="113213375">
+    <w:abstractNumId w:val="20"/>
   </w:num>
-  <w:num w:numId="2">
+  <w:num w:numId="2" w16cid:durableId="688335691">
     <w:abstractNumId w:val="5"/>
   </w:num>
-  <w:num w:numId="3">
-    <w:abstractNumId w:val="22"/>
+  <w:num w:numId="3" w16cid:durableId="1141655964">
+    <w:abstractNumId w:val="26"/>
   </w:num>
-  <w:num w:numId="4">
-    <w:abstractNumId w:val="20"/>
+  <w:num w:numId="4" w16cid:durableId="1990599142">
+    <w:abstractNumId w:val="21"/>
   </w:num>
-  <w:num w:numId="5">
+  <w:num w:numId="5" w16cid:durableId="2129084589">
     <w:abstractNumId w:val="6"/>
   </w:num>
-  <w:num w:numId="6">
+  <w:num w:numId="6" w16cid:durableId="1851407178">
     <w:abstractNumId w:val="0"/>
   </w:num>
-  <w:num w:numId="7">
-    <w:abstractNumId w:val="14"/>
+  <w:num w:numId="7" w16cid:durableId="307514519">
+    <w:abstractNumId w:val="15"/>
   </w:num>
-  <w:num w:numId="8">
-    <w:abstractNumId w:val="16"/>
+  <w:num w:numId="8" w16cid:durableId="1934821631">
+    <w:abstractNumId w:val="17"/>
   </w:num>
-  <w:num w:numId="9">
-    <w:abstractNumId w:val="21"/>
+  <w:num w:numId="9" w16cid:durableId="359554580">
+    <w:abstractNumId w:val="23"/>
   </w:num>
-  <w:num w:numId="10">
+  <w:num w:numId="10" w16cid:durableId="1524826752">
     <w:abstractNumId w:val="0"/>
   </w:num>
-  <w:num w:numId="11">
+  <w:num w:numId="11" w16cid:durableId="1681733601">
     <w:abstractNumId w:val="0"/>
   </w:num>
-  <w:num w:numId="12">
+  <w:num w:numId="12" w16cid:durableId="48455423">
     <w:abstractNumId w:val="0"/>
   </w:num>
-  <w:num w:numId="13">
+  <w:num w:numId="13" w16cid:durableId="1631009943">
     <w:abstractNumId w:val="0"/>
   </w:num>
-  <w:num w:numId="14">
+  <w:num w:numId="14" w16cid:durableId="449931702">
     <w:abstractNumId w:val="0"/>
   </w:num>
-  <w:num w:numId="15">
+  <w:num w:numId="15" w16cid:durableId="1406341704">
     <w:abstractNumId w:val="0"/>
     <w:lvlOverride w:ilvl="0">
       <w:startOverride w:val="1"/>
     </w:lvlOverride>
   </w:num>
-  <w:num w:numId="16">
+  <w:num w:numId="16" w16cid:durableId="59331144">
     <w:abstractNumId w:val="0"/>
   </w:num>
-  <w:num w:numId="17">
+  <w:num w:numId="17" w16cid:durableId="784620661">
     <w:abstractNumId w:val="0"/>
   </w:num>
-  <w:num w:numId="18">
+  <w:num w:numId="18" w16cid:durableId="2037610957">
     <w:abstractNumId w:val="0"/>
   </w:num>
-  <w:num w:numId="19">
-    <w:abstractNumId w:val="24"/>
+  <w:num w:numId="19" w16cid:durableId="790442489">
+    <w:abstractNumId w:val="28"/>
     <w:lvlOverride w:ilvl="0">
       <w:startOverride w:val="1"/>
     </w:lvlOverride>
@@ -7689,74 +7684,86 @@
       <w:startOverride w:val="1"/>
     </w:lvlOverride>
   </w:num>
-  <w:num w:numId="20">
+  <w:num w:numId="20" w16cid:durableId="1957784650">
+    <w:abstractNumId w:val="28"/>
+  </w:num>
+  <w:num w:numId="21" w16cid:durableId="1254127188">
+    <w:abstractNumId w:val="9"/>
+  </w:num>
+  <w:num w:numId="22" w16cid:durableId="1403327776">
+    <w:abstractNumId w:val="14"/>
+  </w:num>
+  <w:num w:numId="23" w16cid:durableId="998997193">
+    <w:abstractNumId w:val="4"/>
+  </w:num>
+  <w:num w:numId="24" w16cid:durableId="994918228">
+    <w:abstractNumId w:val="13"/>
+  </w:num>
+  <w:num w:numId="25" w16cid:durableId="1238711551">
+    <w:abstractNumId w:val="12"/>
+  </w:num>
+  <w:num w:numId="26" w16cid:durableId="1508712603">
+    <w:abstractNumId w:val="29"/>
+  </w:num>
+  <w:num w:numId="27" w16cid:durableId="807939606">
+    <w:abstractNumId w:val="8"/>
+  </w:num>
+  <w:num w:numId="28" w16cid:durableId="1892888759">
+    <w:abstractNumId w:val="30"/>
+  </w:num>
+  <w:num w:numId="29" w16cid:durableId="71199416">
+    <w:abstractNumId w:val="3"/>
+  </w:num>
+  <w:num w:numId="30" w16cid:durableId="162136109">
+    <w:abstractNumId w:val="19"/>
+  </w:num>
+  <w:num w:numId="31" w16cid:durableId="846946923">
+    <w:abstractNumId w:val="31"/>
+  </w:num>
+  <w:num w:numId="32" w16cid:durableId="1662539871">
+    <w:abstractNumId w:val="32"/>
+  </w:num>
+  <w:num w:numId="33" w16cid:durableId="1014504112">
+    <w:abstractNumId w:val="27"/>
+  </w:num>
+  <w:num w:numId="34" w16cid:durableId="1428817486">
+    <w:abstractNumId w:val="2"/>
+  </w:num>
+  <w:num w:numId="35" w16cid:durableId="1519852238">
+    <w:abstractNumId w:val="7"/>
+  </w:num>
+  <w:num w:numId="36" w16cid:durableId="1515537649">
+    <w:abstractNumId w:val="18"/>
+  </w:num>
+  <w:num w:numId="37" w16cid:durableId="722945323">
+    <w:abstractNumId w:val="33"/>
+  </w:num>
+  <w:num w:numId="38" w16cid:durableId="561716557">
+    <w:abstractNumId w:val="1"/>
+  </w:num>
+  <w:num w:numId="39" w16cid:durableId="1274365338">
+    <w:abstractNumId w:val="10"/>
+  </w:num>
+  <w:num w:numId="40" w16cid:durableId="163521509">
+    <w:abstractNumId w:val="16"/>
+  </w:num>
+  <w:num w:numId="41" w16cid:durableId="1747651395">
+    <w:abstractNumId w:val="25"/>
+  </w:num>
+  <w:num w:numId="42" w16cid:durableId="1176656012">
+    <w:abstractNumId w:val="11"/>
+  </w:num>
+  <w:num w:numId="43" w16cid:durableId="1861427758">
     <w:abstractNumId w:val="24"/>
   </w:num>
-  <w:num w:numId="21">
-    <w:abstractNumId w:val="9"/>
-  </w:num>
-  <w:num w:numId="22">
-    <w:abstractNumId w:val="13"/>
-  </w:num>
-  <w:num w:numId="23">
-    <w:abstractNumId w:val="4"/>
-  </w:num>
-  <w:num w:numId="24">
-    <w:abstractNumId w:val="12"/>
-  </w:num>
-  <w:num w:numId="25">
-    <w:abstractNumId w:val="11"/>
-  </w:num>
-  <w:num w:numId="26">
-    <w:abstractNumId w:val="25"/>
-  </w:num>
-  <w:num w:numId="27">
-    <w:abstractNumId w:val="8"/>
-  </w:num>
-  <w:num w:numId="28">
-    <w:abstractNumId w:val="26"/>
-  </w:num>
-  <w:num w:numId="29">
-    <w:abstractNumId w:val="3"/>
-  </w:num>
-  <w:num w:numId="30">
-    <w:abstractNumId w:val="18"/>
-  </w:num>
-  <w:num w:numId="31">
-    <w:abstractNumId w:val="27"/>
-  </w:num>
-  <w:num w:numId="32">
-    <w:abstractNumId w:val="28"/>
-  </w:num>
-  <w:num w:numId="33">
-    <w:abstractNumId w:val="23"/>
-  </w:num>
-  <w:num w:numId="34">
-    <w:abstractNumId w:val="2"/>
-  </w:num>
-  <w:num w:numId="35">
-    <w:abstractNumId w:val="7"/>
-  </w:num>
-  <w:num w:numId="36">
-    <w:abstractNumId w:val="17"/>
-  </w:num>
-  <w:num w:numId="37">
-    <w:abstractNumId w:val="29"/>
-  </w:num>
-  <w:num w:numId="38">
-    <w:abstractNumId w:val="1"/>
-  </w:num>
-  <w:num w:numId="39">
-    <w:abstractNumId w:val="10"/>
-  </w:num>
-  <w:num w:numId="40">
-    <w:abstractNumId w:val="15"/>
+  <w:num w:numId="44" w16cid:durableId="732705363">
+    <w:abstractNumId w:val="22"/>
   </w:num>
 </w:numbering>
 </file>
 
 <file path=word/styles.xml><?xml version="1.0" encoding="utf-8"?>
-<w:styles xmlns:mc="http://schemas.openxmlformats.org/markup-compatibility/2006" xmlns:r="http://schemas.openxmlformats.org/officeDocument/2006/relationships" xmlns:w="http://schemas.openxmlformats.org/wordprocessingml/2006/main" xmlns:w14="http://schemas.microsoft.com/office/word/2010/wordml" xmlns:w15="http://schemas.microsoft.com/office/word/2012/wordml" mc:Ignorable="w14 w15">
+<w:styles xmlns:mc="http://schemas.openxmlformats.org/markup-compatibility/2006" xmlns:r="http://schemas.openxmlformats.org/officeDocument/2006/relationships" xmlns:w="http://schemas.openxmlformats.org/wordprocessingml/2006/main" xmlns:w14="http://schemas.microsoft.com/office/word/2010/wordml" xmlns:w15="http://schemas.microsoft.com/office/word/2012/wordml" xmlns:w16cex="http://schemas.microsoft.com/office/word/2018/wordml/cex" xmlns:w16cid="http://schemas.microsoft.com/office/word/2016/wordml/cid" xmlns:w16="http://schemas.microsoft.com/office/word/2018/wordml" xmlns:w16du="http://schemas.microsoft.com/office/word/2023/wordml/word16du" xmlns:w16sdtdh="http://schemas.microsoft.com/office/word/2020/wordml/sdtdatahash" xmlns:w16sdtfl="http://schemas.microsoft.com/office/word/2024/wordml/sdtformatlock" xmlns:w16se="http://schemas.microsoft.com/office/word/2015/wordml/symex" mc:Ignorable="w14 w15 w16se w16cid w16 w16cex w16sdtdh w16sdtfl w16du">
   <w:docDefaults>
     <w:rPrDefault>
       <w:rPr>
@@ -7766,7 +7773,7 @@
     </w:rPrDefault>
     <w:pPrDefault/>
   </w:docDefaults>
-  <w:latentStyles w:defLockedState="0" w:defUIPriority="99" w:defSemiHidden="0" w:defUnhideWhenUsed="0" w:defQFormat="0" w:count="371">
+  <w:latentStyles w:defLockedState="0" w:defUIPriority="99" w:defSemiHidden="0" w:defUnhideWhenUsed="0" w:defQFormat="0" w:count="376">
     <w:lsdException w:name="Normal" w:uiPriority="0" w:qFormat="1"/>
     <w:lsdException w:name="heading 1" w:uiPriority="9" w:qFormat="1"/>
     <w:lsdException w:name="heading 2" w:semiHidden="1" w:uiPriority="9" w:unhideWhenUsed="1" w:qFormat="1"/>
@@ -8138,6 +8145,11 @@
     <w:lsdException w:name="List Table 5 Dark Accent 6" w:uiPriority="50"/>
     <w:lsdException w:name="List Table 6 Colorful Accent 6" w:uiPriority="51"/>
     <w:lsdException w:name="List Table 7 Colorful Accent 6" w:uiPriority="52"/>
+    <w:lsdException w:name="Mention" w:semiHidden="1" w:unhideWhenUsed="1"/>
+    <w:lsdException w:name="Smart Hyperlink" w:semiHidden="1" w:unhideWhenUsed="1"/>
+    <w:lsdException w:name="Hashtag" w:semiHidden="1" w:unhideWhenUsed="1"/>
+    <w:lsdException w:name="Unresolved Mention" w:semiHidden="1" w:unhideWhenUsed="1"/>
+    <w:lsdException w:name="Smart Link" w:semiHidden="1" w:unhideWhenUsed="1"/>
   </w:latentStyles>
   <w:style w:type="paragraph" w:default="1" w:styleId="a0">
     <w:name w:val="Normal"/>
@@ -8359,7 +8371,6 @@
   <w:style w:type="character" w:default="1" w:styleId="a1">
     <w:name w:val="Default Paragraph Font"/>
     <w:uiPriority w:val="1"/>
-    <w:semiHidden/>
     <w:unhideWhenUsed/>
   </w:style>
   <w:style w:type="table" w:default="1" w:styleId="a2">
@@ -8533,7 +8544,7 @@
     </w:rPr>
   </w:style>
   <w:style w:type="character" w:customStyle="1" w:styleId="a5">
-    <w:name w:val="Название Знак"/>
+    <w:name w:val="Заголовок Знак"/>
     <w:link w:val="a4"/>
     <w:uiPriority w:val="10"/>
     <w:rsid w:val="00BC167E"/>
@@ -9068,7 +9079,6 @@
     <w:uiPriority w:val="59"/>
     <w:rsid w:val="003F1D21"/>
     <w:tblPr>
-      <w:tblInd w:w="0" w:type="dxa"/>
       <w:tblBorders>
         <w:top w:val="single" w:sz="4" w:space="0" w:color="auto"/>
         <w:left w:val="single" w:sz="4" w:space="0" w:color="auto"/>
@@ -9077,12 +9087,6 @@
         <w:insideH w:val="single" w:sz="4" w:space="0" w:color="auto"/>
         <w:insideV w:val="single" w:sz="4" w:space="0" w:color="auto"/>
       </w:tblBorders>
-      <w:tblCellMar>
-        <w:top w:w="0" w:type="dxa"/>
-        <w:left w:w="108" w:type="dxa"/>
-        <w:bottom w:w="0" w:type="dxa"/>
-        <w:right w:w="108" w:type="dxa"/>
-      </w:tblCellMar>
     </w:tblPr>
   </w:style>
   <w:style w:type="paragraph" w:customStyle="1" w:styleId="aff9">

--- a/C_codespace/2 kurs/3-rd senester/programming languages/laboratory work/3-rd lab/Vlad/Отчёт 3 лаба.docx
+++ b/C_codespace/2 kurs/3-rd senester/programming languages/laboratory work/3-rd lab/Vlad/Отчёт 3 лаба.docx
@@ -344,7 +344,13 @@
               <w:rPr>
                 <w:szCs w:val="28"/>
               </w:rPr>
-              <w:t>Шаблонные классы</w:t>
+              <w:t>Шаблон</w:t>
+            </w:r>
+            <w:r>
+              <w:rPr>
+                <w:szCs w:val="28"/>
+              </w:rPr>
+              <w:t>ы и исключения</w:t>
             </w:r>
           </w:p>
         </w:tc>
@@ -851,14 +857,14 @@
           <w:rFonts w:cs="Liberation Serif"/>
           <w:szCs w:val="28"/>
         </w:rPr>
-        <w:t>Получение практических навыков разработки и отладки программ, c использовани</w:t>
+        <w:t>Получение практических навыков разработки и отладки программ с использованием шаблонов классов и механизма обработки исключений</w:t>
       </w:r>
       <w:r>
         <w:rPr>
           <w:rFonts w:cs="Liberation Serif"/>
           <w:szCs w:val="28"/>
         </w:rPr>
-        <w:t>ем шаблонов функций и классов.</w:t>
+        <w:t>.</w:t>
       </w:r>
     </w:p>
     <w:p>
@@ -868,125 +874,6 @@
       <w:r>
         <w:lastRenderedPageBreak/>
         <w:t>порядок выполнения работы</w:t>
-      </w:r>
-    </w:p>
-    <w:p>
-      <w:r>
-        <w:t xml:space="preserve">1. Ознакомиться с общей постановкой задачи.  </w:t>
-      </w:r>
-    </w:p>
-    <w:p>
-      <w:r>
-        <w:t xml:space="preserve">2. Ознакомится с вариантом задания – соответствует вашему номеру в списке группы </w:t>
-      </w:r>
-    </w:p>
-    <w:p>
-      <w:r>
-        <w:t xml:space="preserve">(при нехватке заданий вариант задания вычисляется как номер_в_списке_группы - количество_заданий).  </w:t>
-      </w:r>
-    </w:p>
-    <w:p>
-      <w:r>
-        <w:t xml:space="preserve">3. Разработать классы согласно варианту задания.  </w:t>
-      </w:r>
-    </w:p>
-    <w:p>
-      <w:r>
-        <w:t xml:space="preserve">4. Написать и отладить программу на подготовленных наборах тестовых данных. </w:t>
-      </w:r>
-    </w:p>
-    <w:p>
-      <w:r>
-        <w:t xml:space="preserve">5. Подготовить отчет по лабораторной работе. Отчет должен включать в себя:  </w:t>
-      </w:r>
-    </w:p>
-    <w:p>
-      <w:r>
-        <w:t xml:space="preserve">• титульный лист; </w:t>
-      </w:r>
-    </w:p>
-    <w:p>
-      <w:r>
-        <w:t xml:space="preserve">• цель лабораторной работы; </w:t>
-      </w:r>
-    </w:p>
-    <w:p>
-      <w:r>
-        <w:t xml:space="preserve">• постановку задачи; </w:t>
-      </w:r>
-    </w:p>
-    <w:p>
-      <w:r>
-        <w:t xml:space="preserve">• схему наследования классов (UML диаграмма классов);  </w:t>
-      </w:r>
-    </w:p>
-    <w:p>
-      <w:r>
-        <w:t xml:space="preserve">• текст программы с комментариями; </w:t>
-      </w:r>
-    </w:p>
-    <w:p>
-      <w:r>
-        <w:t xml:space="preserve">• демонстрацию работы программы (Снимки экрана при выполнении действий </w:t>
-      </w:r>
-    </w:p>
-    <w:p>
-      <w:r>
-        <w:t xml:space="preserve">программы с описанием). </w:t>
-      </w:r>
-    </w:p>
-    <w:p>
-      <w:r>
-        <w:t xml:space="preserve">• краткие ответы на контрольные вопросы; </w:t>
-      </w:r>
-    </w:p>
-    <w:p>
-      <w:r>
-        <w:t xml:space="preserve">• выводы по лабораторной работе. </w:t>
-      </w:r>
-    </w:p>
-    <w:p>
-      <w:r>
-        <w:t>6. Защитить лабораторную работу перед преподавателем.</w:t>
-      </w:r>
-    </w:p>
-    <w:p>
-      <w:pPr>
-        <w:pStyle w:val="1"/>
-      </w:pPr>
-      <w:r>
-        <w:lastRenderedPageBreak/>
-        <w:t>постановка задачи</w:t>
-      </w:r>
-    </w:p>
-    <w:p>
-      <w:r>
-        <w:t>Необходимо разработать программу, в которой будет реализован шаблонный класс, выполняющий обработку массива данных согласно варианту задания.</w:t>
-      </w:r>
-    </w:p>
-    <w:p>
-      <w:r>
-        <w:t xml:space="preserve">В зависимости от оценки, на которую вы претендуете, необходимо выполнить следующие задания (Для каждой следующей оценки нужно выполнить ВСЕ предыдущие задания, если обратное не указано явно): </w:t>
-      </w:r>
-    </w:p>
-    <w:p>
-      <w:r>
-        <w:t xml:space="preserve"> </w:t>
-      </w:r>
-    </w:p>
-    <w:p>
-      <w:pPr>
-        <w:rPr>
-          <w:b/>
-          <w:bCs/>
-        </w:rPr>
-      </w:pPr>
-      <w:r>
-        <w:rPr>
-          <w:b/>
-          <w:bCs/>
-        </w:rPr>
-        <w:t xml:space="preserve">Удовлетворительно </w:t>
       </w:r>
     </w:p>
     <w:p>
@@ -994,11 +881,11 @@
         <w:pStyle w:val="a"/>
         <w:numPr>
           <w:ilvl w:val="0"/>
-          <w:numId w:val="35"/>
+          <w:numId w:val="46"/>
         </w:numPr>
       </w:pPr>
       <w:r>
-        <w:t xml:space="preserve">Определить шаблонный класс для обработки массива данных согласно заданию. </w:t>
+        <w:t xml:space="preserve">Ознакомиться с общей постановкой задачи.  </w:t>
       </w:r>
     </w:p>
     <w:p>
@@ -1006,11 +893,11 @@
         <w:pStyle w:val="a"/>
         <w:numPr>
           <w:ilvl w:val="0"/>
-          <w:numId w:val="35"/>
+          <w:numId w:val="46"/>
         </w:numPr>
       </w:pPr>
       <w:r>
-        <w:t xml:space="preserve">Реализовать конструкторы класса: - по умолчанию;  - копирования (получающий параметр «ссылка на класс») Реализовать деструктор класса. </w:t>
+        <w:t xml:space="preserve">Ознакомится с вариантом задания – соответствует вашему номеру в списке группы </w:t>
       </w:r>
     </w:p>
     <w:p>
@@ -1018,11 +905,11 @@
         <w:pStyle w:val="a"/>
         <w:numPr>
           <w:ilvl w:val="0"/>
-          <w:numId w:val="35"/>
+          <w:numId w:val="46"/>
         </w:numPr>
       </w:pPr>
       <w:r>
-        <w:t xml:space="preserve">Написать методы ввода-вывода данных. </w:t>
+        <w:t xml:space="preserve">Разработать классы согласно варианту задания.  </w:t>
       </w:r>
     </w:p>
     <w:p>
@@ -1030,26 +917,11 @@
         <w:pStyle w:val="a"/>
         <w:numPr>
           <w:ilvl w:val="0"/>
-          <w:numId w:val="35"/>
+          <w:numId w:val="46"/>
         </w:numPr>
       </w:pPr>
       <w:r>
-        <w:t>Реализовать метод, выполняющий одно из двух действий вашего варианта задания.</w:t>
-      </w:r>
-    </w:p>
-    <w:p>
-      <w:pPr>
-        <w:rPr>
-          <w:b/>
-          <w:bCs/>
-        </w:rPr>
-      </w:pPr>
-      <w:r>
-        <w:rPr>
-          <w:b/>
-          <w:bCs/>
-        </w:rPr>
-        <w:t xml:space="preserve">Хорошо </w:t>
+        <w:t>Реализовать механизм обработки исключений для обеспечения надежности работы программы.</w:t>
       </w:r>
     </w:p>
     <w:p>
@@ -1057,11 +929,11 @@
         <w:pStyle w:val="a"/>
         <w:numPr>
           <w:ilvl w:val="0"/>
-          <w:numId w:val="35"/>
+          <w:numId w:val="46"/>
         </w:numPr>
       </w:pPr>
       <w:r>
-        <w:t xml:space="preserve">Реализовать метод, выполняющий второе действие вашего варианта задания.  </w:t>
+        <w:t xml:space="preserve">Написать и отладить программу на подготовленных наборах тестовых данных. </w:t>
       </w:r>
     </w:p>
     <w:p>
@@ -1069,11 +941,95 @@
         <w:pStyle w:val="a"/>
         <w:numPr>
           <w:ilvl w:val="0"/>
-          <w:numId w:val="35"/>
+          <w:numId w:val="46"/>
         </w:numPr>
       </w:pPr>
       <w:r>
-        <w:t xml:space="preserve">Реализовать перегрузку операций &gt;&gt; и &lt;&lt; с использованием методов для ввода и вывода значений полей. </w:t>
+        <w:t xml:space="preserve">Подготовить отчет по лабораторной работе. Отчет должен включать в себя:  </w:t>
+      </w:r>
+    </w:p>
+    <w:p>
+      <w:pPr>
+        <w:pStyle w:val="a"/>
+        <w:numPr>
+          <w:ilvl w:val="1"/>
+          <w:numId w:val="47"/>
+        </w:numPr>
+      </w:pPr>
+      <w:r>
+        <w:t xml:space="preserve">титульный лист; </w:t>
+      </w:r>
+    </w:p>
+    <w:p>
+      <w:pPr>
+        <w:pStyle w:val="a"/>
+        <w:numPr>
+          <w:ilvl w:val="1"/>
+          <w:numId w:val="47"/>
+        </w:numPr>
+      </w:pPr>
+      <w:r>
+        <w:t xml:space="preserve">цель лабораторной работы; </w:t>
+      </w:r>
+    </w:p>
+    <w:p>
+      <w:pPr>
+        <w:pStyle w:val="a"/>
+        <w:numPr>
+          <w:ilvl w:val="1"/>
+          <w:numId w:val="47"/>
+        </w:numPr>
+      </w:pPr>
+      <w:r>
+        <w:t xml:space="preserve">постановку задачи; </w:t>
+      </w:r>
+    </w:p>
+    <w:p>
+      <w:pPr>
+        <w:pStyle w:val="a"/>
+        <w:numPr>
+          <w:ilvl w:val="1"/>
+          <w:numId w:val="47"/>
+        </w:numPr>
+      </w:pPr>
+      <w:r>
+        <w:t xml:space="preserve">текст программы с комментариями; </w:t>
+      </w:r>
+    </w:p>
+    <w:p>
+      <w:pPr>
+        <w:pStyle w:val="a"/>
+        <w:numPr>
+          <w:ilvl w:val="1"/>
+          <w:numId w:val="47"/>
+        </w:numPr>
+      </w:pPr>
+      <w:r>
+        <w:t xml:space="preserve">демонстрацию работы программы (Снимки экрана при выполнении действий программы с описанием). </w:t>
+      </w:r>
+    </w:p>
+    <w:p>
+      <w:pPr>
+        <w:pStyle w:val="a"/>
+        <w:numPr>
+          <w:ilvl w:val="1"/>
+          <w:numId w:val="48"/>
+        </w:numPr>
+      </w:pPr>
+      <w:r>
+        <w:t xml:space="preserve">краткие ответы на контрольные вопросы; </w:t>
+      </w:r>
+    </w:p>
+    <w:p>
+      <w:pPr>
+        <w:pStyle w:val="a"/>
+        <w:numPr>
+          <w:ilvl w:val="1"/>
+          <w:numId w:val="48"/>
+        </w:numPr>
+      </w:pPr>
+      <w:r>
+        <w:t xml:space="preserve">выводы по лабораторной работе. </w:t>
       </w:r>
     </w:p>
     <w:p>
@@ -1081,24 +1037,300 @@
         <w:pStyle w:val="a"/>
         <w:numPr>
           <w:ilvl w:val="0"/>
-          <w:numId w:val="35"/>
+          <w:numId w:val="46"/>
         </w:numPr>
       </w:pPr>
       <w:r>
-        <w:t xml:space="preserve">В функции </w:t>
-      </w:r>
-      <w:r>
-        <w:rPr>
-          <w:b/>
+        <w:t>Защитить лабораторную работу перед преподавателем.</w:t>
+      </w:r>
+    </w:p>
+    <w:p>
+      <w:pPr>
+        <w:pStyle w:val="1"/>
+      </w:pPr>
+      <w:r>
+        <w:lastRenderedPageBreak/>
+        <w:t>постановка задачи</w:t>
+      </w:r>
+    </w:p>
+    <w:p>
+      <w:pPr>
+        <w:rPr>
+          <w:b/>
+          <w:bCs/>
+        </w:rPr>
+      </w:pPr>
+      <w:r>
+        <w:t xml:space="preserve">Необходимо разработать программу, в которой будет реализован шаблонный класс, выполняющий обработку массива данных согласно варианту задания. </w:t>
+      </w:r>
+      <w:r>
+        <w:rPr>
+          <w:b/>
+          <w:bCs/>
+        </w:rPr>
+        <w:t>Особое внимание уделить обработке исключительных ситуаций</w:t>
+      </w:r>
+      <w:r>
+        <w:rPr>
+          <w:b/>
+          <w:bCs/>
+        </w:rPr>
+        <w:t>.</w:t>
+      </w:r>
+    </w:p>
+    <w:p>
+      <w:pPr>
+        <w:rPr>
+          <w:b/>
+          <w:bCs/>
+        </w:rPr>
+      </w:pPr>
+      <w:r>
+        <w:rPr>
+          <w:b/>
+          <w:bCs/>
+        </w:rPr>
+        <w:t>Общее задание для всех вариантов (Обязательная часть, связанная с</w:t>
+      </w:r>
+      <w:r>
+        <w:rPr>
+          <w:b/>
+          <w:bCs/>
+        </w:rPr>
+        <w:t xml:space="preserve"> </w:t>
+      </w:r>
+      <w:r>
+        <w:rPr>
+          <w:b/>
+          <w:bCs/>
+        </w:rPr>
+        <w:t xml:space="preserve">исключениями): </w:t>
+      </w:r>
+    </w:p>
+    <w:p>
+      <w:r>
+        <w:t xml:space="preserve">1. </w:t>
+      </w:r>
+      <w:r>
+        <w:rPr>
+          <w:b/>
+          <w:bCs/>
+        </w:rPr>
+        <w:t>Конструкторы и деструктор</w:t>
+      </w:r>
+      <w:r>
+        <w:t xml:space="preserve">: Реализовать конструктор по умолчанию, </w:t>
+      </w:r>
+    </w:p>
+    <w:p>
+      <w:r>
+        <w:t>конструктор копирования, конструктор перемещения (</w:t>
+      </w:r>
+      <w:proofErr w:type="spellStart"/>
+      <w:r>
+        <w:t>move</w:t>
+      </w:r>
+      <w:proofErr w:type="spellEnd"/>
+      <w:r>
+        <w:t xml:space="preserve"> </w:t>
+      </w:r>
+      <w:proofErr w:type="spellStart"/>
+      <w:r>
+        <w:t>constructor</w:t>
+      </w:r>
+      <w:proofErr w:type="spellEnd"/>
+      <w:r>
+        <w:t>), оператор копирующего и перемещающего присваивания. Обеспечить строгую гарантию исключений (</w:t>
+      </w:r>
+      <w:proofErr w:type="spellStart"/>
+      <w:r>
+        <w:t>strong</w:t>
+      </w:r>
+      <w:proofErr w:type="spellEnd"/>
+      <w:r>
+        <w:t xml:space="preserve"> </w:t>
+      </w:r>
+      <w:proofErr w:type="spellStart"/>
+      <w:r>
+        <w:t>exception</w:t>
+      </w:r>
+      <w:proofErr w:type="spellEnd"/>
+      <w:r>
+        <w:t xml:space="preserve"> </w:t>
+      </w:r>
+      <w:proofErr w:type="spellStart"/>
+      <w:r>
+        <w:t>safety</w:t>
+      </w:r>
+      <w:proofErr w:type="spellEnd"/>
+      <w:r>
+        <w:t xml:space="preserve">) для всех методов, изменяющих состояние объекта. </w:t>
+      </w:r>
+    </w:p>
+    <w:p>
+      <w:r>
+        <w:t xml:space="preserve">2. </w:t>
+      </w:r>
+      <w:r>
+        <w:rPr>
+          <w:b/>
+          <w:bCs/>
+        </w:rPr>
+        <w:t>Безопасность методов</w:t>
+      </w:r>
+      <w:r>
+        <w:t>: Все методы, работающие с динамической памятью или выполняющие критичные операции, должны обеспечивать как минимум базовую гарантию исключений (</w:t>
+      </w:r>
+      <w:proofErr w:type="spellStart"/>
+      <w:r>
+        <w:t>no</w:t>
+      </w:r>
+      <w:proofErr w:type="spellEnd"/>
+      <w:r>
+        <w:t xml:space="preserve"> </w:t>
+      </w:r>
+      <w:proofErr w:type="spellStart"/>
+      <w:r>
+        <w:t>resource</w:t>
+      </w:r>
+      <w:proofErr w:type="spellEnd"/>
+      <w:r>
+        <w:t xml:space="preserve"> </w:t>
+      </w:r>
+      <w:proofErr w:type="spellStart"/>
+      <w:r>
+        <w:t>leaks</w:t>
+      </w:r>
+      <w:proofErr w:type="spellEnd"/>
+      <w:r>
+        <w:t xml:space="preserve">). </w:t>
+      </w:r>
+    </w:p>
+    <w:p>
+      <w:r>
+        <w:t xml:space="preserve">3. </w:t>
+      </w:r>
+      <w:r>
+        <w:rPr>
+          <w:b/>
+          <w:bCs/>
+        </w:rPr>
+        <w:t>Проверка входных данных</w:t>
+      </w:r>
+      <w:r>
+        <w:t xml:space="preserve">: Методы, получающие параметры извне (например, индексы), должны проверять их корректность (выход за границы массива, нулевые указатели и т.д.) и генерировать соответствующие исключения (например, </w:t>
+      </w:r>
+      <w:r>
+        <w:rPr>
+          <w:lang w:val="en-US"/>
+        </w:rPr>
+        <w:t>std</w:t>
+      </w:r>
+      <w:r>
+        <w:t>::</w:t>
+      </w:r>
+      <w:r>
+        <w:rPr>
+          <w:lang w:val="en-US"/>
+        </w:rPr>
+        <w:t>out</w:t>
+      </w:r>
+      <w:r>
+        <w:t>_</w:t>
+      </w:r>
+      <w:r>
+        <w:rPr>
+          <w:lang w:val="en-US"/>
+        </w:rPr>
+        <w:t>of</w:t>
+      </w:r>
+      <w:r>
+        <w:t>_</w:t>
+      </w:r>
+      <w:r>
+        <w:rPr>
+          <w:lang w:val="en-US"/>
+        </w:rPr>
+        <w:t>range</w:t>
+      </w:r>
+      <w:r>
+        <w:t xml:space="preserve">, </w:t>
+      </w:r>
+      <w:r>
+        <w:rPr>
+          <w:lang w:val="en-US"/>
+        </w:rPr>
+        <w:t>std</w:t>
+      </w:r>
+      <w:r>
+        <w:t>::</w:t>
+      </w:r>
+      <w:r>
+        <w:rPr>
+          <w:lang w:val="en-US"/>
+        </w:rPr>
+        <w:t>invalid</w:t>
+      </w:r>
+      <w:r>
+        <w:t>_</w:t>
+      </w:r>
+      <w:r>
+        <w:rPr>
+          <w:lang w:val="en-US"/>
+        </w:rPr>
+        <w:t>argument</w:t>
+      </w:r>
+      <w:r>
+        <w:t xml:space="preserve">). </w:t>
+      </w:r>
+    </w:p>
+    <w:p>
+      <w:r>
+        <w:t xml:space="preserve">4. </w:t>
+      </w:r>
+      <w:r>
+        <w:rPr>
+          <w:b/>
+          <w:bCs/>
+        </w:rPr>
+        <w:t xml:space="preserve">Обработка исключений в </w:t>
+      </w:r>
+      <w:proofErr w:type="spellStart"/>
+      <w:r>
+        <w:rPr>
+          <w:b/>
+          <w:bCs/>
         </w:rPr>
         <w:t>main</w:t>
       </w:r>
-      <w:r>
-        <w:t xml:space="preserve"> заполнять объект шаблона с помощью текстового файла. Выводить данные также в файл.</w:t>
-      </w:r>
-    </w:p>
-    <w:p>
-      <w:pPr>
+      <w:proofErr w:type="spellEnd"/>
+      <w:r>
+        <w:t xml:space="preserve">: Продемонстрировать обработку исключений в функции </w:t>
+      </w:r>
+      <w:proofErr w:type="spellStart"/>
+      <w:r>
+        <w:t>main</w:t>
+      </w:r>
+      <w:proofErr w:type="spellEnd"/>
+      <w:r>
+        <w:t xml:space="preserve">() с помощью </w:t>
+      </w:r>
+      <w:proofErr w:type="spellStart"/>
+      <w:r>
+        <w:t>try-catch</w:t>
+      </w:r>
+      <w:proofErr w:type="spellEnd"/>
+      <w:r>
+        <w:t xml:space="preserve"> блоков, обеспечивая корректное завершение программы или восстановление после ошибок.</w:t>
+      </w:r>
+      <w:r>
+        <w:t xml:space="preserve"> </w:t>
+      </w:r>
+    </w:p>
+    <w:p/>
+    <w:p>
+      <w:pPr>
+        <w:ind w:firstLine="0"/>
         <w:rPr>
           <w:b/>
           <w:bCs/>
@@ -1109,28 +1341,71 @@
           <w:b/>
           <w:bCs/>
         </w:rPr>
-        <w:t xml:space="preserve">Отлично </w:t>
-      </w:r>
-    </w:p>
+        <w:t>Дополнительные задания (в зависимости от оценки):</w:t>
+      </w:r>
+    </w:p>
+    <w:p>
+      <w:pPr>
+        <w:ind w:left="360" w:firstLine="0"/>
+      </w:pPr>
+      <w:bookmarkStart w:id="2" w:name="_Hlk215394210"/>
+      <w:bookmarkStart w:id="3" w:name="_Hlk215394192"/>
+      <w:r>
+        <w:rPr>
+          <w:b/>
+          <w:bCs/>
+        </w:rPr>
+        <w:t xml:space="preserve">Оценка «Удовлетворительно» (Базовый уровень) </w:t>
+      </w:r>
+    </w:p>
+    <w:p>
+      <w:pPr>
+        <w:ind w:left="360" w:firstLine="360"/>
+        <w:rPr>
+          <w:szCs w:val="28"/>
+        </w:rPr>
+      </w:pPr>
+      <w:r>
+        <w:rPr>
+          <w:b/>
+          <w:bCs/>
+        </w:rPr>
+        <w:t>Что должен сд</w:t>
+      </w:r>
+      <w:r>
+        <w:rPr>
+          <w:b/>
+          <w:bCs/>
+        </w:rPr>
+        <w:t>е</w:t>
+      </w:r>
+      <w:r>
+        <w:rPr>
+          <w:b/>
+          <w:bCs/>
+        </w:rPr>
+        <w:t>лать студент</w:t>
+      </w:r>
+      <w:bookmarkEnd w:id="2"/>
+      <w:r>
+        <w:rPr>
+          <w:b/>
+          <w:bCs/>
+        </w:rPr>
+        <w:t>:</w:t>
+      </w:r>
+    </w:p>
+    <w:bookmarkEnd w:id="3"/>
     <w:p>
       <w:pPr>
         <w:pStyle w:val="a"/>
         <w:numPr>
           <w:ilvl w:val="0"/>
-          <w:numId w:val="35"/>
+          <w:numId w:val="49"/>
         </w:numPr>
       </w:pPr>
       <w:r>
-        <w:t xml:space="preserve">Написать метод </w:t>
-      </w:r>
-      <w:r>
-        <w:rPr>
-          <w:b/>
-        </w:rPr>
-        <w:t>GenerateRandomValues</w:t>
-      </w:r>
-      <w:r>
-        <w:t xml:space="preserve">() для генерации случайных данных в полях. </w:t>
+        <w:t xml:space="preserve">Выполнить обязательную часть. </w:t>
       </w:r>
     </w:p>
     <w:p>
@@ -1138,11 +1413,11 @@
         <w:pStyle w:val="a"/>
         <w:numPr>
           <w:ilvl w:val="0"/>
-          <w:numId w:val="35"/>
+          <w:numId w:val="49"/>
         </w:numPr>
       </w:pPr>
       <w:r>
-        <w:t xml:space="preserve">Модификация элемента (выбирает пользователь) массива в шаблонном классе: </w:t>
+        <w:t xml:space="preserve">Написать методы ввода/вывода данных, принимающие потоки в качестве параметров. </w:t>
       </w:r>
     </w:p>
     <w:p>
@@ -1150,11 +1425,52 @@
         <w:pStyle w:val="a"/>
         <w:numPr>
           <w:ilvl w:val="0"/>
-          <w:numId w:val="39"/>
+          <w:numId w:val="49"/>
         </w:numPr>
       </w:pPr>
       <w:r>
-        <w:t xml:space="preserve">через консольный ввод; </w:t>
+        <w:t>Реализовать один метод из варианта.</w:t>
+      </w:r>
+      <w:r>
+        <w:t>.</w:t>
+      </w:r>
+    </w:p>
+    <w:p>
+      <w:pPr>
+        <w:ind w:firstLine="284"/>
+        <w:rPr>
+          <w:b/>
+          <w:bCs/>
+        </w:rPr>
+      </w:pPr>
+      <w:r>
+        <w:rPr>
+          <w:b/>
+          <w:bCs/>
+        </w:rPr>
+        <w:t xml:space="preserve">Оценка «Хорошо» (Продвинутый уровень) </w:t>
+      </w:r>
+    </w:p>
+    <w:p>
+      <w:pPr>
+        <w:rPr>
+          <w:b/>
+          <w:bCs/>
+        </w:rPr>
+      </w:pPr>
+      <w:r>
+        <w:rPr>
+          <w:b/>
+          <w:bCs/>
+        </w:rPr>
+        <w:t>Что должен сделать студент</w:t>
+      </w:r>
+      <w:r>
+        <w:rPr>
+          <w:b/>
+          <w:bCs/>
+        </w:rPr>
+        <w:t xml:space="preserve"> </w:t>
       </w:r>
     </w:p>
     <w:p>
@@ -1162,20 +1478,19 @@
         <w:pStyle w:val="a"/>
         <w:numPr>
           <w:ilvl w:val="0"/>
-          <w:numId w:val="39"/>
+          <w:numId w:val="51"/>
         </w:numPr>
-      </w:pPr>
-      <w:r>
-        <w:t xml:space="preserve">при помощи метода </w:t>
-      </w:r>
-      <w:r>
-        <w:rPr>
-          <w:b/>
-        </w:rPr>
-        <w:t>SetRandomValue</w:t>
-      </w:r>
-      <w:r>
-        <w:t xml:space="preserve">(), генерирующего случайное значение. </w:t>
+        <w:rPr>
+          <w:b/>
+          <w:bCs/>
+        </w:rPr>
+      </w:pPr>
+      <w:r>
+        <w:rPr>
+          <w:b/>
+          <w:bCs/>
+        </w:rPr>
+        <w:t xml:space="preserve">Доработать программу с оценки «Удовлетворительно». </w:t>
       </w:r>
     </w:p>
     <w:p>
@@ -1183,11 +1498,150 @@
         <w:pStyle w:val="a"/>
         <w:numPr>
           <w:ilvl w:val="0"/>
-          <w:numId w:val="35"/>
+          <w:numId w:val="51"/>
         </w:numPr>
       </w:pPr>
       <w:r>
-        <w:t>Для реализации сравнения и присваивания необходимо реализовать перегрузку соответствующих операторов.</w:t>
+        <w:t xml:space="preserve">Перегрузить операции ввода/вывода (&gt;&gt;, &lt;&lt;), вызвав в них методы ввода/вывода. </w:t>
+      </w:r>
+    </w:p>
+    <w:p>
+      <w:pPr>
+        <w:pStyle w:val="a"/>
+        <w:numPr>
+          <w:ilvl w:val="0"/>
+          <w:numId w:val="51"/>
+        </w:numPr>
+      </w:pPr>
+      <w:r>
+        <w:t>Выполнить второй метод из варианта.</w:t>
+      </w:r>
+    </w:p>
+    <w:p>
+      <w:pPr>
+        <w:ind w:firstLine="361"/>
+        <w:rPr>
+          <w:b/>
+          <w:bCs/>
+        </w:rPr>
+      </w:pPr>
+      <w:r>
+        <w:rPr>
+          <w:b/>
+          <w:bCs/>
+        </w:rPr>
+        <w:t xml:space="preserve">Оценка «Отлично» (Углубленный уровень) </w:t>
+      </w:r>
+    </w:p>
+    <w:p>
+      <w:pPr>
+        <w:ind w:firstLine="708"/>
+        <w:rPr>
+          <w:b/>
+          <w:bCs/>
+        </w:rPr>
+      </w:pPr>
+      <w:r>
+        <w:rPr>
+          <w:b/>
+          <w:bCs/>
+        </w:rPr>
+        <w:t>Что должен сделать студент</w:t>
+      </w:r>
+      <w:r>
+        <w:rPr>
+          <w:b/>
+          <w:bCs/>
+        </w:rPr>
+        <w:t xml:space="preserve"> </w:t>
+      </w:r>
+    </w:p>
+    <w:p>
+      <w:pPr>
+        <w:pStyle w:val="a"/>
+        <w:numPr>
+          <w:ilvl w:val="0"/>
+          <w:numId w:val="53"/>
+        </w:numPr>
+        <w:rPr>
+          <w:b/>
+          <w:bCs/>
+        </w:rPr>
+      </w:pPr>
+      <w:r>
+        <w:rPr>
+          <w:b/>
+          <w:bCs/>
+        </w:rPr>
+        <w:t xml:space="preserve">Доработать программу с оценки «Хорошо». </w:t>
+      </w:r>
+    </w:p>
+    <w:p>
+      <w:pPr>
+        <w:pStyle w:val="a"/>
+        <w:numPr>
+          <w:ilvl w:val="0"/>
+          <w:numId w:val="53"/>
+        </w:numPr>
+      </w:pPr>
+      <w:r>
+        <w:t xml:space="preserve">Реализовать собственный класс исключений. Создать хотя бы один собственный класс исключения, унаследованный от </w:t>
+      </w:r>
+      <w:proofErr w:type="spellStart"/>
+      <w:r>
+        <w:t>std</w:t>
+      </w:r>
+      <w:proofErr w:type="spellEnd"/>
+      <w:r>
+        <w:t>::</w:t>
+      </w:r>
+      <w:proofErr w:type="spellStart"/>
+      <w:r>
+        <w:t>exception</w:t>
+      </w:r>
+      <w:proofErr w:type="spellEnd"/>
+      <w:r>
+        <w:t xml:space="preserve">, для обработки специфичных для вашей предметной области ошибок (например, </w:t>
+      </w:r>
+      <w:proofErr w:type="spellStart"/>
+      <w:r>
+        <w:t>FigureValidationError</w:t>
+      </w:r>
+      <w:proofErr w:type="spellEnd"/>
+      <w:r>
+        <w:t xml:space="preserve">, </w:t>
+      </w:r>
+      <w:proofErr w:type="spellStart"/>
+      <w:r>
+        <w:t>MatrixDimensionError</w:t>
+      </w:r>
+      <w:proofErr w:type="spellEnd"/>
+      <w:r>
+        <w:t xml:space="preserve">). </w:t>
+      </w:r>
+    </w:p>
+    <w:p>
+      <w:pPr>
+        <w:pStyle w:val="a"/>
+        <w:numPr>
+          <w:ilvl w:val="0"/>
+          <w:numId w:val="53"/>
+        </w:numPr>
+      </w:pPr>
+      <w:r>
+        <w:lastRenderedPageBreak/>
+        <w:t xml:space="preserve">Реализовать дополнительные методы (например, </w:t>
+      </w:r>
+      <w:proofErr w:type="spellStart"/>
+      <w:r>
+        <w:t>GenerateRandomValues</w:t>
+      </w:r>
+      <w:proofErr w:type="spellEnd"/>
+      <w:r>
+        <w:t>(), модификация элемента, перегрузка операторов сравнения)</w:t>
+      </w:r>
+      <w:r>
+        <w:t>.</w:t>
       </w:r>
     </w:p>
     <w:p/>
@@ -1246,7 +1700,6 @@
     </w:p>
     <w:p>
       <w:r>
-        <w:lastRenderedPageBreak/>
         <w:t xml:space="preserve">Протестируйте вашу программу для работы с массивами различных типов: </w:t>
       </w:r>
       <w:r>
@@ -1267,12 +1720,6 @@
       <w:r>
         <w:t xml:space="preserve"> (которое представлено двумя компонентами). Этот класс необходимо создать.</w:t>
       </w:r>
-    </w:p>
-    <w:p>
-      <w:pPr>
-        <w:ind w:firstLine="0"/>
-        <w:jc w:val="left"/>
-      </w:pPr>
       <w:r>
         <w:br w:type="page"/>
       </w:r>
@@ -1290,7 +1737,7 @@
         <w:lastRenderedPageBreak/>
         <w:t>ХОД РАБОТЫ</w:t>
       </w:r>
-      <w:bookmarkStart w:id="2" w:name="_Toc28003444"/>
+      <w:bookmarkStart w:id="4" w:name="_Toc28003444"/>
     </w:p>
     <w:p>
       <w:pPr>
@@ -1335,22 +1782,12 @@
         <w:ind w:firstLine="0"/>
         <w:jc w:val="center"/>
       </w:pPr>
-    </w:p>
-    <w:p>
-      <w:pPr>
-        <w:ind w:firstLine="0"/>
-        <w:jc w:val="center"/>
-      </w:pPr>
-      <w:r>
-        <w:rPr>
-          <w:noProof/>
-        </w:rPr>
-        <w:lastRenderedPageBreak/>
+      <w:r>
         <w:drawing>
-          <wp:inline distT="0" distB="0" distL="0" distR="0" wp14:anchorId="334AE7EA" wp14:editId="5BAFC2F7">
-            <wp:extent cx="5363323" cy="8964276"/>
-            <wp:effectExtent l="0" t="0" r="8890" b="8890"/>
-            <wp:docPr id="1" name="Рисунок 1"/>
+          <wp:inline distT="0" distB="0" distL="0" distR="0" wp14:anchorId="4537434F" wp14:editId="40040873">
+            <wp:extent cx="4962243" cy="8620125"/>
+            <wp:effectExtent l="0" t="0" r="0" b="0"/>
+            <wp:docPr id="39797817" name="Рисунок 1"/>
             <wp:cNvGraphicFramePr>
               <a:graphicFrameLocks xmlns:a="http://schemas.openxmlformats.org/drawingml/2006/main" noChangeAspect="1"/>
             </wp:cNvGraphicFramePr>
@@ -1358,7 +1795,7 @@
               <a:graphicData uri="http://schemas.openxmlformats.org/drawingml/2006/picture">
                 <pic:pic xmlns:pic="http://schemas.openxmlformats.org/drawingml/2006/picture">
                   <pic:nvPicPr>
-                    <pic:cNvPr id="1" name=""/>
+                    <pic:cNvPr id="39797817" name=""/>
                     <pic:cNvPicPr/>
                   </pic:nvPicPr>
                   <pic:blipFill>
@@ -1370,7 +1807,7 @@
                   <pic:spPr>
                     <a:xfrm>
                       <a:off x="0" y="0"/>
-                      <a:ext cx="5363323" cy="8964276"/>
+                      <a:ext cx="4972733" cy="8638347"/>
                     </a:xfrm>
                     <a:prstGeom prst="rect">
                       <a:avLst/>
@@ -1382,16 +1819,19 @@
           </wp:inline>
         </w:drawing>
       </w:r>
-      <w:r>
-        <w:rPr>
-          <w:noProof/>
-        </w:rPr>
+    </w:p>
+    <w:p>
+      <w:pPr>
+        <w:ind w:firstLine="0"/>
+        <w:jc w:val="center"/>
+      </w:pPr>
+      <w:r>
         <w:lastRenderedPageBreak/>
         <w:drawing>
-          <wp:inline distT="0" distB="0" distL="0" distR="0" wp14:anchorId="36C64C84" wp14:editId="707235EC">
-            <wp:extent cx="5068007" cy="8735644"/>
-            <wp:effectExtent l="0" t="0" r="0" b="8890"/>
-            <wp:docPr id="2" name="Рисунок 2"/>
+          <wp:inline distT="0" distB="0" distL="0" distR="0" wp14:anchorId="225884BD" wp14:editId="1033F5BD">
+            <wp:extent cx="6105525" cy="8940231"/>
+            <wp:effectExtent l="0" t="0" r="0" b="0"/>
+            <wp:docPr id="573035924" name="Рисунок 1"/>
             <wp:cNvGraphicFramePr>
               <a:graphicFrameLocks xmlns:a="http://schemas.openxmlformats.org/drawingml/2006/main" noChangeAspect="1"/>
             </wp:cNvGraphicFramePr>
@@ -1399,7 +1839,7 @@
               <a:graphicData uri="http://schemas.openxmlformats.org/drawingml/2006/picture">
                 <pic:pic xmlns:pic="http://schemas.openxmlformats.org/drawingml/2006/picture">
                   <pic:nvPicPr>
-                    <pic:cNvPr id="1" name=""/>
+                    <pic:cNvPr id="573035924" name=""/>
                     <pic:cNvPicPr/>
                   </pic:nvPicPr>
                   <pic:blipFill>
@@ -1411,7 +1851,7 @@
                   <pic:spPr>
                     <a:xfrm>
                       <a:off x="0" y="0"/>
-                      <a:ext cx="5068007" cy="8735644"/>
+                      <a:ext cx="6130860" cy="8977329"/>
                     </a:xfrm>
                     <a:prstGeom prst="rect">
                       <a:avLst/>
@@ -1424,15 +1864,12 @@
         </w:drawing>
       </w:r>
       <w:r>
-        <w:rPr>
-          <w:noProof/>
-        </w:rPr>
         <w:lastRenderedPageBreak/>
         <w:drawing>
-          <wp:inline distT="0" distB="0" distL="0" distR="0" wp14:anchorId="1794687A" wp14:editId="3378D7CE">
-            <wp:extent cx="5334744" cy="8878539"/>
+          <wp:inline distT="0" distB="0" distL="0" distR="0" wp14:anchorId="73131094" wp14:editId="385F6745">
+            <wp:extent cx="6421882" cy="7505700"/>
             <wp:effectExtent l="0" t="0" r="0" b="0"/>
-            <wp:docPr id="3" name="Рисунок 3"/>
+            <wp:docPr id="360127172" name="Рисунок 1"/>
             <wp:cNvGraphicFramePr>
               <a:graphicFrameLocks xmlns:a="http://schemas.openxmlformats.org/drawingml/2006/main" noChangeAspect="1"/>
             </wp:cNvGraphicFramePr>
@@ -1440,7 +1877,7 @@
               <a:graphicData uri="http://schemas.openxmlformats.org/drawingml/2006/picture">
                 <pic:pic xmlns:pic="http://schemas.openxmlformats.org/drawingml/2006/picture">
                   <pic:nvPicPr>
-                    <pic:cNvPr id="1" name=""/>
+                    <pic:cNvPr id="360127172" name=""/>
                     <pic:cNvPicPr/>
                   </pic:nvPicPr>
                   <pic:blipFill>
@@ -1452,7 +1889,7 @@
                   <pic:spPr>
                     <a:xfrm>
                       <a:off x="0" y="0"/>
-                      <a:ext cx="5334744" cy="8878539"/>
+                      <a:ext cx="6425673" cy="7510131"/>
                     </a:xfrm>
                     <a:prstGeom prst="rect">
                       <a:avLst/>
@@ -1465,15 +1902,12 @@
         </w:drawing>
       </w:r>
       <w:r>
-        <w:rPr>
-          <w:noProof/>
-        </w:rPr>
         <w:lastRenderedPageBreak/>
         <w:drawing>
-          <wp:inline distT="0" distB="0" distL="0" distR="0" wp14:anchorId="61BF9520" wp14:editId="0DC8D24E">
-            <wp:extent cx="5649113" cy="8773749"/>
-            <wp:effectExtent l="0" t="0" r="8890" b="8890"/>
-            <wp:docPr id="4" name="Рисунок 4"/>
+          <wp:inline distT="0" distB="0" distL="0" distR="0" wp14:anchorId="50C63361" wp14:editId="4DE80376">
+            <wp:extent cx="6421885" cy="7848600"/>
+            <wp:effectExtent l="0" t="0" r="0" b="0"/>
+            <wp:docPr id="919450916" name="Рисунок 1"/>
             <wp:cNvGraphicFramePr>
               <a:graphicFrameLocks xmlns:a="http://schemas.openxmlformats.org/drawingml/2006/main" noChangeAspect="1"/>
             </wp:cNvGraphicFramePr>
@@ -1481,7 +1915,7 @@
               <a:graphicData uri="http://schemas.openxmlformats.org/drawingml/2006/picture">
                 <pic:pic xmlns:pic="http://schemas.openxmlformats.org/drawingml/2006/picture">
                   <pic:nvPicPr>
-                    <pic:cNvPr id="1" name=""/>
+                    <pic:cNvPr id="919450916" name=""/>
                     <pic:cNvPicPr/>
                   </pic:nvPicPr>
                   <pic:blipFill>
@@ -1493,7 +1927,7 @@
                   <pic:spPr>
                     <a:xfrm>
                       <a:off x="0" y="0"/>
-                      <a:ext cx="5649113" cy="8773749"/>
+                      <a:ext cx="6424419" cy="7851697"/>
                     </a:xfrm>
                     <a:prstGeom prst="rect">
                       <a:avLst/>
@@ -1506,15 +1940,12 @@
         </w:drawing>
       </w:r>
       <w:r>
-        <w:rPr>
-          <w:noProof/>
-        </w:rPr>
         <w:lastRenderedPageBreak/>
         <w:drawing>
-          <wp:inline distT="0" distB="0" distL="0" distR="0" wp14:anchorId="1E642841" wp14:editId="036919E9">
-            <wp:extent cx="5277587" cy="7592485"/>
-            <wp:effectExtent l="0" t="0" r="0" b="8890"/>
-            <wp:docPr id="5" name="Рисунок 5"/>
+          <wp:inline distT="0" distB="0" distL="0" distR="0" wp14:anchorId="0FCAB0F6" wp14:editId="2E9CA7D6">
+            <wp:extent cx="6367918" cy="7324725"/>
+            <wp:effectExtent l="0" t="0" r="0" b="0"/>
+            <wp:docPr id="1054746121" name="Рисунок 1"/>
             <wp:cNvGraphicFramePr>
               <a:graphicFrameLocks xmlns:a="http://schemas.openxmlformats.org/drawingml/2006/main" noChangeAspect="1"/>
             </wp:cNvGraphicFramePr>
@@ -1522,7 +1953,7 @@
               <a:graphicData uri="http://schemas.openxmlformats.org/drawingml/2006/picture">
                 <pic:pic xmlns:pic="http://schemas.openxmlformats.org/drawingml/2006/picture">
                   <pic:nvPicPr>
-                    <pic:cNvPr id="1" name=""/>
+                    <pic:cNvPr id="1054746121" name=""/>
                     <pic:cNvPicPr/>
                   </pic:nvPicPr>
                   <pic:blipFill>
@@ -1534,7 +1965,7 @@
                   <pic:spPr>
                     <a:xfrm>
                       <a:off x="0" y="0"/>
-                      <a:ext cx="5277587" cy="7592485"/>
+                      <a:ext cx="6370830" cy="7328075"/>
                     </a:xfrm>
                     <a:prstGeom prst="rect">
                       <a:avLst/>
@@ -1547,15 +1978,12 @@
         </w:drawing>
       </w:r>
       <w:r>
-        <w:rPr>
-          <w:noProof/>
-        </w:rPr>
         <w:lastRenderedPageBreak/>
         <w:drawing>
-          <wp:inline distT="0" distB="0" distL="0" distR="0" wp14:anchorId="74AE4F90" wp14:editId="5E2F42F1">
-            <wp:extent cx="5277587" cy="7878274"/>
-            <wp:effectExtent l="0" t="0" r="0" b="8890"/>
-            <wp:docPr id="6" name="Рисунок 6"/>
+          <wp:inline distT="0" distB="0" distL="0" distR="0" wp14:anchorId="3144CB64" wp14:editId="373B9A1D">
+            <wp:extent cx="5858693" cy="8611802"/>
+            <wp:effectExtent l="0" t="0" r="8890" b="0"/>
+            <wp:docPr id="279293945" name="Рисунок 1"/>
             <wp:cNvGraphicFramePr>
               <a:graphicFrameLocks xmlns:a="http://schemas.openxmlformats.org/drawingml/2006/main" noChangeAspect="1"/>
             </wp:cNvGraphicFramePr>
@@ -1563,7 +1991,7 @@
               <a:graphicData uri="http://schemas.openxmlformats.org/drawingml/2006/picture">
                 <pic:pic xmlns:pic="http://schemas.openxmlformats.org/drawingml/2006/picture">
                   <pic:nvPicPr>
-                    <pic:cNvPr id="1" name=""/>
+                    <pic:cNvPr id="279293945" name=""/>
                     <pic:cNvPicPr/>
                   </pic:nvPicPr>
                   <pic:blipFill>
@@ -1575,7 +2003,7 @@
                   <pic:spPr>
                     <a:xfrm>
                       <a:off x="0" y="0"/>
-                      <a:ext cx="5277587" cy="7878274"/>
+                      <a:ext cx="5858693" cy="8611802"/>
                     </a:xfrm>
                     <a:prstGeom prst="rect">
                       <a:avLst/>
@@ -1588,15 +2016,12 @@
         </w:drawing>
       </w:r>
       <w:r>
-        <w:rPr>
-          <w:noProof/>
-        </w:rPr>
         <w:lastRenderedPageBreak/>
         <w:drawing>
-          <wp:inline distT="0" distB="0" distL="0" distR="0" wp14:anchorId="7CB0B2B9" wp14:editId="21C54F8E">
-            <wp:extent cx="4296375" cy="4020111"/>
-            <wp:effectExtent l="0" t="0" r="9525" b="0"/>
-            <wp:docPr id="7" name="Рисунок 7"/>
+          <wp:inline distT="0" distB="0" distL="0" distR="0" wp14:anchorId="58FD10A9" wp14:editId="08F68B76">
+            <wp:extent cx="4676775" cy="7463454"/>
+            <wp:effectExtent l="0" t="0" r="0" b="0"/>
+            <wp:docPr id="842215375" name="Рисунок 1"/>
             <wp:cNvGraphicFramePr>
               <a:graphicFrameLocks xmlns:a="http://schemas.openxmlformats.org/drawingml/2006/main" noChangeAspect="1"/>
             </wp:cNvGraphicFramePr>
@@ -1604,7 +2029,7 @@
               <a:graphicData uri="http://schemas.openxmlformats.org/drawingml/2006/picture">
                 <pic:pic xmlns:pic="http://schemas.openxmlformats.org/drawingml/2006/picture">
                   <pic:nvPicPr>
-                    <pic:cNvPr id="1" name=""/>
+                    <pic:cNvPr id="842215375" name=""/>
                     <pic:cNvPicPr/>
                   </pic:nvPicPr>
                   <pic:blipFill>
@@ -1616,7 +2041,7 @@
                   <pic:spPr>
                     <a:xfrm>
                       <a:off x="0" y="0"/>
-                      <a:ext cx="4296375" cy="4020111"/>
+                      <a:ext cx="4679131" cy="7467214"/>
                     </a:xfrm>
                     <a:prstGeom prst="rect">
                       <a:avLst/>
@@ -1630,39 +2055,16 @@
       </w:r>
     </w:p>
     <w:p>
-      <w:r>
-        <w:t xml:space="preserve">Файл </w:t>
-      </w:r>
-      <w:r>
-        <w:rPr>
-          <w:b/>
-          <w:bCs/>
-          <w:lang w:val="en-US"/>
-        </w:rPr>
-        <w:t>Fraction.h</w:t>
-      </w:r>
-      <w:r>
-        <w:rPr>
-          <w:lang w:val="en-US"/>
-        </w:rPr>
-        <w:t>:</w:t>
-      </w:r>
-    </w:p>
-    <w:p>
       <w:pPr>
         <w:ind w:firstLine="0"/>
         <w:jc w:val="center"/>
       </w:pPr>
       <w:r>
-        <w:rPr>
-          <w:noProof/>
-        </w:rPr>
-        <w:lastRenderedPageBreak/>
         <w:drawing>
-          <wp:inline distT="0" distB="0" distL="0" distR="0" wp14:anchorId="19D19911" wp14:editId="18E9F0FA">
-            <wp:extent cx="5772956" cy="9097645"/>
-            <wp:effectExtent l="0" t="0" r="0" b="8255"/>
-            <wp:docPr id="8" name="Рисунок 8"/>
+          <wp:inline distT="0" distB="0" distL="0" distR="0" wp14:anchorId="6ED40D34" wp14:editId="580B7661">
+            <wp:extent cx="3067478" cy="1686160"/>
+            <wp:effectExtent l="0" t="0" r="0" b="9525"/>
+            <wp:docPr id="1723171342" name="Рисунок 1"/>
             <wp:cNvGraphicFramePr>
               <a:graphicFrameLocks xmlns:a="http://schemas.openxmlformats.org/drawingml/2006/main" noChangeAspect="1"/>
             </wp:cNvGraphicFramePr>
@@ -1670,7 +2072,7 @@
               <a:graphicData uri="http://schemas.openxmlformats.org/drawingml/2006/picture">
                 <pic:pic xmlns:pic="http://schemas.openxmlformats.org/drawingml/2006/picture">
                   <pic:nvPicPr>
-                    <pic:cNvPr id="1" name=""/>
+                    <pic:cNvPr id="1723171342" name=""/>
                     <pic:cNvPicPr/>
                   </pic:nvPicPr>
                   <pic:blipFill>
@@ -1682,7 +2084,7 @@
                   <pic:spPr>
                     <a:xfrm>
                       <a:off x="0" y="0"/>
-                      <a:ext cx="5772956" cy="9097645"/>
+                      <a:ext cx="3067478" cy="1686160"/>
                     </a:xfrm>
                     <a:prstGeom prst="rect">
                       <a:avLst/>
@@ -1694,16 +2096,40 @@
           </wp:inline>
         </w:drawing>
       </w:r>
-      <w:r>
-        <w:rPr>
-          <w:noProof/>
-        </w:rPr>
+    </w:p>
+    <w:p>
+      <w:r>
         <w:lastRenderedPageBreak/>
+        <w:t xml:space="preserve">Файл </w:t>
+      </w:r>
+      <w:proofErr w:type="spellStart"/>
+      <w:r>
+        <w:rPr>
+          <w:b/>
+          <w:bCs/>
+          <w:lang w:val="en-US"/>
+        </w:rPr>
+        <w:t>Fraction.h</w:t>
+      </w:r>
+      <w:proofErr w:type="spellEnd"/>
+      <w:r>
+        <w:rPr>
+          <w:lang w:val="en-US"/>
+        </w:rPr>
+        <w:t>:</w:t>
+      </w:r>
+    </w:p>
+    <w:p>
+      <w:pPr>
+        <w:ind w:firstLine="0"/>
+        <w:jc w:val="center"/>
+      </w:pPr>
+      <w:r>
         <w:drawing>
-          <wp:inline distT="0" distB="0" distL="0" distR="0" wp14:anchorId="7728154A" wp14:editId="2FE6D29D">
-            <wp:extent cx="6119495" cy="7905750"/>
+          <wp:inline distT="0" distB="0" distL="0" distR="0" wp14:anchorId="68797BF8" wp14:editId="7C6B7E8E">
+            <wp:extent cx="5181600" cy="8976156"/>
             <wp:effectExtent l="0" t="0" r="0" b="0"/>
-            <wp:docPr id="9" name="Рисунок 9"/>
+            <wp:docPr id="883176868" name="Рисунок 1"/>
             <wp:cNvGraphicFramePr>
               <a:graphicFrameLocks xmlns:a="http://schemas.openxmlformats.org/drawingml/2006/main" noChangeAspect="1"/>
             </wp:cNvGraphicFramePr>
@@ -1711,7 +2137,7 @@
               <a:graphicData uri="http://schemas.openxmlformats.org/drawingml/2006/picture">
                 <pic:pic xmlns:pic="http://schemas.openxmlformats.org/drawingml/2006/picture">
                   <pic:nvPicPr>
-                    <pic:cNvPr id="1" name=""/>
+                    <pic:cNvPr id="883176868" name=""/>
                     <pic:cNvPicPr/>
                   </pic:nvPicPr>
                   <pic:blipFill>
@@ -1723,7 +2149,7 @@
                   <pic:spPr>
                     <a:xfrm>
                       <a:off x="0" y="0"/>
-                      <a:ext cx="6119495" cy="7905750"/>
+                      <a:ext cx="5209907" cy="9025193"/>
                     </a:xfrm>
                     <a:prstGeom prst="rect">
                       <a:avLst/>
@@ -1735,16 +2161,19 @@
           </wp:inline>
         </w:drawing>
       </w:r>
-      <w:r>
-        <w:rPr>
-          <w:noProof/>
-        </w:rPr>
+    </w:p>
+    <w:p>
+      <w:pPr>
+        <w:ind w:firstLine="0"/>
+        <w:jc w:val="center"/>
+      </w:pPr>
+      <w:r>
         <w:lastRenderedPageBreak/>
         <w:drawing>
-          <wp:inline distT="0" distB="0" distL="0" distR="0" wp14:anchorId="3FA91A41" wp14:editId="5560FBE4">
-            <wp:extent cx="5020376" cy="7868748"/>
-            <wp:effectExtent l="0" t="0" r="8890" b="0"/>
-            <wp:docPr id="10" name="Рисунок 10"/>
+          <wp:inline distT="0" distB="0" distL="0" distR="0" wp14:anchorId="44F73DF7" wp14:editId="5C11085E">
+            <wp:extent cx="5849166" cy="8821381"/>
+            <wp:effectExtent l="0" t="0" r="0" b="0"/>
+            <wp:docPr id="1208832943" name="Рисунок 1"/>
             <wp:cNvGraphicFramePr>
               <a:graphicFrameLocks xmlns:a="http://schemas.openxmlformats.org/drawingml/2006/main" noChangeAspect="1"/>
             </wp:cNvGraphicFramePr>
@@ -1752,7 +2181,7 @@
               <a:graphicData uri="http://schemas.openxmlformats.org/drawingml/2006/picture">
                 <pic:pic xmlns:pic="http://schemas.openxmlformats.org/drawingml/2006/picture">
                   <pic:nvPicPr>
-                    <pic:cNvPr id="1" name=""/>
+                    <pic:cNvPr id="1208832943" name=""/>
                     <pic:cNvPicPr/>
                   </pic:nvPicPr>
                   <pic:blipFill>
@@ -1764,7 +2193,7 @@
                   <pic:spPr>
                     <a:xfrm>
                       <a:off x="0" y="0"/>
-                      <a:ext cx="5020376" cy="7868748"/>
+                      <a:ext cx="5849166" cy="8821381"/>
                     </a:xfrm>
                     <a:prstGeom prst="rect">
                       <a:avLst/>
@@ -1777,15 +2206,12 @@
         </w:drawing>
       </w:r>
       <w:r>
-        <w:rPr>
-          <w:noProof/>
-        </w:rPr>
         <w:lastRenderedPageBreak/>
         <w:drawing>
-          <wp:inline distT="0" distB="0" distL="0" distR="0" wp14:anchorId="77FD9078" wp14:editId="559C30AC">
-            <wp:extent cx="5725324" cy="8735644"/>
-            <wp:effectExtent l="0" t="0" r="8890" b="8890"/>
-            <wp:docPr id="11" name="Рисунок 11"/>
+          <wp:inline distT="0" distB="0" distL="0" distR="0" wp14:anchorId="78BF864F" wp14:editId="66907D42">
+            <wp:extent cx="4515480" cy="8802328"/>
+            <wp:effectExtent l="0" t="0" r="0" b="0"/>
+            <wp:docPr id="521698351" name="Рисунок 1"/>
             <wp:cNvGraphicFramePr>
               <a:graphicFrameLocks xmlns:a="http://schemas.openxmlformats.org/drawingml/2006/main" noChangeAspect="1"/>
             </wp:cNvGraphicFramePr>
@@ -1793,7 +2219,7 @@
               <a:graphicData uri="http://schemas.openxmlformats.org/drawingml/2006/picture">
                 <pic:pic xmlns:pic="http://schemas.openxmlformats.org/drawingml/2006/picture">
                   <pic:nvPicPr>
-                    <pic:cNvPr id="1" name=""/>
+                    <pic:cNvPr id="521698351" name=""/>
                     <pic:cNvPicPr/>
                   </pic:nvPicPr>
                   <pic:blipFill>
@@ -1805,7 +2231,7 @@
                   <pic:spPr>
                     <a:xfrm>
                       <a:off x="0" y="0"/>
-                      <a:ext cx="5725324" cy="8735644"/>
+                      <a:ext cx="4515480" cy="8802328"/>
                     </a:xfrm>
                     <a:prstGeom prst="rect">
                       <a:avLst/>
@@ -1818,15 +2244,12 @@
         </w:drawing>
       </w:r>
       <w:r>
-        <w:rPr>
-          <w:noProof/>
-        </w:rPr>
         <w:lastRenderedPageBreak/>
         <w:drawing>
-          <wp:inline distT="0" distB="0" distL="0" distR="0" wp14:anchorId="4003E7B9" wp14:editId="70DD7B92">
-            <wp:extent cx="5382376" cy="4248743"/>
-            <wp:effectExtent l="0" t="0" r="8890" b="0"/>
-            <wp:docPr id="12" name="Рисунок 12"/>
+          <wp:inline distT="0" distB="0" distL="0" distR="0" wp14:anchorId="24CCF97F" wp14:editId="47056F2B">
+            <wp:extent cx="6119495" cy="8079740"/>
+            <wp:effectExtent l="0" t="0" r="0" b="0"/>
+            <wp:docPr id="811104721" name="Рисунок 1"/>
             <wp:cNvGraphicFramePr>
               <a:graphicFrameLocks xmlns:a="http://schemas.openxmlformats.org/drawingml/2006/main" noChangeAspect="1"/>
             </wp:cNvGraphicFramePr>
@@ -1834,7 +2257,7 @@
               <a:graphicData uri="http://schemas.openxmlformats.org/drawingml/2006/picture">
                 <pic:pic xmlns:pic="http://schemas.openxmlformats.org/drawingml/2006/picture">
                   <pic:nvPicPr>
-                    <pic:cNvPr id="1" name=""/>
+                    <pic:cNvPr id="811104721" name=""/>
                     <pic:cNvPicPr/>
                   </pic:nvPicPr>
                   <pic:blipFill>
@@ -1846,7 +2269,7 @@
                   <pic:spPr>
                     <a:xfrm>
                       <a:off x="0" y="0"/>
-                      <a:ext cx="5382376" cy="4248743"/>
+                      <a:ext cx="6119495" cy="8079740"/>
                     </a:xfrm>
                     <a:prstGeom prst="rect">
                       <a:avLst/>
@@ -1858,41 +2281,13 @@
           </wp:inline>
         </w:drawing>
       </w:r>
-    </w:p>
-    <w:p>
-      <w:r>
-        <w:t xml:space="preserve">Файл </w:t>
-      </w:r>
-      <w:r>
-        <w:rPr>
-          <w:b/>
-          <w:bCs/>
-          <w:lang w:val="en-US"/>
-        </w:rPr>
-        <w:t>main.cpp</w:t>
-      </w:r>
-      <w:r>
-        <w:rPr>
-          <w:lang w:val="en-US"/>
-        </w:rPr>
-        <w:t>:</w:t>
-      </w:r>
-    </w:p>
-    <w:p>
-      <w:pPr>
-        <w:ind w:firstLine="0"/>
-        <w:jc w:val="center"/>
-      </w:pPr>
-      <w:r>
-        <w:rPr>
-          <w:noProof/>
-        </w:rPr>
+      <w:r>
         <w:lastRenderedPageBreak/>
         <w:drawing>
-          <wp:inline distT="0" distB="0" distL="0" distR="0" wp14:anchorId="17F925E4" wp14:editId="346B35BF">
-            <wp:extent cx="6119495" cy="7607300"/>
+          <wp:inline distT="0" distB="0" distL="0" distR="0" wp14:anchorId="224CAA20" wp14:editId="72274D03">
+            <wp:extent cx="5830114" cy="3696216"/>
             <wp:effectExtent l="0" t="0" r="0" b="0"/>
-            <wp:docPr id="13" name="Рисунок 13"/>
+            <wp:docPr id="1488325235" name="Рисунок 1"/>
             <wp:cNvGraphicFramePr>
               <a:graphicFrameLocks xmlns:a="http://schemas.openxmlformats.org/drawingml/2006/main" noChangeAspect="1"/>
             </wp:cNvGraphicFramePr>
@@ -1900,7 +2295,7 @@
               <a:graphicData uri="http://schemas.openxmlformats.org/drawingml/2006/picture">
                 <pic:pic xmlns:pic="http://schemas.openxmlformats.org/drawingml/2006/picture">
                   <pic:nvPicPr>
-                    <pic:cNvPr id="1" name=""/>
+                    <pic:cNvPr id="1488325235" name=""/>
                     <pic:cNvPicPr/>
                   </pic:nvPicPr>
                   <pic:blipFill>
@@ -1912,7 +2307,7 @@
                   <pic:spPr>
                     <a:xfrm>
                       <a:off x="0" y="0"/>
-                      <a:ext cx="6119495" cy="7607300"/>
+                      <a:ext cx="5830114" cy="3696216"/>
                     </a:xfrm>
                     <a:prstGeom prst="rect">
                       <a:avLst/>
@@ -1924,16 +2319,47 @@
           </wp:inline>
         </w:drawing>
       </w:r>
-      <w:r>
-        <w:rPr>
-          <w:noProof/>
-        </w:rPr>
+    </w:p>
+    <w:p>
+      <w:pPr>
+        <w:ind w:firstLine="0"/>
+        <w:jc w:val="left"/>
+      </w:pPr>
+      <w:r>
+        <w:br w:type="page"/>
+      </w:r>
+    </w:p>
+    <w:p>
+      <w:r>
         <w:lastRenderedPageBreak/>
+        <w:t xml:space="preserve">Файл </w:t>
+      </w:r>
+      <w:r>
+        <w:rPr>
+          <w:b/>
+          <w:bCs/>
+          <w:lang w:val="en-US"/>
+        </w:rPr>
+        <w:t>main.cpp</w:t>
+      </w:r>
+      <w:r>
+        <w:rPr>
+          <w:lang w:val="en-US"/>
+        </w:rPr>
+        <w:t>:</w:t>
+      </w:r>
+    </w:p>
+    <w:p>
+      <w:pPr>
+        <w:ind w:firstLine="0"/>
+        <w:jc w:val="center"/>
+      </w:pPr>
+      <w:r>
         <w:drawing>
-          <wp:inline distT="0" distB="0" distL="0" distR="0" wp14:anchorId="783278EF" wp14:editId="43566A3A">
-            <wp:extent cx="5172797" cy="8611802"/>
-            <wp:effectExtent l="0" t="0" r="8890" b="0"/>
-            <wp:docPr id="14" name="Рисунок 14"/>
+          <wp:inline distT="0" distB="0" distL="0" distR="0" wp14:anchorId="1D7F0DE9" wp14:editId="25093DE9">
+            <wp:extent cx="6522316" cy="8801100"/>
+            <wp:effectExtent l="0" t="0" r="0" b="0"/>
+            <wp:docPr id="714281064" name="Рисунок 1"/>
             <wp:cNvGraphicFramePr>
               <a:graphicFrameLocks xmlns:a="http://schemas.openxmlformats.org/drawingml/2006/main" noChangeAspect="1"/>
             </wp:cNvGraphicFramePr>
@@ -1941,7 +2367,7 @@
               <a:graphicData uri="http://schemas.openxmlformats.org/drawingml/2006/picture">
                 <pic:pic xmlns:pic="http://schemas.openxmlformats.org/drawingml/2006/picture">
                   <pic:nvPicPr>
-                    <pic:cNvPr id="1" name=""/>
+                    <pic:cNvPr id="714281064" name=""/>
                     <pic:cNvPicPr/>
                   </pic:nvPicPr>
                   <pic:blipFill>
@@ -1953,7 +2379,7 @@
                   <pic:spPr>
                     <a:xfrm>
                       <a:off x="0" y="0"/>
-                      <a:ext cx="5172797" cy="8611802"/>
+                      <a:ext cx="6546562" cy="8833817"/>
                     </a:xfrm>
                     <a:prstGeom prst="rect">
                       <a:avLst/>
@@ -1965,16 +2391,19 @@
           </wp:inline>
         </w:drawing>
       </w:r>
-      <w:r>
-        <w:rPr>
-          <w:noProof/>
-        </w:rPr>
+    </w:p>
+    <w:p>
+      <w:pPr>
+        <w:ind w:firstLine="0"/>
+        <w:jc w:val="center"/>
+      </w:pPr>
+      <w:r>
         <w:lastRenderedPageBreak/>
         <w:drawing>
-          <wp:inline distT="0" distB="0" distL="0" distR="0" wp14:anchorId="0B527280" wp14:editId="675ECE4D">
-            <wp:extent cx="6119495" cy="5601970"/>
-            <wp:effectExtent l="0" t="0" r="0" b="0"/>
-            <wp:docPr id="15" name="Рисунок 15"/>
+          <wp:inline distT="0" distB="0" distL="0" distR="0" wp14:anchorId="70C824E7" wp14:editId="493CA9BA">
+            <wp:extent cx="4820323" cy="8678486"/>
+            <wp:effectExtent l="0" t="0" r="0" b="8890"/>
+            <wp:docPr id="2077738239" name="Рисунок 1"/>
             <wp:cNvGraphicFramePr>
               <a:graphicFrameLocks xmlns:a="http://schemas.openxmlformats.org/drawingml/2006/main" noChangeAspect="1"/>
             </wp:cNvGraphicFramePr>
@@ -1982,7 +2411,7 @@
               <a:graphicData uri="http://schemas.openxmlformats.org/drawingml/2006/picture">
                 <pic:pic xmlns:pic="http://schemas.openxmlformats.org/drawingml/2006/picture">
                   <pic:nvPicPr>
-                    <pic:cNvPr id="1" name=""/>
+                    <pic:cNvPr id="2077738239" name=""/>
                     <pic:cNvPicPr/>
                   </pic:nvPicPr>
                   <pic:blipFill>
@@ -1994,7 +2423,7 @@
                   <pic:spPr>
                     <a:xfrm>
                       <a:off x="0" y="0"/>
-                      <a:ext cx="6119495" cy="5601970"/>
+                      <a:ext cx="4820323" cy="8678486"/>
                     </a:xfrm>
                     <a:prstGeom prst="rect">
                       <a:avLst/>
@@ -2006,36 +2435,13 @@
           </wp:inline>
         </w:drawing>
       </w:r>
-    </w:p>
-    <w:p>
-      <w:pPr>
-        <w:ind w:firstLine="0"/>
-        <w:jc w:val="center"/>
-      </w:pPr>
-    </w:p>
-    <w:p>
-      <w:r>
-        <w:t>Создание матрицы с помощью ручного ввода и её вывод в консоль</w:t>
-      </w:r>
-      <w:r>
-        <w:t>:</w:t>
-      </w:r>
-    </w:p>
-    <w:p>
-      <w:pPr>
-        <w:ind w:firstLine="0"/>
-        <w:jc w:val="center"/>
-      </w:pPr>
-      <w:r>
-        <w:rPr>
-          <w:noProof/>
-        </w:rPr>
+      <w:r>
         <w:lastRenderedPageBreak/>
         <w:drawing>
-          <wp:inline distT="0" distB="0" distL="0" distR="0" wp14:anchorId="00E4B0CE" wp14:editId="605F73EC">
-            <wp:extent cx="2905530" cy="5106113"/>
-            <wp:effectExtent l="0" t="0" r="9525" b="0"/>
-            <wp:docPr id="16" name="Рисунок 16"/>
+          <wp:inline distT="0" distB="0" distL="0" distR="0" wp14:anchorId="084C265E" wp14:editId="6C68A256">
+            <wp:extent cx="5772956" cy="8840434"/>
+            <wp:effectExtent l="0" t="0" r="0" b="0"/>
+            <wp:docPr id="17374908" name="Рисунок 1"/>
             <wp:cNvGraphicFramePr>
               <a:graphicFrameLocks xmlns:a="http://schemas.openxmlformats.org/drawingml/2006/main" noChangeAspect="1"/>
             </wp:cNvGraphicFramePr>
@@ -2043,7 +2449,7 @@
               <a:graphicData uri="http://schemas.openxmlformats.org/drawingml/2006/picture">
                 <pic:pic xmlns:pic="http://schemas.openxmlformats.org/drawingml/2006/picture">
                   <pic:nvPicPr>
-                    <pic:cNvPr id="1" name=""/>
+                    <pic:cNvPr id="17374908" name=""/>
                     <pic:cNvPicPr/>
                   </pic:nvPicPr>
                   <pic:blipFill>
@@ -2055,7 +2461,7 @@
                   <pic:spPr>
                     <a:xfrm>
                       <a:off x="0" y="0"/>
-                      <a:ext cx="2905530" cy="5106113"/>
+                      <a:ext cx="5772956" cy="8840434"/>
                     </a:xfrm>
                     <a:prstGeom prst="rect">
                       <a:avLst/>
@@ -2072,22 +2478,17 @@
       <w:pPr>
         <w:ind w:firstLine="0"/>
         <w:jc w:val="center"/>
-      </w:pPr>
-    </w:p>
-    <w:p>
-      <w:pPr>
-        <w:ind w:firstLine="0"/>
-        <w:jc w:val="center"/>
-      </w:pPr>
-      <w:r>
-        <w:rPr>
-          <w:noProof/>
-        </w:rPr>
+        <w:rPr>
+          <w:lang w:val="en-US"/>
+        </w:rPr>
+      </w:pPr>
+      <w:r>
+        <w:lastRenderedPageBreak/>
         <w:drawing>
-          <wp:inline distT="0" distB="0" distL="0" distR="0" wp14:anchorId="57AA2574" wp14:editId="356BB573">
-            <wp:extent cx="1505160" cy="590632"/>
+          <wp:inline distT="0" distB="0" distL="0" distR="0" wp14:anchorId="20DF90B1" wp14:editId="3BBE95D7">
+            <wp:extent cx="4953691" cy="1219370"/>
             <wp:effectExtent l="0" t="0" r="0" b="0"/>
-            <wp:docPr id="19" name="Рисунок 19"/>
+            <wp:docPr id="2141832140" name="Рисунок 1"/>
             <wp:cNvGraphicFramePr>
               <a:graphicFrameLocks xmlns:a="http://schemas.openxmlformats.org/drawingml/2006/main" noChangeAspect="1"/>
             </wp:cNvGraphicFramePr>
@@ -2095,7 +2496,7 @@
               <a:graphicData uri="http://schemas.openxmlformats.org/drawingml/2006/picture">
                 <pic:pic xmlns:pic="http://schemas.openxmlformats.org/drawingml/2006/picture">
                   <pic:nvPicPr>
-                    <pic:cNvPr id="1" name=""/>
+                    <pic:cNvPr id="2141832140" name=""/>
                     <pic:cNvPicPr/>
                   </pic:nvPicPr>
                   <pic:blipFill>
@@ -2107,7 +2508,7 @@
                   <pic:spPr>
                     <a:xfrm>
                       <a:off x="0" y="0"/>
-                      <a:ext cx="1505160" cy="590632"/>
+                      <a:ext cx="4953691" cy="1219370"/>
                     </a:xfrm>
                     <a:prstGeom prst="rect">
                       <a:avLst/>
@@ -2122,7 +2523,7 @@
     </w:p>
     <w:p>
       <w:r>
-        <w:t>Счёт положительных элементов ниже среднего арифметического значения строки</w:t>
+        <w:t>Создание матрицы с помощью ручного ввода и её вывод в консоль</w:t>
       </w:r>
       <w:r>
         <w:t>:</w:t>
@@ -2134,14 +2535,11 @@
         <w:jc w:val="center"/>
       </w:pPr>
       <w:r>
-        <w:rPr>
-          <w:noProof/>
-        </w:rPr>
         <w:drawing>
-          <wp:inline distT="0" distB="0" distL="0" distR="0" wp14:anchorId="0D269AB8" wp14:editId="1D0A3BB2">
-            <wp:extent cx="2857899" cy="2829320"/>
+          <wp:inline distT="0" distB="0" distL="0" distR="0" wp14:anchorId="088EE07D" wp14:editId="6C46D926">
+            <wp:extent cx="2343477" cy="4201111"/>
             <wp:effectExtent l="0" t="0" r="0" b="9525"/>
-            <wp:docPr id="20" name="Рисунок 20"/>
+            <wp:docPr id="1058208204" name="Рисунок 1"/>
             <wp:cNvGraphicFramePr>
               <a:graphicFrameLocks xmlns:a="http://schemas.openxmlformats.org/drawingml/2006/main" noChangeAspect="1"/>
             </wp:cNvGraphicFramePr>
@@ -2149,7 +2547,7 @@
               <a:graphicData uri="http://schemas.openxmlformats.org/drawingml/2006/picture">
                 <pic:pic xmlns:pic="http://schemas.openxmlformats.org/drawingml/2006/picture">
                   <pic:nvPicPr>
-                    <pic:cNvPr id="1" name=""/>
+                    <pic:cNvPr id="1058208204" name=""/>
                     <pic:cNvPicPr/>
                   </pic:nvPicPr>
                   <pic:blipFill>
@@ -2161,7 +2559,7 @@
                   <pic:spPr>
                     <a:xfrm>
                       <a:off x="0" y="0"/>
-                      <a:ext cx="2857899" cy="2829320"/>
+                      <a:ext cx="2343477" cy="4201111"/>
                     </a:xfrm>
                     <a:prstGeom prst="rect">
                       <a:avLst/>
@@ -2175,25 +2573,25 @@
       </w:r>
     </w:p>
     <w:p>
-      <w:r>
-        <w:lastRenderedPageBreak/>
-        <w:t>Сумма отрицательных элементов матрицы:</w:t>
-      </w:r>
-    </w:p>
-    <w:p>
       <w:pPr>
         <w:ind w:firstLine="0"/>
         <w:jc w:val="center"/>
       </w:pPr>
+    </w:p>
+    <w:p>
+      <w:pPr>
+        <w:ind w:firstLine="0"/>
+        <w:jc w:val="center"/>
+      </w:pPr>
       <w:r>
         <w:rPr>
           <w:noProof/>
         </w:rPr>
         <w:drawing>
-          <wp:inline distT="0" distB="0" distL="0" distR="0" wp14:anchorId="3FD780AE" wp14:editId="497064F5">
-            <wp:extent cx="2867425" cy="2838846"/>
-            <wp:effectExtent l="0" t="0" r="9525" b="0"/>
-            <wp:docPr id="22" name="Рисунок 22"/>
+          <wp:inline distT="0" distB="0" distL="0" distR="0" wp14:anchorId="57AA2574" wp14:editId="356BB573">
+            <wp:extent cx="1505160" cy="590632"/>
+            <wp:effectExtent l="0" t="0" r="0" b="0"/>
+            <wp:docPr id="19" name="Рисунок 19"/>
             <wp:cNvGraphicFramePr>
               <a:graphicFrameLocks xmlns:a="http://schemas.openxmlformats.org/drawingml/2006/main" noChangeAspect="1"/>
             </wp:cNvGraphicFramePr>
@@ -2213,7 +2611,7 @@
                   <pic:spPr>
                     <a:xfrm>
                       <a:off x="0" y="0"/>
-                      <a:ext cx="2867425" cy="2838846"/>
+                      <a:ext cx="1505160" cy="590632"/>
                     </a:xfrm>
                     <a:prstGeom prst="rect">
                       <a:avLst/>
@@ -2228,7 +2626,10 @@
     </w:p>
     <w:p>
       <w:r>
-        <w:t>Изменение элемента матрицы (ручной ввод):</w:t>
+        <w:t>Счёт положительных элементов ниже среднего арифметического значения строки</w:t>
+      </w:r>
+      <w:r>
+        <w:t>:</w:t>
       </w:r>
     </w:p>
     <w:p>
@@ -2237,14 +2638,11 @@
         <w:jc w:val="center"/>
       </w:pPr>
       <w:r>
-        <w:rPr>
-          <w:noProof/>
-        </w:rPr>
         <w:drawing>
-          <wp:inline distT="0" distB="0" distL="0" distR="0" wp14:anchorId="44C09127" wp14:editId="2A8D6C7F">
-            <wp:extent cx="2896004" cy="2972215"/>
+          <wp:inline distT="0" distB="0" distL="0" distR="0" wp14:anchorId="6FB43EA1" wp14:editId="70D393A9">
+            <wp:extent cx="2343477" cy="2400635"/>
             <wp:effectExtent l="0" t="0" r="0" b="0"/>
-            <wp:docPr id="23" name="Рисунок 23"/>
+            <wp:docPr id="1056904259" name="Рисунок 1"/>
             <wp:cNvGraphicFramePr>
               <a:graphicFrameLocks xmlns:a="http://schemas.openxmlformats.org/drawingml/2006/main" noChangeAspect="1"/>
             </wp:cNvGraphicFramePr>
@@ -2252,7 +2650,7 @@
               <a:graphicData uri="http://schemas.openxmlformats.org/drawingml/2006/picture">
                 <pic:pic xmlns:pic="http://schemas.openxmlformats.org/drawingml/2006/picture">
                   <pic:nvPicPr>
-                    <pic:cNvPr id="1" name=""/>
+                    <pic:cNvPr id="1056904259" name=""/>
                     <pic:cNvPicPr/>
                   </pic:nvPicPr>
                   <pic:blipFill>
@@ -2264,7 +2662,7 @@
                   <pic:spPr>
                     <a:xfrm>
                       <a:off x="0" y="0"/>
-                      <a:ext cx="2896004" cy="2972215"/>
+                      <a:ext cx="2343477" cy="2400635"/>
                     </a:xfrm>
                     <a:prstGeom prst="rect">
                       <a:avLst/>
@@ -2278,9 +2676,10 @@
       </w:r>
     </w:p>
     <w:p>
-      <w:pPr>
-        <w:ind w:firstLine="0"/>
-      </w:pPr>
+      <w:r>
+        <w:lastRenderedPageBreak/>
+        <w:t>Сумма отрицательных элементов матрицы:</w:t>
+      </w:r>
     </w:p>
     <w:p>
       <w:pPr>
@@ -2288,14 +2687,11 @@
         <w:jc w:val="center"/>
       </w:pPr>
       <w:r>
-        <w:rPr>
-          <w:noProof/>
-        </w:rPr>
         <w:drawing>
-          <wp:inline distT="0" distB="0" distL="0" distR="0" wp14:anchorId="58B0BC43" wp14:editId="0F332EE9">
-            <wp:extent cx="1514686" cy="581106"/>
-            <wp:effectExtent l="0" t="0" r="9525" b="9525"/>
-            <wp:docPr id="24" name="Рисунок 24"/>
+          <wp:inline distT="0" distB="0" distL="0" distR="0" wp14:anchorId="1075FCEB" wp14:editId="3D6675DA">
+            <wp:extent cx="2876550" cy="2959414"/>
+            <wp:effectExtent l="0" t="0" r="0" b="0"/>
+            <wp:docPr id="336525800" name="Рисунок 1"/>
             <wp:cNvGraphicFramePr>
               <a:graphicFrameLocks xmlns:a="http://schemas.openxmlformats.org/drawingml/2006/main" noChangeAspect="1"/>
             </wp:cNvGraphicFramePr>
@@ -2303,7 +2699,7 @@
               <a:graphicData uri="http://schemas.openxmlformats.org/drawingml/2006/picture">
                 <pic:pic xmlns:pic="http://schemas.openxmlformats.org/drawingml/2006/picture">
                   <pic:nvPicPr>
-                    <pic:cNvPr id="1" name=""/>
+                    <pic:cNvPr id="336525800" name=""/>
                     <pic:cNvPicPr/>
                   </pic:nvPicPr>
                   <pic:blipFill>
@@ -2315,7 +2711,7 @@
                   <pic:spPr>
                     <a:xfrm>
                       <a:off x="0" y="0"/>
-                      <a:ext cx="1514686" cy="581106"/>
+                      <a:ext cx="2882409" cy="2965442"/>
                     </a:xfrm>
                     <a:prstGeom prst="rect">
                       <a:avLst/>
@@ -2329,37 +2725,24 @@
       </w:r>
     </w:p>
     <w:p>
+      <w:r>
+        <w:t>Изменение элемента матрицы (ручной ввод):</w:t>
+      </w:r>
+    </w:p>
+    <w:p>
       <w:pPr>
         <w:ind w:firstLine="0"/>
         <w:jc w:val="center"/>
-      </w:pPr>
-      <w:r>
-        <w:br w:type="page"/>
-      </w:r>
-    </w:p>
-    <w:p>
-      <w:r>
-        <w:lastRenderedPageBreak/>
-        <w:t>Изменение элемента матрицы (рандомизация)</w:t>
-      </w:r>
-      <w:r>
-        <w:t>:</w:t>
-      </w:r>
-    </w:p>
-    <w:p>
-      <w:pPr>
-        <w:ind w:firstLine="0"/>
-        <w:jc w:val="center"/>
-      </w:pPr>
-      <w:r>
-        <w:rPr>
-          <w:noProof/>
-        </w:rPr>
+        <w:rPr>
+          <w:lang w:val="en-US"/>
+        </w:rPr>
+      </w:pPr>
+      <w:r>
         <w:drawing>
-          <wp:inline distT="0" distB="0" distL="0" distR="0" wp14:anchorId="3CCE49FD" wp14:editId="50F932F2">
-            <wp:extent cx="2867425" cy="3115110"/>
-            <wp:effectExtent l="0" t="0" r="9525" b="9525"/>
-            <wp:docPr id="25" name="Рисунок 25"/>
+          <wp:inline distT="0" distB="0" distL="0" distR="0" wp14:anchorId="014399A4" wp14:editId="48D7F08F">
+            <wp:extent cx="2912724" cy="3200400"/>
+            <wp:effectExtent l="0" t="0" r="0" b="0"/>
+            <wp:docPr id="1998557186" name="Рисунок 1"/>
             <wp:cNvGraphicFramePr>
               <a:graphicFrameLocks xmlns:a="http://schemas.openxmlformats.org/drawingml/2006/main" noChangeAspect="1"/>
             </wp:cNvGraphicFramePr>
@@ -2367,7 +2750,7 @@
               <a:graphicData uri="http://schemas.openxmlformats.org/drawingml/2006/picture">
                 <pic:pic xmlns:pic="http://schemas.openxmlformats.org/drawingml/2006/picture">
                   <pic:nvPicPr>
-                    <pic:cNvPr id="1" name=""/>
+                    <pic:cNvPr id="1998557186" name=""/>
                     <pic:cNvPicPr/>
                   </pic:nvPicPr>
                   <pic:blipFill>
@@ -2379,7 +2762,7 @@
                   <pic:spPr>
                     <a:xfrm>
                       <a:off x="0" y="0"/>
-                      <a:ext cx="2867425" cy="3115110"/>
+                      <a:ext cx="2920049" cy="3208448"/>
                     </a:xfrm>
                     <a:prstGeom prst="rect">
                       <a:avLst/>
@@ -2396,16 +2779,25 @@
       <w:pPr>
         <w:ind w:firstLine="0"/>
         <w:jc w:val="center"/>
+        <w:rPr>
+          <w:lang w:val="en-US"/>
+        </w:rPr>
+      </w:pPr>
+    </w:p>
+    <w:p>
+      <w:pPr>
+        <w:ind w:firstLine="0"/>
+        <w:jc w:val="center"/>
       </w:pPr>
       <w:r>
         <w:rPr>
           <w:noProof/>
         </w:rPr>
         <w:drawing>
-          <wp:inline distT="0" distB="0" distL="0" distR="0" wp14:anchorId="27F7914C" wp14:editId="5F8DC941">
-            <wp:extent cx="1543265" cy="552527"/>
-            <wp:effectExtent l="0" t="0" r="0" b="0"/>
-            <wp:docPr id="28" name="Рисунок 28"/>
+          <wp:inline distT="0" distB="0" distL="0" distR="0" wp14:anchorId="58B0BC43" wp14:editId="0F332EE9">
+            <wp:extent cx="1514686" cy="581106"/>
+            <wp:effectExtent l="0" t="0" r="9525" b="9525"/>
+            <wp:docPr id="24" name="Рисунок 24"/>
             <wp:cNvGraphicFramePr>
               <a:graphicFrameLocks xmlns:a="http://schemas.openxmlformats.org/drawingml/2006/main" noChangeAspect="1"/>
             </wp:cNvGraphicFramePr>
@@ -2425,7 +2817,7 @@
                   <pic:spPr>
                     <a:xfrm>
                       <a:off x="0" y="0"/>
-                      <a:ext cx="1543265" cy="552527"/>
+                      <a:ext cx="1514686" cy="581106"/>
                     </a:xfrm>
                     <a:prstGeom prst="rect">
                       <a:avLst/>
@@ -2439,27 +2831,37 @@
       </w:r>
     </w:p>
     <w:p>
-      <w:r>
-        <w:t>Рандомизация всех элементов матрицы</w:t>
-      </w:r>
-      <w:r>
-        <w:t>:</w:t>
-      </w:r>
-    </w:p>
-    <w:p>
       <w:pPr>
         <w:ind w:firstLine="0"/>
         <w:jc w:val="center"/>
       </w:pPr>
       <w:r>
-        <w:rPr>
-          <w:noProof/>
-        </w:rPr>
+        <w:br w:type="page"/>
+      </w:r>
+    </w:p>
+    <w:p>
+      <w:r>
+        <w:lastRenderedPageBreak/>
+        <w:t>Изменение элемента матрицы (рандомизация)</w:t>
+      </w:r>
+      <w:r>
+        <w:t>:</w:t>
+      </w:r>
+    </w:p>
+    <w:p>
+      <w:pPr>
+        <w:ind w:firstLine="0"/>
+        <w:jc w:val="center"/>
+        <w:rPr>
+          <w:lang w:val="en-US"/>
+        </w:rPr>
+      </w:pPr>
+      <w:r>
         <w:drawing>
-          <wp:inline distT="0" distB="0" distL="0" distR="0" wp14:anchorId="4801E161" wp14:editId="0B301178">
-            <wp:extent cx="2857899" cy="3048425"/>
+          <wp:inline distT="0" distB="0" distL="0" distR="0" wp14:anchorId="4A5CEB22" wp14:editId="6B99EA81">
+            <wp:extent cx="2819679" cy="3143250"/>
             <wp:effectExtent l="0" t="0" r="0" b="0"/>
-            <wp:docPr id="29" name="Рисунок 29"/>
+            <wp:docPr id="1677461598" name="Рисунок 1"/>
             <wp:cNvGraphicFramePr>
               <a:graphicFrameLocks xmlns:a="http://schemas.openxmlformats.org/drawingml/2006/main" noChangeAspect="1"/>
             </wp:cNvGraphicFramePr>
@@ -2467,7 +2869,7 @@
               <a:graphicData uri="http://schemas.openxmlformats.org/drawingml/2006/picture">
                 <pic:pic xmlns:pic="http://schemas.openxmlformats.org/drawingml/2006/picture">
                   <pic:nvPicPr>
-                    <pic:cNvPr id="1" name=""/>
+                    <pic:cNvPr id="1677461598" name=""/>
                     <pic:cNvPicPr/>
                   </pic:nvPicPr>
                   <pic:blipFill>
@@ -2479,7 +2881,7 @@
                   <pic:spPr>
                     <a:xfrm>
                       <a:off x="0" y="0"/>
-                      <a:ext cx="2857899" cy="3048425"/>
+                      <a:ext cx="2825649" cy="3149905"/>
                     </a:xfrm>
                     <a:prstGeom prst="rect">
                       <a:avLst/>
@@ -2496,6 +2898,9 @@
       <w:pPr>
         <w:ind w:firstLine="0"/>
         <w:jc w:val="center"/>
+        <w:rPr>
+          <w:lang w:val="en-US"/>
+        </w:rPr>
       </w:pPr>
     </w:p>
     <w:p>
@@ -2508,10 +2913,10 @@
           <w:noProof/>
         </w:rPr>
         <w:drawing>
-          <wp:inline distT="0" distB="0" distL="0" distR="0" wp14:anchorId="13D75FF5" wp14:editId="4888EBE8">
-            <wp:extent cx="1428949" cy="600159"/>
-            <wp:effectExtent l="0" t="0" r="0" b="9525"/>
-            <wp:docPr id="31" name="Рисунок 31"/>
+          <wp:inline distT="0" distB="0" distL="0" distR="0" wp14:anchorId="27F7914C" wp14:editId="5F8DC941">
+            <wp:extent cx="1543265" cy="552527"/>
+            <wp:effectExtent l="0" t="0" r="0" b="0"/>
+            <wp:docPr id="28" name="Рисунок 28"/>
             <wp:cNvGraphicFramePr>
               <a:graphicFrameLocks xmlns:a="http://schemas.openxmlformats.org/drawingml/2006/main" noChangeAspect="1"/>
             </wp:cNvGraphicFramePr>
@@ -2531,7 +2936,7 @@
                   <pic:spPr>
                     <a:xfrm>
                       <a:off x="0" y="0"/>
-                      <a:ext cx="1428949" cy="600159"/>
+                      <a:ext cx="1543265" cy="552527"/>
                     </a:xfrm>
                     <a:prstGeom prst="rect">
                       <a:avLst/>
@@ -2545,18 +2950,8 @@
       </w:r>
     </w:p>
     <w:p>
-      <w:pPr>
-        <w:ind w:firstLine="0"/>
-        <w:jc w:val="left"/>
-      </w:pPr>
-      <w:r>
-        <w:br w:type="page"/>
-      </w:r>
-    </w:p>
-    <w:p>
-      <w:r>
-        <w:lastRenderedPageBreak/>
-        <w:t>Копирование матрицы с помощью конструктора копирования</w:t>
+      <w:r>
+        <w:t>Рандомизация всех элементов матрицы</w:t>
       </w:r>
       <w:r>
         <w:t>:</w:t>
@@ -2566,16 +2961,16 @@
       <w:pPr>
         <w:ind w:firstLine="0"/>
         <w:jc w:val="center"/>
-      </w:pPr>
-      <w:r>
-        <w:rPr>
-          <w:noProof/>
-        </w:rPr>
+        <w:rPr>
+          <w:lang w:val="en-US"/>
+        </w:rPr>
+      </w:pPr>
+      <w:r>
         <w:drawing>
-          <wp:inline distT="0" distB="0" distL="0" distR="0" wp14:anchorId="2535537C" wp14:editId="09D07AFE">
-            <wp:extent cx="2905530" cy="3715268"/>
-            <wp:effectExtent l="0" t="0" r="9525" b="0"/>
-            <wp:docPr id="32" name="Рисунок 32"/>
+          <wp:inline distT="0" distB="0" distL="0" distR="0" wp14:anchorId="4EBA6796" wp14:editId="2E1A4030">
+            <wp:extent cx="2836252" cy="3009900"/>
+            <wp:effectExtent l="0" t="0" r="0" b="0"/>
+            <wp:docPr id="457981315" name="Рисунок 1"/>
             <wp:cNvGraphicFramePr>
               <a:graphicFrameLocks xmlns:a="http://schemas.openxmlformats.org/drawingml/2006/main" noChangeAspect="1"/>
             </wp:cNvGraphicFramePr>
@@ -2583,7 +2978,7 @@
               <a:graphicData uri="http://schemas.openxmlformats.org/drawingml/2006/picture">
                 <pic:pic xmlns:pic="http://schemas.openxmlformats.org/drawingml/2006/picture">
                   <pic:nvPicPr>
-                    <pic:cNvPr id="1" name=""/>
+                    <pic:cNvPr id="457981315" name=""/>
                     <pic:cNvPicPr/>
                   </pic:nvPicPr>
                   <pic:blipFill>
@@ -2595,7 +2990,7 @@
                   <pic:spPr>
                     <a:xfrm>
                       <a:off x="0" y="0"/>
-                      <a:ext cx="2905530" cy="3715268"/>
+                      <a:ext cx="2841096" cy="3015040"/>
                     </a:xfrm>
                     <a:prstGeom prst="rect">
                       <a:avLst/>
@@ -2609,11 +3004,6 @@
       </w:r>
     </w:p>
     <w:p>
-      <w:r>
-        <w:t>Запись данных массива в файл:</w:t>
-      </w:r>
-    </w:p>
-    <w:p>
       <w:pPr>
         <w:ind w:firstLine="0"/>
         <w:jc w:val="center"/>
@@ -2621,15 +3011,18 @@
           <w:lang w:val="en-US"/>
         </w:rPr>
       </w:pPr>
-      <w:r>
-        <w:rPr>
-          <w:noProof/>
-        </w:rPr>
+    </w:p>
+    <w:p>
+      <w:pPr>
+        <w:ind w:firstLine="0"/>
+        <w:jc w:val="center"/>
+      </w:pPr>
+      <w:r>
         <w:drawing>
-          <wp:inline distT="0" distB="0" distL="0" distR="0" wp14:anchorId="5F60E18E" wp14:editId="22B9E818">
-            <wp:extent cx="2867425" cy="2867425"/>
-            <wp:effectExtent l="0" t="0" r="9525" b="9525"/>
-            <wp:docPr id="33" name="Рисунок 33"/>
+          <wp:inline distT="0" distB="0" distL="0" distR="0" wp14:anchorId="664B390C" wp14:editId="4E3655D2">
+            <wp:extent cx="1800225" cy="742950"/>
+            <wp:effectExtent l="0" t="0" r="0" b="0"/>
+            <wp:docPr id="1408118952" name="Рисунок 1"/>
             <wp:cNvGraphicFramePr>
               <a:graphicFrameLocks xmlns:a="http://schemas.openxmlformats.org/drawingml/2006/main" noChangeAspect="1"/>
             </wp:cNvGraphicFramePr>
@@ -2637,7 +3030,7 @@
               <a:graphicData uri="http://schemas.openxmlformats.org/drawingml/2006/picture">
                 <pic:pic xmlns:pic="http://schemas.openxmlformats.org/drawingml/2006/picture">
                   <pic:nvPicPr>
-                    <pic:cNvPr id="1" name=""/>
+                    <pic:cNvPr id="1408118952" name=""/>
                     <pic:cNvPicPr/>
                   </pic:nvPicPr>
                   <pic:blipFill>
@@ -2649,7 +3042,7 @@
                   <pic:spPr>
                     <a:xfrm>
                       <a:off x="0" y="0"/>
-                      <a:ext cx="2867425" cy="2867425"/>
+                      <a:ext cx="1802310" cy="743810"/>
                     </a:xfrm>
                     <a:prstGeom prst="rect">
                       <a:avLst/>
@@ -2665,21 +3058,35 @@
     <w:p>
       <w:pPr>
         <w:ind w:firstLine="0"/>
+        <w:jc w:val="left"/>
+      </w:pPr>
+      <w:r>
+        <w:br w:type="page"/>
+      </w:r>
+    </w:p>
+    <w:p>
+      <w:r>
+        <w:lastRenderedPageBreak/>
+        <w:t>Копирование матрицы с помощью конструктора копирования</w:t>
+      </w:r>
+      <w:r>
+        <w:t>:</w:t>
+      </w:r>
+    </w:p>
+    <w:p>
+      <w:pPr>
+        <w:ind w:firstLine="0"/>
         <w:jc w:val="center"/>
         <w:rPr>
           <w:lang w:val="en-US"/>
         </w:rPr>
       </w:pPr>
       <w:r>
-        <w:rPr>
-          <w:noProof/>
-          <w:lang w:val="en-US"/>
-        </w:rPr>
         <w:drawing>
-          <wp:inline distT="0" distB="0" distL="0" distR="0" wp14:anchorId="5D548080" wp14:editId="0DD29EE5">
-            <wp:extent cx="1867161" cy="1076475"/>
-            <wp:effectExtent l="0" t="0" r="0" b="9525"/>
-            <wp:docPr id="34" name="Рисунок 34"/>
+          <wp:inline distT="0" distB="0" distL="0" distR="0" wp14:anchorId="5D1FF445" wp14:editId="071F8260">
+            <wp:extent cx="2600325" cy="3438797"/>
+            <wp:effectExtent l="0" t="0" r="0" b="0"/>
+            <wp:docPr id="802638628" name="Рисунок 1"/>
             <wp:cNvGraphicFramePr>
               <a:graphicFrameLocks xmlns:a="http://schemas.openxmlformats.org/drawingml/2006/main" noChangeAspect="1"/>
             </wp:cNvGraphicFramePr>
@@ -2687,7 +3094,7 @@
               <a:graphicData uri="http://schemas.openxmlformats.org/drawingml/2006/picture">
                 <pic:pic xmlns:pic="http://schemas.openxmlformats.org/drawingml/2006/picture">
                   <pic:nvPicPr>
-                    <pic:cNvPr id="1" name=""/>
+                    <pic:cNvPr id="802638628" name=""/>
                     <pic:cNvPicPr/>
                   </pic:nvPicPr>
                   <pic:blipFill>
@@ -2699,7 +3106,7 @@
                   <pic:spPr>
                     <a:xfrm>
                       <a:off x="0" y="0"/>
-                      <a:ext cx="1867161" cy="1076475"/>
+                      <a:ext cx="2601778" cy="3440719"/>
                     </a:xfrm>
                     <a:prstGeom prst="rect">
                       <a:avLst/>
@@ -2713,39 +3120,21 @@
       </w:r>
     </w:p>
     <w:p>
+      <w:r>
+        <w:t>Перемещение матрицы с помощью конструктора перемещения:</w:t>
+      </w:r>
+    </w:p>
+    <w:p>
       <w:pPr>
         <w:ind w:firstLine="0"/>
-        <w:jc w:val="left"/>
-        <w:rPr>
-          <w:lang w:val="en-US"/>
-        </w:rPr>
-      </w:pPr>
-      <w:r>
-        <w:rPr>
-          <w:lang w:val="en-US"/>
-        </w:rPr>
-        <w:br w:type="page"/>
-      </w:r>
-    </w:p>
-    <w:p>
-      <w:r>
-        <w:lastRenderedPageBreak/>
-        <w:t>Переключение на матрицу с дробными числами:</w:t>
-      </w:r>
-    </w:p>
-    <w:p>
-      <w:pPr>
         <w:jc w:val="center"/>
       </w:pPr>
       <w:r>
-        <w:rPr>
-          <w:noProof/>
-        </w:rPr>
         <w:drawing>
-          <wp:inline distT="0" distB="0" distL="0" distR="0" wp14:anchorId="4EB7ED25" wp14:editId="011179CA">
-            <wp:extent cx="2905530" cy="4296375"/>
-            <wp:effectExtent l="0" t="0" r="0" b="9525"/>
-            <wp:docPr id="36" name="Рисунок 36"/>
+          <wp:inline distT="0" distB="0" distL="0" distR="0" wp14:anchorId="4DE3D1CD" wp14:editId="5E544A50">
+            <wp:extent cx="2847975" cy="4300788"/>
+            <wp:effectExtent l="0" t="0" r="0" b="0"/>
+            <wp:docPr id="351925734" name="Рисунок 1"/>
             <wp:cNvGraphicFramePr>
               <a:graphicFrameLocks xmlns:a="http://schemas.openxmlformats.org/drawingml/2006/main" noChangeAspect="1"/>
             </wp:cNvGraphicFramePr>
@@ -2753,7 +3142,7 @@
               <a:graphicData uri="http://schemas.openxmlformats.org/drawingml/2006/picture">
                 <pic:pic xmlns:pic="http://schemas.openxmlformats.org/drawingml/2006/picture">
                   <pic:nvPicPr>
-                    <pic:cNvPr id="1" name=""/>
+                    <pic:cNvPr id="351925734" name=""/>
                     <pic:cNvPicPr/>
                   </pic:nvPicPr>
                   <pic:blipFill>
@@ -2765,7 +3154,7 @@
                   <pic:spPr>
                     <a:xfrm>
                       <a:off x="0" y="0"/>
-                      <a:ext cx="2905530" cy="4296375"/>
+                      <a:ext cx="2851167" cy="4305608"/>
                     </a:xfrm>
                     <a:prstGeom prst="rect">
                       <a:avLst/>
@@ -2779,23 +3168,16 @@
       </w:r>
     </w:p>
     <w:p>
-      <w:r>
-        <w:t>Загрузка данных из файла:</w:t>
-      </w:r>
-    </w:p>
-    <w:p>
-      <w:pPr>
+      <w:pPr>
+        <w:ind w:firstLine="0"/>
         <w:jc w:val="center"/>
       </w:pPr>
       <w:r>
-        <w:rPr>
-          <w:noProof/>
-        </w:rPr>
         <w:drawing>
-          <wp:inline distT="0" distB="0" distL="0" distR="0" wp14:anchorId="3EA32C25" wp14:editId="14E15093">
-            <wp:extent cx="2896004" cy="2896004"/>
+          <wp:inline distT="0" distB="0" distL="0" distR="0" wp14:anchorId="34CE00FF" wp14:editId="7B41819E">
+            <wp:extent cx="1754505" cy="684685"/>
             <wp:effectExtent l="0" t="0" r="0" b="0"/>
-            <wp:docPr id="37" name="Рисунок 37"/>
+            <wp:docPr id="994810779" name="Рисунок 1"/>
             <wp:cNvGraphicFramePr>
               <a:graphicFrameLocks xmlns:a="http://schemas.openxmlformats.org/drawingml/2006/main" noChangeAspect="1"/>
             </wp:cNvGraphicFramePr>
@@ -2803,7 +3185,7 @@
               <a:graphicData uri="http://schemas.openxmlformats.org/drawingml/2006/picture">
                 <pic:pic xmlns:pic="http://schemas.openxmlformats.org/drawingml/2006/picture">
                   <pic:nvPicPr>
-                    <pic:cNvPr id="1" name=""/>
+                    <pic:cNvPr id="994810779" name=""/>
                     <pic:cNvPicPr/>
                   </pic:nvPicPr>
                   <pic:blipFill>
@@ -2815,7 +3197,7 @@
                   <pic:spPr>
                     <a:xfrm>
                       <a:off x="0" y="0"/>
-                      <a:ext cx="2896004" cy="2896004"/>
+                      <a:ext cx="1763109" cy="688043"/>
                     </a:xfrm>
                     <a:prstGeom prst="rect">
                       <a:avLst/>
@@ -2830,22 +3212,33 @@
     </w:p>
     <w:p>
       <w:pPr>
+        <w:ind w:firstLine="0"/>
+        <w:jc w:val="left"/>
+      </w:pPr>
+      <w:r>
+        <w:br w:type="page"/>
+      </w:r>
+    </w:p>
+    <w:p>
+      <w:r>
+        <w:lastRenderedPageBreak/>
+        <w:t>Запись данных массива в файл:</w:t>
+      </w:r>
+    </w:p>
+    <w:p>
+      <w:pPr>
+        <w:ind w:firstLine="0"/>
         <w:jc w:val="center"/>
-      </w:pPr>
-    </w:p>
-    <w:p>
-      <w:pPr>
-        <w:jc w:val="center"/>
-      </w:pPr>
-      <w:r>
-        <w:rPr>
-          <w:noProof/>
-        </w:rPr>
+        <w:rPr>
+          <w:lang w:val="en-US"/>
+        </w:rPr>
+      </w:pPr>
+      <w:r>
         <w:drawing>
-          <wp:inline distT="0" distB="0" distL="0" distR="0" wp14:anchorId="2C18C058" wp14:editId="4C97C8E8">
-            <wp:extent cx="1476581" cy="714475"/>
-            <wp:effectExtent l="0" t="0" r="0" b="9525"/>
-            <wp:docPr id="39" name="Рисунок 39"/>
+          <wp:inline distT="0" distB="0" distL="0" distR="0" wp14:anchorId="408B4610" wp14:editId="765FC7A0">
+            <wp:extent cx="3257550" cy="3325133"/>
+            <wp:effectExtent l="0" t="0" r="0" b="0"/>
+            <wp:docPr id="1486362833" name="Рисунок 1"/>
             <wp:cNvGraphicFramePr>
               <a:graphicFrameLocks xmlns:a="http://schemas.openxmlformats.org/drawingml/2006/main" noChangeAspect="1"/>
             </wp:cNvGraphicFramePr>
@@ -2853,7 +3246,7 @@
               <a:graphicData uri="http://schemas.openxmlformats.org/drawingml/2006/picture">
                 <pic:pic xmlns:pic="http://schemas.openxmlformats.org/drawingml/2006/picture">
                   <pic:nvPicPr>
-                    <pic:cNvPr id="1" name=""/>
+                    <pic:cNvPr id="1486362833" name=""/>
                     <pic:cNvPicPr/>
                   </pic:nvPicPr>
                   <pic:blipFill>
@@ -2865,7 +3258,7 @@
                   <pic:spPr>
                     <a:xfrm>
                       <a:off x="0" y="0"/>
-                      <a:ext cx="1476581" cy="714475"/>
+                      <a:ext cx="3265415" cy="3333162"/>
                     </a:xfrm>
                     <a:prstGeom prst="rect">
                       <a:avLst/>
@@ -2881,31 +3274,29 @@
     <w:p>
       <w:pPr>
         <w:ind w:firstLine="0"/>
-        <w:jc w:val="left"/>
-      </w:pPr>
-      <w:r>
-        <w:br w:type="page"/>
-      </w:r>
-    </w:p>
-    <w:p>
-      <w:r>
-        <w:lastRenderedPageBreak/>
-        <w:t>Счёт положительных элементов ниже среднего арифметического значения строки и сумма отрицательных элементов матрицы:</w:t>
-      </w:r>
-    </w:p>
-    <w:p>
-      <w:pPr>
         <w:jc w:val="center"/>
-      </w:pPr>
-      <w:r>
-        <w:rPr>
-          <w:noProof/>
+        <w:rPr>
+          <w:lang w:val="en-US"/>
+        </w:rPr>
+      </w:pPr>
+    </w:p>
+    <w:p>
+      <w:pPr>
+        <w:ind w:firstLine="0"/>
+        <w:jc w:val="center"/>
+        <w:rPr>
+          <w:lang w:val="en-US"/>
+        </w:rPr>
+      </w:pPr>
+      <w:r>
+        <w:rPr>
+          <w:lang w:val="en-US"/>
         </w:rPr>
         <w:drawing>
-          <wp:inline distT="0" distB="0" distL="0" distR="0" wp14:anchorId="4BB5424F" wp14:editId="03BDA4D9">
-            <wp:extent cx="2753109" cy="219106"/>
-            <wp:effectExtent l="0" t="0" r="0" b="9525"/>
-            <wp:docPr id="40" name="Рисунок 40"/>
+          <wp:inline distT="0" distB="0" distL="0" distR="0" wp14:anchorId="6CD7FCC7" wp14:editId="35094971">
+            <wp:extent cx="2019582" cy="1124107"/>
+            <wp:effectExtent l="0" t="0" r="0" b="0"/>
+            <wp:docPr id="100202510" name="Рисунок 1"/>
             <wp:cNvGraphicFramePr>
               <a:graphicFrameLocks xmlns:a="http://schemas.openxmlformats.org/drawingml/2006/main" noChangeAspect="1"/>
             </wp:cNvGraphicFramePr>
@@ -2913,7 +3304,7 @@
               <a:graphicData uri="http://schemas.openxmlformats.org/drawingml/2006/picture">
                 <pic:pic xmlns:pic="http://schemas.openxmlformats.org/drawingml/2006/picture">
                   <pic:nvPicPr>
-                    <pic:cNvPr id="1" name=""/>
+                    <pic:cNvPr id="100202510" name=""/>
                     <pic:cNvPicPr/>
                   </pic:nvPicPr>
                   <pic:blipFill>
@@ -2925,7 +3316,7 @@
                   <pic:spPr>
                     <a:xfrm>
                       <a:off x="0" y="0"/>
-                      <a:ext cx="2753109" cy="219106"/>
+                      <a:ext cx="2019582" cy="1124107"/>
                     </a:xfrm>
                     <a:prstGeom prst="rect">
                       <a:avLst/>
@@ -2940,17 +3331,35 @@
     </w:p>
     <w:p>
       <w:pPr>
+        <w:ind w:firstLine="0"/>
+        <w:jc w:val="left"/>
+        <w:rPr>
+          <w:lang w:val="en-US"/>
+        </w:rPr>
+      </w:pPr>
+      <w:r>
+        <w:rPr>
+          <w:lang w:val="en-US"/>
+        </w:rPr>
+        <w:br w:type="page"/>
+      </w:r>
+    </w:p>
+    <w:p>
+      <w:r>
+        <w:lastRenderedPageBreak/>
+        <w:t>Переключение на матрицу с дробными числами:</w:t>
+      </w:r>
+    </w:p>
+    <w:p>
+      <w:pPr>
         <w:jc w:val="center"/>
       </w:pPr>
       <w:r>
-        <w:rPr>
-          <w:noProof/>
-        </w:rPr>
         <w:drawing>
-          <wp:inline distT="0" distB="0" distL="0" distR="0" wp14:anchorId="42510BC9" wp14:editId="3A3DEB92">
-            <wp:extent cx="2057687" cy="247685"/>
+          <wp:inline distT="0" distB="0" distL="0" distR="0" wp14:anchorId="2823D98C" wp14:editId="7F7631FB">
+            <wp:extent cx="2752725" cy="4063546"/>
             <wp:effectExtent l="0" t="0" r="0" b="0"/>
-            <wp:docPr id="41" name="Рисунок 41"/>
+            <wp:docPr id="1956344399" name="Рисунок 1"/>
             <wp:cNvGraphicFramePr>
               <a:graphicFrameLocks xmlns:a="http://schemas.openxmlformats.org/drawingml/2006/main" noChangeAspect="1"/>
             </wp:cNvGraphicFramePr>
@@ -2958,7 +3367,7 @@
               <a:graphicData uri="http://schemas.openxmlformats.org/drawingml/2006/picture">
                 <pic:pic xmlns:pic="http://schemas.openxmlformats.org/drawingml/2006/picture">
                   <pic:nvPicPr>
-                    <pic:cNvPr id="1" name=""/>
+                    <pic:cNvPr id="1956344399" name=""/>
                     <pic:cNvPicPr/>
                   </pic:nvPicPr>
                   <pic:blipFill>
@@ -2970,7 +3379,7 @@
                   <pic:spPr>
                     <a:xfrm>
                       <a:off x="0" y="0"/>
-                      <a:ext cx="2057687" cy="247685"/>
+                      <a:ext cx="2756614" cy="4069287"/>
                     </a:xfrm>
                     <a:prstGeom prst="rect">
                       <a:avLst/>
@@ -2985,26 +3394,19 @@
     </w:p>
     <w:p>
       <w:r>
-        <w:t>Изменения элемента матрицы при вводе с консоли и рандомизация элемента матрицы:</w:t>
+        <w:t>Загрузка данных из файла:</w:t>
       </w:r>
     </w:p>
     <w:p>
       <w:pPr>
         <w:jc w:val="center"/>
-        <w:rPr>
-          <w:noProof/>
-          <w:lang w:eastAsia="ru-RU"/>
-        </w:rPr>
-      </w:pPr>
-      <w:r>
-        <w:rPr>
-          <w:noProof/>
-        </w:rPr>
+      </w:pPr>
+      <w:r>
         <w:drawing>
-          <wp:inline distT="0" distB="0" distL="0" distR="0" wp14:anchorId="3BE09BBF" wp14:editId="32C3CB86">
-            <wp:extent cx="2915057" cy="2905530"/>
+          <wp:inline distT="0" distB="0" distL="0" distR="0" wp14:anchorId="3375B488" wp14:editId="0D46391C">
+            <wp:extent cx="2800350" cy="2892165"/>
             <wp:effectExtent l="0" t="0" r="0" b="0"/>
-            <wp:docPr id="42" name="Рисунок 42"/>
+            <wp:docPr id="1862428189" name="Рисунок 1"/>
             <wp:cNvGraphicFramePr>
               <a:graphicFrameLocks xmlns:a="http://schemas.openxmlformats.org/drawingml/2006/main" noChangeAspect="1"/>
             </wp:cNvGraphicFramePr>
@@ -3012,7 +3414,7 @@
               <a:graphicData uri="http://schemas.openxmlformats.org/drawingml/2006/picture">
                 <pic:pic xmlns:pic="http://schemas.openxmlformats.org/drawingml/2006/picture">
                   <pic:nvPicPr>
-                    <pic:cNvPr id="1" name=""/>
+                    <pic:cNvPr id="1862428189" name=""/>
                     <pic:cNvPicPr/>
                   </pic:nvPicPr>
                   <pic:blipFill>
@@ -3024,7 +3426,7 @@
                   <pic:spPr>
                     <a:xfrm>
                       <a:off x="0" y="0"/>
-                      <a:ext cx="2915057" cy="2905530"/>
+                      <a:ext cx="2802813" cy="2894708"/>
                     </a:xfrm>
                     <a:prstGeom prst="rect">
                       <a:avLst/>
@@ -3036,31 +3438,25 @@
           </wp:inline>
         </w:drawing>
       </w:r>
+    </w:p>
+    <w:p>
+      <w:pPr>
+        <w:ind w:firstLine="0"/>
+      </w:pPr>
+    </w:p>
+    <w:p>
+      <w:pPr>
+        <w:jc w:val="center"/>
+      </w:pPr>
       <w:r>
         <w:rPr>
           <w:noProof/>
-          <w:lang w:eastAsia="ru-RU"/>
-        </w:rPr>
-        <w:t xml:space="preserve"> </w:t>
-      </w:r>
-    </w:p>
-    <w:p>
-      <w:pPr>
-        <w:jc w:val="center"/>
-        <w:rPr>
-          <w:noProof/>
-          <w:lang w:eastAsia="ru-RU"/>
-        </w:rPr>
-      </w:pPr>
-      <w:r>
-        <w:rPr>
-          <w:noProof/>
         </w:rPr>
         <w:drawing>
-          <wp:inline distT="0" distB="0" distL="0" distR="0" wp14:anchorId="105EADEB" wp14:editId="1B42C4E6">
-            <wp:extent cx="2905530" cy="3162741"/>
-            <wp:effectExtent l="0" t="0" r="9525" b="0"/>
-            <wp:docPr id="43" name="Рисунок 43"/>
+          <wp:inline distT="0" distB="0" distL="0" distR="0" wp14:anchorId="2C18C058" wp14:editId="7044CC96">
+            <wp:extent cx="1830704" cy="885825"/>
+            <wp:effectExtent l="0" t="0" r="0" b="0"/>
+            <wp:docPr id="39" name="Рисунок 39"/>
             <wp:cNvGraphicFramePr>
               <a:graphicFrameLocks xmlns:a="http://schemas.openxmlformats.org/drawingml/2006/main" noChangeAspect="1"/>
             </wp:cNvGraphicFramePr>
@@ -3080,7 +3476,7 @@
                   <pic:spPr>
                     <a:xfrm>
                       <a:off x="0" y="0"/>
-                      <a:ext cx="2905530" cy="3162741"/>
+                      <a:ext cx="1835209" cy="888005"/>
                     </a:xfrm>
                     <a:prstGeom prst="rect">
                       <a:avLst/>
@@ -3095,6 +3491,21 @@
     </w:p>
     <w:p>
       <w:pPr>
+        <w:ind w:firstLine="0"/>
+        <w:jc w:val="left"/>
+      </w:pPr>
+      <w:r>
+        <w:br w:type="page"/>
+      </w:r>
+    </w:p>
+    <w:p>
+      <w:r>
+        <w:lastRenderedPageBreak/>
+        <w:t>Счёт положительных элементов ниже среднего арифметического значения строки и сумма отрицательных элементов матрицы:</w:t>
+      </w:r>
+    </w:p>
+    <w:p>
+      <w:pPr>
         <w:jc w:val="center"/>
       </w:pPr>
       <w:r>
@@ -3102,10 +3513,10 @@
           <w:noProof/>
         </w:rPr>
         <w:drawing>
-          <wp:inline distT="0" distB="0" distL="0" distR="0" wp14:anchorId="45719205" wp14:editId="30FBB138">
-            <wp:extent cx="1581371" cy="581106"/>
+          <wp:inline distT="0" distB="0" distL="0" distR="0" wp14:anchorId="4BB5424F" wp14:editId="03BDA4D9">
+            <wp:extent cx="2753109" cy="219106"/>
             <wp:effectExtent l="0" t="0" r="0" b="9525"/>
-            <wp:docPr id="45" name="Рисунок 45"/>
+            <wp:docPr id="40" name="Рисунок 40"/>
             <wp:cNvGraphicFramePr>
               <a:graphicFrameLocks xmlns:a="http://schemas.openxmlformats.org/drawingml/2006/main" noChangeAspect="1"/>
             </wp:cNvGraphicFramePr>
@@ -3125,7 +3536,7 @@
                   <pic:spPr>
                     <a:xfrm>
                       <a:off x="0" y="0"/>
-                      <a:ext cx="1581371" cy="581106"/>
+                      <a:ext cx="2753109" cy="219106"/>
                     </a:xfrm>
                     <a:prstGeom prst="rect">
                       <a:avLst/>
@@ -3140,21 +3551,6 @@
     </w:p>
     <w:p>
       <w:pPr>
-        <w:ind w:firstLine="0"/>
-        <w:jc w:val="left"/>
-      </w:pPr>
-      <w:r>
-        <w:br w:type="page"/>
-      </w:r>
-    </w:p>
-    <w:p>
-      <w:r>
-        <w:lastRenderedPageBreak/>
-        <w:t>Рандомизация всех элементов матрицы:</w:t>
-      </w:r>
-    </w:p>
-    <w:p>
-      <w:pPr>
         <w:jc w:val="center"/>
       </w:pPr>
       <w:r>
@@ -3162,10 +3558,10 @@
           <w:noProof/>
         </w:rPr>
         <w:drawing>
-          <wp:inline distT="0" distB="0" distL="0" distR="0" wp14:anchorId="64A0D0F8" wp14:editId="087DB188">
-            <wp:extent cx="2896004" cy="3029373"/>
+          <wp:inline distT="0" distB="0" distL="0" distR="0" wp14:anchorId="42510BC9" wp14:editId="3A3DEB92">
+            <wp:extent cx="2057687" cy="247685"/>
             <wp:effectExtent l="0" t="0" r="0" b="0"/>
-            <wp:docPr id="46" name="Рисунок 46"/>
+            <wp:docPr id="41" name="Рисунок 41"/>
             <wp:cNvGraphicFramePr>
               <a:graphicFrameLocks xmlns:a="http://schemas.openxmlformats.org/drawingml/2006/main" noChangeAspect="1"/>
             </wp:cNvGraphicFramePr>
@@ -3185,7 +3581,7 @@
                   <pic:spPr>
                     <a:xfrm>
                       <a:off x="0" y="0"/>
-                      <a:ext cx="2896004" cy="3029373"/>
+                      <a:ext cx="2057687" cy="247685"/>
                     </a:xfrm>
                     <a:prstGeom prst="rect">
                       <a:avLst/>
@@ -3199,18 +3595,28 @@
       </w:r>
     </w:p>
     <w:p>
+      <w:r>
+        <w:t>Изменения элемента матрицы при вводе с консоли и рандомизация элемента матрицы:</w:t>
+      </w:r>
+    </w:p>
+    <w:p>
       <w:pPr>
         <w:jc w:val="center"/>
-      </w:pPr>
-      <w:r>
         <w:rPr>
           <w:noProof/>
+          <w:lang w:eastAsia="ru-RU"/>
+        </w:rPr>
+      </w:pPr>
+      <w:r>
+        <w:rPr>
+          <w:noProof/>
+          <w:lang w:eastAsia="ru-RU"/>
         </w:rPr>
         <w:drawing>
-          <wp:inline distT="0" distB="0" distL="0" distR="0" wp14:anchorId="3B315232" wp14:editId="6E2B157D">
-            <wp:extent cx="1533739" cy="638264"/>
-            <wp:effectExtent l="0" t="0" r="9525" b="9525"/>
-            <wp:docPr id="47" name="Рисунок 47"/>
+          <wp:inline distT="0" distB="0" distL="0" distR="0" wp14:anchorId="1C5A1101" wp14:editId="3B635AD8">
+            <wp:extent cx="2810051" cy="3095625"/>
+            <wp:effectExtent l="0" t="0" r="0" b="0"/>
+            <wp:docPr id="1328379949" name="Рисунок 1"/>
             <wp:cNvGraphicFramePr>
               <a:graphicFrameLocks xmlns:a="http://schemas.openxmlformats.org/drawingml/2006/main" noChangeAspect="1"/>
             </wp:cNvGraphicFramePr>
@@ -3218,7 +3624,7 @@
               <a:graphicData uri="http://schemas.openxmlformats.org/drawingml/2006/picture">
                 <pic:pic xmlns:pic="http://schemas.openxmlformats.org/drawingml/2006/picture">
                   <pic:nvPicPr>
-                    <pic:cNvPr id="1" name=""/>
+                    <pic:cNvPr id="1328379949" name=""/>
                     <pic:cNvPicPr/>
                   </pic:nvPicPr>
                   <pic:blipFill>
@@ -3230,7 +3636,7 @@
                   <pic:spPr>
                     <a:xfrm>
                       <a:off x="0" y="0"/>
-                      <a:ext cx="1533739" cy="638264"/>
+                      <a:ext cx="2813295" cy="3099199"/>
                     </a:xfrm>
                     <a:prstGeom prst="rect">
                       <a:avLst/>
@@ -3242,8 +3648,446 @@
           </wp:inline>
         </w:drawing>
       </w:r>
-    </w:p>
-    <w:bookmarkEnd w:id="2"/>
+      <w:r>
+        <w:rPr>
+          <w:noProof/>
+          <w:lang w:eastAsia="ru-RU"/>
+        </w:rPr>
+        <w:t xml:space="preserve"> </w:t>
+      </w:r>
+    </w:p>
+    <w:p>
+      <w:pPr>
+        <w:jc w:val="center"/>
+        <w:rPr>
+          <w:noProof/>
+          <w:lang w:eastAsia="ru-RU"/>
+        </w:rPr>
+      </w:pPr>
+    </w:p>
+    <w:p>
+      <w:pPr>
+        <w:jc w:val="center"/>
+        <w:rPr>
+          <w:noProof/>
+          <w:lang w:eastAsia="ru-RU"/>
+        </w:rPr>
+      </w:pPr>
+      <w:r>
+        <w:rPr>
+          <w:noProof/>
+          <w:lang w:eastAsia="ru-RU"/>
+        </w:rPr>
+        <w:drawing>
+          <wp:inline distT="0" distB="0" distL="0" distR="0" wp14:anchorId="5A52A8E5" wp14:editId="1956843C">
+            <wp:extent cx="2798047" cy="3105150"/>
+            <wp:effectExtent l="0" t="0" r="0" b="0"/>
+            <wp:docPr id="577722386" name="Рисунок 1"/>
+            <wp:cNvGraphicFramePr>
+              <a:graphicFrameLocks xmlns:a="http://schemas.openxmlformats.org/drawingml/2006/main" noChangeAspect="1"/>
+            </wp:cNvGraphicFramePr>
+            <a:graphic xmlns:a="http://schemas.openxmlformats.org/drawingml/2006/main">
+              <a:graphicData uri="http://schemas.openxmlformats.org/drawingml/2006/picture">
+                <pic:pic xmlns:pic="http://schemas.openxmlformats.org/drawingml/2006/picture">
+                  <pic:nvPicPr>
+                    <pic:cNvPr id="577722386" name=""/>
+                    <pic:cNvPicPr/>
+                  </pic:nvPicPr>
+                  <pic:blipFill>
+                    <a:blip r:embed="rId48"/>
+                    <a:stretch>
+                      <a:fillRect/>
+                    </a:stretch>
+                  </pic:blipFill>
+                  <pic:spPr>
+                    <a:xfrm>
+                      <a:off x="0" y="0"/>
+                      <a:ext cx="2804486" cy="3112295"/>
+                    </a:xfrm>
+                    <a:prstGeom prst="rect">
+                      <a:avLst/>
+                    </a:prstGeom>
+                  </pic:spPr>
+                </pic:pic>
+              </a:graphicData>
+            </a:graphic>
+          </wp:inline>
+        </w:drawing>
+      </w:r>
+    </w:p>
+    <w:p>
+      <w:pPr>
+        <w:jc w:val="center"/>
+        <w:rPr>
+          <w:noProof/>
+          <w:lang w:eastAsia="ru-RU"/>
+        </w:rPr>
+      </w:pPr>
+    </w:p>
+    <w:p>
+      <w:pPr>
+        <w:jc w:val="center"/>
+      </w:pPr>
+      <w:r>
+        <w:drawing>
+          <wp:inline distT="0" distB="0" distL="0" distR="0" wp14:anchorId="17655DF2" wp14:editId="7D67675A">
+            <wp:extent cx="1736912" cy="714375"/>
+            <wp:effectExtent l="0" t="0" r="0" b="0"/>
+            <wp:docPr id="1820023079" name="Рисунок 1"/>
+            <wp:cNvGraphicFramePr>
+              <a:graphicFrameLocks xmlns:a="http://schemas.openxmlformats.org/drawingml/2006/main" noChangeAspect="1"/>
+            </wp:cNvGraphicFramePr>
+            <a:graphic xmlns:a="http://schemas.openxmlformats.org/drawingml/2006/main">
+              <a:graphicData uri="http://schemas.openxmlformats.org/drawingml/2006/picture">
+                <pic:pic xmlns:pic="http://schemas.openxmlformats.org/drawingml/2006/picture">
+                  <pic:nvPicPr>
+                    <pic:cNvPr id="1820023079" name=""/>
+                    <pic:cNvPicPr/>
+                  </pic:nvPicPr>
+                  <pic:blipFill>
+                    <a:blip r:embed="rId49"/>
+                    <a:stretch>
+                      <a:fillRect/>
+                    </a:stretch>
+                  </pic:blipFill>
+                  <pic:spPr>
+                    <a:xfrm>
+                      <a:off x="0" y="0"/>
+                      <a:ext cx="1740171" cy="715716"/>
+                    </a:xfrm>
+                    <a:prstGeom prst="rect">
+                      <a:avLst/>
+                    </a:prstGeom>
+                  </pic:spPr>
+                </pic:pic>
+              </a:graphicData>
+            </a:graphic>
+          </wp:inline>
+        </w:drawing>
+      </w:r>
+    </w:p>
+    <w:p>
+      <w:pPr>
+        <w:ind w:firstLine="0"/>
+        <w:jc w:val="left"/>
+      </w:pPr>
+      <w:r>
+        <w:br w:type="page"/>
+      </w:r>
+    </w:p>
+    <w:p>
+      <w:r>
+        <w:lastRenderedPageBreak/>
+        <w:t>Рандомизация всех элементов матрицы:</w:t>
+      </w:r>
+    </w:p>
+    <w:p>
+      <w:pPr>
+        <w:jc w:val="center"/>
+      </w:pPr>
+      <w:r>
+        <w:drawing>
+          <wp:inline distT="0" distB="0" distL="0" distR="0" wp14:anchorId="1D634A4B" wp14:editId="113091F4">
+            <wp:extent cx="2663510" cy="2895600"/>
+            <wp:effectExtent l="0" t="0" r="0" b="0"/>
+            <wp:docPr id="1227489641" name="Рисунок 1"/>
+            <wp:cNvGraphicFramePr>
+              <a:graphicFrameLocks xmlns:a="http://schemas.openxmlformats.org/drawingml/2006/main" noChangeAspect="1"/>
+            </wp:cNvGraphicFramePr>
+            <a:graphic xmlns:a="http://schemas.openxmlformats.org/drawingml/2006/main">
+              <a:graphicData uri="http://schemas.openxmlformats.org/drawingml/2006/picture">
+                <pic:pic xmlns:pic="http://schemas.openxmlformats.org/drawingml/2006/picture">
+                  <pic:nvPicPr>
+                    <pic:cNvPr id="1227489641" name=""/>
+                    <pic:cNvPicPr/>
+                  </pic:nvPicPr>
+                  <pic:blipFill>
+                    <a:blip r:embed="rId50"/>
+                    <a:stretch>
+                      <a:fillRect/>
+                    </a:stretch>
+                  </pic:blipFill>
+                  <pic:spPr>
+                    <a:xfrm>
+                      <a:off x="0" y="0"/>
+                      <a:ext cx="2671420" cy="2904199"/>
+                    </a:xfrm>
+                    <a:prstGeom prst="rect">
+                      <a:avLst/>
+                    </a:prstGeom>
+                  </pic:spPr>
+                </pic:pic>
+              </a:graphicData>
+            </a:graphic>
+          </wp:inline>
+        </w:drawing>
+      </w:r>
+    </w:p>
+    <w:p>
+      <w:pPr>
+        <w:jc w:val="center"/>
+      </w:pPr>
+    </w:p>
+    <w:p>
+      <w:pPr>
+        <w:jc w:val="center"/>
+      </w:pPr>
+      <w:r>
+        <w:drawing>
+          <wp:inline distT="0" distB="0" distL="0" distR="0" wp14:anchorId="1AA11AEF" wp14:editId="7C11987F">
+            <wp:extent cx="1440815" cy="553273"/>
+            <wp:effectExtent l="0" t="0" r="0" b="0"/>
+            <wp:docPr id="1363135885" name="Рисунок 1"/>
+            <wp:cNvGraphicFramePr>
+              <a:graphicFrameLocks xmlns:a="http://schemas.openxmlformats.org/drawingml/2006/main" noChangeAspect="1"/>
+            </wp:cNvGraphicFramePr>
+            <a:graphic xmlns:a="http://schemas.openxmlformats.org/drawingml/2006/main">
+              <a:graphicData uri="http://schemas.openxmlformats.org/drawingml/2006/picture">
+                <pic:pic xmlns:pic="http://schemas.openxmlformats.org/drawingml/2006/picture">
+                  <pic:nvPicPr>
+                    <pic:cNvPr id="1363135885" name=""/>
+                    <pic:cNvPicPr/>
+                  </pic:nvPicPr>
+                  <pic:blipFill>
+                    <a:blip r:embed="rId51"/>
+                    <a:stretch>
+                      <a:fillRect/>
+                    </a:stretch>
+                  </pic:blipFill>
+                  <pic:spPr>
+                    <a:xfrm>
+                      <a:off x="0" y="0"/>
+                      <a:ext cx="1446674" cy="555523"/>
+                    </a:xfrm>
+                    <a:prstGeom prst="rect">
+                      <a:avLst/>
+                    </a:prstGeom>
+                  </pic:spPr>
+                </pic:pic>
+              </a:graphicData>
+            </a:graphic>
+          </wp:inline>
+        </w:drawing>
+      </w:r>
+    </w:p>
+    <w:p>
+      <w:r>
+        <w:t>Демонстрация работы</w:t>
+      </w:r>
+      <w:r>
+        <w:rPr>
+          <w:lang w:val="en-US"/>
+        </w:rPr>
+        <w:t xml:space="preserve"> </w:t>
+      </w:r>
+      <w:r>
+        <w:t>различных исключений:</w:t>
+      </w:r>
+    </w:p>
+    <w:p>
+      <w:pPr>
+        <w:ind w:firstLine="0"/>
+        <w:jc w:val="center"/>
+      </w:pPr>
+      <w:r>
+        <w:rPr>
+          <w:lang w:val="en-US"/>
+        </w:rPr>
+        <w:drawing>
+          <wp:inline distT="0" distB="0" distL="0" distR="0" wp14:anchorId="1D23BEC4" wp14:editId="7F5A3958">
+            <wp:extent cx="3629532" cy="2362530"/>
+            <wp:effectExtent l="0" t="0" r="9525" b="0"/>
+            <wp:docPr id="1505926203" name="Рисунок 1"/>
+            <wp:cNvGraphicFramePr>
+              <a:graphicFrameLocks xmlns:a="http://schemas.openxmlformats.org/drawingml/2006/main" noChangeAspect="1"/>
+            </wp:cNvGraphicFramePr>
+            <a:graphic xmlns:a="http://schemas.openxmlformats.org/drawingml/2006/main">
+              <a:graphicData uri="http://schemas.openxmlformats.org/drawingml/2006/picture">
+                <pic:pic xmlns:pic="http://schemas.openxmlformats.org/drawingml/2006/picture">
+                  <pic:nvPicPr>
+                    <pic:cNvPr id="1505926203" name=""/>
+                    <pic:cNvPicPr/>
+                  </pic:nvPicPr>
+                  <pic:blipFill>
+                    <a:blip r:embed="rId52"/>
+                    <a:stretch>
+                      <a:fillRect/>
+                    </a:stretch>
+                  </pic:blipFill>
+                  <pic:spPr>
+                    <a:xfrm>
+                      <a:off x="0" y="0"/>
+                      <a:ext cx="3629532" cy="2362530"/>
+                    </a:xfrm>
+                    <a:prstGeom prst="rect">
+                      <a:avLst/>
+                    </a:prstGeom>
+                  </pic:spPr>
+                </pic:pic>
+              </a:graphicData>
+            </a:graphic>
+          </wp:inline>
+        </w:drawing>
+      </w:r>
+    </w:p>
+    <w:p>
+      <w:pPr>
+        <w:ind w:firstLine="0"/>
+        <w:jc w:val="center"/>
+      </w:pPr>
+    </w:p>
+    <w:p>
+      <w:pPr>
+        <w:ind w:firstLine="0"/>
+        <w:jc w:val="center"/>
+      </w:pPr>
+      <w:r>
+        <w:drawing>
+          <wp:inline distT="0" distB="0" distL="0" distR="0" wp14:anchorId="7B1B6D2B" wp14:editId="6637FC5C">
+            <wp:extent cx="4572638" cy="2505425"/>
+            <wp:effectExtent l="0" t="0" r="0" b="9525"/>
+            <wp:docPr id="1856186255" name="Рисунок 1"/>
+            <wp:cNvGraphicFramePr>
+              <a:graphicFrameLocks xmlns:a="http://schemas.openxmlformats.org/drawingml/2006/main" noChangeAspect="1"/>
+            </wp:cNvGraphicFramePr>
+            <a:graphic xmlns:a="http://schemas.openxmlformats.org/drawingml/2006/main">
+              <a:graphicData uri="http://schemas.openxmlformats.org/drawingml/2006/picture">
+                <pic:pic xmlns:pic="http://schemas.openxmlformats.org/drawingml/2006/picture">
+                  <pic:nvPicPr>
+                    <pic:cNvPr id="1856186255" name=""/>
+                    <pic:cNvPicPr/>
+                  </pic:nvPicPr>
+                  <pic:blipFill>
+                    <a:blip r:embed="rId53"/>
+                    <a:stretch>
+                      <a:fillRect/>
+                    </a:stretch>
+                  </pic:blipFill>
+                  <pic:spPr>
+                    <a:xfrm>
+                      <a:off x="0" y="0"/>
+                      <a:ext cx="4572638" cy="2505425"/>
+                    </a:xfrm>
+                    <a:prstGeom prst="rect">
+                      <a:avLst/>
+                    </a:prstGeom>
+                  </pic:spPr>
+                </pic:pic>
+              </a:graphicData>
+            </a:graphic>
+          </wp:inline>
+        </w:drawing>
+      </w:r>
+    </w:p>
+    <w:p>
+      <w:pPr>
+        <w:ind w:firstLine="0"/>
+        <w:jc w:val="center"/>
+        <w:rPr>
+          <w:lang w:val="en-US"/>
+        </w:rPr>
+      </w:pPr>
+      <w:r>
+        <w:rPr>
+          <w:lang w:val="en-US"/>
+        </w:rPr>
+        <w:lastRenderedPageBreak/>
+        <w:drawing>
+          <wp:inline distT="0" distB="0" distL="0" distR="0" wp14:anchorId="6E12C2CE" wp14:editId="5E76F4A9">
+            <wp:extent cx="3971812" cy="2828925"/>
+            <wp:effectExtent l="0" t="0" r="0" b="0"/>
+            <wp:docPr id="2076942277" name="Рисунок 1"/>
+            <wp:cNvGraphicFramePr>
+              <a:graphicFrameLocks xmlns:a="http://schemas.openxmlformats.org/drawingml/2006/main" noChangeAspect="1"/>
+            </wp:cNvGraphicFramePr>
+            <a:graphic xmlns:a="http://schemas.openxmlformats.org/drawingml/2006/main">
+              <a:graphicData uri="http://schemas.openxmlformats.org/drawingml/2006/picture">
+                <pic:pic xmlns:pic="http://schemas.openxmlformats.org/drawingml/2006/picture">
+                  <pic:nvPicPr>
+                    <pic:cNvPr id="2076942277" name=""/>
+                    <pic:cNvPicPr/>
+                  </pic:nvPicPr>
+                  <pic:blipFill>
+                    <a:blip r:embed="rId54"/>
+                    <a:stretch>
+                      <a:fillRect/>
+                    </a:stretch>
+                  </pic:blipFill>
+                  <pic:spPr>
+                    <a:xfrm>
+                      <a:off x="0" y="0"/>
+                      <a:ext cx="3976957" cy="2832589"/>
+                    </a:xfrm>
+                    <a:prstGeom prst="rect">
+                      <a:avLst/>
+                    </a:prstGeom>
+                  </pic:spPr>
+                </pic:pic>
+              </a:graphicData>
+            </a:graphic>
+          </wp:inline>
+        </w:drawing>
+      </w:r>
+    </w:p>
+    <w:p>
+      <w:pPr>
+        <w:ind w:firstLine="0"/>
+        <w:jc w:val="center"/>
+        <w:rPr>
+          <w:lang w:val="en-US"/>
+        </w:rPr>
+      </w:pPr>
+    </w:p>
+    <w:p>
+      <w:pPr>
+        <w:ind w:firstLine="0"/>
+        <w:jc w:val="center"/>
+        <w:rPr>
+          <w:lang w:val="en-US"/>
+        </w:rPr>
+      </w:pPr>
+      <w:r>
+        <w:rPr>
+          <w:lang w:val="en-US"/>
+        </w:rPr>
+        <w:drawing>
+          <wp:inline distT="0" distB="0" distL="0" distR="0" wp14:anchorId="72B56A76" wp14:editId="007A6558">
+            <wp:extent cx="3422072" cy="3095625"/>
+            <wp:effectExtent l="0" t="0" r="0" b="0"/>
+            <wp:docPr id="1834038018" name="Рисунок 1"/>
+            <wp:cNvGraphicFramePr>
+              <a:graphicFrameLocks xmlns:a="http://schemas.openxmlformats.org/drawingml/2006/main" noChangeAspect="1"/>
+            </wp:cNvGraphicFramePr>
+            <a:graphic xmlns:a="http://schemas.openxmlformats.org/drawingml/2006/main">
+              <a:graphicData uri="http://schemas.openxmlformats.org/drawingml/2006/picture">
+                <pic:pic xmlns:pic="http://schemas.openxmlformats.org/drawingml/2006/picture">
+                  <pic:nvPicPr>
+                    <pic:cNvPr id="1834038018" name=""/>
+                    <pic:cNvPicPr/>
+                  </pic:nvPicPr>
+                  <pic:blipFill>
+                    <a:blip r:embed="rId55"/>
+                    <a:stretch>
+                      <a:fillRect/>
+                    </a:stretch>
+                  </pic:blipFill>
+                  <pic:spPr>
+                    <a:xfrm>
+                      <a:off x="0" y="0"/>
+                      <a:ext cx="3423793" cy="3097182"/>
+                    </a:xfrm>
+                    <a:prstGeom prst="rect">
+                      <a:avLst/>
+                    </a:prstGeom>
+                  </pic:spPr>
+                </pic:pic>
+              </a:graphicData>
+            </a:graphic>
+          </wp:inline>
+        </w:drawing>
+      </w:r>
+    </w:p>
+    <w:bookmarkEnd w:id="4"/>
     <w:p>
       <w:pPr>
         <w:pStyle w:val="1"/>
@@ -3498,21 +4342,59 @@
         <w:rPr>
           <w:lang w:val="en-US"/>
         </w:rPr>
-        <w:t xml:space="preserve">template&lt;typename T&gt; void </w:t>
+        <w:t>template</w:t>
+      </w:r>
+      <w:r>
+        <w:t>&lt;</w:t>
       </w:r>
       <w:proofErr w:type="spellStart"/>
       <w:r>
         <w:rPr>
           <w:lang w:val="en-US"/>
         </w:rPr>
+        <w:t>typename</w:t>
+      </w:r>
+      <w:proofErr w:type="spellEnd"/>
+      <w:r>
+        <w:t xml:space="preserve"> </w:t>
+      </w:r>
+      <w:r>
+        <w:rPr>
+          <w:lang w:val="en-US"/>
+        </w:rPr>
+        <w:t>T</w:t>
+      </w:r>
+      <w:r>
+        <w:t xml:space="preserve">&gt; </w:t>
+      </w:r>
+      <w:r>
+        <w:rPr>
+          <w:lang w:val="en-US"/>
+        </w:rPr>
+        <w:t>void</w:t>
+      </w:r>
+      <w:r>
+        <w:t xml:space="preserve"> </w:t>
+      </w:r>
+      <w:proofErr w:type="spellStart"/>
+      <w:r>
+        <w:rPr>
+          <w:lang w:val="en-US"/>
+        </w:rPr>
         <w:t>TClassName</w:t>
       </w:r>
       <w:proofErr w:type="spellEnd"/>
       <w:r>
+        <w:t>&lt;</w:t>
+      </w:r>
+      <w:r>
         <w:rPr>
           <w:lang w:val="en-US"/>
         </w:rPr>
-        <w:t>&lt;T&gt;::</w:t>
+        <w:t>T</w:t>
+      </w:r>
+      <w:r>
+        <w:t>&gt;::</w:t>
       </w:r>
       <w:proofErr w:type="spellStart"/>
       <w:r>
@@ -3523,10 +4405,13 @@
       </w:r>
       <w:proofErr w:type="spellEnd"/>
       <w:r>
+        <w:t xml:space="preserve">(...) </w:t>
+      </w:r>
+      <w:r>
         <w:rPr>
           <w:lang w:val="en-US"/>
         </w:rPr>
-        <w:t>(...) { ... }.</w:t>
+        <w:t>{ ... }.</w:t>
       </w:r>
     </w:p>
     <w:p>
@@ -3657,7 +4542,14 @@
           <w:b/>
           <w:bCs/>
         </w:rPr>
-        <w:t>Чем в строке template&lt;class T&gt; может быть T?</w:t>
+        <w:t>Что такое исключительная ситуация</w:t>
+      </w:r>
+      <w:r>
+        <w:rPr>
+          <w:b/>
+          <w:bCs/>
+        </w:rPr>
+        <w:t>?</w:t>
       </w:r>
     </w:p>
     <w:p>
@@ -3670,17 +4562,1197 @@
         <w:ind w:left="720"/>
       </w:pPr>
       <w:r>
-        <w:t>d) T может быть любым типом – как встроенным в язык С++, так и определ</w:t>
-      </w:r>
-      <w:r>
-        <w:t>ё</w:t>
-      </w:r>
-      <w:r>
-        <w:t xml:space="preserve">нным </w:t>
-      </w:r>
-      <w:r>
-        <w:t>в коде программы.</w:t>
-      </w:r>
+        <w:t>Событие</w:t>
+      </w:r>
+      <w:r>
+        <w:t>, возникающее во время выполнения программы, которое нарушает нормальный поток управления (например, деление на ноль, выход за границы массива, нехватка памяти). Такие ситуации обрабатываются с помощью механизма исключений</w:t>
+      </w:r>
+      <w:r>
+        <w:t>.</w:t>
+      </w:r>
+    </w:p>
+    <w:p>
+      <w:pPr>
+        <w:pStyle w:val="a"/>
+        <w:numPr>
+          <w:ilvl w:val="0"/>
+          <w:numId w:val="44"/>
+        </w:numPr>
+        <w:rPr>
+          <w:b/>
+          <w:bCs/>
+        </w:rPr>
+      </w:pPr>
+      <w:r>
+        <w:rPr>
+          <w:b/>
+          <w:bCs/>
+        </w:rPr>
+        <w:t xml:space="preserve">Для чего предназначены блоки </w:t>
+      </w:r>
+      <w:proofErr w:type="spellStart"/>
+      <w:r>
+        <w:rPr>
+          <w:b/>
+          <w:bCs/>
+        </w:rPr>
+        <w:t>try</w:t>
+      </w:r>
+      <w:proofErr w:type="spellEnd"/>
+      <w:r>
+        <w:rPr>
+          <w:b/>
+          <w:bCs/>
+        </w:rPr>
+        <w:t xml:space="preserve">, </w:t>
+      </w:r>
+      <w:proofErr w:type="spellStart"/>
+      <w:r>
+        <w:rPr>
+          <w:b/>
+          <w:bCs/>
+        </w:rPr>
+        <w:t>catch</w:t>
+      </w:r>
+      <w:proofErr w:type="spellEnd"/>
+      <w:r>
+        <w:rPr>
+          <w:b/>
+          <w:bCs/>
+        </w:rPr>
+        <w:t xml:space="preserve">, </w:t>
+      </w:r>
+      <w:proofErr w:type="spellStart"/>
+      <w:r>
+        <w:rPr>
+          <w:b/>
+          <w:bCs/>
+        </w:rPr>
+        <w:t>throw</w:t>
+      </w:r>
+      <w:proofErr w:type="spellEnd"/>
+      <w:r>
+        <w:rPr>
+          <w:b/>
+          <w:bCs/>
+        </w:rPr>
+        <w:t>?</w:t>
+      </w:r>
+    </w:p>
+    <w:p>
+      <w:pPr>
+        <w:pStyle w:val="a"/>
+        <w:numPr>
+          <w:ilvl w:val="0"/>
+          <w:numId w:val="54"/>
+        </w:numPr>
+      </w:pPr>
+      <w:proofErr w:type="spellStart"/>
+      <w:r>
+        <w:t>try</w:t>
+      </w:r>
+      <w:proofErr w:type="spellEnd"/>
+      <w:r>
+        <w:t xml:space="preserve"> — оборачивает код, в котором может возникнуть исключение</w:t>
+      </w:r>
+      <w:r>
+        <w:t>;</w:t>
+      </w:r>
+    </w:p>
+    <w:p>
+      <w:pPr>
+        <w:pStyle w:val="a"/>
+        <w:numPr>
+          <w:ilvl w:val="0"/>
+          <w:numId w:val="54"/>
+        </w:numPr>
+      </w:pPr>
+      <w:proofErr w:type="spellStart"/>
+      <w:r>
+        <w:t>catch</w:t>
+      </w:r>
+      <w:proofErr w:type="spellEnd"/>
+      <w:r>
+        <w:t xml:space="preserve"> — перехватывает и обрабатывает выброшенное исключение</w:t>
+      </w:r>
+      <w:r>
+        <w:t>;</w:t>
+      </w:r>
+    </w:p>
+    <w:p>
+      <w:pPr>
+        <w:pStyle w:val="a"/>
+        <w:numPr>
+          <w:ilvl w:val="0"/>
+          <w:numId w:val="54"/>
+        </w:numPr>
+      </w:pPr>
+      <w:proofErr w:type="spellStart"/>
+      <w:r>
+        <w:t>throw</w:t>
+      </w:r>
+      <w:proofErr w:type="spellEnd"/>
+      <w:r>
+        <w:t xml:space="preserve"> — генерирует (выбрасывает) исключение.</w:t>
+      </w:r>
+    </w:p>
+    <w:p>
+      <w:pPr>
+        <w:pStyle w:val="a"/>
+        <w:numPr>
+          <w:ilvl w:val="0"/>
+          <w:numId w:val="44"/>
+        </w:numPr>
+        <w:rPr>
+          <w:b/>
+          <w:bCs/>
+        </w:rPr>
+      </w:pPr>
+      <w:r>
+        <w:rPr>
+          <w:b/>
+          <w:bCs/>
+        </w:rPr>
+        <w:t>Как работает раскрутка стека</w:t>
+      </w:r>
+      <w:r>
+        <w:rPr>
+          <w:b/>
+          <w:bCs/>
+        </w:rPr>
+        <w:t>?</w:t>
+      </w:r>
+    </w:p>
+    <w:p>
+      <w:pPr>
+        <w:pStyle w:val="a"/>
+        <w:numPr>
+          <w:ilvl w:val="0"/>
+          <w:numId w:val="0"/>
+        </w:numPr>
+        <w:ind w:left="720"/>
+      </w:pPr>
+      <w:r>
+        <w:t xml:space="preserve">Когда выбрасывается исключение, программа последовательно «раскручивает» стек вызовов: уничтожает локальные объекты и возвращается к предыдущим функциям, пока не найдёт подходящий </w:t>
+      </w:r>
+      <w:proofErr w:type="spellStart"/>
+      <w:r>
+        <w:t>catch</w:t>
+      </w:r>
+      <w:proofErr w:type="spellEnd"/>
+      <w:r>
+        <w:t>-блок</w:t>
+      </w:r>
+      <w:r>
+        <w:t>.</w:t>
+      </w:r>
+    </w:p>
+    <w:p>
+      <w:pPr>
+        <w:pStyle w:val="a"/>
+        <w:numPr>
+          <w:ilvl w:val="0"/>
+          <w:numId w:val="0"/>
+        </w:numPr>
+        <w:ind w:left="720"/>
+        <w:rPr>
+          <w:b/>
+          <w:bCs/>
+        </w:rPr>
+      </w:pPr>
+    </w:p>
+    <w:p>
+      <w:pPr>
+        <w:pStyle w:val="a"/>
+        <w:numPr>
+          <w:ilvl w:val="0"/>
+          <w:numId w:val="44"/>
+        </w:numPr>
+        <w:rPr>
+          <w:b/>
+          <w:bCs/>
+        </w:rPr>
+      </w:pPr>
+      <w:r>
+        <w:rPr>
+          <w:b/>
+          <w:bCs/>
+        </w:rPr>
+        <w:lastRenderedPageBreak/>
+        <w:t>В какой последовательности программа обрабатывает исключительную ситуацию</w:t>
+      </w:r>
+      <w:r>
+        <w:rPr>
+          <w:b/>
+          <w:bCs/>
+        </w:rPr>
+        <w:t>?</w:t>
+      </w:r>
+    </w:p>
+    <w:p>
+      <w:pPr>
+        <w:pStyle w:val="a"/>
+        <w:numPr>
+          <w:ilvl w:val="0"/>
+          <w:numId w:val="55"/>
+        </w:numPr>
+      </w:pPr>
+      <w:r>
+        <w:t xml:space="preserve">Выполняется </w:t>
+      </w:r>
+      <w:r>
+        <w:rPr>
+          <w:lang w:val="en-US"/>
+        </w:rPr>
+        <w:t>throw</w:t>
+      </w:r>
+      <w:r>
+        <w:t xml:space="preserve">  — создаётся объект исключения.</w:t>
+      </w:r>
+    </w:p>
+    <w:p>
+      <w:pPr>
+        <w:pStyle w:val="a"/>
+        <w:numPr>
+          <w:ilvl w:val="0"/>
+          <w:numId w:val="55"/>
+        </w:numPr>
+      </w:pPr>
+      <w:r>
+        <w:t xml:space="preserve">Программа ищет ближайший </w:t>
+      </w:r>
+      <w:r>
+        <w:rPr>
+          <w:lang w:val="en-US"/>
+        </w:rPr>
+        <w:t>try</w:t>
+      </w:r>
+      <w:r>
+        <w:t>-блок в стеке вызовов.</w:t>
+      </w:r>
+    </w:p>
+    <w:p>
+      <w:pPr>
+        <w:pStyle w:val="a"/>
+        <w:numPr>
+          <w:ilvl w:val="0"/>
+          <w:numId w:val="55"/>
+        </w:numPr>
+      </w:pPr>
+      <w:r>
+        <w:t xml:space="preserve">Среди </w:t>
+      </w:r>
+      <w:r>
+        <w:rPr>
+          <w:lang w:val="en-US"/>
+        </w:rPr>
+        <w:t>catch</w:t>
+      </w:r>
+      <w:r>
+        <w:t xml:space="preserve">-блоков после этого </w:t>
+      </w:r>
+      <w:r>
+        <w:rPr>
+          <w:lang w:val="en-US"/>
+        </w:rPr>
+        <w:t>try</w:t>
+      </w:r>
+      <w:r>
+        <w:t xml:space="preserve"> ищется совместимый по типу.</w:t>
+      </w:r>
+    </w:p>
+    <w:p>
+      <w:pPr>
+        <w:pStyle w:val="a"/>
+        <w:numPr>
+          <w:ilvl w:val="0"/>
+          <w:numId w:val="55"/>
+        </w:numPr>
+      </w:pPr>
+      <w:r>
+        <w:t>Блок найден</w:t>
+      </w:r>
+      <w:r>
+        <w:t xml:space="preserve"> — выполняется соответствующий </w:t>
+      </w:r>
+      <w:r>
+        <w:rPr>
+          <w:lang w:val="en-US"/>
+        </w:rPr>
+        <w:t>catch</w:t>
+      </w:r>
+      <w:r>
+        <w:t>.</w:t>
+      </w:r>
+    </w:p>
+    <w:p>
+      <w:pPr>
+        <w:pStyle w:val="a"/>
+        <w:numPr>
+          <w:ilvl w:val="0"/>
+          <w:numId w:val="55"/>
+        </w:numPr>
+      </w:pPr>
+      <w:r>
+        <w:t>Блок</w:t>
+      </w:r>
+      <w:r>
+        <w:t xml:space="preserve"> не найден — продолжается раскрутка стека выше.</w:t>
+      </w:r>
+    </w:p>
+    <w:p>
+      <w:pPr>
+        <w:pStyle w:val="a"/>
+        <w:numPr>
+          <w:ilvl w:val="0"/>
+          <w:numId w:val="55"/>
+        </w:numPr>
+      </w:pPr>
+      <w:r>
+        <w:t>Если вообще не найдено</w:t>
+      </w:r>
+      <w:r>
+        <w:t xml:space="preserve"> (исключение не перехвачено)</w:t>
+      </w:r>
+      <w:r>
+        <w:t xml:space="preserve"> — вызывается </w:t>
+      </w:r>
+      <w:r>
+        <w:rPr>
+          <w:lang w:val="en-US"/>
+        </w:rPr>
+        <w:t>std</w:t>
+      </w:r>
+      <w:r>
+        <w:t>::</w:t>
+      </w:r>
+      <w:r>
+        <w:rPr>
+          <w:lang w:val="en-US"/>
+        </w:rPr>
+        <w:t>terminate</w:t>
+      </w:r>
+      <w:r>
+        <w:t>().</w:t>
+      </w:r>
+    </w:p>
+    <w:p>
+      <w:pPr>
+        <w:pStyle w:val="a"/>
+        <w:numPr>
+          <w:ilvl w:val="0"/>
+          <w:numId w:val="44"/>
+        </w:numPr>
+        <w:rPr>
+          <w:b/>
+          <w:bCs/>
+        </w:rPr>
+      </w:pPr>
+      <w:r>
+        <w:rPr>
+          <w:b/>
+          <w:bCs/>
+        </w:rPr>
+        <w:t>Что произойдет, если исключение окажется не перехваченным</w:t>
+      </w:r>
+      <w:r>
+        <w:rPr>
+          <w:b/>
+          <w:bCs/>
+        </w:rPr>
+        <w:t>?</w:t>
+      </w:r>
+    </w:p>
+    <w:p>
+      <w:pPr>
+        <w:pStyle w:val="a"/>
+        <w:numPr>
+          <w:ilvl w:val="0"/>
+          <w:numId w:val="0"/>
+        </w:numPr>
+        <w:ind w:left="720"/>
+        <w:rPr>
+          <w:b/>
+          <w:bCs/>
+        </w:rPr>
+      </w:pPr>
+      <w:r>
+        <w:t xml:space="preserve">Если исключение не будет перехвачено ни одним </w:t>
+      </w:r>
+      <w:proofErr w:type="spellStart"/>
+      <w:r>
+        <w:t>catch</w:t>
+      </w:r>
+      <w:proofErr w:type="spellEnd"/>
+      <w:r>
+        <w:t xml:space="preserve">-блоком, программа вызовет функцию </w:t>
+      </w:r>
+      <w:proofErr w:type="spellStart"/>
+      <w:r>
+        <w:t>std</w:t>
+      </w:r>
+      <w:proofErr w:type="spellEnd"/>
+      <w:r>
+        <w:t>::</w:t>
+      </w:r>
+      <w:proofErr w:type="spellStart"/>
+      <w:r>
+        <w:t>terminate</w:t>
+      </w:r>
+      <w:proofErr w:type="spellEnd"/>
+      <w:r>
+        <w:t>(), что приведёт к аварийному завершению</w:t>
+      </w:r>
+      <w:r>
+        <w:t>.</w:t>
+      </w:r>
+    </w:p>
+    <w:p>
+      <w:pPr>
+        <w:pStyle w:val="a"/>
+        <w:numPr>
+          <w:ilvl w:val="0"/>
+          <w:numId w:val="44"/>
+        </w:numPr>
+        <w:rPr>
+          <w:b/>
+          <w:bCs/>
+        </w:rPr>
+      </w:pPr>
+      <w:r>
+        <w:rPr>
+          <w:b/>
+          <w:bCs/>
+        </w:rPr>
+        <w:t>Как создать собственный класс исключения</w:t>
+      </w:r>
+      <w:r>
+        <w:rPr>
+          <w:b/>
+          <w:bCs/>
+        </w:rPr>
+        <w:t>?</w:t>
+      </w:r>
+    </w:p>
+    <w:p>
+      <w:pPr>
+        <w:pStyle w:val="a"/>
+        <w:numPr>
+          <w:ilvl w:val="0"/>
+          <w:numId w:val="0"/>
+        </w:numPr>
+        <w:ind w:left="720"/>
+      </w:pPr>
+      <w:proofErr w:type="spellStart"/>
+      <w:r>
+        <w:t>оздать</w:t>
+      </w:r>
+      <w:proofErr w:type="spellEnd"/>
+      <w:r>
+        <w:t xml:space="preserve"> класс, унаследованный от </w:t>
+      </w:r>
+      <w:proofErr w:type="spellStart"/>
+      <w:r>
+        <w:t>std</w:t>
+      </w:r>
+      <w:proofErr w:type="spellEnd"/>
+      <w:r>
+        <w:t>::</w:t>
+      </w:r>
+      <w:proofErr w:type="spellStart"/>
+      <w:r>
+        <w:t>exception</w:t>
+      </w:r>
+      <w:proofErr w:type="spellEnd"/>
+      <w:r>
+        <w:t xml:space="preserve"> (или одного из его потомков, например </w:t>
+      </w:r>
+      <w:proofErr w:type="spellStart"/>
+      <w:r>
+        <w:t>std</w:t>
+      </w:r>
+      <w:proofErr w:type="spellEnd"/>
+      <w:r>
+        <w:t>::</w:t>
+      </w:r>
+      <w:proofErr w:type="spellStart"/>
+      <w:r>
+        <w:t>runtime_error</w:t>
+      </w:r>
+      <w:proofErr w:type="spellEnd"/>
+      <w:r>
+        <w:t xml:space="preserve">), и переопределить виртуальную функцию </w:t>
+      </w:r>
+      <w:proofErr w:type="spellStart"/>
+      <w:r>
+        <w:t>what</w:t>
+      </w:r>
+      <w:proofErr w:type="spellEnd"/>
+      <w:r>
+        <w:t>()</w:t>
+      </w:r>
+      <w:r>
+        <w:t>. Пример кастомного класса</w:t>
+      </w:r>
+      <w:r>
+        <w:t>:</w:t>
+      </w:r>
+    </w:p>
+    <w:p>
+      <w:pPr>
+        <w:pStyle w:val="a"/>
+        <w:numPr>
+          <w:ilvl w:val="0"/>
+          <w:numId w:val="0"/>
+        </w:numPr>
+        <w:ind w:left="720"/>
+        <w:rPr>
+          <w:b/>
+          <w:bCs/>
+        </w:rPr>
+      </w:pPr>
+      <w:r>
+        <w:rPr>
+          <w:b/>
+          <w:bCs/>
+        </w:rPr>
+        <w:drawing>
+          <wp:inline distT="0" distB="0" distL="0" distR="0" wp14:anchorId="00B0DEA4" wp14:editId="4C037877">
+            <wp:extent cx="5705475" cy="2187814"/>
+            <wp:effectExtent l="0" t="0" r="0" b="0"/>
+            <wp:docPr id="553410351" name="Рисунок 1"/>
+            <wp:cNvGraphicFramePr>
+              <a:graphicFrameLocks xmlns:a="http://schemas.openxmlformats.org/drawingml/2006/main" noChangeAspect="1"/>
+            </wp:cNvGraphicFramePr>
+            <a:graphic xmlns:a="http://schemas.openxmlformats.org/drawingml/2006/main">
+              <a:graphicData uri="http://schemas.openxmlformats.org/drawingml/2006/picture">
+                <pic:pic xmlns:pic="http://schemas.openxmlformats.org/drawingml/2006/picture">
+                  <pic:nvPicPr>
+                    <pic:cNvPr id="553410351" name=""/>
+                    <pic:cNvPicPr/>
+                  </pic:nvPicPr>
+                  <pic:blipFill>
+                    <a:blip r:embed="rId56"/>
+                    <a:stretch>
+                      <a:fillRect/>
+                    </a:stretch>
+                  </pic:blipFill>
+                  <pic:spPr>
+                    <a:xfrm>
+                      <a:off x="0" y="0"/>
+                      <a:ext cx="5725349" cy="2195435"/>
+                    </a:xfrm>
+                    <a:prstGeom prst="rect">
+                      <a:avLst/>
+                    </a:prstGeom>
+                  </pic:spPr>
+                </pic:pic>
+              </a:graphicData>
+            </a:graphic>
+          </wp:inline>
+        </w:drawing>
+      </w:r>
+    </w:p>
+    <w:p>
+      <w:pPr>
+        <w:pStyle w:val="a"/>
+        <w:numPr>
+          <w:ilvl w:val="0"/>
+          <w:numId w:val="44"/>
+        </w:numPr>
+        <w:rPr>
+          <w:b/>
+          <w:bCs/>
+        </w:rPr>
+      </w:pPr>
+      <w:r>
+        <w:rPr>
+          <w:b/>
+          <w:bCs/>
+        </w:rPr>
+        <w:t>В чем преимущество использования исключений перед возвратом кодов ошибок</w:t>
+      </w:r>
+      <w:r>
+        <w:rPr>
+          <w:b/>
+          <w:bCs/>
+        </w:rPr>
+        <w:t>?</w:t>
+      </w:r>
+    </w:p>
+    <w:p>
+      <w:pPr>
+        <w:pStyle w:val="a"/>
+        <w:numPr>
+          <w:ilvl w:val="0"/>
+          <w:numId w:val="56"/>
+        </w:numPr>
+      </w:pPr>
+      <w:r>
+        <w:t>Исключения не требуют постоянной проверки возвращаемого значения после каждого вызова.</w:t>
+      </w:r>
+    </w:p>
+    <w:p>
+      <w:pPr>
+        <w:pStyle w:val="a"/>
+        <w:numPr>
+          <w:ilvl w:val="0"/>
+          <w:numId w:val="56"/>
+        </w:numPr>
+      </w:pPr>
+      <w:r>
+        <w:t>Позволя</w:t>
+      </w:r>
+      <w:r>
+        <w:t>ет</w:t>
+      </w:r>
+      <w:r>
+        <w:t xml:space="preserve"> отделить логику ошибок от основной логики программы.</w:t>
+      </w:r>
+    </w:p>
+    <w:p>
+      <w:pPr>
+        <w:pStyle w:val="a"/>
+        <w:numPr>
+          <w:ilvl w:val="0"/>
+          <w:numId w:val="56"/>
+        </w:numPr>
+      </w:pPr>
+      <w:r>
+        <w:t>Обеспечивают безопасную передачу ошибок через несколько уровней вложенности.</w:t>
+      </w:r>
+    </w:p>
+    <w:p>
+      <w:pPr>
+        <w:pStyle w:val="a"/>
+        <w:numPr>
+          <w:ilvl w:val="0"/>
+          <w:numId w:val="56"/>
+        </w:numPr>
+        <w:rPr>
+          <w:b/>
+          <w:bCs/>
+        </w:rPr>
+      </w:pPr>
+      <w:r>
+        <w:t>Позволяют передавать объекты с детальной информацией об ошибке, а не просто коды.</w:t>
+      </w:r>
+    </w:p>
+    <w:p>
+      <w:pPr>
+        <w:pStyle w:val="a"/>
+        <w:numPr>
+          <w:ilvl w:val="0"/>
+          <w:numId w:val="44"/>
+        </w:numPr>
+        <w:rPr>
+          <w:b/>
+          <w:bCs/>
+        </w:rPr>
+      </w:pPr>
+      <w:r>
+        <w:rPr>
+          <w:b/>
+          <w:bCs/>
+        </w:rPr>
+        <w:t xml:space="preserve">Чем оператор </w:t>
+      </w:r>
+      <w:proofErr w:type="spellStart"/>
+      <w:r>
+        <w:rPr>
+          <w:b/>
+          <w:bCs/>
+        </w:rPr>
+        <w:t>throw</w:t>
+      </w:r>
+      <w:proofErr w:type="spellEnd"/>
+      <w:r>
+        <w:rPr>
+          <w:b/>
+          <w:bCs/>
+        </w:rPr>
+        <w:t xml:space="preserve"> отличается от оператора </w:t>
+      </w:r>
+      <w:proofErr w:type="spellStart"/>
+      <w:r>
+        <w:rPr>
+          <w:b/>
+          <w:bCs/>
+        </w:rPr>
+        <w:t>return</w:t>
+      </w:r>
+      <w:proofErr w:type="spellEnd"/>
+      <w:r>
+        <w:rPr>
+          <w:b/>
+          <w:bCs/>
+        </w:rPr>
+        <w:t>?</w:t>
+      </w:r>
+    </w:p>
+    <w:p>
+      <w:pPr>
+        <w:pStyle w:val="a"/>
+        <w:numPr>
+          <w:ilvl w:val="0"/>
+          <w:numId w:val="57"/>
+        </w:numPr>
+      </w:pPr>
+      <w:proofErr w:type="spellStart"/>
+      <w:r>
+        <w:rPr>
+          <w:b/>
+          <w:bCs/>
+        </w:rPr>
+        <w:t>return</w:t>
+      </w:r>
+      <w:proofErr w:type="spellEnd"/>
+      <w:r>
+        <w:t xml:space="preserve"> передаёт управление назад вызывающей </w:t>
+      </w:r>
+      <w:r>
+        <w:t>в заданном месте программы</w:t>
+      </w:r>
+      <w:r>
+        <w:t>.</w:t>
+      </w:r>
+    </w:p>
+    <w:p>
+      <w:pPr>
+        <w:pStyle w:val="a"/>
+        <w:numPr>
+          <w:ilvl w:val="0"/>
+          <w:numId w:val="57"/>
+        </w:numPr>
+      </w:pPr>
+      <w:proofErr w:type="spellStart"/>
+      <w:r>
+        <w:rPr>
+          <w:b/>
+          <w:bCs/>
+        </w:rPr>
+        <w:t>throw</w:t>
+      </w:r>
+      <w:proofErr w:type="spellEnd"/>
+      <w:r>
+        <w:t xml:space="preserve"> немедленно прерывает выполнение текущей функции и ищет обработчик исключения</w:t>
+      </w:r>
+      <w:r>
+        <w:t xml:space="preserve"> в коде программы, даже через несколько уровней вызова.</w:t>
+      </w:r>
+    </w:p>
+    <w:p>
+      <w:pPr>
+        <w:pStyle w:val="a"/>
+        <w:numPr>
+          <w:ilvl w:val="0"/>
+          <w:numId w:val="57"/>
+        </w:numPr>
+        <w:rPr>
+          <w:b/>
+          <w:bCs/>
+        </w:rPr>
+      </w:pPr>
+      <w:r>
+        <w:t xml:space="preserve">После </w:t>
+      </w:r>
+      <w:proofErr w:type="spellStart"/>
+      <w:r>
+        <w:rPr>
+          <w:b/>
+          <w:bCs/>
+        </w:rPr>
+        <w:t>throw</w:t>
+      </w:r>
+      <w:proofErr w:type="spellEnd"/>
+      <w:r>
+        <w:t xml:space="preserve"> управление не возвращается к месту вызова (в отличие от </w:t>
+      </w:r>
+      <w:proofErr w:type="spellStart"/>
+      <w:r>
+        <w:rPr>
+          <w:b/>
+          <w:bCs/>
+        </w:rPr>
+        <w:t>return</w:t>
+      </w:r>
+      <w:proofErr w:type="spellEnd"/>
+      <w:r>
+        <w:t>).</w:t>
+      </w:r>
+    </w:p>
+    <w:p>
+      <w:pPr>
+        <w:pStyle w:val="a"/>
+        <w:numPr>
+          <w:ilvl w:val="0"/>
+          <w:numId w:val="44"/>
+        </w:numPr>
+        <w:rPr>
+          <w:b/>
+          <w:bCs/>
+        </w:rPr>
+      </w:pPr>
+      <w:r>
+        <w:rPr>
+          <w:b/>
+          <w:bCs/>
+        </w:rPr>
+        <w:lastRenderedPageBreak/>
+        <w:t>Что такое перехват исключений по ссылке и почему это важно</w:t>
+      </w:r>
+      <w:r>
+        <w:rPr>
+          <w:b/>
+          <w:bCs/>
+        </w:rPr>
+        <w:t>?</w:t>
+      </w:r>
+    </w:p>
+    <w:p>
+      <w:pPr>
+        <w:ind w:left="708" w:firstLine="0"/>
+        <w:rPr>
+          <w:b/>
+          <w:bCs/>
+        </w:rPr>
+      </w:pPr>
+      <w:r>
+        <w:t xml:space="preserve">Перехват по ссылке — это запись вида </w:t>
+      </w:r>
+      <w:proofErr w:type="spellStart"/>
+      <w:r>
+        <w:t>catch</w:t>
+      </w:r>
+      <w:proofErr w:type="spellEnd"/>
+      <w:r>
+        <w:t xml:space="preserve"> (</w:t>
+      </w:r>
+      <w:proofErr w:type="spellStart"/>
+      <w:r>
+        <w:t>const</w:t>
+      </w:r>
+      <w:proofErr w:type="spellEnd"/>
+      <w:r>
+        <w:t xml:space="preserve"> </w:t>
+      </w:r>
+      <w:proofErr w:type="spellStart"/>
+      <w:r>
+        <w:t>MyException</w:t>
+      </w:r>
+      <w:proofErr w:type="spellEnd"/>
+      <w:r>
+        <w:t>&amp; e).</w:t>
+      </w:r>
+      <w:r>
+        <w:br/>
+      </w:r>
+      <w:r>
+        <w:t>Это важно, т.к.</w:t>
+      </w:r>
+      <w:r>
+        <w:t>:</w:t>
+      </w:r>
+    </w:p>
+    <w:p>
+      <w:pPr>
+        <w:pStyle w:val="a"/>
+        <w:numPr>
+          <w:ilvl w:val="0"/>
+          <w:numId w:val="59"/>
+        </w:numPr>
+      </w:pPr>
+      <w:r>
+        <w:t>избегает срезки объекта (</w:t>
+      </w:r>
+      <w:proofErr w:type="spellStart"/>
+      <w:r>
+        <w:t>object</w:t>
+      </w:r>
+      <w:proofErr w:type="spellEnd"/>
+      <w:r>
+        <w:t xml:space="preserve"> </w:t>
+      </w:r>
+      <w:proofErr w:type="spellStart"/>
+      <w:r>
+        <w:t>slicing</w:t>
+      </w:r>
+      <w:proofErr w:type="spellEnd"/>
+      <w:r>
+        <w:t>), если исключение — наследник</w:t>
+      </w:r>
+      <w:r>
+        <w:t>.</w:t>
+      </w:r>
+    </w:p>
+    <w:p>
+      <w:pPr>
+        <w:pStyle w:val="a"/>
+        <w:numPr>
+          <w:ilvl w:val="0"/>
+          <w:numId w:val="59"/>
+        </w:numPr>
+      </w:pPr>
+      <w:r>
+        <w:t>предотвращает лишнее копирование</w:t>
+      </w:r>
+      <w:r>
+        <w:t>.</w:t>
+      </w:r>
+    </w:p>
+    <w:p>
+      <w:pPr>
+        <w:pStyle w:val="a"/>
+        <w:numPr>
+          <w:ilvl w:val="0"/>
+          <w:numId w:val="59"/>
+        </w:numPr>
+      </w:pPr>
+      <w:r>
+        <w:t>позволяет корректно работать с полиморфными исключениями.</w:t>
+      </w:r>
+    </w:p>
+    <w:p>
+      <w:pPr>
+        <w:pStyle w:val="a"/>
+        <w:numPr>
+          <w:ilvl w:val="0"/>
+          <w:numId w:val="44"/>
+        </w:numPr>
+        <w:rPr>
+          <w:b/>
+          <w:bCs/>
+        </w:rPr>
+      </w:pPr>
+      <w:r>
+        <w:rPr>
+          <w:b/>
+          <w:bCs/>
+        </w:rPr>
+        <w:t xml:space="preserve">В каком месте среди блоков </w:t>
+      </w:r>
+      <w:proofErr w:type="spellStart"/>
+      <w:r>
+        <w:rPr>
+          <w:b/>
+          <w:bCs/>
+        </w:rPr>
+        <w:t>catch</w:t>
+      </w:r>
+      <w:proofErr w:type="spellEnd"/>
+      <w:r>
+        <w:rPr>
+          <w:b/>
+          <w:bCs/>
+        </w:rPr>
+        <w:t xml:space="preserve"> должен располагаться блок </w:t>
+      </w:r>
+      <w:proofErr w:type="spellStart"/>
+      <w:r>
+        <w:rPr>
+          <w:b/>
+          <w:bCs/>
+        </w:rPr>
+        <w:t>catch</w:t>
+      </w:r>
+      <w:proofErr w:type="spellEnd"/>
+      <w:r>
+        <w:rPr>
+          <w:b/>
+          <w:bCs/>
+        </w:rPr>
+        <w:t>(…)</w:t>
+      </w:r>
+      <w:r>
+        <w:rPr>
+          <w:b/>
+          <w:bCs/>
+        </w:rPr>
+        <w:t>?</w:t>
+      </w:r>
+    </w:p>
+    <w:p>
+      <w:pPr>
+        <w:pStyle w:val="a"/>
+        <w:numPr>
+          <w:ilvl w:val="0"/>
+          <w:numId w:val="0"/>
+        </w:numPr>
+        <w:ind w:left="720"/>
+      </w:pPr>
+      <w:r>
+        <w:t xml:space="preserve">Блок </w:t>
+      </w:r>
+      <w:proofErr w:type="spellStart"/>
+      <w:r>
+        <w:rPr>
+          <w:b/>
+          <w:bCs/>
+        </w:rPr>
+        <w:t>catch</w:t>
+      </w:r>
+      <w:proofErr w:type="spellEnd"/>
+      <w:r>
+        <w:t>(...)</w:t>
+      </w:r>
+      <w:r>
+        <w:t xml:space="preserve"> </w:t>
+      </w:r>
+      <w:r>
+        <w:t>должен быть последним, так как обработка исключений идёт сверху вниз, и</w:t>
+      </w:r>
+      <w:r>
+        <w:t>з-за чего при другом порядке расположения</w:t>
+      </w:r>
+      <w:r>
+        <w:t xml:space="preserve"> специфичные обработчики никогда не будут достигнуты</w:t>
+      </w:r>
+      <w:r>
+        <w:t>.</w:t>
+      </w:r>
+    </w:p>
+    <w:p>
+      <w:pPr>
+        <w:pStyle w:val="a"/>
+        <w:numPr>
+          <w:ilvl w:val="0"/>
+          <w:numId w:val="44"/>
+        </w:numPr>
+        <w:rPr>
+          <w:b/>
+          <w:bCs/>
+        </w:rPr>
+      </w:pPr>
+      <w:r>
+        <w:rPr>
+          <w:b/>
+          <w:bCs/>
+        </w:rPr>
+        <w:t>Ч</w:t>
+      </w:r>
+      <w:r>
+        <w:rPr>
+          <w:b/>
+          <w:bCs/>
+        </w:rPr>
+        <w:t xml:space="preserve">то означает идентификатор b в следующей строке с </w:t>
+      </w:r>
+      <w:proofErr w:type="spellStart"/>
+      <w:r>
+        <w:rPr>
+          <w:b/>
+          <w:bCs/>
+        </w:rPr>
+        <w:t>catch</w:t>
+      </w:r>
+      <w:proofErr w:type="spellEnd"/>
+      <w:r>
+        <w:rPr>
+          <w:b/>
+          <w:bCs/>
+        </w:rPr>
+        <w:t xml:space="preserve">-блоком? </w:t>
+      </w:r>
+      <w:proofErr w:type="spellStart"/>
+      <w:r>
+        <w:rPr>
+          <w:b/>
+          <w:bCs/>
+        </w:rPr>
+        <w:t>catch</w:t>
+      </w:r>
+      <w:proofErr w:type="spellEnd"/>
+      <w:r>
+        <w:rPr>
+          <w:b/>
+          <w:bCs/>
+        </w:rPr>
+        <w:t xml:space="preserve"> ( </w:t>
+      </w:r>
+      <w:proofErr w:type="spellStart"/>
+      <w:r>
+        <w:rPr>
+          <w:b/>
+          <w:bCs/>
+        </w:rPr>
+        <w:t>int</w:t>
+      </w:r>
+      <w:proofErr w:type="spellEnd"/>
+      <w:r>
+        <w:rPr>
+          <w:b/>
+          <w:bCs/>
+        </w:rPr>
+        <w:t xml:space="preserve"> b)</w:t>
+      </w:r>
+    </w:p>
+    <w:p>
+      <w:pPr>
+        <w:pStyle w:val="a"/>
+        <w:numPr>
+          <w:ilvl w:val="0"/>
+          <w:numId w:val="0"/>
+        </w:numPr>
+        <w:ind w:left="720"/>
+      </w:pPr>
+      <w:r>
+        <w:t>И</w:t>
+      </w:r>
+      <w:r>
+        <w:t xml:space="preserve">мя переменной, в которую копируется значение, переданное в </w:t>
+      </w:r>
+      <w:proofErr w:type="spellStart"/>
+      <w:r>
+        <w:rPr>
+          <w:b/>
+          <w:bCs/>
+        </w:rPr>
+        <w:t>throw</w:t>
+      </w:r>
+      <w:proofErr w:type="spellEnd"/>
+      <w:r>
+        <w:t xml:space="preserve">. </w:t>
+      </w:r>
+      <w:r>
+        <w:t>Так</w:t>
+      </w:r>
+      <w:r>
+        <w:t xml:space="preserve">, при </w:t>
+      </w:r>
+      <w:proofErr w:type="spellStart"/>
+      <w:r>
+        <w:t>throw</w:t>
+      </w:r>
+      <w:proofErr w:type="spellEnd"/>
+      <w:r>
+        <w:t xml:space="preserve"> 42; в блоке </w:t>
+      </w:r>
+      <w:proofErr w:type="spellStart"/>
+      <w:r>
+        <w:t>catch</w:t>
+      </w:r>
+      <w:proofErr w:type="spellEnd"/>
+      <w:r>
+        <w:t xml:space="preserve"> (</w:t>
+      </w:r>
+      <w:proofErr w:type="spellStart"/>
+      <w:r>
+        <w:t>int</w:t>
+      </w:r>
+      <w:proofErr w:type="spellEnd"/>
+      <w:r>
+        <w:t xml:space="preserve"> b) переменная b будет равна 42.</w:t>
+      </w:r>
+    </w:p>
+    <w:p>
+      <w:pPr>
+        <w:pStyle w:val="a"/>
+        <w:numPr>
+          <w:ilvl w:val="0"/>
+          <w:numId w:val="0"/>
+        </w:numPr>
+        <w:ind w:left="720"/>
+      </w:pPr>
     </w:p>
     <w:p>
       <w:pPr>
@@ -3711,7 +5783,35 @@
           <w:rFonts w:cs="Liberation Serif"/>
           <w:szCs w:val="28"/>
         </w:rPr>
-        <w:t>получил практические навыки разработки и отладки программ с использованием шаблонов функций и классов на языке С++</w:t>
+        <w:t>получил практические навыки разработки и отладки программ с использованием шаблонов классов</w:t>
+      </w:r>
+      <w:r>
+        <w:rPr>
+          <w:rFonts w:cs="Liberation Serif"/>
+          <w:szCs w:val="28"/>
+        </w:rPr>
+        <w:t xml:space="preserve"> и механизмов обработки исключений</w:t>
+      </w:r>
+      <w:r>
+        <w:rPr>
+          <w:rFonts w:cs="Liberation Serif"/>
+          <w:szCs w:val="28"/>
+        </w:rPr>
+        <w:t xml:space="preserve"> </w:t>
+      </w:r>
+      <w:r>
+        <w:rPr>
+          <w:rFonts w:cs="Liberation Serif"/>
+          <w:szCs w:val="28"/>
+        </w:rPr>
+        <w:t>в</w:t>
+      </w:r>
+      <w:r>
+        <w:rPr>
+          <w:rFonts w:cs="Liberation Serif"/>
+          <w:szCs w:val="28"/>
+        </w:rPr>
+        <w:t xml:space="preserve"> языке С++</w:t>
       </w:r>
       <w:r>
         <w:rPr>
@@ -3855,7 +5955,7 @@
   <w:abstractNum w:abstractNumId="0" w15:restartNumberingAfterBreak="0">
     <w:nsid w:val="01432263"/>
     <w:multiLevelType w:val="hybridMultilevel"/>
-    <w:tmpl w:val="4DEA9F98"/>
+    <w:tmpl w:val="BE24F744"/>
     <w:lvl w:ilvl="0" w:tplc="25384350">
       <w:start w:val="1"/>
       <w:numFmt w:val="bullet"/>
@@ -3968,6 +6068,95 @@
     </w:lvl>
   </w:abstractNum>
   <w:abstractNum w:abstractNumId="1" w15:restartNumberingAfterBreak="0">
+    <w:nsid w:val="015C536F"/>
+    <w:multiLevelType w:val="hybridMultilevel"/>
+    <w:tmpl w:val="1F926398"/>
+    <w:lvl w:ilvl="0" w:tplc="FFFFFFFF">
+      <w:start w:val="1"/>
+      <w:numFmt w:val="decimal"/>
+      <w:lvlText w:val="%1."/>
+      <w:lvlJc w:val="left"/>
+      <w:pPr>
+        <w:ind w:left="1429" w:hanging="360"/>
+      </w:pPr>
+    </w:lvl>
+    <w:lvl w:ilvl="1" w:tplc="04190001">
+      <w:start w:val="1"/>
+      <w:numFmt w:val="bullet"/>
+      <w:lvlText w:val=""/>
+      <w:lvlJc w:val="left"/>
+      <w:pPr>
+        <w:ind w:left="2149" w:hanging="360"/>
+      </w:pPr>
+      <w:rPr>
+        <w:rFonts w:ascii="Symbol" w:hAnsi="Symbol" w:hint="default"/>
+      </w:rPr>
+    </w:lvl>
+    <w:lvl w:ilvl="2" w:tplc="FFFFFFFF" w:tentative="1">
+      <w:start w:val="1"/>
+      <w:numFmt w:val="lowerRoman"/>
+      <w:lvlText w:val="%3."/>
+      <w:lvlJc w:val="right"/>
+      <w:pPr>
+        <w:ind w:left="2869" w:hanging="180"/>
+      </w:pPr>
+    </w:lvl>
+    <w:lvl w:ilvl="3" w:tplc="FFFFFFFF" w:tentative="1">
+      <w:start w:val="1"/>
+      <w:numFmt w:val="decimal"/>
+      <w:lvlText w:val="%4."/>
+      <w:lvlJc w:val="left"/>
+      <w:pPr>
+        <w:ind w:left="3589" w:hanging="360"/>
+      </w:pPr>
+    </w:lvl>
+    <w:lvl w:ilvl="4" w:tplc="FFFFFFFF" w:tentative="1">
+      <w:start w:val="1"/>
+      <w:numFmt w:val="lowerLetter"/>
+      <w:lvlText w:val="%5."/>
+      <w:lvlJc w:val="left"/>
+      <w:pPr>
+        <w:ind w:left="4309" w:hanging="360"/>
+      </w:pPr>
+    </w:lvl>
+    <w:lvl w:ilvl="5" w:tplc="FFFFFFFF" w:tentative="1">
+      <w:start w:val="1"/>
+      <w:numFmt w:val="lowerRoman"/>
+      <w:lvlText w:val="%6."/>
+      <w:lvlJc w:val="right"/>
+      <w:pPr>
+        <w:ind w:left="5029" w:hanging="180"/>
+      </w:pPr>
+    </w:lvl>
+    <w:lvl w:ilvl="6" w:tplc="FFFFFFFF" w:tentative="1">
+      <w:start w:val="1"/>
+      <w:numFmt w:val="decimal"/>
+      <w:lvlText w:val="%7."/>
+      <w:lvlJc w:val="left"/>
+      <w:pPr>
+        <w:ind w:left="5749" w:hanging="360"/>
+      </w:pPr>
+    </w:lvl>
+    <w:lvl w:ilvl="7" w:tplc="FFFFFFFF" w:tentative="1">
+      <w:start w:val="1"/>
+      <w:numFmt w:val="lowerLetter"/>
+      <w:lvlText w:val="%8."/>
+      <w:lvlJc w:val="left"/>
+      <w:pPr>
+        <w:ind w:left="6469" w:hanging="360"/>
+      </w:pPr>
+    </w:lvl>
+    <w:lvl w:ilvl="8" w:tplc="FFFFFFFF" w:tentative="1">
+      <w:start w:val="1"/>
+      <w:numFmt w:val="lowerRoman"/>
+      <w:lvlText w:val="%9."/>
+      <w:lvlJc w:val="right"/>
+      <w:pPr>
+        <w:ind w:left="7189" w:hanging="180"/>
+      </w:pPr>
+    </w:lvl>
+  </w:abstractNum>
+  <w:abstractNum w:abstractNumId="2" w15:restartNumberingAfterBreak="0">
     <w:nsid w:val="05FD7AD6"/>
     <w:multiLevelType w:val="hybridMultilevel"/>
     <w:tmpl w:val="5D46E15E"/>
@@ -4059,7 +6248,7 @@
       </w:pPr>
     </w:lvl>
   </w:abstractNum>
-  <w:abstractNum w:abstractNumId="2" w15:restartNumberingAfterBreak="0">
+  <w:abstractNum w:abstractNumId="3" w15:restartNumberingAfterBreak="0">
     <w:nsid w:val="078A7989"/>
     <w:multiLevelType w:val="hybridMultilevel"/>
     <w:tmpl w:val="9B6E4B8A"/>
@@ -4145,7 +6334,7 @@
       </w:pPr>
     </w:lvl>
   </w:abstractNum>
-  <w:abstractNum w:abstractNumId="3" w15:restartNumberingAfterBreak="0">
+  <w:abstractNum w:abstractNumId="4" w15:restartNumberingAfterBreak="0">
     <w:nsid w:val="087358AA"/>
     <w:multiLevelType w:val="hybridMultilevel"/>
     <w:tmpl w:val="8CC4D438"/>
@@ -4258,7 +6447,96 @@
       </w:rPr>
     </w:lvl>
   </w:abstractNum>
-  <w:abstractNum w:abstractNumId="4" w15:restartNumberingAfterBreak="0">
+  <w:abstractNum w:abstractNumId="5" w15:restartNumberingAfterBreak="0">
+    <w:nsid w:val="179C710C"/>
+    <w:multiLevelType w:val="hybridMultilevel"/>
+    <w:tmpl w:val="031EFE9C"/>
+    <w:lvl w:ilvl="0" w:tplc="0354EE90">
+      <w:start w:val="1"/>
+      <w:numFmt w:val="decimal"/>
+      <w:lvlText w:val="%1."/>
+      <w:lvlJc w:val="left"/>
+      <w:pPr>
+        <w:ind w:left="1353" w:hanging="360"/>
+      </w:pPr>
+      <w:rPr>
+        <w:rFonts w:hint="default"/>
+      </w:rPr>
+    </w:lvl>
+    <w:lvl w:ilvl="1" w:tplc="04190019" w:tentative="1">
+      <w:start w:val="1"/>
+      <w:numFmt w:val="lowerLetter"/>
+      <w:lvlText w:val="%2."/>
+      <w:lvlJc w:val="left"/>
+      <w:pPr>
+        <w:ind w:left="2073" w:hanging="360"/>
+      </w:pPr>
+    </w:lvl>
+    <w:lvl w:ilvl="2" w:tplc="0419001B" w:tentative="1">
+      <w:start w:val="1"/>
+      <w:numFmt w:val="lowerRoman"/>
+      <w:lvlText w:val="%3."/>
+      <w:lvlJc w:val="right"/>
+      <w:pPr>
+        <w:ind w:left="2793" w:hanging="180"/>
+      </w:pPr>
+    </w:lvl>
+    <w:lvl w:ilvl="3" w:tplc="0419000F" w:tentative="1">
+      <w:start w:val="1"/>
+      <w:numFmt w:val="decimal"/>
+      <w:lvlText w:val="%4."/>
+      <w:lvlJc w:val="left"/>
+      <w:pPr>
+        <w:ind w:left="3513" w:hanging="360"/>
+      </w:pPr>
+    </w:lvl>
+    <w:lvl w:ilvl="4" w:tplc="04190019" w:tentative="1">
+      <w:start w:val="1"/>
+      <w:numFmt w:val="lowerLetter"/>
+      <w:lvlText w:val="%5."/>
+      <w:lvlJc w:val="left"/>
+      <w:pPr>
+        <w:ind w:left="4233" w:hanging="360"/>
+      </w:pPr>
+    </w:lvl>
+    <w:lvl w:ilvl="5" w:tplc="0419001B" w:tentative="1">
+      <w:start w:val="1"/>
+      <w:numFmt w:val="lowerRoman"/>
+      <w:lvlText w:val="%6."/>
+      <w:lvlJc w:val="right"/>
+      <w:pPr>
+        <w:ind w:left="4953" w:hanging="180"/>
+      </w:pPr>
+    </w:lvl>
+    <w:lvl w:ilvl="6" w:tplc="0419000F" w:tentative="1">
+      <w:start w:val="1"/>
+      <w:numFmt w:val="decimal"/>
+      <w:lvlText w:val="%7."/>
+      <w:lvlJc w:val="left"/>
+      <w:pPr>
+        <w:ind w:left="5673" w:hanging="360"/>
+      </w:pPr>
+    </w:lvl>
+    <w:lvl w:ilvl="7" w:tplc="04190019" w:tentative="1">
+      <w:start w:val="1"/>
+      <w:numFmt w:val="lowerLetter"/>
+      <w:lvlText w:val="%8."/>
+      <w:lvlJc w:val="left"/>
+      <w:pPr>
+        <w:ind w:left="6393" w:hanging="360"/>
+      </w:pPr>
+    </w:lvl>
+    <w:lvl w:ilvl="8" w:tplc="0419001B" w:tentative="1">
+      <w:start w:val="1"/>
+      <w:numFmt w:val="lowerRoman"/>
+      <w:lvlText w:val="%9."/>
+      <w:lvlJc w:val="right"/>
+      <w:pPr>
+        <w:ind w:left="7113" w:hanging="180"/>
+      </w:pPr>
+    </w:lvl>
+  </w:abstractNum>
+  <w:abstractNum w:abstractNumId="6" w15:restartNumberingAfterBreak="0">
     <w:nsid w:val="186C1308"/>
     <w:multiLevelType w:val="hybridMultilevel"/>
     <w:tmpl w:val="BDEA5A12"/>
@@ -4371,7 +6649,185 @@
       </w:rPr>
     </w:lvl>
   </w:abstractNum>
-  <w:abstractNum w:abstractNumId="5" w15:restartNumberingAfterBreak="0">
+  <w:abstractNum w:abstractNumId="7" w15:restartNumberingAfterBreak="0">
+    <w:nsid w:val="1A0B5C32"/>
+    <w:multiLevelType w:val="hybridMultilevel"/>
+    <w:tmpl w:val="86668F34"/>
+    <w:lvl w:ilvl="0" w:tplc="0354EE90">
+      <w:start w:val="1"/>
+      <w:numFmt w:val="decimal"/>
+      <w:lvlText w:val="%1."/>
+      <w:lvlJc w:val="left"/>
+      <w:pPr>
+        <w:ind w:left="1069" w:hanging="360"/>
+      </w:pPr>
+      <w:rPr>
+        <w:rFonts w:hint="default"/>
+      </w:rPr>
+    </w:lvl>
+    <w:lvl w:ilvl="1" w:tplc="31887708">
+      <w:start w:val="5"/>
+      <w:numFmt w:val="bullet"/>
+      <w:lvlText w:val="•"/>
+      <w:lvlJc w:val="left"/>
+      <w:pPr>
+        <w:ind w:left="1789" w:hanging="360"/>
+      </w:pPr>
+      <w:rPr>
+        <w:rFonts w:ascii="Times New Roman" w:eastAsia="Times New Roman" w:hAnsi="Times New Roman" w:cs="Times New Roman" w:hint="default"/>
+      </w:rPr>
+    </w:lvl>
+    <w:lvl w:ilvl="2" w:tplc="0419001B" w:tentative="1">
+      <w:start w:val="1"/>
+      <w:numFmt w:val="lowerRoman"/>
+      <w:lvlText w:val="%3."/>
+      <w:lvlJc w:val="right"/>
+      <w:pPr>
+        <w:ind w:left="2509" w:hanging="180"/>
+      </w:pPr>
+    </w:lvl>
+    <w:lvl w:ilvl="3" w:tplc="0419000F" w:tentative="1">
+      <w:start w:val="1"/>
+      <w:numFmt w:val="decimal"/>
+      <w:lvlText w:val="%4."/>
+      <w:lvlJc w:val="left"/>
+      <w:pPr>
+        <w:ind w:left="3229" w:hanging="360"/>
+      </w:pPr>
+    </w:lvl>
+    <w:lvl w:ilvl="4" w:tplc="04190019" w:tentative="1">
+      <w:start w:val="1"/>
+      <w:numFmt w:val="lowerLetter"/>
+      <w:lvlText w:val="%5."/>
+      <w:lvlJc w:val="left"/>
+      <w:pPr>
+        <w:ind w:left="3949" w:hanging="360"/>
+      </w:pPr>
+    </w:lvl>
+    <w:lvl w:ilvl="5" w:tplc="0419001B" w:tentative="1">
+      <w:start w:val="1"/>
+      <w:numFmt w:val="lowerRoman"/>
+      <w:lvlText w:val="%6."/>
+      <w:lvlJc w:val="right"/>
+      <w:pPr>
+        <w:ind w:left="4669" w:hanging="180"/>
+      </w:pPr>
+    </w:lvl>
+    <w:lvl w:ilvl="6" w:tplc="0419000F" w:tentative="1">
+      <w:start w:val="1"/>
+      <w:numFmt w:val="decimal"/>
+      <w:lvlText w:val="%7."/>
+      <w:lvlJc w:val="left"/>
+      <w:pPr>
+        <w:ind w:left="5389" w:hanging="360"/>
+      </w:pPr>
+    </w:lvl>
+    <w:lvl w:ilvl="7" w:tplc="04190019" w:tentative="1">
+      <w:start w:val="1"/>
+      <w:numFmt w:val="lowerLetter"/>
+      <w:lvlText w:val="%8."/>
+      <w:lvlJc w:val="left"/>
+      <w:pPr>
+        <w:ind w:left="6109" w:hanging="360"/>
+      </w:pPr>
+    </w:lvl>
+    <w:lvl w:ilvl="8" w:tplc="0419001B" w:tentative="1">
+      <w:start w:val="1"/>
+      <w:numFmt w:val="lowerRoman"/>
+      <w:lvlText w:val="%9."/>
+      <w:lvlJc w:val="right"/>
+      <w:pPr>
+        <w:ind w:left="6829" w:hanging="180"/>
+      </w:pPr>
+    </w:lvl>
+  </w:abstractNum>
+  <w:abstractNum w:abstractNumId="8" w15:restartNumberingAfterBreak="0">
+    <w:nsid w:val="1B0D06FC"/>
+    <w:multiLevelType w:val="hybridMultilevel"/>
+    <w:tmpl w:val="3E5802D6"/>
+    <w:lvl w:ilvl="0" w:tplc="0419000F">
+      <w:start w:val="1"/>
+      <w:numFmt w:val="decimal"/>
+      <w:lvlText w:val="%1."/>
+      <w:lvlJc w:val="left"/>
+      <w:pPr>
+        <w:ind w:left="1429" w:hanging="360"/>
+      </w:pPr>
+    </w:lvl>
+    <w:lvl w:ilvl="1" w:tplc="04190019" w:tentative="1">
+      <w:start w:val="1"/>
+      <w:numFmt w:val="lowerLetter"/>
+      <w:lvlText w:val="%2."/>
+      <w:lvlJc w:val="left"/>
+      <w:pPr>
+        <w:ind w:left="2149" w:hanging="360"/>
+      </w:pPr>
+    </w:lvl>
+    <w:lvl w:ilvl="2" w:tplc="0419001B" w:tentative="1">
+      <w:start w:val="1"/>
+      <w:numFmt w:val="lowerRoman"/>
+      <w:lvlText w:val="%3."/>
+      <w:lvlJc w:val="right"/>
+      <w:pPr>
+        <w:ind w:left="2869" w:hanging="180"/>
+      </w:pPr>
+    </w:lvl>
+    <w:lvl w:ilvl="3" w:tplc="0419000F" w:tentative="1">
+      <w:start w:val="1"/>
+      <w:numFmt w:val="decimal"/>
+      <w:lvlText w:val="%4."/>
+      <w:lvlJc w:val="left"/>
+      <w:pPr>
+        <w:ind w:left="3589" w:hanging="360"/>
+      </w:pPr>
+    </w:lvl>
+    <w:lvl w:ilvl="4" w:tplc="04190019" w:tentative="1">
+      <w:start w:val="1"/>
+      <w:numFmt w:val="lowerLetter"/>
+      <w:lvlText w:val="%5."/>
+      <w:lvlJc w:val="left"/>
+      <w:pPr>
+        <w:ind w:left="4309" w:hanging="360"/>
+      </w:pPr>
+    </w:lvl>
+    <w:lvl w:ilvl="5" w:tplc="0419001B" w:tentative="1">
+      <w:start w:val="1"/>
+      <w:numFmt w:val="lowerRoman"/>
+      <w:lvlText w:val="%6."/>
+      <w:lvlJc w:val="right"/>
+      <w:pPr>
+        <w:ind w:left="5029" w:hanging="180"/>
+      </w:pPr>
+    </w:lvl>
+    <w:lvl w:ilvl="6" w:tplc="0419000F" w:tentative="1">
+      <w:start w:val="1"/>
+      <w:numFmt w:val="decimal"/>
+      <w:lvlText w:val="%7."/>
+      <w:lvlJc w:val="left"/>
+      <w:pPr>
+        <w:ind w:left="5749" w:hanging="360"/>
+      </w:pPr>
+    </w:lvl>
+    <w:lvl w:ilvl="7" w:tplc="04190019" w:tentative="1">
+      <w:start w:val="1"/>
+      <w:numFmt w:val="lowerLetter"/>
+      <w:lvlText w:val="%8."/>
+      <w:lvlJc w:val="left"/>
+      <w:pPr>
+        <w:ind w:left="6469" w:hanging="360"/>
+      </w:pPr>
+    </w:lvl>
+    <w:lvl w:ilvl="8" w:tplc="0419001B" w:tentative="1">
+      <w:start w:val="1"/>
+      <w:numFmt w:val="lowerRoman"/>
+      <w:lvlText w:val="%9."/>
+      <w:lvlJc w:val="right"/>
+      <w:pPr>
+        <w:ind w:left="7189" w:hanging="180"/>
+      </w:pPr>
+    </w:lvl>
+  </w:abstractNum>
+  <w:abstractNum w:abstractNumId="9" w15:restartNumberingAfterBreak="0">
     <w:nsid w:val="1C3E27C6"/>
     <w:multiLevelType w:val="hybridMultilevel"/>
     <w:tmpl w:val="13DA117E"/>
@@ -4484,7 +6940,7 @@
       </w:rPr>
     </w:lvl>
   </w:abstractNum>
-  <w:abstractNum w:abstractNumId="6" w15:restartNumberingAfterBreak="0">
+  <w:abstractNum w:abstractNumId="10" w15:restartNumberingAfterBreak="0">
     <w:nsid w:val="1D1A2D99"/>
     <w:multiLevelType w:val="hybridMultilevel"/>
     <w:tmpl w:val="192AC8BE"/>
@@ -4597,7 +7053,93 @@
       </w:rPr>
     </w:lvl>
   </w:abstractNum>
-  <w:abstractNum w:abstractNumId="7" w15:restartNumberingAfterBreak="0">
+  <w:abstractNum w:abstractNumId="11" w15:restartNumberingAfterBreak="0">
+    <w:nsid w:val="1F89021B"/>
+    <w:multiLevelType w:val="hybridMultilevel"/>
+    <w:tmpl w:val="83FCEC10"/>
+    <w:lvl w:ilvl="0" w:tplc="FFFFFFFF">
+      <w:start w:val="1"/>
+      <w:numFmt w:val="decimal"/>
+      <w:lvlText w:val="%1."/>
+      <w:lvlJc w:val="left"/>
+      <w:pPr>
+        <w:ind w:left="1068" w:hanging="360"/>
+      </w:pPr>
+    </w:lvl>
+    <w:lvl w:ilvl="1" w:tplc="0419000F">
+      <w:start w:val="1"/>
+      <w:numFmt w:val="decimal"/>
+      <w:lvlText w:val="%2."/>
+      <w:lvlJc w:val="left"/>
+      <w:pPr>
+        <w:ind w:left="1788" w:hanging="360"/>
+      </w:pPr>
+    </w:lvl>
+    <w:lvl w:ilvl="2" w:tplc="FFFFFFFF" w:tentative="1">
+      <w:start w:val="1"/>
+      <w:numFmt w:val="lowerRoman"/>
+      <w:lvlText w:val="%3."/>
+      <w:lvlJc w:val="right"/>
+      <w:pPr>
+        <w:ind w:left="2508" w:hanging="180"/>
+      </w:pPr>
+    </w:lvl>
+    <w:lvl w:ilvl="3" w:tplc="FFFFFFFF" w:tentative="1">
+      <w:start w:val="1"/>
+      <w:numFmt w:val="decimal"/>
+      <w:lvlText w:val="%4."/>
+      <w:lvlJc w:val="left"/>
+      <w:pPr>
+        <w:ind w:left="3228" w:hanging="360"/>
+      </w:pPr>
+    </w:lvl>
+    <w:lvl w:ilvl="4" w:tplc="FFFFFFFF" w:tentative="1">
+      <w:start w:val="1"/>
+      <w:numFmt w:val="lowerLetter"/>
+      <w:lvlText w:val="%5."/>
+      <w:lvlJc w:val="left"/>
+      <w:pPr>
+        <w:ind w:left="3948" w:hanging="360"/>
+      </w:pPr>
+    </w:lvl>
+    <w:lvl w:ilvl="5" w:tplc="FFFFFFFF" w:tentative="1">
+      <w:start w:val="1"/>
+      <w:numFmt w:val="lowerRoman"/>
+      <w:lvlText w:val="%6."/>
+      <w:lvlJc w:val="right"/>
+      <w:pPr>
+        <w:ind w:left="4668" w:hanging="180"/>
+      </w:pPr>
+    </w:lvl>
+    <w:lvl w:ilvl="6" w:tplc="FFFFFFFF" w:tentative="1">
+      <w:start w:val="1"/>
+      <w:numFmt w:val="decimal"/>
+      <w:lvlText w:val="%7."/>
+      <w:lvlJc w:val="left"/>
+      <w:pPr>
+        <w:ind w:left="5388" w:hanging="360"/>
+      </w:pPr>
+    </w:lvl>
+    <w:lvl w:ilvl="7" w:tplc="FFFFFFFF" w:tentative="1">
+      <w:start w:val="1"/>
+      <w:numFmt w:val="lowerLetter"/>
+      <w:lvlText w:val="%8."/>
+      <w:lvlJc w:val="left"/>
+      <w:pPr>
+        <w:ind w:left="6108" w:hanging="360"/>
+      </w:pPr>
+    </w:lvl>
+    <w:lvl w:ilvl="8" w:tplc="FFFFFFFF" w:tentative="1">
+      <w:start w:val="1"/>
+      <w:numFmt w:val="lowerRoman"/>
+      <w:lvlText w:val="%9."/>
+      <w:lvlJc w:val="right"/>
+      <w:pPr>
+        <w:ind w:left="6828" w:hanging="180"/>
+      </w:pPr>
+    </w:lvl>
+  </w:abstractNum>
+  <w:abstractNum w:abstractNumId="12" w15:restartNumberingAfterBreak="0">
     <w:nsid w:val="21347C4F"/>
     <w:multiLevelType w:val="hybridMultilevel"/>
     <w:tmpl w:val="6A1054C0"/>
@@ -4689,7 +7231,7 @@
       </w:pPr>
     </w:lvl>
   </w:abstractNum>
-  <w:abstractNum w:abstractNumId="8" w15:restartNumberingAfterBreak="0">
+  <w:abstractNum w:abstractNumId="13" w15:restartNumberingAfterBreak="0">
     <w:nsid w:val="221404D1"/>
     <w:multiLevelType w:val="multilevel"/>
     <w:tmpl w:val="DC4845BC"/>
@@ -4802,7 +7344,7 @@
       </w:pPr>
     </w:lvl>
   </w:abstractNum>
-  <w:abstractNum w:abstractNumId="9" w15:restartNumberingAfterBreak="0">
+  <w:abstractNum w:abstractNumId="14" w15:restartNumberingAfterBreak="0">
     <w:nsid w:val="26AE2CC3"/>
     <w:multiLevelType w:val="hybridMultilevel"/>
     <w:tmpl w:val="C270EBE2"/>
@@ -4915,7 +7457,120 @@
       </w:rPr>
     </w:lvl>
   </w:abstractNum>
-  <w:abstractNum w:abstractNumId="10" w15:restartNumberingAfterBreak="0">
+  <w:abstractNum w:abstractNumId="15" w15:restartNumberingAfterBreak="0">
+    <w:nsid w:val="33447F2C"/>
+    <w:multiLevelType w:val="hybridMultilevel"/>
+    <w:tmpl w:val="2522DCF2"/>
+    <w:lvl w:ilvl="0" w:tplc="04190001">
+      <w:start w:val="1"/>
+      <w:numFmt w:val="bullet"/>
+      <w:lvlText w:val=""/>
+      <w:lvlJc w:val="left"/>
+      <w:pPr>
+        <w:ind w:left="0" w:firstLine="709"/>
+      </w:pPr>
+      <w:rPr>
+        <w:rFonts w:ascii="Symbol" w:hAnsi="Symbol" w:hint="default"/>
+      </w:rPr>
+    </w:lvl>
+    <w:lvl w:ilvl="1" w:tplc="FFFFFFFF" w:tentative="1">
+      <w:start w:val="1"/>
+      <w:numFmt w:val="bullet"/>
+      <w:lvlText w:val="o"/>
+      <w:lvlJc w:val="left"/>
+      <w:pPr>
+        <w:ind w:left="1440" w:hanging="360"/>
+      </w:pPr>
+      <w:rPr>
+        <w:rFonts w:ascii="Courier New" w:hAnsi="Courier New" w:cs="Courier New" w:hint="default"/>
+      </w:rPr>
+    </w:lvl>
+    <w:lvl w:ilvl="2" w:tplc="FFFFFFFF" w:tentative="1">
+      <w:start w:val="1"/>
+      <w:numFmt w:val="bullet"/>
+      <w:lvlText w:val=""/>
+      <w:lvlJc w:val="left"/>
+      <w:pPr>
+        <w:ind w:left="2160" w:hanging="360"/>
+      </w:pPr>
+      <w:rPr>
+        <w:rFonts w:ascii="Wingdings" w:hAnsi="Wingdings" w:hint="default"/>
+      </w:rPr>
+    </w:lvl>
+    <w:lvl w:ilvl="3" w:tplc="FFFFFFFF" w:tentative="1">
+      <w:start w:val="1"/>
+      <w:numFmt w:val="bullet"/>
+      <w:lvlText w:val=""/>
+      <w:lvlJc w:val="left"/>
+      <w:pPr>
+        <w:ind w:left="2880" w:hanging="360"/>
+      </w:pPr>
+      <w:rPr>
+        <w:rFonts w:ascii="Symbol" w:hAnsi="Symbol" w:hint="default"/>
+      </w:rPr>
+    </w:lvl>
+    <w:lvl w:ilvl="4" w:tplc="FFFFFFFF" w:tentative="1">
+      <w:start w:val="1"/>
+      <w:numFmt w:val="bullet"/>
+      <w:lvlText w:val="o"/>
+      <w:lvlJc w:val="left"/>
+      <w:pPr>
+        <w:ind w:left="3600" w:hanging="360"/>
+      </w:pPr>
+      <w:rPr>
+        <w:rFonts w:ascii="Courier New" w:hAnsi="Courier New" w:cs="Courier New" w:hint="default"/>
+      </w:rPr>
+    </w:lvl>
+    <w:lvl w:ilvl="5" w:tplc="FFFFFFFF" w:tentative="1">
+      <w:start w:val="1"/>
+      <w:numFmt w:val="bullet"/>
+      <w:lvlText w:val=""/>
+      <w:lvlJc w:val="left"/>
+      <w:pPr>
+        <w:ind w:left="4320" w:hanging="360"/>
+      </w:pPr>
+      <w:rPr>
+        <w:rFonts w:ascii="Wingdings" w:hAnsi="Wingdings" w:hint="default"/>
+      </w:rPr>
+    </w:lvl>
+    <w:lvl w:ilvl="6" w:tplc="FFFFFFFF" w:tentative="1">
+      <w:start w:val="1"/>
+      <w:numFmt w:val="bullet"/>
+      <w:lvlText w:val=""/>
+      <w:lvlJc w:val="left"/>
+      <w:pPr>
+        <w:ind w:left="5040" w:hanging="360"/>
+      </w:pPr>
+      <w:rPr>
+        <w:rFonts w:ascii="Symbol" w:hAnsi="Symbol" w:hint="default"/>
+      </w:rPr>
+    </w:lvl>
+    <w:lvl w:ilvl="7" w:tplc="FFFFFFFF" w:tentative="1">
+      <w:start w:val="1"/>
+      <w:numFmt w:val="bullet"/>
+      <w:lvlText w:val="o"/>
+      <w:lvlJc w:val="left"/>
+      <w:pPr>
+        <w:ind w:left="5760" w:hanging="360"/>
+      </w:pPr>
+      <w:rPr>
+        <w:rFonts w:ascii="Courier New" w:hAnsi="Courier New" w:cs="Courier New" w:hint="default"/>
+      </w:rPr>
+    </w:lvl>
+    <w:lvl w:ilvl="8" w:tplc="FFFFFFFF" w:tentative="1">
+      <w:start w:val="1"/>
+      <w:numFmt w:val="bullet"/>
+      <w:lvlText w:val=""/>
+      <w:lvlJc w:val="left"/>
+      <w:pPr>
+        <w:ind w:left="6480" w:hanging="360"/>
+      </w:pPr>
+      <w:rPr>
+        <w:rFonts w:ascii="Wingdings" w:hAnsi="Wingdings" w:hint="default"/>
+      </w:rPr>
+    </w:lvl>
+  </w:abstractNum>
+  <w:abstractNum w:abstractNumId="16" w15:restartNumberingAfterBreak="0">
     <w:nsid w:val="33C25D98"/>
     <w:multiLevelType w:val="hybridMultilevel"/>
     <w:tmpl w:val="CC02F1CA"/>
@@ -5007,7 +7662,7 @@
       </w:pPr>
     </w:lvl>
   </w:abstractNum>
-  <w:abstractNum w:abstractNumId="11" w15:restartNumberingAfterBreak="0">
+  <w:abstractNum w:abstractNumId="17" w15:restartNumberingAfterBreak="0">
     <w:nsid w:val="3B241870"/>
     <w:multiLevelType w:val="multilevel"/>
     <w:tmpl w:val="9728551E"/>
@@ -5124,7 +7779,96 @@
       </w:pPr>
     </w:lvl>
   </w:abstractNum>
-  <w:abstractNum w:abstractNumId="12" w15:restartNumberingAfterBreak="0">
+  <w:abstractNum w:abstractNumId="18" w15:restartNumberingAfterBreak="0">
+    <w:nsid w:val="3BED2181"/>
+    <w:multiLevelType w:val="hybridMultilevel"/>
+    <w:tmpl w:val="0BA285B6"/>
+    <w:lvl w:ilvl="0" w:tplc="0354EE90">
+      <w:start w:val="1"/>
+      <w:numFmt w:val="decimal"/>
+      <w:lvlText w:val="%1."/>
+      <w:lvlJc w:val="left"/>
+      <w:pPr>
+        <w:ind w:left="1353" w:hanging="360"/>
+      </w:pPr>
+      <w:rPr>
+        <w:rFonts w:hint="default"/>
+      </w:rPr>
+    </w:lvl>
+    <w:lvl w:ilvl="1" w:tplc="04190019" w:tentative="1">
+      <w:start w:val="1"/>
+      <w:numFmt w:val="lowerLetter"/>
+      <w:lvlText w:val="%2."/>
+      <w:lvlJc w:val="left"/>
+      <w:pPr>
+        <w:ind w:left="2073" w:hanging="360"/>
+      </w:pPr>
+    </w:lvl>
+    <w:lvl w:ilvl="2" w:tplc="0419001B" w:tentative="1">
+      <w:start w:val="1"/>
+      <w:numFmt w:val="lowerRoman"/>
+      <w:lvlText w:val="%3."/>
+      <w:lvlJc w:val="right"/>
+      <w:pPr>
+        <w:ind w:left="2793" w:hanging="180"/>
+      </w:pPr>
+    </w:lvl>
+    <w:lvl w:ilvl="3" w:tplc="0419000F" w:tentative="1">
+      <w:start w:val="1"/>
+      <w:numFmt w:val="decimal"/>
+      <w:lvlText w:val="%4."/>
+      <w:lvlJc w:val="left"/>
+      <w:pPr>
+        <w:ind w:left="3513" w:hanging="360"/>
+      </w:pPr>
+    </w:lvl>
+    <w:lvl w:ilvl="4" w:tplc="04190019" w:tentative="1">
+      <w:start w:val="1"/>
+      <w:numFmt w:val="lowerLetter"/>
+      <w:lvlText w:val="%5."/>
+      <w:lvlJc w:val="left"/>
+      <w:pPr>
+        <w:ind w:left="4233" w:hanging="360"/>
+      </w:pPr>
+    </w:lvl>
+    <w:lvl w:ilvl="5" w:tplc="0419001B" w:tentative="1">
+      <w:start w:val="1"/>
+      <w:numFmt w:val="lowerRoman"/>
+      <w:lvlText w:val="%6."/>
+      <w:lvlJc w:val="right"/>
+      <w:pPr>
+        <w:ind w:left="4953" w:hanging="180"/>
+      </w:pPr>
+    </w:lvl>
+    <w:lvl w:ilvl="6" w:tplc="0419000F" w:tentative="1">
+      <w:start w:val="1"/>
+      <w:numFmt w:val="decimal"/>
+      <w:lvlText w:val="%7."/>
+      <w:lvlJc w:val="left"/>
+      <w:pPr>
+        <w:ind w:left="5673" w:hanging="360"/>
+      </w:pPr>
+    </w:lvl>
+    <w:lvl w:ilvl="7" w:tplc="04190019" w:tentative="1">
+      <w:start w:val="1"/>
+      <w:numFmt w:val="lowerLetter"/>
+      <w:lvlText w:val="%8."/>
+      <w:lvlJc w:val="left"/>
+      <w:pPr>
+        <w:ind w:left="6393" w:hanging="360"/>
+      </w:pPr>
+    </w:lvl>
+    <w:lvl w:ilvl="8" w:tplc="0419001B" w:tentative="1">
+      <w:start w:val="1"/>
+      <w:numFmt w:val="lowerRoman"/>
+      <w:lvlText w:val="%9."/>
+      <w:lvlJc w:val="right"/>
+      <w:pPr>
+        <w:ind w:left="7113" w:hanging="180"/>
+      </w:pPr>
+    </w:lvl>
+  </w:abstractNum>
+  <w:abstractNum w:abstractNumId="19" w15:restartNumberingAfterBreak="0">
     <w:nsid w:val="3E8A71F6"/>
     <w:multiLevelType w:val="hybridMultilevel"/>
     <w:tmpl w:val="97F66398"/>
@@ -5237,7 +7981,7 @@
       </w:rPr>
     </w:lvl>
   </w:abstractNum>
-  <w:abstractNum w:abstractNumId="13" w15:restartNumberingAfterBreak="0">
+  <w:abstractNum w:abstractNumId="20" w15:restartNumberingAfterBreak="0">
     <w:nsid w:val="3EB02739"/>
     <w:multiLevelType w:val="hybridMultilevel"/>
     <w:tmpl w:val="FE26A98E"/>
@@ -5350,7 +8094,7 @@
       </w:rPr>
     </w:lvl>
   </w:abstractNum>
-  <w:abstractNum w:abstractNumId="14" w15:restartNumberingAfterBreak="0">
+  <w:abstractNum w:abstractNumId="21" w15:restartNumberingAfterBreak="0">
     <w:nsid w:val="3FB532D4"/>
     <w:multiLevelType w:val="multilevel"/>
     <w:tmpl w:val="331C1E02"/>
@@ -5499,7 +8243,7 @@
       </w:rPr>
     </w:lvl>
   </w:abstractNum>
-  <w:abstractNum w:abstractNumId="15" w15:restartNumberingAfterBreak="0">
+  <w:abstractNum w:abstractNumId="22" w15:restartNumberingAfterBreak="0">
     <w:nsid w:val="44B2225A"/>
     <w:multiLevelType w:val="hybridMultilevel"/>
     <w:tmpl w:val="27AEAE8E"/>
@@ -5612,7 +8356,185 @@
       </w:rPr>
     </w:lvl>
   </w:abstractNum>
-  <w:abstractNum w:abstractNumId="16" w15:restartNumberingAfterBreak="0">
+  <w:abstractNum w:abstractNumId="23" w15:restartNumberingAfterBreak="0">
+    <w:nsid w:val="469B6D51"/>
+    <w:multiLevelType w:val="hybridMultilevel"/>
+    <w:tmpl w:val="FCA4B348"/>
+    <w:lvl w:ilvl="0" w:tplc="FFFFFFFF">
+      <w:start w:val="1"/>
+      <w:numFmt w:val="decimal"/>
+      <w:lvlText w:val="%1."/>
+      <w:lvlJc w:val="left"/>
+      <w:pPr>
+        <w:ind w:left="1429" w:hanging="360"/>
+      </w:pPr>
+    </w:lvl>
+    <w:lvl w:ilvl="1" w:tplc="04190001">
+      <w:start w:val="1"/>
+      <w:numFmt w:val="bullet"/>
+      <w:lvlText w:val=""/>
+      <w:lvlJc w:val="left"/>
+      <w:pPr>
+        <w:ind w:left="2149" w:hanging="360"/>
+      </w:pPr>
+      <w:rPr>
+        <w:rFonts w:ascii="Symbol" w:hAnsi="Symbol" w:hint="default"/>
+      </w:rPr>
+    </w:lvl>
+    <w:lvl w:ilvl="2" w:tplc="FFFFFFFF" w:tentative="1">
+      <w:start w:val="1"/>
+      <w:numFmt w:val="lowerRoman"/>
+      <w:lvlText w:val="%3."/>
+      <w:lvlJc w:val="right"/>
+      <w:pPr>
+        <w:ind w:left="2869" w:hanging="180"/>
+      </w:pPr>
+    </w:lvl>
+    <w:lvl w:ilvl="3" w:tplc="FFFFFFFF" w:tentative="1">
+      <w:start w:val="1"/>
+      <w:numFmt w:val="decimal"/>
+      <w:lvlText w:val="%4."/>
+      <w:lvlJc w:val="left"/>
+      <w:pPr>
+        <w:ind w:left="3589" w:hanging="360"/>
+      </w:pPr>
+    </w:lvl>
+    <w:lvl w:ilvl="4" w:tplc="FFFFFFFF" w:tentative="1">
+      <w:start w:val="1"/>
+      <w:numFmt w:val="lowerLetter"/>
+      <w:lvlText w:val="%5."/>
+      <w:lvlJc w:val="left"/>
+      <w:pPr>
+        <w:ind w:left="4309" w:hanging="360"/>
+      </w:pPr>
+    </w:lvl>
+    <w:lvl w:ilvl="5" w:tplc="FFFFFFFF" w:tentative="1">
+      <w:start w:val="1"/>
+      <w:numFmt w:val="lowerRoman"/>
+      <w:lvlText w:val="%6."/>
+      <w:lvlJc w:val="right"/>
+      <w:pPr>
+        <w:ind w:left="5029" w:hanging="180"/>
+      </w:pPr>
+    </w:lvl>
+    <w:lvl w:ilvl="6" w:tplc="FFFFFFFF" w:tentative="1">
+      <w:start w:val="1"/>
+      <w:numFmt w:val="decimal"/>
+      <w:lvlText w:val="%7."/>
+      <w:lvlJc w:val="left"/>
+      <w:pPr>
+        <w:ind w:left="5749" w:hanging="360"/>
+      </w:pPr>
+    </w:lvl>
+    <w:lvl w:ilvl="7" w:tplc="FFFFFFFF" w:tentative="1">
+      <w:start w:val="1"/>
+      <w:numFmt w:val="lowerLetter"/>
+      <w:lvlText w:val="%8."/>
+      <w:lvlJc w:val="left"/>
+      <w:pPr>
+        <w:ind w:left="6469" w:hanging="360"/>
+      </w:pPr>
+    </w:lvl>
+    <w:lvl w:ilvl="8" w:tplc="FFFFFFFF" w:tentative="1">
+      <w:start w:val="1"/>
+      <w:numFmt w:val="lowerRoman"/>
+      <w:lvlText w:val="%9."/>
+      <w:lvlJc w:val="right"/>
+      <w:pPr>
+        <w:ind w:left="7189" w:hanging="180"/>
+      </w:pPr>
+    </w:lvl>
+  </w:abstractNum>
+  <w:abstractNum w:abstractNumId="24" w15:restartNumberingAfterBreak="0">
+    <w:nsid w:val="4ABF4CD7"/>
+    <w:multiLevelType w:val="hybridMultilevel"/>
+    <w:tmpl w:val="8036F780"/>
+    <w:lvl w:ilvl="0" w:tplc="04190001">
+      <w:start w:val="1"/>
+      <w:numFmt w:val="bullet"/>
+      <w:lvlText w:val=""/>
+      <w:lvlJc w:val="left"/>
+      <w:pPr>
+        <w:ind w:left="1353" w:hanging="360"/>
+      </w:pPr>
+      <w:rPr>
+        <w:rFonts w:ascii="Symbol" w:hAnsi="Symbol" w:hint="default"/>
+      </w:rPr>
+    </w:lvl>
+    <w:lvl w:ilvl="1" w:tplc="FFFFFFFF">
+      <w:start w:val="1"/>
+      <w:numFmt w:val="lowerLetter"/>
+      <w:lvlText w:val="%2."/>
+      <w:lvlJc w:val="left"/>
+      <w:pPr>
+        <w:ind w:left="2073" w:hanging="360"/>
+      </w:pPr>
+    </w:lvl>
+    <w:lvl w:ilvl="2" w:tplc="FFFFFFFF" w:tentative="1">
+      <w:start w:val="1"/>
+      <w:numFmt w:val="lowerRoman"/>
+      <w:lvlText w:val="%3."/>
+      <w:lvlJc w:val="right"/>
+      <w:pPr>
+        <w:ind w:left="2793" w:hanging="180"/>
+      </w:pPr>
+    </w:lvl>
+    <w:lvl w:ilvl="3" w:tplc="FFFFFFFF" w:tentative="1">
+      <w:start w:val="1"/>
+      <w:numFmt w:val="decimal"/>
+      <w:lvlText w:val="%4."/>
+      <w:lvlJc w:val="left"/>
+      <w:pPr>
+        <w:ind w:left="3513" w:hanging="360"/>
+      </w:pPr>
+    </w:lvl>
+    <w:lvl w:ilvl="4" w:tplc="FFFFFFFF" w:tentative="1">
+      <w:start w:val="1"/>
+      <w:numFmt w:val="lowerLetter"/>
+      <w:lvlText w:val="%5."/>
+      <w:lvlJc w:val="left"/>
+      <w:pPr>
+        <w:ind w:left="4233" w:hanging="360"/>
+      </w:pPr>
+    </w:lvl>
+    <w:lvl w:ilvl="5" w:tplc="FFFFFFFF" w:tentative="1">
+      <w:start w:val="1"/>
+      <w:numFmt w:val="lowerRoman"/>
+      <w:lvlText w:val="%6."/>
+      <w:lvlJc w:val="right"/>
+      <w:pPr>
+        <w:ind w:left="4953" w:hanging="180"/>
+      </w:pPr>
+    </w:lvl>
+    <w:lvl w:ilvl="6" w:tplc="FFFFFFFF" w:tentative="1">
+      <w:start w:val="1"/>
+      <w:numFmt w:val="decimal"/>
+      <w:lvlText w:val="%7."/>
+      <w:lvlJc w:val="left"/>
+      <w:pPr>
+        <w:ind w:left="5673" w:hanging="360"/>
+      </w:pPr>
+    </w:lvl>
+    <w:lvl w:ilvl="7" w:tplc="FFFFFFFF" w:tentative="1">
+      <w:start w:val="1"/>
+      <w:numFmt w:val="lowerLetter"/>
+      <w:lvlText w:val="%8."/>
+      <w:lvlJc w:val="left"/>
+      <w:pPr>
+        <w:ind w:left="6393" w:hanging="360"/>
+      </w:pPr>
+    </w:lvl>
+    <w:lvl w:ilvl="8" w:tplc="FFFFFFFF" w:tentative="1">
+      <w:start w:val="1"/>
+      <w:numFmt w:val="lowerRoman"/>
+      <w:lvlText w:val="%9."/>
+      <w:lvlJc w:val="right"/>
+      <w:pPr>
+        <w:ind w:left="7113" w:hanging="180"/>
+      </w:pPr>
+    </w:lvl>
+  </w:abstractNum>
+  <w:abstractNum w:abstractNumId="25" w15:restartNumberingAfterBreak="0">
     <w:nsid w:val="4CE54459"/>
     <w:multiLevelType w:val="hybridMultilevel"/>
     <w:tmpl w:val="84ECEAC4"/>
@@ -5725,7 +8647,7 @@
       </w:rPr>
     </w:lvl>
   </w:abstractNum>
-  <w:abstractNum w:abstractNumId="17" w15:restartNumberingAfterBreak="0">
+  <w:abstractNum w:abstractNumId="26" w15:restartNumberingAfterBreak="0">
     <w:nsid w:val="51A570D9"/>
     <w:multiLevelType w:val="hybridMultilevel"/>
     <w:tmpl w:val="0D7A50D0"/>
@@ -5838,7 +8760,7 @@
       </w:rPr>
     </w:lvl>
   </w:abstractNum>
-  <w:abstractNum w:abstractNumId="18" w15:restartNumberingAfterBreak="0">
+  <w:abstractNum w:abstractNumId="27" w15:restartNumberingAfterBreak="0">
     <w:nsid w:val="52315A58"/>
     <w:multiLevelType w:val="hybridMultilevel"/>
     <w:tmpl w:val="6C3A688E"/>
@@ -5927,7 +8849,7 @@
       </w:pPr>
     </w:lvl>
   </w:abstractNum>
-  <w:abstractNum w:abstractNumId="19" w15:restartNumberingAfterBreak="0">
+  <w:abstractNum w:abstractNumId="28" w15:restartNumberingAfterBreak="0">
     <w:nsid w:val="537735A8"/>
     <w:multiLevelType w:val="multilevel"/>
     <w:tmpl w:val="7420516C"/>
@@ -6076,7 +8998,7 @@
       </w:rPr>
     </w:lvl>
   </w:abstractNum>
-  <w:abstractNum w:abstractNumId="20" w15:restartNumberingAfterBreak="0">
+  <w:abstractNum w:abstractNumId="29" w15:restartNumberingAfterBreak="0">
     <w:nsid w:val="5469767A"/>
     <w:multiLevelType w:val="hybridMultilevel"/>
     <w:tmpl w:val="CD7CC6F4"/>
@@ -6189,7 +9111,7 @@
       </w:rPr>
     </w:lvl>
   </w:abstractNum>
-  <w:abstractNum w:abstractNumId="21" w15:restartNumberingAfterBreak="0">
+  <w:abstractNum w:abstractNumId="30" w15:restartNumberingAfterBreak="0">
     <w:nsid w:val="5D375675"/>
     <w:multiLevelType w:val="hybridMultilevel"/>
     <w:tmpl w:val="218093F2"/>
@@ -6305,10 +9227,10 @@
       </w:rPr>
     </w:lvl>
   </w:abstractNum>
-  <w:abstractNum w:abstractNumId="22" w15:restartNumberingAfterBreak="0">
+  <w:abstractNum w:abstractNumId="31" w15:restartNumberingAfterBreak="0">
     <w:nsid w:val="5E6A5272"/>
     <w:multiLevelType w:val="hybridMultilevel"/>
-    <w:tmpl w:val="3844F684"/>
+    <w:tmpl w:val="53E88022"/>
     <w:lvl w:ilvl="0" w:tplc="0419000F">
       <w:start w:val="1"/>
       <w:numFmt w:val="decimal"/>
@@ -6391,7 +9313,7 @@
       </w:pPr>
     </w:lvl>
   </w:abstractNum>
-  <w:abstractNum w:abstractNumId="23" w15:restartNumberingAfterBreak="0">
+  <w:abstractNum w:abstractNumId="32" w15:restartNumberingAfterBreak="0">
     <w:nsid w:val="5F867490"/>
     <w:multiLevelType w:val="multilevel"/>
     <w:tmpl w:val="32F89E0E"/>
@@ -6504,7 +9426,156 @@
       </w:rPr>
     </w:lvl>
   </w:abstractNum>
-  <w:abstractNum w:abstractNumId="24" w15:restartNumberingAfterBreak="0">
+  <w:abstractNum w:abstractNumId="33" w15:restartNumberingAfterBreak="0">
+    <w:nsid w:val="63906592"/>
+    <w:multiLevelType w:val="multilevel"/>
+    <w:tmpl w:val="C7DCDDEC"/>
+    <w:lvl w:ilvl="0">
+      <w:start w:val="1"/>
+      <w:numFmt w:val="bullet"/>
+      <w:lvlText w:val=""/>
+      <w:lvlJc w:val="left"/>
+      <w:pPr>
+        <w:tabs>
+          <w:tab w:val="num" w:pos="720"/>
+        </w:tabs>
+        <w:ind w:left="720" w:hanging="360"/>
+      </w:pPr>
+      <w:rPr>
+        <w:rFonts w:ascii="Symbol" w:hAnsi="Symbol" w:hint="default"/>
+        <w:sz w:val="20"/>
+      </w:rPr>
+    </w:lvl>
+    <w:lvl w:ilvl="1" w:tentative="1">
+      <w:start w:val="1"/>
+      <w:numFmt w:val="bullet"/>
+      <w:lvlText w:val="o"/>
+      <w:lvlJc w:val="left"/>
+      <w:pPr>
+        <w:tabs>
+          <w:tab w:val="num" w:pos="1440"/>
+        </w:tabs>
+        <w:ind w:left="1440" w:hanging="360"/>
+      </w:pPr>
+      <w:rPr>
+        <w:rFonts w:ascii="Courier New" w:hAnsi="Courier New" w:hint="default"/>
+        <w:sz w:val="20"/>
+      </w:rPr>
+    </w:lvl>
+    <w:lvl w:ilvl="2" w:tentative="1">
+      <w:start w:val="1"/>
+      <w:numFmt w:val="bullet"/>
+      <w:lvlText w:val=""/>
+      <w:lvlJc w:val="left"/>
+      <w:pPr>
+        <w:tabs>
+          <w:tab w:val="num" w:pos="2160"/>
+        </w:tabs>
+        <w:ind w:left="2160" w:hanging="360"/>
+      </w:pPr>
+      <w:rPr>
+        <w:rFonts w:ascii="Wingdings" w:hAnsi="Wingdings" w:hint="default"/>
+        <w:sz w:val="20"/>
+      </w:rPr>
+    </w:lvl>
+    <w:lvl w:ilvl="3" w:tentative="1">
+      <w:start w:val="1"/>
+      <w:numFmt w:val="bullet"/>
+      <w:lvlText w:val=""/>
+      <w:lvlJc w:val="left"/>
+      <w:pPr>
+        <w:tabs>
+          <w:tab w:val="num" w:pos="2880"/>
+        </w:tabs>
+        <w:ind w:left="2880" w:hanging="360"/>
+      </w:pPr>
+      <w:rPr>
+        <w:rFonts w:ascii="Wingdings" w:hAnsi="Wingdings" w:hint="default"/>
+        <w:sz w:val="20"/>
+      </w:rPr>
+    </w:lvl>
+    <w:lvl w:ilvl="4" w:tentative="1">
+      <w:start w:val="1"/>
+      <w:numFmt w:val="bullet"/>
+      <w:lvlText w:val=""/>
+      <w:lvlJc w:val="left"/>
+      <w:pPr>
+        <w:tabs>
+          <w:tab w:val="num" w:pos="3600"/>
+        </w:tabs>
+        <w:ind w:left="3600" w:hanging="360"/>
+      </w:pPr>
+      <w:rPr>
+        <w:rFonts w:ascii="Wingdings" w:hAnsi="Wingdings" w:hint="default"/>
+        <w:sz w:val="20"/>
+      </w:rPr>
+    </w:lvl>
+    <w:lvl w:ilvl="5" w:tentative="1">
+      <w:start w:val="1"/>
+      <w:numFmt w:val="bullet"/>
+      <w:lvlText w:val=""/>
+      <w:lvlJc w:val="left"/>
+      <w:pPr>
+        <w:tabs>
+          <w:tab w:val="num" w:pos="4320"/>
+        </w:tabs>
+        <w:ind w:left="4320" w:hanging="360"/>
+      </w:pPr>
+      <w:rPr>
+        <w:rFonts w:ascii="Wingdings" w:hAnsi="Wingdings" w:hint="default"/>
+        <w:sz w:val="20"/>
+      </w:rPr>
+    </w:lvl>
+    <w:lvl w:ilvl="6" w:tentative="1">
+      <w:start w:val="1"/>
+      <w:numFmt w:val="bullet"/>
+      <w:lvlText w:val=""/>
+      <w:lvlJc w:val="left"/>
+      <w:pPr>
+        <w:tabs>
+          <w:tab w:val="num" w:pos="5040"/>
+        </w:tabs>
+        <w:ind w:left="5040" w:hanging="360"/>
+      </w:pPr>
+      <w:rPr>
+        <w:rFonts w:ascii="Wingdings" w:hAnsi="Wingdings" w:hint="default"/>
+        <w:sz w:val="20"/>
+      </w:rPr>
+    </w:lvl>
+    <w:lvl w:ilvl="7" w:tentative="1">
+      <w:start w:val="1"/>
+      <w:numFmt w:val="bullet"/>
+      <w:lvlText w:val=""/>
+      <w:lvlJc w:val="left"/>
+      <w:pPr>
+        <w:tabs>
+          <w:tab w:val="num" w:pos="5760"/>
+        </w:tabs>
+        <w:ind w:left="5760" w:hanging="360"/>
+      </w:pPr>
+      <w:rPr>
+        <w:rFonts w:ascii="Wingdings" w:hAnsi="Wingdings" w:hint="default"/>
+        <w:sz w:val="20"/>
+      </w:rPr>
+    </w:lvl>
+    <w:lvl w:ilvl="8" w:tentative="1">
+      <w:start w:val="1"/>
+      <w:numFmt w:val="bullet"/>
+      <w:lvlText w:val=""/>
+      <w:lvlJc w:val="left"/>
+      <w:pPr>
+        <w:tabs>
+          <w:tab w:val="num" w:pos="6480"/>
+        </w:tabs>
+        <w:ind w:left="6480" w:hanging="360"/>
+      </w:pPr>
+      <w:rPr>
+        <w:rFonts w:ascii="Wingdings" w:hAnsi="Wingdings" w:hint="default"/>
+        <w:sz w:val="20"/>
+      </w:rPr>
+    </w:lvl>
+  </w:abstractNum>
+  <w:abstractNum w:abstractNumId="34" w15:restartNumberingAfterBreak="0">
     <w:nsid w:val="647A5DFE"/>
     <w:multiLevelType w:val="hybridMultilevel"/>
     <w:tmpl w:val="33107AFE"/>
@@ -6590,7 +9661,209 @@
       </w:pPr>
     </w:lvl>
   </w:abstractNum>
-  <w:abstractNum w:abstractNumId="25" w15:restartNumberingAfterBreak="0">
+  <w:abstractNum w:abstractNumId="35" w15:restartNumberingAfterBreak="0">
+    <w:nsid w:val="64BF2E55"/>
+    <w:multiLevelType w:val="hybridMultilevel"/>
+    <w:tmpl w:val="FD6E0B1C"/>
+    <w:lvl w:ilvl="0" w:tplc="0354EE90">
+      <w:start w:val="1"/>
+      <w:numFmt w:val="decimal"/>
+      <w:lvlText w:val="%1."/>
+      <w:lvlJc w:val="left"/>
+      <w:pPr>
+        <w:ind w:left="1353" w:hanging="360"/>
+      </w:pPr>
+      <w:rPr>
+        <w:rFonts w:hint="default"/>
+      </w:rPr>
+    </w:lvl>
+    <w:lvl w:ilvl="1" w:tplc="04190019" w:tentative="1">
+      <w:start w:val="1"/>
+      <w:numFmt w:val="lowerLetter"/>
+      <w:lvlText w:val="%2."/>
+      <w:lvlJc w:val="left"/>
+      <w:pPr>
+        <w:ind w:left="2073" w:hanging="360"/>
+      </w:pPr>
+    </w:lvl>
+    <w:lvl w:ilvl="2" w:tplc="0419001B" w:tentative="1">
+      <w:start w:val="1"/>
+      <w:numFmt w:val="lowerRoman"/>
+      <w:lvlText w:val="%3."/>
+      <w:lvlJc w:val="right"/>
+      <w:pPr>
+        <w:ind w:left="2793" w:hanging="180"/>
+      </w:pPr>
+    </w:lvl>
+    <w:lvl w:ilvl="3" w:tplc="0419000F" w:tentative="1">
+      <w:start w:val="1"/>
+      <w:numFmt w:val="decimal"/>
+      <w:lvlText w:val="%4."/>
+      <w:lvlJc w:val="left"/>
+      <w:pPr>
+        <w:ind w:left="3513" w:hanging="360"/>
+      </w:pPr>
+    </w:lvl>
+    <w:lvl w:ilvl="4" w:tplc="04190019" w:tentative="1">
+      <w:start w:val="1"/>
+      <w:numFmt w:val="lowerLetter"/>
+      <w:lvlText w:val="%5."/>
+      <w:lvlJc w:val="left"/>
+      <w:pPr>
+        <w:ind w:left="4233" w:hanging="360"/>
+      </w:pPr>
+    </w:lvl>
+    <w:lvl w:ilvl="5" w:tplc="0419001B" w:tentative="1">
+      <w:start w:val="1"/>
+      <w:numFmt w:val="lowerRoman"/>
+      <w:lvlText w:val="%6."/>
+      <w:lvlJc w:val="right"/>
+      <w:pPr>
+        <w:ind w:left="4953" w:hanging="180"/>
+      </w:pPr>
+    </w:lvl>
+    <w:lvl w:ilvl="6" w:tplc="0419000F" w:tentative="1">
+      <w:start w:val="1"/>
+      <w:numFmt w:val="decimal"/>
+      <w:lvlText w:val="%7."/>
+      <w:lvlJc w:val="left"/>
+      <w:pPr>
+        <w:ind w:left="5673" w:hanging="360"/>
+      </w:pPr>
+    </w:lvl>
+    <w:lvl w:ilvl="7" w:tplc="04190019" w:tentative="1">
+      <w:start w:val="1"/>
+      <w:numFmt w:val="lowerLetter"/>
+      <w:lvlText w:val="%8."/>
+      <w:lvlJc w:val="left"/>
+      <w:pPr>
+        <w:ind w:left="6393" w:hanging="360"/>
+      </w:pPr>
+    </w:lvl>
+    <w:lvl w:ilvl="8" w:tplc="0419001B" w:tentative="1">
+      <w:start w:val="1"/>
+      <w:numFmt w:val="lowerRoman"/>
+      <w:lvlText w:val="%9."/>
+      <w:lvlJc w:val="right"/>
+      <w:pPr>
+        <w:ind w:left="7113" w:hanging="180"/>
+      </w:pPr>
+    </w:lvl>
+  </w:abstractNum>
+  <w:abstractNum w:abstractNumId="36" w15:restartNumberingAfterBreak="0">
+    <w:nsid w:val="68414509"/>
+    <w:multiLevelType w:val="hybridMultilevel"/>
+    <w:tmpl w:val="4C0CE36E"/>
+    <w:lvl w:ilvl="0" w:tplc="04190001">
+      <w:start w:val="1"/>
+      <w:numFmt w:val="bullet"/>
+      <w:lvlText w:val=""/>
+      <w:lvlJc w:val="left"/>
+      <w:pPr>
+        <w:ind w:left="1080" w:hanging="360"/>
+      </w:pPr>
+      <w:rPr>
+        <w:rFonts w:ascii="Symbol" w:hAnsi="Symbol" w:hint="default"/>
+      </w:rPr>
+    </w:lvl>
+    <w:lvl w:ilvl="1" w:tplc="04190003" w:tentative="1">
+      <w:start w:val="1"/>
+      <w:numFmt w:val="bullet"/>
+      <w:lvlText w:val="o"/>
+      <w:lvlJc w:val="left"/>
+      <w:pPr>
+        <w:ind w:left="1800" w:hanging="360"/>
+      </w:pPr>
+      <w:rPr>
+        <w:rFonts w:ascii="Courier New" w:hAnsi="Courier New" w:cs="Courier New" w:hint="default"/>
+      </w:rPr>
+    </w:lvl>
+    <w:lvl w:ilvl="2" w:tplc="04190005" w:tentative="1">
+      <w:start w:val="1"/>
+      <w:numFmt w:val="bullet"/>
+      <w:lvlText w:val=""/>
+      <w:lvlJc w:val="left"/>
+      <w:pPr>
+        <w:ind w:left="2520" w:hanging="360"/>
+      </w:pPr>
+      <w:rPr>
+        <w:rFonts w:ascii="Wingdings" w:hAnsi="Wingdings" w:hint="default"/>
+      </w:rPr>
+    </w:lvl>
+    <w:lvl w:ilvl="3" w:tplc="04190001" w:tentative="1">
+      <w:start w:val="1"/>
+      <w:numFmt w:val="bullet"/>
+      <w:lvlText w:val=""/>
+      <w:lvlJc w:val="left"/>
+      <w:pPr>
+        <w:ind w:left="3240" w:hanging="360"/>
+      </w:pPr>
+      <w:rPr>
+        <w:rFonts w:ascii="Symbol" w:hAnsi="Symbol" w:hint="default"/>
+      </w:rPr>
+    </w:lvl>
+    <w:lvl w:ilvl="4" w:tplc="04190003" w:tentative="1">
+      <w:start w:val="1"/>
+      <w:numFmt w:val="bullet"/>
+      <w:lvlText w:val="o"/>
+      <w:lvlJc w:val="left"/>
+      <w:pPr>
+        <w:ind w:left="3960" w:hanging="360"/>
+      </w:pPr>
+      <w:rPr>
+        <w:rFonts w:ascii="Courier New" w:hAnsi="Courier New" w:cs="Courier New" w:hint="default"/>
+      </w:rPr>
+    </w:lvl>
+    <w:lvl w:ilvl="5" w:tplc="04190005" w:tentative="1">
+      <w:start w:val="1"/>
+      <w:numFmt w:val="bullet"/>
+      <w:lvlText w:val=""/>
+      <w:lvlJc w:val="left"/>
+      <w:pPr>
+        <w:ind w:left="4680" w:hanging="360"/>
+      </w:pPr>
+      <w:rPr>
+        <w:rFonts w:ascii="Wingdings" w:hAnsi="Wingdings" w:hint="default"/>
+      </w:rPr>
+    </w:lvl>
+    <w:lvl w:ilvl="6" w:tplc="04190001" w:tentative="1">
+      <w:start w:val="1"/>
+      <w:numFmt w:val="bullet"/>
+      <w:lvlText w:val=""/>
+      <w:lvlJc w:val="left"/>
+      <w:pPr>
+        <w:ind w:left="5400" w:hanging="360"/>
+      </w:pPr>
+      <w:rPr>
+        <w:rFonts w:ascii="Symbol" w:hAnsi="Symbol" w:hint="default"/>
+      </w:rPr>
+    </w:lvl>
+    <w:lvl w:ilvl="7" w:tplc="04190003" w:tentative="1">
+      <w:start w:val="1"/>
+      <w:numFmt w:val="bullet"/>
+      <w:lvlText w:val="o"/>
+      <w:lvlJc w:val="left"/>
+      <w:pPr>
+        <w:ind w:left="6120" w:hanging="360"/>
+      </w:pPr>
+      <w:rPr>
+        <w:rFonts w:ascii="Courier New" w:hAnsi="Courier New" w:cs="Courier New" w:hint="default"/>
+      </w:rPr>
+    </w:lvl>
+    <w:lvl w:ilvl="8" w:tplc="04190005" w:tentative="1">
+      <w:start w:val="1"/>
+      <w:numFmt w:val="bullet"/>
+      <w:lvlText w:val=""/>
+      <w:lvlJc w:val="left"/>
+      <w:pPr>
+        <w:ind w:left="6840" w:hanging="360"/>
+      </w:pPr>
+      <w:rPr>
+        <w:rFonts w:ascii="Wingdings" w:hAnsi="Wingdings" w:hint="default"/>
+      </w:rPr>
+    </w:lvl>
+  </w:abstractNum>
+  <w:abstractNum w:abstractNumId="37" w15:restartNumberingAfterBreak="0">
     <w:nsid w:val="68612A81"/>
     <w:multiLevelType w:val="multilevel"/>
     <w:tmpl w:val="9728551E"/>
@@ -6707,7 +9980,93 @@
       </w:pPr>
     </w:lvl>
   </w:abstractNum>
-  <w:abstractNum w:abstractNumId="26" w15:restartNumberingAfterBreak="0">
+  <w:abstractNum w:abstractNumId="38" w15:restartNumberingAfterBreak="0">
+    <w:nsid w:val="694D77CB"/>
+    <w:multiLevelType w:val="hybridMultilevel"/>
+    <w:tmpl w:val="EBD61C46"/>
+    <w:lvl w:ilvl="0" w:tplc="0419000F">
+      <w:start w:val="1"/>
+      <w:numFmt w:val="decimal"/>
+      <w:lvlText w:val="%1."/>
+      <w:lvlJc w:val="left"/>
+      <w:pPr>
+        <w:ind w:left="1429" w:hanging="360"/>
+      </w:pPr>
+    </w:lvl>
+    <w:lvl w:ilvl="1" w:tplc="04190019" w:tentative="1">
+      <w:start w:val="1"/>
+      <w:numFmt w:val="lowerLetter"/>
+      <w:lvlText w:val="%2."/>
+      <w:lvlJc w:val="left"/>
+      <w:pPr>
+        <w:ind w:left="2149" w:hanging="360"/>
+      </w:pPr>
+    </w:lvl>
+    <w:lvl w:ilvl="2" w:tplc="0419001B" w:tentative="1">
+      <w:start w:val="1"/>
+      <w:numFmt w:val="lowerRoman"/>
+      <w:lvlText w:val="%3."/>
+      <w:lvlJc w:val="right"/>
+      <w:pPr>
+        <w:ind w:left="2869" w:hanging="180"/>
+      </w:pPr>
+    </w:lvl>
+    <w:lvl w:ilvl="3" w:tplc="0419000F" w:tentative="1">
+      <w:start w:val="1"/>
+      <w:numFmt w:val="decimal"/>
+      <w:lvlText w:val="%4."/>
+      <w:lvlJc w:val="left"/>
+      <w:pPr>
+        <w:ind w:left="3589" w:hanging="360"/>
+      </w:pPr>
+    </w:lvl>
+    <w:lvl w:ilvl="4" w:tplc="04190019" w:tentative="1">
+      <w:start w:val="1"/>
+      <w:numFmt w:val="lowerLetter"/>
+      <w:lvlText w:val="%5."/>
+      <w:lvlJc w:val="left"/>
+      <w:pPr>
+        <w:ind w:left="4309" w:hanging="360"/>
+      </w:pPr>
+    </w:lvl>
+    <w:lvl w:ilvl="5" w:tplc="0419001B" w:tentative="1">
+      <w:start w:val="1"/>
+      <w:numFmt w:val="lowerRoman"/>
+      <w:lvlText w:val="%6."/>
+      <w:lvlJc w:val="right"/>
+      <w:pPr>
+        <w:ind w:left="5029" w:hanging="180"/>
+      </w:pPr>
+    </w:lvl>
+    <w:lvl w:ilvl="6" w:tplc="0419000F" w:tentative="1">
+      <w:start w:val="1"/>
+      <w:numFmt w:val="decimal"/>
+      <w:lvlText w:val="%7."/>
+      <w:lvlJc w:val="left"/>
+      <w:pPr>
+        <w:ind w:left="5749" w:hanging="360"/>
+      </w:pPr>
+    </w:lvl>
+    <w:lvl w:ilvl="7" w:tplc="04190019" w:tentative="1">
+      <w:start w:val="1"/>
+      <w:numFmt w:val="lowerLetter"/>
+      <w:lvlText w:val="%8."/>
+      <w:lvlJc w:val="left"/>
+      <w:pPr>
+        <w:ind w:left="6469" w:hanging="360"/>
+      </w:pPr>
+    </w:lvl>
+    <w:lvl w:ilvl="8" w:tplc="0419001B" w:tentative="1">
+      <w:start w:val="1"/>
+      <w:numFmt w:val="lowerRoman"/>
+      <w:lvlText w:val="%9."/>
+      <w:lvlJc w:val="right"/>
+      <w:pPr>
+        <w:ind w:left="7189" w:hanging="180"/>
+      </w:pPr>
+    </w:lvl>
+  </w:abstractNum>
+  <w:abstractNum w:abstractNumId="39" w15:restartNumberingAfterBreak="0">
     <w:nsid w:val="70E84302"/>
     <w:multiLevelType w:val="hybridMultilevel"/>
     <w:tmpl w:val="CD885CF8"/>
@@ -6820,7 +10179,7 @@
       </w:rPr>
     </w:lvl>
   </w:abstractNum>
-  <w:abstractNum w:abstractNumId="27" w15:restartNumberingAfterBreak="0">
+  <w:abstractNum w:abstractNumId="40" w15:restartNumberingAfterBreak="0">
     <w:nsid w:val="71BA4369"/>
     <w:multiLevelType w:val="hybridMultilevel"/>
     <w:tmpl w:val="CED69704"/>
@@ -6933,7 +10292,93 @@
       </w:rPr>
     </w:lvl>
   </w:abstractNum>
-  <w:abstractNum w:abstractNumId="28" w15:restartNumberingAfterBreak="0">
+  <w:abstractNum w:abstractNumId="41" w15:restartNumberingAfterBreak="0">
+    <w:nsid w:val="71DC5700"/>
+    <w:multiLevelType w:val="hybridMultilevel"/>
+    <w:tmpl w:val="ACB293A4"/>
+    <w:lvl w:ilvl="0" w:tplc="0419000F">
+      <w:start w:val="1"/>
+      <w:numFmt w:val="decimal"/>
+      <w:lvlText w:val="%1."/>
+      <w:lvlJc w:val="left"/>
+      <w:pPr>
+        <w:ind w:left="1429" w:hanging="360"/>
+      </w:pPr>
+    </w:lvl>
+    <w:lvl w:ilvl="1" w:tplc="04190019">
+      <w:start w:val="1"/>
+      <w:numFmt w:val="lowerLetter"/>
+      <w:lvlText w:val="%2."/>
+      <w:lvlJc w:val="left"/>
+      <w:pPr>
+        <w:ind w:left="2149" w:hanging="360"/>
+      </w:pPr>
+    </w:lvl>
+    <w:lvl w:ilvl="2" w:tplc="0419001B" w:tentative="1">
+      <w:start w:val="1"/>
+      <w:numFmt w:val="lowerRoman"/>
+      <w:lvlText w:val="%3."/>
+      <w:lvlJc w:val="right"/>
+      <w:pPr>
+        <w:ind w:left="2869" w:hanging="180"/>
+      </w:pPr>
+    </w:lvl>
+    <w:lvl w:ilvl="3" w:tplc="0419000F" w:tentative="1">
+      <w:start w:val="1"/>
+      <w:numFmt w:val="decimal"/>
+      <w:lvlText w:val="%4."/>
+      <w:lvlJc w:val="left"/>
+      <w:pPr>
+        <w:ind w:left="3589" w:hanging="360"/>
+      </w:pPr>
+    </w:lvl>
+    <w:lvl w:ilvl="4" w:tplc="04190019" w:tentative="1">
+      <w:start w:val="1"/>
+      <w:numFmt w:val="lowerLetter"/>
+      <w:lvlText w:val="%5."/>
+      <w:lvlJc w:val="left"/>
+      <w:pPr>
+        <w:ind w:left="4309" w:hanging="360"/>
+      </w:pPr>
+    </w:lvl>
+    <w:lvl w:ilvl="5" w:tplc="0419001B" w:tentative="1">
+      <w:start w:val="1"/>
+      <w:numFmt w:val="lowerRoman"/>
+      <w:lvlText w:val="%6."/>
+      <w:lvlJc w:val="right"/>
+      <w:pPr>
+        <w:ind w:left="5029" w:hanging="180"/>
+      </w:pPr>
+    </w:lvl>
+    <w:lvl w:ilvl="6" w:tplc="0419000F" w:tentative="1">
+      <w:start w:val="1"/>
+      <w:numFmt w:val="decimal"/>
+      <w:lvlText w:val="%7."/>
+      <w:lvlJc w:val="left"/>
+      <w:pPr>
+        <w:ind w:left="5749" w:hanging="360"/>
+      </w:pPr>
+    </w:lvl>
+    <w:lvl w:ilvl="7" w:tplc="04190019" w:tentative="1">
+      <w:start w:val="1"/>
+      <w:numFmt w:val="lowerLetter"/>
+      <w:lvlText w:val="%8."/>
+      <w:lvlJc w:val="left"/>
+      <w:pPr>
+        <w:ind w:left="6469" w:hanging="360"/>
+      </w:pPr>
+    </w:lvl>
+    <w:lvl w:ilvl="8" w:tplc="0419001B" w:tentative="1">
+      <w:start w:val="1"/>
+      <w:numFmt w:val="lowerRoman"/>
+      <w:lvlText w:val="%9."/>
+      <w:lvlJc w:val="right"/>
+      <w:pPr>
+        <w:ind w:left="7189" w:hanging="180"/>
+      </w:pPr>
+    </w:lvl>
+  </w:abstractNum>
+  <w:abstractNum w:abstractNumId="42" w15:restartNumberingAfterBreak="0">
     <w:nsid w:val="72380BC4"/>
     <w:multiLevelType w:val="multilevel"/>
     <w:tmpl w:val="AEF8DF96"/>
@@ -7020,7 +10465,7 @@
       </w:pPr>
     </w:lvl>
   </w:abstractNum>
-  <w:abstractNum w:abstractNumId="29" w15:restartNumberingAfterBreak="0">
+  <w:abstractNum w:abstractNumId="43" w15:restartNumberingAfterBreak="0">
     <w:nsid w:val="740F3FB1"/>
     <w:multiLevelType w:val="hybridMultilevel"/>
     <w:tmpl w:val="6016AFB0"/>
@@ -7133,7 +10578,120 @@
       </w:rPr>
     </w:lvl>
   </w:abstractNum>
-  <w:abstractNum w:abstractNumId="30" w15:restartNumberingAfterBreak="0">
+  <w:abstractNum w:abstractNumId="44" w15:restartNumberingAfterBreak="0">
+    <w:nsid w:val="75731BD4"/>
+    <w:multiLevelType w:val="hybridMultilevel"/>
+    <w:tmpl w:val="9B78FBF6"/>
+    <w:lvl w:ilvl="0" w:tplc="04190001">
+      <w:start w:val="1"/>
+      <w:numFmt w:val="bullet"/>
+      <w:lvlText w:val=""/>
+      <w:lvlJc w:val="left"/>
+      <w:pPr>
+        <w:ind w:left="1353" w:hanging="360"/>
+      </w:pPr>
+      <w:rPr>
+        <w:rFonts w:ascii="Symbol" w:hAnsi="Symbol" w:hint="default"/>
+      </w:rPr>
+    </w:lvl>
+    <w:lvl w:ilvl="1" w:tplc="04190003" w:tentative="1">
+      <w:start w:val="1"/>
+      <w:numFmt w:val="bullet"/>
+      <w:lvlText w:val="o"/>
+      <w:lvlJc w:val="left"/>
+      <w:pPr>
+        <w:ind w:left="2073" w:hanging="360"/>
+      </w:pPr>
+      <w:rPr>
+        <w:rFonts w:ascii="Courier New" w:hAnsi="Courier New" w:cs="Courier New" w:hint="default"/>
+      </w:rPr>
+    </w:lvl>
+    <w:lvl w:ilvl="2" w:tplc="04190005" w:tentative="1">
+      <w:start w:val="1"/>
+      <w:numFmt w:val="bullet"/>
+      <w:lvlText w:val=""/>
+      <w:lvlJc w:val="left"/>
+      <w:pPr>
+        <w:ind w:left="2793" w:hanging="360"/>
+      </w:pPr>
+      <w:rPr>
+        <w:rFonts w:ascii="Wingdings" w:hAnsi="Wingdings" w:hint="default"/>
+      </w:rPr>
+    </w:lvl>
+    <w:lvl w:ilvl="3" w:tplc="04190001" w:tentative="1">
+      <w:start w:val="1"/>
+      <w:numFmt w:val="bullet"/>
+      <w:lvlText w:val=""/>
+      <w:lvlJc w:val="left"/>
+      <w:pPr>
+        <w:ind w:left="3513" w:hanging="360"/>
+      </w:pPr>
+      <w:rPr>
+        <w:rFonts w:ascii="Symbol" w:hAnsi="Symbol" w:hint="default"/>
+      </w:rPr>
+    </w:lvl>
+    <w:lvl w:ilvl="4" w:tplc="04190003" w:tentative="1">
+      <w:start w:val="1"/>
+      <w:numFmt w:val="bullet"/>
+      <w:lvlText w:val="o"/>
+      <w:lvlJc w:val="left"/>
+      <w:pPr>
+        <w:ind w:left="4233" w:hanging="360"/>
+      </w:pPr>
+      <w:rPr>
+        <w:rFonts w:ascii="Courier New" w:hAnsi="Courier New" w:cs="Courier New" w:hint="default"/>
+      </w:rPr>
+    </w:lvl>
+    <w:lvl w:ilvl="5" w:tplc="04190005" w:tentative="1">
+      <w:start w:val="1"/>
+      <w:numFmt w:val="bullet"/>
+      <w:lvlText w:val=""/>
+      <w:lvlJc w:val="left"/>
+      <w:pPr>
+        <w:ind w:left="4953" w:hanging="360"/>
+      </w:pPr>
+      <w:rPr>
+        <w:rFonts w:ascii="Wingdings" w:hAnsi="Wingdings" w:hint="default"/>
+      </w:rPr>
+    </w:lvl>
+    <w:lvl w:ilvl="6" w:tplc="04190001" w:tentative="1">
+      <w:start w:val="1"/>
+      <w:numFmt w:val="bullet"/>
+      <w:lvlText w:val=""/>
+      <w:lvlJc w:val="left"/>
+      <w:pPr>
+        <w:ind w:left="5673" w:hanging="360"/>
+      </w:pPr>
+      <w:rPr>
+        <w:rFonts w:ascii="Symbol" w:hAnsi="Symbol" w:hint="default"/>
+      </w:rPr>
+    </w:lvl>
+    <w:lvl w:ilvl="7" w:tplc="04190003" w:tentative="1">
+      <w:start w:val="1"/>
+      <w:numFmt w:val="bullet"/>
+      <w:lvlText w:val="o"/>
+      <w:lvlJc w:val="left"/>
+      <w:pPr>
+        <w:ind w:left="6393" w:hanging="360"/>
+      </w:pPr>
+      <w:rPr>
+        <w:rFonts w:ascii="Courier New" w:hAnsi="Courier New" w:cs="Courier New" w:hint="default"/>
+      </w:rPr>
+    </w:lvl>
+    <w:lvl w:ilvl="8" w:tplc="04190005" w:tentative="1">
+      <w:start w:val="1"/>
+      <w:numFmt w:val="bullet"/>
+      <w:lvlText w:val=""/>
+      <w:lvlJc w:val="left"/>
+      <w:pPr>
+        <w:ind w:left="7113" w:hanging="360"/>
+      </w:pPr>
+      <w:rPr>
+        <w:rFonts w:ascii="Wingdings" w:hAnsi="Wingdings" w:hint="default"/>
+      </w:rPr>
+    </w:lvl>
+  </w:abstractNum>
+  <w:abstractNum w:abstractNumId="45" w15:restartNumberingAfterBreak="0">
     <w:nsid w:val="796B639D"/>
     <w:multiLevelType w:val="multilevel"/>
     <w:tmpl w:val="8C006EFA"/>
@@ -7246,7 +10804,7 @@
       </w:pPr>
     </w:lvl>
   </w:abstractNum>
-  <w:abstractNum w:abstractNumId="31" w15:restartNumberingAfterBreak="0">
+  <w:abstractNum w:abstractNumId="46" w15:restartNumberingAfterBreak="0">
     <w:nsid w:val="7A805190"/>
     <w:multiLevelType w:val="hybridMultilevel"/>
     <w:tmpl w:val="7B18CD0E"/>
@@ -7359,7 +10917,7 @@
       </w:rPr>
     </w:lvl>
   </w:abstractNum>
-  <w:abstractNum w:abstractNumId="32" w15:restartNumberingAfterBreak="0">
+  <w:abstractNum w:abstractNumId="47" w15:restartNumberingAfterBreak="0">
     <w:nsid w:val="7B8F016E"/>
     <w:multiLevelType w:val="multilevel"/>
     <w:tmpl w:val="07E42FEC"/>
@@ -7508,7 +11066,7 @@
       </w:rPr>
     </w:lvl>
   </w:abstractNum>
-  <w:abstractNum w:abstractNumId="33" w15:restartNumberingAfterBreak="0">
+  <w:abstractNum w:abstractNumId="48" w15:restartNumberingAfterBreak="0">
     <w:nsid w:val="7E747F67"/>
     <w:multiLevelType w:val="hybridMultilevel"/>
     <w:tmpl w:val="C018F60E"/>
@@ -7598,31 +11156,31 @@
     </w:lvl>
   </w:abstractNum>
   <w:num w:numId="1" w16cid:durableId="113213375">
-    <w:abstractNumId w:val="20"/>
+    <w:abstractNumId w:val="29"/>
   </w:num>
   <w:num w:numId="2" w16cid:durableId="688335691">
-    <w:abstractNumId w:val="5"/>
+    <w:abstractNumId w:val="9"/>
   </w:num>
   <w:num w:numId="3" w16cid:durableId="1141655964">
-    <w:abstractNumId w:val="26"/>
+    <w:abstractNumId w:val="39"/>
   </w:num>
   <w:num w:numId="4" w16cid:durableId="1990599142">
-    <w:abstractNumId w:val="21"/>
+    <w:abstractNumId w:val="30"/>
   </w:num>
   <w:num w:numId="5" w16cid:durableId="2129084589">
-    <w:abstractNumId w:val="6"/>
+    <w:abstractNumId w:val="10"/>
   </w:num>
   <w:num w:numId="6" w16cid:durableId="1851407178">
     <w:abstractNumId w:val="0"/>
   </w:num>
   <w:num w:numId="7" w16cid:durableId="307514519">
-    <w:abstractNumId w:val="15"/>
+    <w:abstractNumId w:val="22"/>
   </w:num>
   <w:num w:numId="8" w16cid:durableId="1934821631">
-    <w:abstractNumId w:val="17"/>
+    <w:abstractNumId w:val="26"/>
   </w:num>
   <w:num w:numId="9" w16cid:durableId="359554580">
-    <w:abstractNumId w:val="23"/>
+    <w:abstractNumId w:val="32"/>
   </w:num>
   <w:num w:numId="10" w16cid:durableId="1524826752">
     <w:abstractNumId w:val="0"/>
@@ -7655,7 +11213,7 @@
     <w:abstractNumId w:val="0"/>
   </w:num>
   <w:num w:numId="19" w16cid:durableId="790442489">
-    <w:abstractNumId w:val="28"/>
+    <w:abstractNumId w:val="42"/>
     <w:lvlOverride w:ilvl="0">
       <w:startOverride w:val="1"/>
     </w:lvlOverride>
@@ -7685,79 +11243,124 @@
     </w:lvlOverride>
   </w:num>
   <w:num w:numId="20" w16cid:durableId="1957784650">
+    <w:abstractNumId w:val="42"/>
+  </w:num>
+  <w:num w:numId="21" w16cid:durableId="1254127188">
+    <w:abstractNumId w:val="14"/>
+  </w:num>
+  <w:num w:numId="22" w16cid:durableId="1403327776">
+    <w:abstractNumId w:val="21"/>
+  </w:num>
+  <w:num w:numId="23" w16cid:durableId="998997193">
+    <w:abstractNumId w:val="6"/>
+  </w:num>
+  <w:num w:numId="24" w16cid:durableId="994918228">
+    <w:abstractNumId w:val="20"/>
+  </w:num>
+  <w:num w:numId="25" w16cid:durableId="1238711551">
+    <w:abstractNumId w:val="19"/>
+  </w:num>
+  <w:num w:numId="26" w16cid:durableId="1508712603">
+    <w:abstractNumId w:val="43"/>
+  </w:num>
+  <w:num w:numId="27" w16cid:durableId="807939606">
+    <w:abstractNumId w:val="13"/>
+  </w:num>
+  <w:num w:numId="28" w16cid:durableId="1892888759">
+    <w:abstractNumId w:val="45"/>
+  </w:num>
+  <w:num w:numId="29" w16cid:durableId="71199416">
+    <w:abstractNumId w:val="4"/>
+  </w:num>
+  <w:num w:numId="30" w16cid:durableId="162136109">
     <w:abstractNumId w:val="28"/>
   </w:num>
-  <w:num w:numId="21" w16cid:durableId="1254127188">
-    <w:abstractNumId w:val="9"/>
+  <w:num w:numId="31" w16cid:durableId="846946923">
+    <w:abstractNumId w:val="46"/>
   </w:num>
-  <w:num w:numId="22" w16cid:durableId="1403327776">
-    <w:abstractNumId w:val="14"/>
+  <w:num w:numId="32" w16cid:durableId="1662539871">
+    <w:abstractNumId w:val="47"/>
   </w:num>
-  <w:num w:numId="23" w16cid:durableId="998997193">
-    <w:abstractNumId w:val="4"/>
+  <w:num w:numId="33" w16cid:durableId="1014504112">
+    <w:abstractNumId w:val="40"/>
   </w:num>
-  <w:num w:numId="24" w16cid:durableId="994918228">
-    <w:abstractNumId w:val="13"/>
+  <w:num w:numId="34" w16cid:durableId="1428817486">
+    <w:abstractNumId w:val="3"/>
   </w:num>
-  <w:num w:numId="25" w16cid:durableId="1238711551">
+  <w:num w:numId="35" w16cid:durableId="1519852238">
     <w:abstractNumId w:val="12"/>
   </w:num>
-  <w:num w:numId="26" w16cid:durableId="1508712603">
-    <w:abstractNumId w:val="29"/>
+  <w:num w:numId="36" w16cid:durableId="1515537649">
+    <w:abstractNumId w:val="27"/>
   </w:num>
-  <w:num w:numId="27" w16cid:durableId="807939606">
+  <w:num w:numId="37" w16cid:durableId="722945323">
+    <w:abstractNumId w:val="48"/>
+  </w:num>
+  <w:num w:numId="38" w16cid:durableId="561716557">
+    <w:abstractNumId w:val="2"/>
+  </w:num>
+  <w:num w:numId="39" w16cid:durableId="1274365338">
+    <w:abstractNumId w:val="16"/>
+  </w:num>
+  <w:num w:numId="40" w16cid:durableId="163521509">
+    <w:abstractNumId w:val="25"/>
+  </w:num>
+  <w:num w:numId="41" w16cid:durableId="1747651395">
+    <w:abstractNumId w:val="37"/>
+  </w:num>
+  <w:num w:numId="42" w16cid:durableId="1176656012">
+    <w:abstractNumId w:val="17"/>
+  </w:num>
+  <w:num w:numId="43" w16cid:durableId="1861427758">
+    <w:abstractNumId w:val="34"/>
+  </w:num>
+  <w:num w:numId="44" w16cid:durableId="732705363">
+    <w:abstractNumId w:val="31"/>
+  </w:num>
+  <w:num w:numId="45" w16cid:durableId="255481734">
+    <w:abstractNumId w:val="41"/>
+  </w:num>
+  <w:num w:numId="46" w16cid:durableId="1251432163">
+    <w:abstractNumId w:val="7"/>
+  </w:num>
+  <w:num w:numId="47" w16cid:durableId="393621126">
+    <w:abstractNumId w:val="1"/>
+  </w:num>
+  <w:num w:numId="48" w16cid:durableId="381488218">
+    <w:abstractNumId w:val="23"/>
+  </w:num>
+  <w:num w:numId="49" w16cid:durableId="2045321350">
+    <w:abstractNumId w:val="35"/>
+  </w:num>
+  <w:num w:numId="50" w16cid:durableId="624653836">
+    <w:abstractNumId w:val="38"/>
+  </w:num>
+  <w:num w:numId="51" w16cid:durableId="89860158">
+    <w:abstractNumId w:val="5"/>
+  </w:num>
+  <w:num w:numId="52" w16cid:durableId="2045205166">
     <w:abstractNumId w:val="8"/>
   </w:num>
-  <w:num w:numId="28" w16cid:durableId="1892888759">
-    <w:abstractNumId w:val="30"/>
-  </w:num>
-  <w:num w:numId="29" w16cid:durableId="71199416">
-    <w:abstractNumId w:val="3"/>
-  </w:num>
-  <w:num w:numId="30" w16cid:durableId="162136109">
-    <w:abstractNumId w:val="19"/>
-  </w:num>
-  <w:num w:numId="31" w16cid:durableId="846946923">
-    <w:abstractNumId w:val="31"/>
-  </w:num>
-  <w:num w:numId="32" w16cid:durableId="1662539871">
-    <w:abstractNumId w:val="32"/>
-  </w:num>
-  <w:num w:numId="33" w16cid:durableId="1014504112">
-    <w:abstractNumId w:val="27"/>
-  </w:num>
-  <w:num w:numId="34" w16cid:durableId="1428817486">
-    <w:abstractNumId w:val="2"/>
-  </w:num>
-  <w:num w:numId="35" w16cid:durableId="1519852238">
-    <w:abstractNumId w:val="7"/>
-  </w:num>
-  <w:num w:numId="36" w16cid:durableId="1515537649">
+  <w:num w:numId="53" w16cid:durableId="254092773">
     <w:abstractNumId w:val="18"/>
   </w:num>
-  <w:num w:numId="37" w16cid:durableId="722945323">
+  <w:num w:numId="54" w16cid:durableId="1588344727">
+    <w:abstractNumId w:val="36"/>
+  </w:num>
+  <w:num w:numId="55" w16cid:durableId="1852799279">
+    <w:abstractNumId w:val="11"/>
+  </w:num>
+  <w:num w:numId="56" w16cid:durableId="497617201">
+    <w:abstractNumId w:val="24"/>
+  </w:num>
+  <w:num w:numId="57" w16cid:durableId="882863531">
+    <w:abstractNumId w:val="44"/>
+  </w:num>
+  <w:num w:numId="58" w16cid:durableId="490023313">
     <w:abstractNumId w:val="33"/>
   </w:num>
-  <w:num w:numId="38" w16cid:durableId="561716557">
-    <w:abstractNumId w:val="1"/>
-  </w:num>
-  <w:num w:numId="39" w16cid:durableId="1274365338">
-    <w:abstractNumId w:val="10"/>
-  </w:num>
-  <w:num w:numId="40" w16cid:durableId="163521509">
-    <w:abstractNumId w:val="16"/>
-  </w:num>
-  <w:num w:numId="41" w16cid:durableId="1747651395">
-    <w:abstractNumId w:val="25"/>
-  </w:num>
-  <w:num w:numId="42" w16cid:durableId="1176656012">
-    <w:abstractNumId w:val="11"/>
-  </w:num>
-  <w:num w:numId="43" w16cid:durableId="1861427758">
-    <w:abstractNumId w:val="24"/>
-  </w:num>
-  <w:num w:numId="44" w16cid:durableId="732705363">
-    <w:abstractNumId w:val="22"/>
+  <w:num w:numId="59" w16cid:durableId="2143960965">
+    <w:abstractNumId w:val="15"/>
   </w:num>
 </w:numbering>
 </file>
@@ -8154,7 +11757,7 @@
   <w:style w:type="paragraph" w:default="1" w:styleId="a0">
     <w:name w:val="Normal"/>
     <w:qFormat/>
-    <w:rsid w:val="00704963"/>
+    <w:rsid w:val="008E73DB"/>
     <w:pPr>
       <w:ind w:firstLine="709"/>
       <w:jc w:val="both"/>
